--- a/docs/downloads/البشير-بالخلاص-في-المسيح-1854/العالم-والكنيسة/doc_0603.docx
+++ b/docs/downloads/البشير-بالخلاص-في-المسيح-1854/العالم-والكنيسة/doc_0603.docx
@@ -13,228 +13,4155 @@
         </w:rPr>
       </w:pPr>
       <w:r>
-        <w:rPr>
-          <w:rFonts w:ascii="Sakkal Majalla" w:hAnsi="Sakkal Majalla" w:cs="Sakkal Majalla"/>
-          <w:sz w:val="28"/>
-          <w:szCs w:val="28"/>
-          <w:rtl/>
-        </w:rPr>
-        <w:t>القديسون بحسب كلمة الله</w:t>
+        <w:fldChar w:fldCharType="begin"/>
+      </w:r>
+      <w:r>
+        <w:instrText xml:space="preserve"> HYPERLINK "https://www.bibelkommentare.de/kommentare/k-3912/botschafter-des-heils-in-christo-1854/die-welt-und-die-kirche-teil-1-5" </w:instrText>
+      </w:r>
+      <w:r>
+        <w:fldChar w:fldCharType="separate"/>
+      </w:r>
+      <w:r>
+        <w:rPr>
+          <w:rStyle w:val="Hyperlink"/>
+          <w:rFonts w:ascii="Sakkal Majalla" w:hAnsi="Sakkal Majalla" w:cs="Sakkal Majalla" w:hint="cs"/>
+          <w:sz w:val="28"/>
+          <w:szCs w:val="28"/>
+          <w:rtl/>
+        </w:rPr>
+        <w:t>العالم والكنيسة الجزء 1 من 5</w:t>
+      </w:r>
+      <w:r>
+        <w:rPr>
+          <w:rStyle w:val="Hyperlink"/>
+          <w:rFonts w:ascii="Sakkal Majalla" w:hAnsi="Sakkal Majalla" w:cs="Sakkal Majalla"/>
+          <w:sz w:val="28"/>
+          <w:szCs w:val="28"/>
+        </w:rPr>
+        <w:fldChar w:fldCharType="end"/>
       </w:r>
     </w:p>
     <w:p>
       <w:pPr>
         <w:jc w:val="both"/>
         <w:rPr>
-          <w:rFonts w:ascii="Sakkal Majalla" w:hAnsi="Sakkal Majalla" w:cs="Sakkal Majalla" w:hint="cs"/>
-          <w:sz w:val="28"/>
-          <w:szCs w:val="28"/>
-          <w:rtl/>
-        </w:rPr>
-      </w:pPr>
-      <w:r>
-        <w:rPr>
-          <w:rFonts w:ascii="Sakkal Majalla" w:hAnsi="Sakkal Majalla" w:cs="Sakkal Majalla"/>
-          <w:sz w:val="28"/>
-          <w:szCs w:val="28"/>
-          <w:rtl/>
-        </w:rPr>
-        <w:t>لقد كانت التقاليد ضررًا كبيرًا للكنيسة في جميع الأوقات</w:t>
-      </w:r>
-      <w:r>
-        <w:rPr>
-          <w:rFonts w:ascii="Sakkal Majalla" w:hAnsi="Sakkal Majalla" w:cs="Sakkal Majalla" w:hint="cs"/>
-          <w:sz w:val="28"/>
-          <w:szCs w:val="28"/>
-          <w:rtl/>
+          <w:rFonts w:ascii="Sakkal Majalla" w:hAnsi="Sakkal Majalla" w:cs="Sakkal Majalla"/>
+          <w:sz w:val="28"/>
+          <w:szCs w:val="28"/>
+          <w:rtl/>
+        </w:rPr>
+      </w:pPr>
+      <w:r>
+        <w:rPr>
+          <w:rFonts w:ascii="Sakkal Majalla" w:hAnsi="Sakkal Majalla" w:cs="Sakkal Majalla"/>
+          <w:sz w:val="28"/>
+          <w:szCs w:val="28"/>
+          <w:rtl/>
+        </w:rPr>
+        <w:t xml:space="preserve">يوحنا </w:t>
+      </w:r>
+      <w:r>
+        <w:rPr>
+          <w:rFonts w:ascii="Sakkal Majalla" w:hAnsi="Sakkal Majalla" w:cs="Sakkal Majalla" w:hint="cs"/>
+          <w:sz w:val="28"/>
+          <w:szCs w:val="28"/>
+          <w:rtl/>
+        </w:rPr>
+        <w:t>نلسون داربي</w:t>
+      </w:r>
+    </w:p>
+    <w:p>
+      <w:pPr>
+        <w:jc w:val="both"/>
+        <w:rPr>
+          <w:rFonts w:ascii="Sakkal Majalla" w:hAnsi="Sakkal Majalla" w:cs="Sakkal Majalla"/>
+          <w:sz w:val="28"/>
+          <w:szCs w:val="28"/>
+          <w:rtl/>
+        </w:rPr>
+      </w:pPr>
+      <w:r>
+        <w:rPr>
+          <w:rFonts w:ascii="Sakkal Majalla" w:hAnsi="Sakkal Majalla" w:cs="Sakkal Majalla"/>
+          <w:sz w:val="28"/>
+          <w:szCs w:val="28"/>
+          <w:rtl/>
+        </w:rPr>
+        <w:t xml:space="preserve">في </w:t>
+      </w:r>
+      <w:r>
+        <w:rPr>
+          <w:rFonts w:ascii="Sakkal Majalla" w:hAnsi="Sakkal Majalla" w:cs="Sakkal Majalla" w:hint="cs"/>
+          <w:sz w:val="28"/>
+          <w:szCs w:val="28"/>
+          <w:rtl/>
+        </w:rPr>
+        <w:t xml:space="preserve">الماضي كان عرش الله على الأرض في أورشليم. إن هذا سيحدث من جديد كما يخبر إرميا 3: 17 بذلك. مجد الرب يهوه كان في الهيكل. لكن هذا توقف نهائيًا، منذ استيلاء نبوخذنصر على أورشليم. أزمنة الأمم ابتدأت من تلك اللحظة، والله سلّم المُلك </w:t>
+      </w:r>
+      <w:proofErr w:type="spellStart"/>
+      <w:r>
+        <w:rPr>
+          <w:rFonts w:ascii="Sakkal Majalla" w:hAnsi="Sakkal Majalla" w:cs="Sakkal Majalla" w:hint="cs"/>
+          <w:sz w:val="28"/>
+          <w:szCs w:val="28"/>
+          <w:rtl/>
+        </w:rPr>
+        <w:t>لنبوخذنصّر</w:t>
+      </w:r>
+      <w:proofErr w:type="spellEnd"/>
+      <w:r>
+        <w:rPr>
+          <w:rFonts w:ascii="Sakkal Majalla" w:hAnsi="Sakkal Majalla" w:cs="Sakkal Majalla" w:hint="cs"/>
+          <w:sz w:val="28"/>
+          <w:szCs w:val="28"/>
+          <w:rtl/>
+        </w:rPr>
+        <w:t>. السلطة الأرضية انتقلت إلى الأمم (دانيال 2: 37) ومجد الرب غاب</w:t>
+      </w:r>
+      <w:r>
+        <w:rPr>
+          <w:rStyle w:val="FootnoteReference"/>
+          <w:rFonts w:ascii="Sakkal Majalla" w:hAnsi="Sakkal Majalla" w:cs="Sakkal Majalla"/>
+          <w:sz w:val="28"/>
+          <w:szCs w:val="28"/>
+          <w:rtl/>
+        </w:rPr>
+        <w:footnoteReference w:id="1"/>
+      </w:r>
+      <w:r>
+        <w:rPr>
+          <w:rFonts w:ascii="Sakkal Majalla" w:hAnsi="Sakkal Majalla" w:cs="Sakkal Majalla" w:hint="cs"/>
+          <w:sz w:val="28"/>
+          <w:szCs w:val="28"/>
+          <w:rtl/>
+        </w:rPr>
+        <w:t xml:space="preserve">. إذ الشعب لم يكن أمينًا، ترك الله شعبه ومنذ تلك اللحظة لم يعُد الله إلى مكانه على الأرض. الله كشف عن ابنه كملك وكمَن له الحق بأن يحكم اليهود، لكن الابن رفضوه. من تلك اللحظة يجمع الله الكنيسة، الوارثة مع المسيح. المسيح جالس على العرش عند الآب ويشفع لنا. عندما تنتهي الكنيسة كتدبير على الأرض، سيعود عرش الله من جديد ليكون مركز الروابط بالأرض، </w:t>
+      </w:r>
+      <w:r>
+        <w:rPr>
+          <w:rFonts w:ascii="Sakkal Majalla" w:hAnsi="Sakkal Majalla" w:cs="Sakkal Majalla" w:hint="cs"/>
+          <w:sz w:val="28"/>
+          <w:szCs w:val="28"/>
+          <w:rtl/>
+        </w:rPr>
+        <w:t>ويبدأ</w:t>
+      </w:r>
+      <w:r>
+        <w:rPr>
+          <w:rFonts w:ascii="Sakkal Majalla" w:hAnsi="Sakkal Majalla" w:cs="Sakkal Majalla" w:hint="cs"/>
+          <w:sz w:val="28"/>
+          <w:szCs w:val="28"/>
+          <w:rtl/>
+        </w:rPr>
+        <w:t xml:space="preserve"> الله من جديد</w:t>
+      </w:r>
+      <w:r>
+        <w:rPr>
+          <w:rFonts w:ascii="Sakkal Majalla" w:hAnsi="Sakkal Majalla" w:cs="Sakkal Majalla" w:hint="cs"/>
+          <w:sz w:val="28"/>
+          <w:szCs w:val="28"/>
+          <w:rtl/>
+        </w:rPr>
+        <w:t xml:space="preserve"> في دخوله </w:t>
+      </w:r>
+      <w:r>
+        <w:rPr>
+          <w:rFonts w:ascii="Sakkal Majalla" w:hAnsi="Sakkal Majalla" w:cs="Sakkal Majalla" w:hint="cs"/>
+          <w:sz w:val="28"/>
+          <w:szCs w:val="28"/>
+          <w:rtl/>
+        </w:rPr>
+        <w:t>إلى</w:t>
+      </w:r>
+      <w:r>
+        <w:rPr>
+          <w:rFonts w:ascii="Sakkal Majalla" w:hAnsi="Sakkal Majalla" w:cs="Sakkal Majalla" w:hint="cs"/>
+          <w:sz w:val="28"/>
+          <w:szCs w:val="28"/>
+          <w:rtl/>
+        </w:rPr>
+        <w:t xml:space="preserve"> العالم</w:t>
+      </w:r>
+      <w:r>
+        <w:rPr>
+          <w:rStyle w:val="FootnoteReference"/>
+          <w:rFonts w:ascii="Sakkal Majalla" w:hAnsi="Sakkal Majalla" w:cs="Sakkal Majalla"/>
+          <w:sz w:val="28"/>
+          <w:szCs w:val="28"/>
+          <w:rtl/>
+        </w:rPr>
+        <w:footnoteReference w:id="2"/>
+      </w:r>
+      <w:r>
+        <w:rPr>
+          <w:rFonts w:ascii="Sakkal Majalla" w:hAnsi="Sakkal Majalla" w:cs="Sakkal Majalla" w:hint="cs"/>
+          <w:sz w:val="28"/>
+          <w:szCs w:val="28"/>
+          <w:rtl/>
+        </w:rPr>
+        <w:t>. سيأتي يوم فيه سيتعيّن عرش على ال</w:t>
+      </w:r>
+      <w:r>
+        <w:rPr>
+          <w:rFonts w:ascii="Sakkal Majalla" w:hAnsi="Sakkal Majalla" w:cs="Sakkal Majalla" w:hint="cs"/>
+          <w:sz w:val="28"/>
+          <w:szCs w:val="28"/>
+          <w:rtl/>
+        </w:rPr>
+        <w:t>أ</w:t>
+      </w:r>
+      <w:r>
+        <w:rPr>
+          <w:rFonts w:ascii="Sakkal Majalla" w:hAnsi="Sakkal Majalla" w:cs="Sakkal Majalla" w:hint="cs"/>
+          <w:sz w:val="28"/>
+          <w:szCs w:val="28"/>
+          <w:rtl/>
+        </w:rPr>
+        <w:t xml:space="preserve">رض. في رؤيا 4: 8 العرش هو في السماء، الذي منه في رؤيا يوحنا يخرج كل شيء كمركز الحُكم. هذا العرش سيحتل مكانه من جديد في حُكم الأرض، ولأن المسيح سيأتي لكي يثبت حقه في حُكم الأرض، </w:t>
+      </w:r>
+      <w:r>
+        <w:rPr>
+          <w:rFonts w:ascii="Sakkal Majalla" w:hAnsi="Sakkal Majalla" w:cs="Sakkal Majalla" w:hint="cs"/>
+          <w:sz w:val="28"/>
+          <w:szCs w:val="28"/>
+          <w:rtl/>
+        </w:rPr>
+        <w:t>سيستعد ضد المسيح لم</w:t>
+      </w:r>
+      <w:r>
+        <w:rPr>
+          <w:rFonts w:ascii="Sakkal Majalla" w:hAnsi="Sakkal Majalla" w:cs="Sakkal Majalla" w:hint="cs"/>
+          <w:sz w:val="28"/>
+          <w:szCs w:val="28"/>
+          <w:rtl/>
+        </w:rPr>
+        <w:t>حارب</w:t>
+      </w:r>
+      <w:r>
+        <w:rPr>
+          <w:rFonts w:ascii="Sakkal Majalla" w:hAnsi="Sakkal Majalla" w:cs="Sakkal Majalla" w:hint="cs"/>
+          <w:sz w:val="28"/>
+          <w:szCs w:val="28"/>
+          <w:rtl/>
+        </w:rPr>
+        <w:t>ت</w:t>
+      </w:r>
+      <w:r>
+        <w:rPr>
+          <w:rFonts w:ascii="Sakkal Majalla" w:hAnsi="Sakkal Majalla" w:cs="Sakkal Majalla" w:hint="cs"/>
+          <w:sz w:val="28"/>
+          <w:szCs w:val="28"/>
+          <w:rtl/>
+        </w:rPr>
+        <w:t>ه.</w:t>
+      </w:r>
+    </w:p>
+    <w:p>
+      <w:pPr>
+        <w:jc w:val="both"/>
+        <w:rPr>
+          <w:rFonts w:ascii="Sakkal Majalla" w:hAnsi="Sakkal Majalla" w:cs="Sakkal Majalla"/>
+          <w:sz w:val="28"/>
+          <w:szCs w:val="28"/>
+          <w:rtl/>
+        </w:rPr>
+      </w:pPr>
+      <w:r>
+        <w:rPr>
+          <w:rFonts w:ascii="Sakkal Majalla" w:hAnsi="Sakkal Majalla" w:cs="Sakkal Majalla"/>
+          <w:sz w:val="28"/>
+          <w:szCs w:val="28"/>
+          <w:rtl/>
+        </w:rPr>
+        <w:t xml:space="preserve">إن </w:t>
+      </w:r>
+      <w:r>
+        <w:rPr>
+          <w:rFonts w:ascii="Sakkal Majalla" w:hAnsi="Sakkal Majalla" w:cs="Sakkal Majalla" w:hint="cs"/>
+          <w:sz w:val="28"/>
+          <w:szCs w:val="28"/>
+          <w:rtl/>
+        </w:rPr>
+        <w:t xml:space="preserve">ما يُعطي الحمل الحق في ممارسة هذا الجبروت المسيطر، هو ثمن الشراء الذي منحه الله إياه. بالنسبة لله كان الميراث وكأنه مفقود، والحمل استرده بالفداء لله. أسد يهوذا، أصل داود انتصر بالفداء. آدم كان له الحق </w:t>
+      </w:r>
+      <w:r>
+        <w:rPr>
+          <w:rFonts w:ascii="Sakkal Majalla" w:hAnsi="Sakkal Majalla" w:cs="Sakkal Majalla" w:hint="cs"/>
+          <w:sz w:val="28"/>
+          <w:szCs w:val="28"/>
+          <w:rtl/>
+        </w:rPr>
+        <w:t>بالميراث، لكنه فقده. لقد كان ينب</w:t>
+      </w:r>
+      <w:r>
+        <w:rPr>
+          <w:rFonts w:ascii="Sakkal Majalla" w:hAnsi="Sakkal Majalla" w:cs="Sakkal Majalla" w:hint="cs"/>
+          <w:sz w:val="28"/>
+          <w:szCs w:val="28"/>
+          <w:rtl/>
+        </w:rPr>
+        <w:t>غي على المسيح أن يفتدي هذا الحق من يدي إبليس. والآن المسيح ليس له مجرد الحق</w:t>
+      </w:r>
+      <w:r>
+        <w:rPr>
+          <w:rFonts w:ascii="Sakkal Majalla" w:hAnsi="Sakkal Majalla" w:cs="Sakkal Majalla" w:hint="cs"/>
+          <w:sz w:val="28"/>
+          <w:szCs w:val="28"/>
+          <w:rtl/>
+        </w:rPr>
+        <w:t xml:space="preserve"> بأن يحصل على نفوس للسماء، وإنما بأن يتعيّن أيضًا لامتلاك الأرض. هو علم </w:t>
+      </w:r>
+      <w:r>
+        <w:rPr>
+          <w:rFonts w:ascii="Sakkal Majalla" w:hAnsi="Sakkal Majalla" w:cs="Sakkal Majalla" w:hint="cs"/>
+          <w:sz w:val="28"/>
+          <w:szCs w:val="28"/>
+          <w:rtl/>
+        </w:rPr>
+        <w:t>ب</w:t>
+      </w:r>
+      <w:r>
+        <w:rPr>
+          <w:rFonts w:ascii="Sakkal Majalla" w:hAnsi="Sakkal Majalla" w:cs="Sakkal Majalla" w:hint="cs"/>
+          <w:sz w:val="28"/>
+          <w:szCs w:val="28"/>
+          <w:rtl/>
+        </w:rPr>
+        <w:t>ثمن المقتنى، وهذا الثمن كان موته.</w:t>
+      </w:r>
+    </w:p>
+    <w:p>
+      <w:pPr>
+        <w:jc w:val="both"/>
+        <w:rPr>
+          <w:rFonts w:ascii="Sakkal Majalla" w:hAnsi="Sakkal Majalla" w:cs="Sakkal Majalla"/>
+          <w:sz w:val="28"/>
+          <w:szCs w:val="28"/>
+          <w:rtl/>
+        </w:rPr>
+      </w:pPr>
+      <w:r>
+        <w:rPr>
+          <w:rFonts w:ascii="Sakkal Majalla" w:hAnsi="Sakkal Majalla" w:cs="Sakkal Majalla" w:hint="cs"/>
+          <w:sz w:val="28"/>
+          <w:szCs w:val="28"/>
+          <w:rtl/>
+        </w:rPr>
+        <w:t>الرؤيا تُري أولاً الله كالله العلي، وتقدّم عرش القدير للعالم</w:t>
+      </w:r>
+      <w:r>
+        <w:rPr>
+          <w:rStyle w:val="FootnoteReference"/>
+          <w:rFonts w:ascii="Sakkal Majalla" w:hAnsi="Sakkal Majalla" w:cs="Sakkal Majalla"/>
+          <w:sz w:val="28"/>
+          <w:szCs w:val="28"/>
+          <w:rtl/>
+        </w:rPr>
+        <w:footnoteReference w:id="3"/>
+      </w:r>
+      <w:r>
+        <w:rPr>
+          <w:rFonts w:ascii="Sakkal Majalla" w:hAnsi="Sakkal Majalla" w:cs="Sakkal Majalla" w:hint="cs"/>
+          <w:sz w:val="28"/>
+          <w:szCs w:val="28"/>
+          <w:rtl/>
+        </w:rPr>
+        <w:t xml:space="preserve">، </w:t>
+      </w:r>
+      <w:r>
+        <w:rPr>
+          <w:rFonts w:ascii="Sakkal Majalla" w:hAnsi="Sakkal Majalla" w:cs="Sakkal Majalla" w:hint="cs"/>
+          <w:sz w:val="28"/>
+          <w:szCs w:val="28"/>
+          <w:rtl/>
+        </w:rPr>
+        <w:t>وثانيًا (</w:t>
+      </w:r>
+      <w:r>
+        <w:rPr>
+          <w:rFonts w:ascii="Sakkal Majalla" w:hAnsi="Sakkal Majalla" w:cs="Sakkal Majalla" w:hint="cs"/>
+          <w:sz w:val="28"/>
+          <w:szCs w:val="28"/>
+          <w:rtl/>
+        </w:rPr>
+        <w:t>هذا هو موضوع السفر الرئيسي) ابن الانسان مُعَيّنًا لامتلاك المقتنى الذي اقتناه وطهّره.</w:t>
+      </w:r>
+    </w:p>
+    <w:p>
+      <w:pPr>
+        <w:jc w:val="both"/>
+        <w:rPr>
+          <w:rFonts w:ascii="Sakkal Majalla" w:hAnsi="Sakkal Majalla" w:cs="Sakkal Majalla"/>
+          <w:sz w:val="28"/>
+          <w:szCs w:val="28"/>
+          <w:rtl/>
+        </w:rPr>
+      </w:pPr>
+      <w:r>
+        <w:rPr>
+          <w:rFonts w:ascii="Sakkal Majalla" w:hAnsi="Sakkal Majalla" w:cs="Sakkal Majalla"/>
+          <w:sz w:val="28"/>
+          <w:szCs w:val="28"/>
+          <w:rtl/>
+        </w:rPr>
+        <w:lastRenderedPageBreak/>
+        <w:t xml:space="preserve">إن </w:t>
+      </w:r>
+      <w:r>
+        <w:rPr>
+          <w:rFonts w:ascii="Sakkal Majalla" w:hAnsi="Sakkal Majalla" w:cs="Sakkal Majalla" w:hint="cs"/>
+          <w:sz w:val="28"/>
+          <w:szCs w:val="28"/>
+          <w:rtl/>
+        </w:rPr>
+        <w:t>موضوع الإصحاح الرابع هو الخليقة وحق الله الشرعي في الخليقة. في الخامس حقوق الحمل الشرعية بالفداء</w:t>
+      </w:r>
+      <w:r>
+        <w:rPr>
+          <w:rStyle w:val="FootnoteReference"/>
+          <w:rFonts w:ascii="Sakkal Majalla" w:hAnsi="Sakkal Majalla" w:cs="Sakkal Majalla"/>
+          <w:sz w:val="28"/>
+          <w:szCs w:val="28"/>
+          <w:rtl/>
+        </w:rPr>
+        <w:footnoteReference w:id="4"/>
+      </w:r>
+      <w:r>
+        <w:rPr>
+          <w:rFonts w:ascii="Sakkal Majalla" w:hAnsi="Sakkal Majalla" w:cs="Sakkal Majalla" w:hint="cs"/>
+          <w:sz w:val="28"/>
+          <w:szCs w:val="28"/>
+          <w:rtl/>
+        </w:rPr>
+        <w:t xml:space="preserve">. إن الخليقة </w:t>
+      </w:r>
+      <w:proofErr w:type="spellStart"/>
+      <w:r>
+        <w:rPr>
+          <w:rFonts w:ascii="Sakkal Majalla" w:hAnsi="Sakkal Majalla" w:cs="Sakkal Majalla" w:hint="cs"/>
+          <w:sz w:val="28"/>
+          <w:szCs w:val="28"/>
+          <w:rtl/>
+        </w:rPr>
+        <w:t>مفدية</w:t>
+      </w:r>
+      <w:proofErr w:type="spellEnd"/>
+      <w:r>
+        <w:rPr>
+          <w:rFonts w:ascii="Sakkal Majalla" w:hAnsi="Sakkal Majalla" w:cs="Sakkal Majalla" w:hint="cs"/>
+          <w:sz w:val="28"/>
+          <w:szCs w:val="28"/>
+          <w:rtl/>
+        </w:rPr>
+        <w:t xml:space="preserve"> مثلها مثل الكنيسة؛ فالكنيسة كوارثة معه، والخليقة لتكون ميراثًا. في الحاضر لا يطالب يسوع العالم؛ فطلباته متعلقة بالكنيسة؛ فمتى ما رغب بالميراث، تأتي الدينونة التي ت</w:t>
+      </w:r>
+      <w:r>
+        <w:rPr>
+          <w:rFonts w:ascii="Sakkal Majalla" w:hAnsi="Sakkal Majalla" w:cs="Sakkal Majalla" w:hint="cs"/>
+          <w:sz w:val="28"/>
+          <w:szCs w:val="28"/>
+          <w:rtl/>
+        </w:rPr>
+        <w:t>ُ</w:t>
+      </w:r>
+      <w:r>
+        <w:rPr>
+          <w:rFonts w:ascii="Sakkal Majalla" w:hAnsi="Sakkal Majalla" w:cs="Sakkal Majalla" w:hint="cs"/>
+          <w:sz w:val="28"/>
+          <w:szCs w:val="28"/>
+          <w:rtl/>
+        </w:rPr>
+        <w:t xml:space="preserve">عده للامتلاك. عندما </w:t>
+      </w:r>
+      <w:r>
+        <w:rPr>
+          <w:rFonts w:ascii="Sakkal Majalla" w:hAnsi="Sakkal Majalla" w:cs="Sakkal Majalla" w:hint="cs"/>
+          <w:sz w:val="28"/>
+          <w:szCs w:val="28"/>
+          <w:rtl/>
+        </w:rPr>
+        <w:t>تكون</w:t>
+      </w:r>
+      <w:r>
+        <w:rPr>
+          <w:rFonts w:ascii="Sakkal Majalla" w:hAnsi="Sakkal Majalla" w:cs="Sakkal Majalla"/>
+          <w:sz w:val="28"/>
+          <w:szCs w:val="28"/>
+          <w:rtl/>
+        </w:rPr>
+        <w:t xml:space="preserve"> </w:t>
+      </w:r>
+      <w:r>
+        <w:rPr>
+          <w:rFonts w:ascii="Sakkal Majalla" w:hAnsi="Sakkal Majalla" w:cs="Sakkal Majalla" w:hint="cs"/>
+          <w:sz w:val="28"/>
+          <w:szCs w:val="28"/>
+          <w:rtl/>
+        </w:rPr>
+        <w:t>شهادتنا في الوقت الحاضر قائمة في أن السماء وكل الأشياء تكون مُلكًا لله، ستكون في الزمان الأخير، عندما تكون الكنيسة قد أُخذت ويبدأ الله بتسلم حكمه على الأرض من جديد، شهادةً مختلفة تمامًا، ألا وهو أن الأرض تكون لله</w:t>
+      </w:r>
+      <w:r>
+        <w:rPr>
+          <w:rFonts w:ascii="Sakkal Majalla" w:hAnsi="Sakkal Majalla" w:cs="Sakkal Majalla" w:hint="cs"/>
+          <w:sz w:val="28"/>
+          <w:szCs w:val="28"/>
+          <w:rtl/>
+        </w:rPr>
+        <w:t xml:space="preserve"> وتكون </w:t>
+      </w:r>
+      <w:proofErr w:type="spellStart"/>
+      <w:r>
+        <w:rPr>
+          <w:rFonts w:ascii="Sakkal Majalla" w:hAnsi="Sakkal Majalla" w:cs="Sakkal Majalla" w:hint="cs"/>
+          <w:sz w:val="28"/>
+          <w:szCs w:val="28"/>
+          <w:rtl/>
+        </w:rPr>
+        <w:t>مقتناة</w:t>
+      </w:r>
+      <w:proofErr w:type="spellEnd"/>
+      <w:r>
+        <w:rPr>
+          <w:rFonts w:ascii="Sakkal Majalla" w:hAnsi="Sakkal Majalla" w:cs="Sakkal Majalla" w:hint="cs"/>
+          <w:sz w:val="28"/>
+          <w:szCs w:val="28"/>
+          <w:rtl/>
+        </w:rPr>
+        <w:t xml:space="preserve"> على يد يسوع. عندها ستُطرح شهادة عن حقوق الله الشرعية بالنظر إلى الأرض. إن شهادتنا في الوقت الحاضر هي شهادة الخلاص وتشير إلى الأرض. الكنيسة هي شعب سماوي لا يوجد لديه شيء مشترك بالأرضيات. الإصحاح 14 يرينا الـ 124 ألفًا على جبل صهيون. إن هذا ليس في السماء، كما وليس مع الوحش، وإنما على صهيون. إنهم المفديون الذين من بينهم من هم على الأرض، باكورة الأرض لله وللحمل. نحن الباكورة السماوية في كل الخليقة، لنكون مع المسيح، رأس الخليقة في صورة سماوية. لكن الله يريد بان تكون هنالك رابطة بين السماء والأرض</w:t>
+      </w:r>
+      <w:r>
+        <w:rPr>
+          <w:rStyle w:val="FootnoteReference"/>
+          <w:rFonts w:ascii="Sakkal Majalla" w:hAnsi="Sakkal Majalla" w:cs="Sakkal Majalla"/>
+          <w:sz w:val="28"/>
+          <w:szCs w:val="28"/>
+          <w:rtl/>
+        </w:rPr>
+        <w:footnoteReference w:id="5"/>
+      </w:r>
+      <w:r>
+        <w:rPr>
+          <w:rFonts w:ascii="Sakkal Majalla" w:hAnsi="Sakkal Majalla" w:cs="Sakkal Majalla" w:hint="cs"/>
+          <w:sz w:val="28"/>
+          <w:szCs w:val="28"/>
+          <w:rtl/>
+        </w:rPr>
+        <w:t xml:space="preserve">. وبحُكم يسوع على الأرض سيربط السماء بالأرض. أفسس 1: 10 يُري، بأنه عند </w:t>
+      </w:r>
+      <w:r>
+        <w:rPr>
+          <w:rFonts w:ascii="Sakkal Majalla" w:hAnsi="Sakkal Majalla" w:cs="Sakkal Majalla" w:hint="cs"/>
+          <w:sz w:val="28"/>
+          <w:szCs w:val="28"/>
+          <w:rtl/>
+        </w:rPr>
+        <w:t>تتمة</w:t>
+      </w:r>
+      <w:r>
+        <w:rPr>
+          <w:rFonts w:ascii="Sakkal Majalla" w:hAnsi="Sakkal Majalla" w:cs="Sakkal Majalla" w:hint="cs"/>
+          <w:sz w:val="28"/>
+          <w:szCs w:val="28"/>
+          <w:rtl/>
+        </w:rPr>
+        <w:t xml:space="preserve"> الأزمنة</w:t>
+      </w:r>
+      <w:r>
+        <w:rPr>
+          <w:rFonts w:ascii="Sakkal Majalla" w:hAnsi="Sakkal Majalla" w:cs="Sakkal Majalla" w:hint="cs"/>
+          <w:sz w:val="28"/>
+          <w:szCs w:val="28"/>
+          <w:rtl/>
+        </w:rPr>
+        <w:t>، أي عندما سيأتي ثانية، يجب تجميع كل شيء إن كان ما في السماء كذلك ما هو على الأرض. هذا يبدأ في الإصحاح 14 هذا؛ فالـ 124ألفًا يتعلمون ترنيمة السماء التي تصعد منها أنغام الفرح لأن بركة الأرض ابتدأت بالظهور؛ فإنهم ملائمون، كباكورة ما قبل الحصاد ليكونوا رابطة للحمل بين السماء والأرض. ولكن قبل أن يتملّك الرب يسوع الأرض، تأتي أقضية الله عليها، في هذه الأثناء هو لا يكون ظاهرًا بعد، وإنما في صفته كالحمل في السماء يفتح الختوم السبعة. وقبل ابتداء هذه الأقضية، ويستلم عرش الله من جديد ظروف الأرض، تؤخذ الكنيسة، لأنها ليست من ضمن الأرضيات. لكن أثناء فترة هذه الأقضية، أي أثناء الأسبوع الأخير من رؤيا دانيال</w:t>
+      </w:r>
+      <w:r>
+        <w:rPr>
+          <w:rFonts w:ascii="Sakkal Majalla" w:hAnsi="Sakkal Majalla" w:cs="Sakkal Majalla" w:hint="cs"/>
+          <w:sz w:val="28"/>
+          <w:szCs w:val="28"/>
+          <w:rtl/>
+        </w:rPr>
+        <w:t xml:space="preserve"> هنالك أمران يلفتان انتباهنا: المرأة (الشعب اليهودي) والتنين الذي يلاحقها (إصحاح 12). المرأة ليست هي الكنيسة، إنهم اليهود الذين أتى من بينهم يسوع، الابن (الذي ولدته المرأة)، الذي اختُطف إلى السماء. عندما سيُلقى بإبليس، الذي هو الآن في السمويات، إلى الأرض، فإنه عندها سيجمع كل قواته، ليبتلع المرأة. ليُطلق </w:t>
+      </w:r>
+      <w:r>
+        <w:rPr>
+          <w:rFonts w:ascii="Sakkal Majalla" w:hAnsi="Sakkal Majalla" w:cs="Sakkal Majalla" w:hint="cs"/>
+          <w:sz w:val="28"/>
+          <w:szCs w:val="28"/>
+          <w:rtl/>
+        </w:rPr>
+        <w:lastRenderedPageBreak/>
+        <w:t xml:space="preserve">التمرد على السماء. </w:t>
+      </w:r>
+      <w:r>
+        <w:rPr>
+          <w:rFonts w:ascii="Sakkal Majalla" w:hAnsi="Sakkal Majalla" w:cs="Sakkal Majalla" w:hint="cs"/>
+          <w:sz w:val="28"/>
+          <w:szCs w:val="28"/>
+          <w:rtl/>
+          <w:lang w:bidi="ar-AE"/>
+        </w:rPr>
+        <w:t>إ</w:t>
+      </w:r>
+      <w:r>
+        <w:rPr>
+          <w:rFonts w:ascii="Sakkal Majalla" w:hAnsi="Sakkal Majalla" w:cs="Sakkal Majalla" w:hint="cs"/>
+          <w:sz w:val="28"/>
+          <w:szCs w:val="28"/>
+          <w:rtl/>
+        </w:rPr>
+        <w:t xml:space="preserve">صحاح 13 يري الآنية التي سيستخدمها في ذلك، وفي الـ 17 المبادئ، التي بحسبها كان قد أفسد العالم منذ البداية، والتي عندها ستتجسد. بابل والوحش، اي الفساد وقوى الشر، قوات الظُلم. إرادة الإنسان تظهر في شكلين: فساد وقوات ظُلم. إبليس هو كذاب وقاتل (يوحنا 8: 44). الرب يسوع هو الحق والحياة. بابل هي الفساد في كل أطره، </w:t>
+      </w:r>
+      <w:r>
+        <w:rPr>
+          <w:rFonts w:ascii="Sakkal Majalla" w:hAnsi="Sakkal Majalla" w:cs="Sakkal Majalla" w:hint="cs"/>
+          <w:sz w:val="28"/>
+          <w:szCs w:val="28"/>
+          <w:rtl/>
+        </w:rPr>
+        <w:t>والوحش هو الإرادة الذاتية المتمرد على الله. أعماق المبدأين، اللذان هما من البداية، ستتجسد حينها وبالتالي ستكون ناشطة.</w:t>
+      </w:r>
+    </w:p>
+    <w:p>
+      <w:pPr>
+        <w:jc w:val="both"/>
+        <w:rPr>
+          <w:rFonts w:ascii="Sakkal Majalla" w:hAnsi="Sakkal Majalla" w:cs="Sakkal Majalla"/>
+          <w:sz w:val="28"/>
+          <w:szCs w:val="28"/>
+          <w:rtl/>
+        </w:rPr>
+      </w:pPr>
+      <w:r>
+        <w:rPr>
+          <w:rFonts w:ascii="Sakkal Majalla" w:hAnsi="Sakkal Majalla" w:cs="Sakkal Majalla"/>
+          <w:sz w:val="28"/>
+          <w:szCs w:val="28"/>
+          <w:rtl/>
+        </w:rPr>
+        <w:t xml:space="preserve">بابل </w:t>
+      </w:r>
+      <w:r>
+        <w:rPr>
+          <w:rFonts w:ascii="Sakkal Majalla" w:hAnsi="Sakkal Majalla" w:cs="Sakkal Majalla" w:hint="cs"/>
+          <w:sz w:val="28"/>
+          <w:szCs w:val="28"/>
+          <w:rtl/>
+        </w:rPr>
+        <w:t>هي محور عمل العالم وممالكه، مقر أموره الباطلة، أم الزواني وكل أرجاس الأرض، لكن بالنسبة لروح الله فإنها برية. كل ما يربط الديانة بالعالم هو مبدأ بابل.</w:t>
+      </w:r>
+    </w:p>
+    <w:p>
+      <w:pPr>
+        <w:jc w:val="both"/>
+        <w:rPr>
+          <w:rFonts w:ascii="Sakkal Majalla" w:hAnsi="Sakkal Majalla" w:cs="Sakkal Majalla"/>
+          <w:sz w:val="28"/>
+          <w:szCs w:val="28"/>
+          <w:rtl/>
+        </w:rPr>
+      </w:pPr>
+      <w:r>
+        <w:rPr>
+          <w:rFonts w:ascii="Sakkal Majalla" w:hAnsi="Sakkal Majalla" w:cs="Sakkal Majalla"/>
+          <w:sz w:val="28"/>
+          <w:szCs w:val="28"/>
+          <w:rtl/>
+        </w:rPr>
+        <w:t xml:space="preserve">الوحش </w:t>
+      </w:r>
+      <w:r>
+        <w:rPr>
+          <w:rFonts w:ascii="Sakkal Majalla" w:hAnsi="Sakkal Majalla" w:cs="Sakkal Majalla" w:hint="cs"/>
+          <w:sz w:val="28"/>
+          <w:szCs w:val="28"/>
+          <w:rtl/>
+        </w:rPr>
+        <w:t>ذات الـ 7 رؤوس و10 قرون هو المملكة الرومانية، التي ستخرج من الهاوية لتعمل بقوة لأجل الشر</w:t>
+      </w:r>
+      <w:r>
+        <w:rPr>
+          <w:rStyle w:val="FootnoteReference"/>
+          <w:rFonts w:ascii="Sakkal Majalla" w:hAnsi="Sakkal Majalla" w:cs="Sakkal Majalla"/>
+          <w:sz w:val="28"/>
+          <w:szCs w:val="28"/>
+          <w:rtl/>
+        </w:rPr>
+        <w:footnoteReference w:id="6"/>
+      </w:r>
+      <w:r>
+        <w:rPr>
+          <w:rFonts w:ascii="Sakkal Majalla" w:hAnsi="Sakkal Majalla" w:cs="Sakkal Majalla" w:hint="cs"/>
+          <w:sz w:val="28"/>
+          <w:szCs w:val="28"/>
+          <w:rtl/>
+        </w:rPr>
+        <w:t>.</w:t>
+      </w:r>
+    </w:p>
+    <w:p>
+      <w:pPr>
+        <w:jc w:val="both"/>
+        <w:rPr>
+          <w:rFonts w:ascii="Sakkal Majalla" w:hAnsi="Sakkal Majalla" w:cs="Sakkal Majalla"/>
+          <w:sz w:val="28"/>
+          <w:szCs w:val="28"/>
+        </w:rPr>
+        <w:sectPr>
+          <w:pgSz w:w="11906" w:h="16838"/>
+          <w:pgMar w:top="1440" w:right="1800" w:bottom="1440" w:left="1800" w:header="708" w:footer="708" w:gutter="0"/>
+          <w:cols w:space="708"/>
+          <w:bidi/>
+          <w:rtlGutter/>
+          <w:docGrid w:linePitch="360"/>
+        </w:sectPr>
+      </w:pPr>
+      <w:r>
+        <w:rPr>
+          <w:rFonts w:ascii="Sakkal Majalla" w:hAnsi="Sakkal Majalla" w:cs="Sakkal Majalla"/>
+          <w:sz w:val="28"/>
+          <w:szCs w:val="28"/>
+          <w:rtl/>
+        </w:rPr>
+        <w:t xml:space="preserve">في </w:t>
+      </w:r>
+      <w:r>
+        <w:rPr>
+          <w:rFonts w:ascii="Sakkal Majalla" w:hAnsi="Sakkal Majalla" w:cs="Sakkal Majalla" w:hint="cs"/>
+          <w:sz w:val="28"/>
+          <w:szCs w:val="28"/>
+          <w:rtl/>
+        </w:rPr>
+        <w:t>الإصحاح 18 بابل معروضة في سقوطها السحيق و</w:t>
+      </w:r>
+      <w:r>
+        <w:rPr>
+          <w:rFonts w:ascii="Sakkal Majalla" w:hAnsi="Sakkal Majalla" w:cs="Sakkal Majalla" w:hint="cs"/>
+          <w:sz w:val="28"/>
+          <w:szCs w:val="28"/>
+          <w:rtl/>
+        </w:rPr>
+        <w:t xml:space="preserve">في </w:t>
+      </w:r>
+      <w:r>
+        <w:rPr>
+          <w:rFonts w:ascii="Sakkal Majalla" w:hAnsi="Sakkal Majalla" w:cs="Sakkal Majalla" w:hint="cs"/>
+          <w:sz w:val="28"/>
+          <w:szCs w:val="28"/>
+          <w:rtl/>
+        </w:rPr>
+        <w:t>الدينونة.</w:t>
+      </w:r>
+    </w:p>
+    <w:p>
+      <w:pPr>
+        <w:jc w:val="both"/>
+        <w:rPr>
+          <w:rFonts w:ascii="Sakkal Majalla" w:hAnsi="Sakkal Majalla" w:cs="Sakkal Majalla"/>
+          <w:sz w:val="28"/>
+          <w:szCs w:val="28"/>
+          <w:rtl/>
+        </w:rPr>
+      </w:pPr>
+      <w:hyperlink r:id="rId7" w:history="1">
+        <w:r>
+          <w:rPr>
+            <w:rStyle w:val="Hyperlink"/>
+            <w:rFonts w:ascii="Sakkal Majalla" w:hAnsi="Sakkal Majalla" w:cs="Sakkal Majalla" w:hint="cs"/>
+            <w:sz w:val="28"/>
+            <w:szCs w:val="28"/>
+            <w:rtl/>
+          </w:rPr>
+          <w:t>العالم والكنيسة الجزء 2 من 5</w:t>
+        </w:r>
+      </w:hyperlink>
+    </w:p>
+    <w:p>
+      <w:pPr>
+        <w:jc w:val="both"/>
+        <w:rPr>
+          <w:rFonts w:ascii="Sakkal Majalla" w:hAnsi="Sakkal Majalla" w:cs="Sakkal Majalla"/>
+          <w:sz w:val="28"/>
+          <w:szCs w:val="28"/>
+          <w:rtl/>
+        </w:rPr>
+      </w:pPr>
+      <w:r>
+        <w:rPr>
+          <w:rFonts w:ascii="Sakkal Majalla" w:hAnsi="Sakkal Majalla" w:cs="Sakkal Majalla" w:hint="cs"/>
+          <w:sz w:val="28"/>
+          <w:szCs w:val="28"/>
+          <w:rtl/>
+        </w:rPr>
+        <w:t xml:space="preserve">إن </w:t>
+      </w:r>
+      <w:proofErr w:type="spellStart"/>
+      <w:r>
+        <w:rPr>
+          <w:rFonts w:ascii="Sakkal Majalla" w:hAnsi="Sakkal Majalla" w:cs="Sakkal Majalla" w:hint="cs"/>
+          <w:sz w:val="28"/>
+          <w:szCs w:val="28"/>
+          <w:rtl/>
+        </w:rPr>
+        <w:t>المبدا</w:t>
+      </w:r>
+      <w:proofErr w:type="spellEnd"/>
+      <w:r>
+        <w:rPr>
+          <w:rFonts w:ascii="Sakkal Majalla" w:hAnsi="Sakkal Majalla" w:cs="Sakkal Majalla" w:hint="cs"/>
+          <w:sz w:val="28"/>
+          <w:szCs w:val="28"/>
+          <w:rtl/>
+        </w:rPr>
+        <w:t xml:space="preserve"> الأساسي لبابل هي العالمية، لكنها عالمية تحتفظ بمكانٍ تستأسر فيه شعب الله المرتبط بخيانة الميول الطبيعية للإنسان. في العهد القديم يُشير الزنى إلى العمل ذاته، وليس إلى احتياجاته، وإنما إلى روح التصوّر والتخيّل. صور هي مثال لهذا الأمر. إن عبادة الأوثان في حد ذاتها كانت بالنسبة لأورشليم خيانة، لأن يهوه كان بعلها؛ ففي الكنيسة هو زنًى، لأن العرس لم يحِن بعد: ولكن في ذلك نجد تشابهًا أخلاقيًا أكثر مما يعتقده المرء</w:t>
+      </w:r>
+      <w:r>
+        <w:rPr>
+          <w:rFonts w:ascii="Sakkal Majalla" w:hAnsi="Sakkal Majalla" w:cs="Sakkal Majalla" w:hint="cs"/>
+          <w:sz w:val="28"/>
+          <w:szCs w:val="28"/>
+          <w:rtl/>
+        </w:rPr>
+        <w:t xml:space="preserve">، لأن القلب والضمير مبتعدان عن الله بغواية المكسب. "الجشع هو عبادة أصنام" (أفسس 5: 5؛ فيلبي 3: 18 </w:t>
+      </w:r>
+      <w:r>
+        <w:rPr>
+          <w:rFonts w:ascii="Sakkal Majalla" w:hAnsi="Sakkal Majalla" w:cs="Sakkal Majalla"/>
+          <w:sz w:val="28"/>
+          <w:szCs w:val="28"/>
+          <w:rtl/>
+        </w:rPr>
+        <w:t>–</w:t>
+      </w:r>
+      <w:r>
+        <w:rPr>
+          <w:rFonts w:ascii="Sakkal Majalla" w:hAnsi="Sakkal Majalla" w:cs="Sakkal Majalla" w:hint="cs"/>
+          <w:sz w:val="28"/>
+          <w:szCs w:val="28"/>
+          <w:rtl/>
+        </w:rPr>
+        <w:t xml:space="preserve"> 20). إن أكثر شكل مكروه في العالمية هو عندما يعيش الذين يدعون أنفسهم مسيحيين، مكرسين لله بدم الحمل، في العالمية، في مبادئ العالم، الذي رفض الرب يسوع. إن الرؤيا تقريبًا بأكملها مأخوذة من العهد القديم، بحيث أنه يعطينا الكثير من الضوء لنفهمها. بابل هي عدوة أورشليم. إسرائيل خرج من مصر. مصر هي العالم الطبيعي، والأمر ليس كذلك مع بابل. الأممي موجود في مصر، إبليس هو رئيسه. إسرائيل، وقد خرج من مصر لم يعُد إلى هناك أبدًا</w:t>
+      </w:r>
+      <w:r>
+        <w:rPr>
+          <w:rFonts w:ascii="Sakkal Majalla" w:hAnsi="Sakkal Majalla" w:cs="Sakkal Majalla" w:hint="cs"/>
+          <w:sz w:val="28"/>
+          <w:szCs w:val="28"/>
+          <w:rtl/>
+        </w:rPr>
+        <w:t xml:space="preserve">؛ غير أنه كان في السبي البابلي. من البداية كانت بابل روح العالمية، إغواء هذا العالم للقلب الخارج من مصر. هو رداء </w:t>
+      </w:r>
+      <w:proofErr w:type="spellStart"/>
+      <w:r>
+        <w:rPr>
+          <w:rFonts w:ascii="Sakkal Majalla" w:hAnsi="Sakkal Majalla" w:cs="Sakkal Majalla" w:hint="cs"/>
+          <w:sz w:val="28"/>
+          <w:szCs w:val="28"/>
+          <w:rtl/>
+        </w:rPr>
+        <w:t>شنعاري</w:t>
+      </w:r>
+      <w:proofErr w:type="spellEnd"/>
+      <w:r>
+        <w:rPr>
+          <w:rFonts w:ascii="Sakkal Majalla" w:hAnsi="Sakkal Majalla" w:cs="Sakkal Majalla" w:hint="cs"/>
+          <w:sz w:val="28"/>
+          <w:szCs w:val="28"/>
+          <w:rtl/>
+        </w:rPr>
+        <w:t>، أي لباس بابلي اجتذب قلب عاخان وراءه (يشوع 7: 21). حينما أرسل ملك بابل وراء حزقيا، لأنه كان مريضًا وتعافى من جديد (2. ملوك 20: 12؛ أشعياء 39: 1)، يُري حزقيا كنوزه لرسول ملك بابل؛ لكن أشعياء قال له: كل ما جمعه لك آباؤك في كنوزهم، سيؤخذ إلى بابل. من اللحظة التي تريد فيها الكنيسة أن تتظاهر امام العالم</w:t>
+      </w:r>
+      <w:r>
+        <w:rPr>
+          <w:rStyle w:val="FootnoteReference"/>
+          <w:rFonts w:ascii="Sakkal Majalla" w:hAnsi="Sakkal Majalla" w:cs="Sakkal Majalla"/>
+          <w:sz w:val="28"/>
+          <w:szCs w:val="28"/>
+          <w:rtl/>
+        </w:rPr>
+        <w:footnoteReference w:id="7"/>
+      </w:r>
+      <w:r>
+        <w:rPr>
+          <w:rFonts w:ascii="Sakkal Majalla" w:hAnsi="Sakkal Majalla" w:cs="Sakkal Majalla" w:hint="cs"/>
+          <w:sz w:val="28"/>
+          <w:szCs w:val="28"/>
+          <w:rtl/>
+        </w:rPr>
+        <w:t xml:space="preserve">، ستقع تحت تأثير ومجد العالم. لاحقًا ستكون بابل ظاهرة في قوتها والشعب مستأسر فيها. فيها تجد </w:t>
+      </w:r>
+      <w:r>
+        <w:rPr>
+          <w:rFonts w:ascii="Sakkal Majalla" w:hAnsi="Sakkal Majalla" w:cs="Sakkal Majalla" w:hint="cs"/>
+          <w:sz w:val="28"/>
+          <w:szCs w:val="28"/>
+          <w:rtl/>
+        </w:rPr>
+        <w:t xml:space="preserve">عبادة الوثن، التمثال الذهبي وكل ضرب من الغنى. بابل هي محور الوثن وسلطة العالم. هي سقطت على يد كورش، وشعب الله تحرر إلى درجة معينة. إن هذه هي مزايا بابل في العهد القديم. بابل هي سلطة هذا العالم، التي تتعامل مع الكل؛ مع العالم، الذي تعظم بسبب خطية شعب الله، والذي وُجد شعب الله فيه في الأسر. عندما </w:t>
+      </w:r>
+      <w:proofErr w:type="spellStart"/>
+      <w:r>
+        <w:rPr>
+          <w:rFonts w:ascii="Sakkal Majalla" w:hAnsi="Sakkal Majalla" w:cs="Sakkal Majalla" w:hint="cs"/>
+          <w:sz w:val="28"/>
+          <w:szCs w:val="28"/>
+          <w:rtl/>
+        </w:rPr>
+        <w:t>تتعولم</w:t>
+      </w:r>
+      <w:proofErr w:type="spellEnd"/>
+      <w:r>
+        <w:rPr>
+          <w:rFonts w:ascii="Sakkal Majalla" w:hAnsi="Sakkal Majalla" w:cs="Sakkal Majalla" w:hint="cs"/>
+          <w:sz w:val="28"/>
+          <w:szCs w:val="28"/>
+          <w:rtl/>
+        </w:rPr>
+        <w:t xml:space="preserve"> الكنيسة، يكون العالم دائمًا أقوى من الكنيسة. إن ما نجده في الإصحاح 18 من سفر الرؤيا، هو حالة بابل في سقوطها وليس في مجدها. إنها دينونة بابل (عدد 2 </w:t>
+      </w:r>
+      <w:r>
+        <w:rPr>
+          <w:rFonts w:ascii="Sakkal Majalla" w:hAnsi="Sakkal Majalla" w:cs="Sakkal Majalla"/>
+          <w:sz w:val="28"/>
+          <w:szCs w:val="28"/>
+          <w:rtl/>
+        </w:rPr>
+        <w:t>–</w:t>
+      </w:r>
+      <w:r>
+        <w:rPr>
+          <w:rFonts w:ascii="Sakkal Majalla" w:hAnsi="Sakkal Majalla" w:cs="Sakkal Majalla" w:hint="cs"/>
+          <w:sz w:val="28"/>
+          <w:szCs w:val="28"/>
+          <w:rtl/>
+        </w:rPr>
+        <w:t xml:space="preserve"> 3) هي تمتعت لفترة ما بمستلذات الأرض. من بعد سقوطها ستصبح مسكنًا لأرواحٍ نجسة؛ وفي الوقت نفسه قيل لشعب الله (عدد 4): "اخرجوا منها" إسرائيل كان </w:t>
+      </w:r>
+      <w:proofErr w:type="spellStart"/>
+      <w:r>
+        <w:rPr>
+          <w:rFonts w:ascii="Sakkal Majalla" w:hAnsi="Sakkal Majalla" w:cs="Sakkal Majalla" w:hint="cs"/>
+          <w:sz w:val="28"/>
+          <w:szCs w:val="28"/>
+          <w:rtl/>
+        </w:rPr>
+        <w:t>مسبيًا</w:t>
+      </w:r>
+      <w:proofErr w:type="spellEnd"/>
+      <w:r>
+        <w:rPr>
+          <w:rFonts w:ascii="Sakkal Majalla" w:hAnsi="Sakkal Majalla" w:cs="Sakkal Majalla" w:hint="cs"/>
+          <w:sz w:val="28"/>
+          <w:szCs w:val="28"/>
+          <w:rtl/>
+        </w:rPr>
+        <w:t xml:space="preserve"> في بابل بواسطة دينونة الله. حينما سقطت بابل، خرج إسرائيل منها. إن كنت أميّز بابل فأنا مدعوٌّ بالخروج منها.</w:t>
+      </w:r>
+    </w:p>
+    <w:p>
+      <w:pPr>
+        <w:jc w:val="both"/>
+        <w:rPr>
+          <w:rFonts w:ascii="Sakkal Majalla" w:hAnsi="Sakkal Majalla" w:cs="Sakkal Majalla"/>
+          <w:sz w:val="28"/>
+          <w:szCs w:val="28"/>
+          <w:rtl/>
+        </w:rPr>
+      </w:pPr>
+      <w:r>
+        <w:rPr>
+          <w:rFonts w:ascii="Sakkal Majalla" w:hAnsi="Sakkal Majalla" w:cs="Sakkal Majalla" w:hint="cs"/>
+          <w:sz w:val="28"/>
+          <w:szCs w:val="28"/>
+          <w:rtl/>
+        </w:rPr>
+        <w:t xml:space="preserve">عدد 6 </w:t>
+      </w:r>
+      <w:r>
+        <w:rPr>
+          <w:rFonts w:ascii="Sakkal Majalla" w:hAnsi="Sakkal Majalla" w:cs="Sakkal Majalla"/>
+          <w:sz w:val="28"/>
+          <w:szCs w:val="28"/>
+          <w:rtl/>
+        </w:rPr>
+        <w:t>–</w:t>
+      </w:r>
+      <w:r>
+        <w:rPr>
+          <w:rFonts w:ascii="Sakkal Majalla" w:hAnsi="Sakkal Majalla" w:cs="Sakkal Majalla" w:hint="cs"/>
+          <w:sz w:val="28"/>
+          <w:szCs w:val="28"/>
+          <w:rtl/>
+        </w:rPr>
+        <w:t xml:space="preserve"> 8. </w:t>
+      </w:r>
+      <w:r>
+        <w:rPr>
+          <w:rFonts w:ascii="Sakkal Majalla" w:hAnsi="Sakkal Majalla" w:cs="Sakkal Majalla" w:hint="cs"/>
+          <w:sz w:val="28"/>
+          <w:szCs w:val="28"/>
+          <w:rtl/>
+        </w:rPr>
+        <w:t>إن شعب الله على الأرض مدعوٌّ بأن يجازيها بالمثل وبضعف ما فعلته به. الكنيسة في السماء مدعوة بأن تفرح بدينونتها (عدد 20).</w:t>
+      </w:r>
+    </w:p>
+    <w:p>
+      <w:pPr>
+        <w:jc w:val="both"/>
+        <w:rPr>
+          <w:rFonts w:ascii="Sakkal Majalla" w:hAnsi="Sakkal Majalla" w:cs="Sakkal Majalla"/>
+          <w:sz w:val="28"/>
+          <w:szCs w:val="28"/>
+          <w:rtl/>
+        </w:rPr>
+      </w:pPr>
+      <w:r>
+        <w:rPr>
+          <w:rFonts w:ascii="Sakkal Majalla" w:hAnsi="Sakkal Majalla" w:cs="Sakkal Majalla" w:hint="cs"/>
+          <w:sz w:val="28"/>
+          <w:szCs w:val="28"/>
+          <w:rtl/>
+        </w:rPr>
+        <w:t xml:space="preserve">لماذا يسرد روح الله كل هذا العمل؟ (عدد 11 </w:t>
+      </w:r>
+      <w:r>
+        <w:rPr>
+          <w:rFonts w:ascii="Sakkal Majalla" w:hAnsi="Sakkal Majalla" w:cs="Sakkal Majalla"/>
+          <w:sz w:val="28"/>
+          <w:szCs w:val="28"/>
+          <w:rtl/>
+        </w:rPr>
+        <w:t>–</w:t>
+      </w:r>
+      <w:r>
+        <w:rPr>
+          <w:rFonts w:ascii="Sakkal Majalla" w:hAnsi="Sakkal Majalla" w:cs="Sakkal Majalla" w:hint="cs"/>
+          <w:sz w:val="28"/>
+          <w:szCs w:val="28"/>
+          <w:rtl/>
+        </w:rPr>
+        <w:t xml:space="preserve"> 13) ليميز لنا </w:t>
+      </w:r>
+      <w:proofErr w:type="spellStart"/>
+      <w:r>
+        <w:rPr>
+          <w:rFonts w:ascii="Sakkal Majalla" w:hAnsi="Sakkal Majalla" w:cs="Sakkal Majalla" w:hint="cs"/>
+          <w:sz w:val="28"/>
+          <w:szCs w:val="28"/>
+          <w:rtl/>
+        </w:rPr>
+        <w:t>مشغوليات</w:t>
+      </w:r>
+      <w:proofErr w:type="spellEnd"/>
+      <w:r>
+        <w:rPr>
+          <w:rFonts w:ascii="Sakkal Majalla" w:hAnsi="Sakkal Majalla" w:cs="Sakkal Majalla" w:hint="cs"/>
+          <w:sz w:val="28"/>
+          <w:szCs w:val="28"/>
+          <w:rtl/>
+        </w:rPr>
+        <w:t xml:space="preserve"> أولاد بابل. كل شيء كان يمكن شراؤه لديهم. هي محور كل الأشياء التي تفرّح سكان الأرض. </w:t>
+      </w:r>
+      <w:r>
+        <w:rPr>
+          <w:rFonts w:ascii="Sakkal Majalla" w:hAnsi="Sakkal Majalla" w:cs="Sakkal Majalla" w:hint="cs"/>
+          <w:sz w:val="28"/>
+          <w:szCs w:val="28"/>
+          <w:rtl/>
+        </w:rPr>
+        <w:t xml:space="preserve">وإن أمكن لبيعت الأجساد والنفوس كذلك. كل ما فيها هو للمكسب، لملذات ولتجارة هذا العالم. إن روح ذلك أصبح معلنًا، وإن كنا لا نرى كل التفاصيل. التجارة والاغتناء، هذه هي الدوافع لكل سياسة في الحاضر في العالم؛ وإن كانت النفوس مفيدة في هذا المنظار، فإنها على حد سواء، </w:t>
+      </w:r>
+      <w:r>
+        <w:rPr>
+          <w:rFonts w:ascii="Sakkal Majalla" w:hAnsi="Sakkal Majalla" w:cs="Sakkal Majalla" w:hint="cs"/>
+          <w:sz w:val="28"/>
+          <w:szCs w:val="28"/>
+          <w:rtl/>
+        </w:rPr>
+        <w:lastRenderedPageBreak/>
+        <w:t xml:space="preserve">إن كان فقط سيصل المرء مرأبه في المكسب، </w:t>
+      </w:r>
+      <w:r>
+        <w:rPr>
+          <w:rFonts w:ascii="Sakkal Majalla" w:hAnsi="Sakkal Majalla" w:cs="Sakkal Majalla" w:hint="cs"/>
+          <w:sz w:val="28"/>
+          <w:szCs w:val="28"/>
+          <w:rtl/>
+        </w:rPr>
+        <w:t xml:space="preserve">ويتفاهم مع العالم الذي رئيسه هو إبليس. كلما ازدادت السهولة في إشباع هذا الجشع وهذه الأبهة كلما ازداد استهلاك النفوس. العالم ينبغي أن يكون كل شيء، ورئيس هذا العالم لا بد أن يحكم بلا عائق، وكل شيء ينبغي على العالم أن </w:t>
+      </w:r>
+      <w:r>
+        <w:rPr>
+          <w:rFonts w:ascii="Sakkal Majalla" w:hAnsi="Sakkal Majalla" w:cs="Sakkal Majalla" w:hint="cs"/>
+          <w:sz w:val="28"/>
+          <w:szCs w:val="28"/>
+          <w:rtl/>
+        </w:rPr>
+        <w:t>يسلمها</w:t>
+      </w:r>
+      <w:r>
+        <w:rPr>
+          <w:rFonts w:ascii="Sakkal Majalla" w:hAnsi="Sakkal Majalla" w:cs="Sakkal Majalla" w:hint="cs"/>
+          <w:sz w:val="28"/>
+          <w:szCs w:val="28"/>
+          <w:rtl/>
+        </w:rPr>
+        <w:t xml:space="preserve"> له. </w:t>
+      </w:r>
+      <w:r>
+        <w:rPr>
+          <w:rFonts w:ascii="Sakkal Majalla" w:hAnsi="Sakkal Majalla" w:cs="Sakkal Majalla" w:hint="cs"/>
+          <w:sz w:val="28"/>
+          <w:szCs w:val="28"/>
+          <w:rtl/>
+        </w:rPr>
+        <w:t>لا يوجد ما هو أكثر أسفًا بأن ترى أن كل شيء يُباع ويُشترى، وهذا هو شغل العالم الوحيد، وبأنه يتخلى عن كل شيء متى تعلّق الأمر بالمكسب. ومن المقلق بأن يؤخذ قلب المسيحي في هذه المبادئ؛ لأن مبادئ العالم تطغو على قلوب المسيحيين إلى حد معيّن. وحتى أن المرء يفتخر بذلك.</w:t>
+      </w:r>
+    </w:p>
+    <w:p>
+      <w:pPr>
+        <w:jc w:val="both"/>
+        <w:rPr>
+          <w:rFonts w:ascii="Sakkal Majalla" w:hAnsi="Sakkal Majalla" w:cs="Sakkal Majalla"/>
+          <w:sz w:val="28"/>
+          <w:szCs w:val="28"/>
+          <w:rtl/>
+        </w:rPr>
+      </w:pPr>
+      <w:r>
+        <w:rPr>
+          <w:rFonts w:ascii="Sakkal Majalla" w:hAnsi="Sakkal Majalla" w:cs="Sakkal Majalla" w:hint="cs"/>
+          <w:sz w:val="28"/>
+          <w:szCs w:val="28"/>
+          <w:rtl/>
+        </w:rPr>
+        <w:t>في قلب قايين كانت البغضة والقتل، لكن كذلك طابع رئيس هذا العالم. هو بنى مدينة وجمّل العالم (تكوين 4: 16). إبليس يحكم من خلال هذا العالم ويصبح بالتالي من خلال المسرات التي يدعوها هذا العالم ببريئة، رئيس هذا العالم. و</w:t>
+      </w:r>
+      <w:r>
+        <w:rPr>
+          <w:rFonts w:ascii="Sakkal Majalla" w:hAnsi="Sakkal Majalla" w:cs="Sakkal Majalla" w:hint="cs"/>
+          <w:sz w:val="28"/>
+          <w:szCs w:val="28"/>
+          <w:rtl/>
+        </w:rPr>
+        <w:t>أيها أسوأ في الثروات. الموسيقى، الرسم أو الكثير غيرها من الأمور؟ لأنه بواسطتها يقود إبليس العالم وقلوب الناس للأبدية. هذا هو طابع بابل. إنه يستدعي الاشمئزاز بأن يتقبّل المسيحي مبادئ بابل.</w:t>
+      </w:r>
+    </w:p>
+    <w:p>
+      <w:pPr>
+        <w:jc w:val="both"/>
+        <w:rPr>
+          <w:rFonts w:ascii="Sakkal Majalla" w:hAnsi="Sakkal Majalla" w:cs="Sakkal Majalla"/>
+          <w:sz w:val="28"/>
+          <w:szCs w:val="28"/>
+          <w:rtl/>
+        </w:rPr>
+      </w:pPr>
+      <w:r>
+        <w:rPr>
+          <w:rFonts w:ascii="Sakkal Majalla" w:hAnsi="Sakkal Majalla" w:cs="Sakkal Majalla" w:hint="cs"/>
+          <w:sz w:val="28"/>
+          <w:szCs w:val="28"/>
+          <w:rtl/>
+        </w:rPr>
+        <w:t xml:space="preserve">إن هذا الفساد ونظام الراحة والسهولة هي سيئة لنا بشكل خاص، إن كل هذا يُمارَس من بعدما طُرد الإنسان من محضر الله، وبأنه، وهو فارٌّ من وجه الرب يهوه، أعدّ العالم على أفضل وجه له، مجتمعات لطيفة، سهولة وراحة، فنون إلخ. الله قدّم للعالم ابنه وارثًا لكل شيء، والعالم رفضه. لكن الآب يستقبل الابن، المرفوض، والعالم يجد نفسه في مقاومة مباشرة مع الله. من بعدما أن قتل قايين أخاه </w:t>
+      </w:r>
+      <w:r>
+        <w:rPr>
+          <w:rFonts w:ascii="Sakkal Majalla" w:hAnsi="Sakkal Majalla" w:cs="Sakkal Majalla" w:hint="cs"/>
+          <w:sz w:val="28"/>
+          <w:szCs w:val="28"/>
+          <w:rtl/>
+        </w:rPr>
+        <w:t>وطُرد من محضر الله، جمّل العالم. وحالاً كان العالم خاطئًا نحو الله؛ ولكنه أضاف كذلك الذي سيقتله، الذي اراد بأن يكون أخونا. يسوع ليس من العالم لكنه من الآب. "</w:t>
+      </w:r>
+      <w:r>
+        <w:rPr>
+          <w:rFonts w:ascii="Sakkal Majalla" w:hAnsi="Sakkal Majalla" w:cs="Sakkal Majalla"/>
+          <w:sz w:val="28"/>
+          <w:szCs w:val="28"/>
+          <w:rtl/>
+        </w:rPr>
+        <w:t xml:space="preserve"> أَيُّهَا الآبُ الْبَارُّ، إِنَّ الْعَالَمَ لَمْ يَعْرِفْكَ،</w:t>
+      </w:r>
+      <w:r>
+        <w:rPr>
+          <w:rFonts w:ascii="Sakkal Majalla" w:hAnsi="Sakkal Majalla" w:cs="Sakkal Majalla" w:hint="cs"/>
+          <w:sz w:val="28"/>
+          <w:szCs w:val="28"/>
+          <w:rtl/>
+        </w:rPr>
+        <w:t>" (يوحنا 17: 25). إن ما يميّز التلاميذ هو اتباعهم للابن في السماء، بأن يكونوا سماويين وليس من العالم. كل ما في العالم هو شهوة العيون، شهوة الجسد وتعظّم المعيشة وهو ليس من الآب، بل م</w:t>
+      </w:r>
+      <w:r>
+        <w:rPr>
+          <w:rFonts w:ascii="Sakkal Majalla" w:hAnsi="Sakkal Majalla" w:cs="Sakkal Majalla" w:hint="cs"/>
+          <w:sz w:val="28"/>
+          <w:szCs w:val="28"/>
+          <w:rtl/>
+        </w:rPr>
+        <w:t>ن</w:t>
+      </w:r>
+      <w:r>
+        <w:rPr>
+          <w:rFonts w:ascii="Sakkal Majalla" w:hAnsi="Sakkal Majalla" w:cs="Sakkal Majalla" w:hint="cs"/>
+          <w:sz w:val="28"/>
+          <w:szCs w:val="28"/>
+          <w:rtl/>
+        </w:rPr>
+        <w:t xml:space="preserve"> العالم (1. يوحنا  2: 16). الآب يتعارض مع العالم، الابن مع إبليس؛ فالروح مع الجسد. كلما دخل المسيحي أكثر في طرق العالم، كلما كان هذا إساءة أكثر للكرامة. عندما يقف العالم أمام الكنيسة ويستأسر الكنيسة، </w:t>
+      </w:r>
+      <w:r>
+        <w:rPr>
+          <w:rFonts w:ascii="Sakkal Majalla" w:hAnsi="Sakkal Majalla" w:cs="Sakkal Majalla" w:hint="cs"/>
+          <w:sz w:val="28"/>
+          <w:szCs w:val="28"/>
+          <w:rtl/>
+        </w:rPr>
+        <w:t>عندها يكون كامل طابع بابل، مع أنها كانت بابل قبل فعلها هذا و</w:t>
+      </w:r>
+      <w:r>
+        <w:rPr>
+          <w:rFonts w:ascii="Sakkal Majalla" w:hAnsi="Sakkal Majalla" w:cs="Sakkal Majalla" w:hint="cs"/>
+          <w:sz w:val="28"/>
+          <w:szCs w:val="28"/>
+          <w:rtl/>
+        </w:rPr>
+        <w:t xml:space="preserve">هي كذلك </w:t>
+      </w:r>
+      <w:r>
+        <w:rPr>
+          <w:rFonts w:ascii="Sakkal Majalla" w:hAnsi="Sakkal Majalla" w:cs="Sakkal Majalla" w:hint="cs"/>
+          <w:sz w:val="28"/>
+          <w:szCs w:val="28"/>
+          <w:rtl/>
+        </w:rPr>
+        <w:t xml:space="preserve">لفعل ذلك. </w:t>
+      </w:r>
+      <w:r>
+        <w:rPr>
+          <w:rFonts w:ascii="Sakkal Majalla" w:hAnsi="Sakkal Majalla" w:cs="Sakkal Majalla" w:hint="cs"/>
+          <w:sz w:val="28"/>
+          <w:szCs w:val="28"/>
+          <w:rtl/>
+        </w:rPr>
+        <w:t xml:space="preserve">كل ما يُسعد العالم على نفقات الله، هو في كل شكل بابل. وإن وُجد المسيحي فيه، يُدعى ذلك أنه موجود في بابل. العالم يمكنه أن يستغني من دون أن يمسّنا هذا الغنى؛ ولكن متى وُجد في خيمة عاخان رداءً </w:t>
+      </w:r>
+      <w:proofErr w:type="spellStart"/>
+      <w:r>
+        <w:rPr>
+          <w:rFonts w:ascii="Sakkal Majalla" w:hAnsi="Sakkal Majalla" w:cs="Sakkal Majalla" w:hint="cs"/>
+          <w:sz w:val="28"/>
+          <w:szCs w:val="28"/>
+          <w:rtl/>
+        </w:rPr>
+        <w:t>شنعاريًا</w:t>
+      </w:r>
+      <w:proofErr w:type="spellEnd"/>
+      <w:r>
+        <w:rPr>
+          <w:rStyle w:val="FootnoteReference"/>
+          <w:rFonts w:ascii="Sakkal Majalla" w:hAnsi="Sakkal Majalla" w:cs="Sakkal Majalla"/>
+          <w:sz w:val="28"/>
+          <w:szCs w:val="28"/>
+          <w:rtl/>
+        </w:rPr>
+        <w:footnoteReference w:id="8"/>
+      </w:r>
+      <w:r>
+        <w:rPr>
+          <w:rFonts w:ascii="Sakkal Majalla" w:hAnsi="Sakkal Majalla" w:cs="Sakkal Majalla" w:hint="cs"/>
+          <w:sz w:val="28"/>
+          <w:szCs w:val="28"/>
+          <w:rtl/>
+        </w:rPr>
+        <w:t xml:space="preserve">، تتدنّس كل الحلة والله يدين ذلك (يشوع 7). متى ما استقرت العلاقات ما بين بابل وشعب الله، يكون ذلك إشارة، بأن كل ثروات حزقيا ستؤخذ إلى بابل. عندما </w:t>
+      </w:r>
+      <w:r>
+        <w:rPr>
+          <w:rFonts w:ascii="Sakkal Majalla" w:hAnsi="Sakkal Majalla" w:cs="Sakkal Majalla" w:hint="cs"/>
+          <w:sz w:val="28"/>
+          <w:szCs w:val="28"/>
+          <w:rtl/>
+        </w:rPr>
+        <w:t>يغتني حزقيا لدرجة كافية بأن يُري كنوزه يكون قد حصل على مبادئ العالم، وتكون الدينونة قد ابتدأت. متى ما وجدت بابل نفسها مجبرة بأن تسبي إسرائيل، لم يكن لشعب الله أي قوة.</w:t>
+      </w:r>
+    </w:p>
+    <w:p>
+      <w:pPr>
+        <w:jc w:val="both"/>
+        <w:rPr>
+          <w:rFonts w:ascii="Sakkal Majalla" w:hAnsi="Sakkal Majalla" w:cs="Sakkal Majalla"/>
+          <w:sz w:val="28"/>
+          <w:szCs w:val="28"/>
+          <w:rtl/>
+        </w:rPr>
+      </w:pPr>
+      <w:r>
+        <w:rPr>
+          <w:rFonts w:ascii="Sakkal Majalla" w:hAnsi="Sakkal Majalla" w:cs="Sakkal Majalla"/>
+          <w:sz w:val="28"/>
+          <w:szCs w:val="28"/>
+          <w:rtl/>
+        </w:rPr>
+        <w:t xml:space="preserve">عدد </w:t>
+      </w:r>
+      <w:r>
+        <w:rPr>
+          <w:rFonts w:ascii="Sakkal Majalla" w:hAnsi="Sakkal Majalla" w:cs="Sakkal Majalla" w:hint="cs"/>
+          <w:sz w:val="28"/>
+          <w:szCs w:val="28"/>
+          <w:rtl/>
+        </w:rPr>
+        <w:t xml:space="preserve">4. إن شؤم شعب الله هو اشتراكه في خطية بابل؛ والوسيلة بأن لا يتشارك فيه، هو الخروج من وسطه لكي لا يكون شريكًا في خطيتها، وكنتيجة لذلك، في ضرباتها. المرء يخرج من وسطها لأجل خطاياها، لكي لا يتشارك فيها بشيء ولا، لأن ضرباتها قد آلت. فيما هو واضح هو أن الكنائس، المسيحيون الحقيقيون قد تعولموا. الله </w:t>
+      </w:r>
+      <w:proofErr w:type="spellStart"/>
+      <w:r>
+        <w:rPr>
+          <w:rFonts w:ascii="Sakkal Majalla" w:hAnsi="Sakkal Majalla" w:cs="Sakkal Majalla" w:hint="cs"/>
+          <w:sz w:val="28"/>
+          <w:szCs w:val="28"/>
+          <w:rtl/>
+        </w:rPr>
+        <w:t>تانّى</w:t>
+      </w:r>
+      <w:proofErr w:type="spellEnd"/>
+      <w:r>
+        <w:rPr>
+          <w:rFonts w:ascii="Sakkal Majalla" w:hAnsi="Sakkal Majalla" w:cs="Sakkal Majalla" w:hint="cs"/>
+          <w:sz w:val="28"/>
+          <w:szCs w:val="28"/>
+          <w:rtl/>
+        </w:rPr>
+        <w:t xml:space="preserve"> بما فيه الكفاية، - بابل تسقط، وها </w:t>
+      </w:r>
+      <w:proofErr w:type="spellStart"/>
+      <w:r>
+        <w:rPr>
+          <w:rFonts w:ascii="Sakkal Majalla" w:hAnsi="Sakkal Majalla" w:cs="Sakkal Majalla"/>
+          <w:sz w:val="28"/>
+          <w:szCs w:val="28"/>
+          <w:rtl/>
+        </w:rPr>
+        <w:t>بَيْلْشَاصَّرُ</w:t>
+      </w:r>
+      <w:proofErr w:type="spellEnd"/>
+      <w:r>
+        <w:rPr>
+          <w:rFonts w:ascii="Sakkal Majalla" w:hAnsi="Sakkal Majalla" w:cs="Sakkal Majalla" w:hint="cs"/>
+          <w:sz w:val="28"/>
+          <w:szCs w:val="28"/>
+          <w:rtl/>
+        </w:rPr>
+        <w:t xml:space="preserve"> يتفاخر، ليس فقط أنه سبى شعب الله</w:t>
+      </w:r>
+      <w:r>
+        <w:rPr>
+          <w:rFonts w:ascii="Sakkal Majalla" w:hAnsi="Sakkal Majalla" w:cs="Sakkal Majalla" w:hint="cs"/>
+          <w:sz w:val="28"/>
+          <w:szCs w:val="28"/>
+          <w:rtl/>
+        </w:rPr>
+        <w:t xml:space="preserve">، ولكن أيضًا أنه أعلى من الله. </w:t>
+      </w:r>
+      <w:r>
+        <w:rPr>
+          <w:rFonts w:ascii="Sakkal Majalla" w:hAnsi="Sakkal Majalla" w:cs="Sakkal Majalla" w:hint="cs"/>
+          <w:sz w:val="28"/>
+          <w:szCs w:val="28"/>
+          <w:rtl/>
+        </w:rPr>
+        <w:lastRenderedPageBreak/>
+        <w:t>حينما سقطت بابل كان شعب الله فيها، وهذا سيستمر كذلك، بالرغم من أن الكنيسة تكون قد أُخذت قبل ذلك.</w:t>
+      </w:r>
+    </w:p>
+    <w:p>
+      <w:pPr>
+        <w:jc w:val="both"/>
+        <w:rPr>
+          <w:rFonts w:ascii="Sakkal Majalla" w:hAnsi="Sakkal Majalla" w:cs="Sakkal Majalla"/>
+          <w:sz w:val="28"/>
+          <w:szCs w:val="28"/>
+          <w:rtl/>
+        </w:rPr>
+      </w:pPr>
+      <w:r>
+        <w:rPr>
+          <w:rFonts w:ascii="Sakkal Majalla" w:hAnsi="Sakkal Majalla" w:cs="Sakkal Majalla"/>
+          <w:sz w:val="28"/>
+          <w:szCs w:val="28"/>
+          <w:rtl/>
+        </w:rPr>
+        <w:t xml:space="preserve">إن </w:t>
+      </w:r>
+      <w:r>
+        <w:rPr>
+          <w:rFonts w:ascii="Sakkal Majalla" w:hAnsi="Sakkal Majalla" w:cs="Sakkal Majalla" w:hint="cs"/>
+          <w:sz w:val="28"/>
+          <w:szCs w:val="28"/>
+          <w:rtl/>
+        </w:rPr>
+        <w:t xml:space="preserve">روح العالمية تقاوم شهادة الله، وهي أثيمة في موت الذين شهدوا ليسوع.- كلما ازدادت الديانة في العالم، كلما شغفت أكثر بأن تقتل الذي يشهدون ليسوع. عندما نصب نبوخذنصّر التمثال الذهبي، ألقى بالعبرانيين إلى أتون النار. عندما كُرز بيسوع المسيح، كان اليهود هم الذين انتقلوا من مدينة إلى مدينة ليشجعوا الأمم بأن يضطهدوا المسيحيين، ولاحقوا الرسل لهذه الغاية من مدينة إلى مدينة. إن أقل ما يحتمله نور الله هو ما سيكون ديانة الله من دون أن تكون كذلك. بابل هي العالمية مطرودة من الله، كأثيمة في موت المسيح، </w:t>
+      </w:r>
+      <w:r>
+        <w:rPr>
+          <w:rFonts w:ascii="Sakkal Majalla" w:hAnsi="Sakkal Majalla" w:cs="Sakkal Majalla" w:hint="cs"/>
+          <w:sz w:val="28"/>
+          <w:szCs w:val="28"/>
+          <w:rtl/>
+        </w:rPr>
+        <w:t xml:space="preserve">والتي بقدر إمكانها مشغولة بتجميل العالم. الكنيسة وهي </w:t>
+      </w:r>
+      <w:proofErr w:type="spellStart"/>
+      <w:r>
+        <w:rPr>
+          <w:rFonts w:ascii="Sakkal Majalla" w:hAnsi="Sakkal Majalla" w:cs="Sakkal Majalla" w:hint="cs"/>
+          <w:sz w:val="28"/>
+          <w:szCs w:val="28"/>
+          <w:rtl/>
+        </w:rPr>
+        <w:t>معولمة</w:t>
+      </w:r>
+      <w:proofErr w:type="spellEnd"/>
+      <w:r>
+        <w:rPr>
+          <w:rFonts w:ascii="Sakkal Majalla" w:hAnsi="Sakkal Majalla" w:cs="Sakkal Majalla" w:hint="cs"/>
+          <w:sz w:val="28"/>
+          <w:szCs w:val="28"/>
+          <w:rtl/>
+        </w:rPr>
+        <w:t>، تنطفئ. بابل في الكنيسة تخنق الأنبياء والقديسين. هذه هي مبادئ بابل الرئيسية؛ والذين لا يعملون بضمير لا بد لهم أن يخضعوا لنير هذه العولمة المزدهرة، والتي حتى ستتاجر بنفوس الناس. والشهادة تبقى بأن العالم ليس من الآب، والمسيح ليس من العالم، وبأن العالم سيُدان (عدد 8).</w:t>
+      </w:r>
+    </w:p>
+    <w:p>
+      <w:pPr>
+        <w:jc w:val="both"/>
+        <w:rPr>
+          <w:rFonts w:ascii="Sakkal Majalla" w:hAnsi="Sakkal Majalla" w:cs="Sakkal Majalla"/>
+          <w:sz w:val="28"/>
+          <w:szCs w:val="28"/>
+          <w:rtl/>
+        </w:rPr>
+      </w:pPr>
+      <w:r>
+        <w:rPr>
+          <w:rFonts w:ascii="Sakkal Majalla" w:hAnsi="Sakkal Majalla" w:cs="Sakkal Majalla" w:hint="cs"/>
+          <w:sz w:val="28"/>
+          <w:szCs w:val="28"/>
+          <w:rtl/>
+        </w:rPr>
+        <w:t xml:space="preserve">إلى أن تقع دينونة الله على العالم، سينجح العالم أكثر كلما طال الزمان أكثر. </w:t>
+      </w:r>
+      <w:r>
+        <w:rPr>
+          <w:rFonts w:ascii="Sakkal Majalla" w:hAnsi="Sakkal Majalla" w:cs="Sakkal Majalla"/>
+          <w:sz w:val="28"/>
+          <w:szCs w:val="28"/>
+          <w:rtl/>
+        </w:rPr>
+        <w:t>–</w:t>
+      </w:r>
+      <w:r>
+        <w:rPr>
+          <w:rFonts w:ascii="Sakkal Majalla" w:hAnsi="Sakkal Majalla" w:cs="Sakkal Majalla" w:hint="cs"/>
+          <w:sz w:val="28"/>
+          <w:szCs w:val="28"/>
+          <w:rtl/>
+        </w:rPr>
+        <w:t xml:space="preserve"> إن هذا لم يتم بعد بالكامل؛ لكننا مُنذرون بان نهرب من كل هذه المبادئ البابلية، التي يتجمّل بها المجتمع من دون الله ويُبنى، والتي تؤول به بأن يجعل من الضمير بحد ذاته سل</w:t>
+      </w:r>
+      <w:r>
+        <w:rPr>
+          <w:rFonts w:ascii="Sakkal Majalla" w:hAnsi="Sakkal Majalla" w:cs="Sakkal Majalla" w:hint="cs"/>
+          <w:sz w:val="28"/>
+          <w:szCs w:val="28"/>
+          <w:rtl/>
+        </w:rPr>
+        <w:t>عة. يا ليت الله يضع في قلوبنا بأ</w:t>
+      </w:r>
+      <w:r>
+        <w:rPr>
+          <w:rFonts w:ascii="Sakkal Majalla" w:hAnsi="Sakkal Majalla" w:cs="Sakkal Majalla" w:hint="cs"/>
+          <w:sz w:val="28"/>
+          <w:szCs w:val="28"/>
+          <w:rtl/>
+        </w:rPr>
+        <w:t>ن لا نتشارك في خطاياه</w:t>
+      </w:r>
+      <w:r>
+        <w:rPr>
+          <w:rFonts w:ascii="Sakkal Majalla" w:hAnsi="Sakkal Majalla" w:cs="Sakkal Majalla" w:hint="cs"/>
+          <w:sz w:val="28"/>
+          <w:szCs w:val="28"/>
+          <w:rtl/>
+        </w:rPr>
+        <w:t xml:space="preserve">ا، لكي لا نكون شركاء في ضرباتها. كل هذه المبادئ البابلية، كل ما تشتهيه عيونكم لصالوناتكم، لراحاتكم، وكل هذه تفصلكم عن السماء. كل هذا هو من العالم الذي رفض المسيح. هل ربما تريدون القليل من بابل؟ فكما أن الروح ضد الجسد، الابن ضد إبليس، هكذا أيضًا الآب ضد العالم. إنها قوة العواطف والأشواق السماوية التي تطاردها شهوات هذه الأمور الجسدية. </w:t>
+      </w:r>
+      <w:r>
+        <w:rPr>
+          <w:rFonts w:ascii="Sakkal Majalla" w:hAnsi="Sakkal Majalla" w:cs="Sakkal Majalla"/>
+          <w:sz w:val="28"/>
+          <w:szCs w:val="28"/>
+          <w:rtl/>
+        </w:rPr>
+        <w:t>–</w:t>
+      </w:r>
+    </w:p>
+    <w:p>
+      <w:pPr>
+        <w:jc w:val="both"/>
+        <w:rPr>
+          <w:rFonts w:ascii="Sakkal Majalla" w:hAnsi="Sakkal Majalla" w:cs="Sakkal Majalla"/>
+          <w:sz w:val="28"/>
+          <w:szCs w:val="28"/>
+          <w:rtl/>
+        </w:rPr>
+      </w:pPr>
+      <w:r>
+        <w:rPr>
+          <w:rFonts w:ascii="Sakkal Majalla" w:hAnsi="Sakkal Majalla" w:cs="Sakkal Majalla"/>
+          <w:sz w:val="28"/>
+          <w:szCs w:val="28"/>
+          <w:rtl/>
+        </w:rPr>
+        <w:t xml:space="preserve">توجد </w:t>
+      </w:r>
+      <w:r>
+        <w:rPr>
+          <w:rFonts w:ascii="Sakkal Majalla" w:hAnsi="Sakkal Majalla" w:cs="Sakkal Majalla" w:hint="cs"/>
+          <w:sz w:val="28"/>
+          <w:szCs w:val="28"/>
+          <w:rtl/>
+        </w:rPr>
+        <w:t>في بابل مبادئ أخرى: إصحاح 10 و 11 من سفر التكوين يسلمانا سرد كل قبائل الأرض وتقسيمها. في ذلك نجد مبدأين، اللذان يُشيران</w:t>
+      </w:r>
+      <w:r>
+        <w:rPr>
+          <w:rFonts w:ascii="Sakkal Majalla" w:hAnsi="Sakkal Majalla" w:cs="Sakkal Majalla"/>
+          <w:sz w:val="28"/>
+          <w:szCs w:val="28"/>
+          <w:rtl/>
+        </w:rPr>
+        <w:t xml:space="preserve"> إلى الميل النابض لقلب الإنسان للقيام بإرادته</w:t>
+      </w:r>
+      <w:r>
+        <w:rPr>
+          <w:rFonts w:ascii="Sakkal Majalla" w:hAnsi="Sakkal Majalla" w:cs="Sakkal Majalla" w:hint="cs"/>
+          <w:sz w:val="28"/>
+          <w:szCs w:val="28"/>
+          <w:rtl/>
+        </w:rPr>
+        <w:t xml:space="preserve">، ألا وهو روح الاستبداد وروح المؤانسة. نمرود، المثال الأول لحب التسلط البشري، </w:t>
+      </w:r>
+      <w:r>
+        <w:rPr>
+          <w:rFonts w:ascii="Sakkal Majalla" w:hAnsi="Sakkal Majalla" w:cs="Sakkal Majalla"/>
+          <w:sz w:val="28"/>
+          <w:szCs w:val="28"/>
+          <w:rtl/>
+        </w:rPr>
+        <w:t>ابْتَدَأَ يَكُونُ جَبَّارًا فِي الأَرْضِ</w:t>
+      </w:r>
+      <w:r>
+        <w:rPr>
+          <w:rFonts w:ascii="Sakkal Majalla" w:hAnsi="Sakkal Majalla" w:cs="Sakkal Majalla" w:hint="cs"/>
+          <w:sz w:val="28"/>
+          <w:szCs w:val="28"/>
+          <w:rtl/>
+        </w:rPr>
+        <w:t xml:space="preserve"> (تكوين 10: 8). </w:t>
+      </w:r>
+      <w:r>
+        <w:rPr>
+          <w:rFonts w:ascii="Sakkal Majalla" w:hAnsi="Sakkal Majalla" w:cs="Sakkal Majalla" w:hint="cs"/>
+          <w:sz w:val="28"/>
+          <w:szCs w:val="28"/>
+          <w:rtl/>
+        </w:rPr>
+        <w:t>نبوخذنصّر أول رأس للممالك الأربعة، يمارس جبروته بإرادة شديدة على مَن مثله. في الجانب الآخر يحب الإنسان بأن لا يكون محكومًا من أحد، وهو يرتبط بالآخرين ليكون كاملاً مستقلاً عن الله. وهو مرتبط بالآخرين يظن بأنه قادر على كل شيء. الوحدة هو يقول، تصنع القوة، وهذا صحيح، إلى أن يدخل الله في الوسط. الناس يتواصلون لكي يكون لديهم اسم في الأرض. هذا هو روح المؤانسة (الاجتماعيات). لكن حينما شتت الله الناس، استولى نمرود على كل ما عملوه. "</w:t>
+      </w:r>
+      <w:r>
+        <w:rPr>
+          <w:rFonts w:ascii="Sakkal Majalla" w:hAnsi="Sakkal Majalla" w:cs="Sakkal Majalla"/>
+          <w:sz w:val="28"/>
+          <w:szCs w:val="28"/>
+          <w:rtl/>
+        </w:rPr>
+        <w:t>وَكَانَ ابْتِدَاءُ مَمْلَكَتِهِ بَابِلَ</w:t>
+      </w:r>
+      <w:r>
+        <w:rPr>
+          <w:rFonts w:ascii="Sakkal Majalla" w:hAnsi="Sakkal Majalla" w:cs="Sakkal Majalla" w:hint="cs"/>
+          <w:sz w:val="28"/>
+          <w:szCs w:val="28"/>
+          <w:rtl/>
+        </w:rPr>
+        <w:t>" (تكوين 10: 10).</w:t>
+      </w:r>
+      <w:r>
+        <w:rPr>
+          <w:rFonts w:ascii="Sakkal Majalla" w:hAnsi="Sakkal Majalla" w:cs="Sakkal Majalla" w:hint="cs"/>
+          <w:sz w:val="28"/>
+          <w:szCs w:val="28"/>
+          <w:rtl/>
+        </w:rPr>
+        <w:t xml:space="preserve"> الله يلاحظ (تكوين 11: 6) قوة مبدأ الارتباط: إنه مبدأ بابل الحقيقي. الإنسان يريد أن يتواصل، وبإرادته يتحد بالآخر مكتسبًا لنفسه صيتًا. إن روح الاتحاد هذا ليس شأنه إلا في افتخار وكرامة الناس. </w:t>
+      </w:r>
+    </w:p>
+    <w:p>
+      <w:pPr>
+        <w:jc w:val="both"/>
+        <w:rPr>
+          <w:rFonts w:ascii="Sakkal Majalla" w:hAnsi="Sakkal Majalla" w:cs="Sakkal Majalla"/>
+          <w:sz w:val="28"/>
+          <w:szCs w:val="28"/>
+          <w:rtl/>
+        </w:rPr>
+      </w:pPr>
+      <w:r>
+        <w:rPr>
+          <w:rFonts w:ascii="Sakkal Majalla" w:hAnsi="Sakkal Majalla" w:cs="Sakkal Majalla"/>
+          <w:sz w:val="28"/>
+          <w:szCs w:val="28"/>
+          <w:rtl/>
+        </w:rPr>
+        <w:t xml:space="preserve">بالنسبة </w:t>
+      </w:r>
+      <w:r>
+        <w:rPr>
+          <w:rFonts w:ascii="Sakkal Majalla" w:hAnsi="Sakkal Majalla" w:cs="Sakkal Majalla" w:hint="cs"/>
+          <w:sz w:val="28"/>
+          <w:szCs w:val="28"/>
+          <w:rtl/>
+        </w:rPr>
+        <w:t>للكنيسة هنالك وحدة حقة. "روح واحد وجسد واحد." هذه الوحدة قوة حياتها هي الروح القدس والمسيح هو محور كل شيء. فقط المسيحية التي يمكنها منح الهوية والضمير قوة عظيمة وبنفس الوقت توحيد الناس تحت إرشاد</w:t>
+      </w:r>
+      <w:r>
+        <w:rPr>
+          <w:rFonts w:ascii="Sakkal Majalla" w:hAnsi="Sakkal Majalla" w:cs="Sakkal Majalla" w:hint="cs"/>
+          <w:sz w:val="28"/>
+          <w:szCs w:val="28"/>
+          <w:rtl/>
+        </w:rPr>
+        <w:t xml:space="preserve"> المسيح كمحور، الذي هو المسيح. إ</w:t>
+      </w:r>
+      <w:r>
+        <w:rPr>
+          <w:rFonts w:ascii="Sakkal Majalla" w:hAnsi="Sakkal Majalla" w:cs="Sakkal Majalla" w:hint="cs"/>
+          <w:sz w:val="28"/>
+          <w:szCs w:val="28"/>
+          <w:rtl/>
+        </w:rPr>
+        <w:t xml:space="preserve">ن هذا ممكن فقط بالروح القدس، الذي يرفع الأنانية، مانحًا قوة </w:t>
+      </w:r>
+      <w:r>
+        <w:rPr>
+          <w:rFonts w:ascii="Sakkal Majalla" w:hAnsi="Sakkal Majalla" w:cs="Sakkal Majalla" w:hint="cs"/>
+          <w:sz w:val="28"/>
+          <w:szCs w:val="28"/>
+          <w:rtl/>
+        </w:rPr>
+        <w:lastRenderedPageBreak/>
+        <w:t>للضمير، و</w:t>
+      </w:r>
+      <w:r>
+        <w:rPr>
+          <w:rFonts w:ascii="Sakkal Majalla" w:hAnsi="Sakkal Majalla" w:cs="Sakkal Majalla" w:hint="cs"/>
+          <w:sz w:val="28"/>
+          <w:szCs w:val="28"/>
+          <w:rtl/>
+        </w:rPr>
+        <w:t>موضوعًا للقلب بالإيمان خارجًا عن ما يؤثر على ضمير الفرد، ويوحدنا جميعًا بشوق يسود نحو محور واحد، بحياة واحدة.</w:t>
+      </w:r>
+    </w:p>
+    <w:p>
+      <w:pPr>
+        <w:jc w:val="both"/>
+        <w:rPr>
+          <w:rFonts w:ascii="Sakkal Majalla" w:hAnsi="Sakkal Majalla" w:cs="Sakkal Majalla"/>
+          <w:sz w:val="28"/>
+          <w:szCs w:val="28"/>
+          <w:rtl/>
+        </w:rPr>
+      </w:pPr>
+      <w:r>
+        <w:rPr>
+          <w:rFonts w:ascii="Sakkal Majalla" w:hAnsi="Sakkal Majalla" w:cs="Sakkal Majalla"/>
+          <w:sz w:val="28"/>
+          <w:szCs w:val="28"/>
+          <w:rtl/>
+        </w:rPr>
+        <w:t xml:space="preserve">إن </w:t>
+      </w:r>
+      <w:r>
+        <w:rPr>
+          <w:rFonts w:ascii="Sakkal Majalla" w:hAnsi="Sakkal Majalla" w:cs="Sakkal Majalla" w:hint="cs"/>
+          <w:sz w:val="28"/>
+          <w:szCs w:val="28"/>
+          <w:rtl/>
+        </w:rPr>
+        <w:t xml:space="preserve">وحدة بابل لها طبيعة مختلفة. هي تستهدف افتخار الإنسان الذي يريد أن يوحّد العالم لأجل نظام ابتكرته حكمة الإنسان وذكاؤه. بابل لديها دائمًا رأس واحد. من بعدما أن أدخل الله الناس في حيرة، يأخذ إنسانٌ واحد كل هذه الآراء المختلفة، ويوحدها تحت إرادته ويطوّعها. التحالف والاستبداد في كلا الشكلين، هذا هو الإنسان الذي يريد أن يصنع لنفسه اسمًا. الضمير لا يكون عاملاً؛ </w:t>
+      </w:r>
+      <w:r>
+        <w:rPr>
+          <w:rFonts w:ascii="Sakkal Majalla" w:hAnsi="Sakkal Majalla" w:cs="Sakkal Majalla" w:hint="cs"/>
+          <w:sz w:val="28"/>
+          <w:szCs w:val="28"/>
+          <w:rtl/>
+        </w:rPr>
+        <w:t xml:space="preserve">فليس هنالك لا أصل ولا ثمر. </w:t>
+      </w:r>
+      <w:r>
+        <w:rPr>
+          <w:rFonts w:ascii="Sakkal Majalla" w:hAnsi="Sakkal Majalla" w:cs="Sakkal Majalla"/>
+          <w:sz w:val="28"/>
+          <w:szCs w:val="28"/>
+          <w:rtl/>
+        </w:rPr>
+        <w:t>–</w:t>
+      </w:r>
+      <w:r>
+        <w:rPr>
+          <w:rFonts w:ascii="Sakkal Majalla" w:hAnsi="Sakkal Majalla" w:cs="Sakkal Majalla" w:hint="cs"/>
+          <w:sz w:val="28"/>
+          <w:szCs w:val="28"/>
+          <w:rtl/>
+        </w:rPr>
+        <w:t xml:space="preserve"> لمدة طويلة كان روح هذه الوحدة البابلية الكاذبة متدينًا في الظاهر؛ غير أنه ليس إلا روح بابل.</w:t>
+      </w:r>
+    </w:p>
+    <w:p>
+      <w:pPr>
+        <w:jc w:val="both"/>
+        <w:rPr>
+          <w:rFonts w:ascii="Sakkal Majalla" w:hAnsi="Sakkal Majalla" w:cs="Sakkal Majalla"/>
+          <w:sz w:val="28"/>
+          <w:szCs w:val="28"/>
+          <w:rtl/>
+        </w:rPr>
+      </w:pPr>
+      <w:r>
+        <w:rPr>
+          <w:rFonts w:ascii="Sakkal Majalla" w:hAnsi="Sakkal Majalla" w:cs="Sakkal Majalla" w:hint="cs"/>
+          <w:sz w:val="28"/>
+          <w:szCs w:val="28"/>
+          <w:rtl/>
+        </w:rPr>
+        <w:t xml:space="preserve">إن روح التحالف قوي جدًا في هذه الأيام. الترابط التجاري يسود على كل شيء وحاجة الاتحاد تُعَرَّف في كل مكان. وبطريقة مدهشة ينجح الإنسان في كل شيء؛ لكن كل هذا سيؤول فقط إلى إرباك إرادة الإنسان ولخضوعه لضد المسيح، كالرأس الأخير. إن وسيلة الشفاء لكل هذا هو الضمير. الروح القدس يعمل كروح وحدانية أولاد الله؛ فالضمير لا يمكنه أن يكون في شركة اجتماعية، ويرمي وراءه مسؤوليته الفردية.  إنها فردية، وإلا لما كان الله هو سيد الضمير. </w:t>
+      </w:r>
+      <w:r>
+        <w:rPr>
+          <w:rFonts w:ascii="Sakkal Majalla" w:hAnsi="Sakkal Majalla" w:cs="Sakkal Majalla" w:hint="cs"/>
+          <w:sz w:val="28"/>
+          <w:szCs w:val="28"/>
+          <w:rtl/>
+        </w:rPr>
+        <w:t xml:space="preserve">الروح القدس يوجّهه إلى يسوع. إن أراد المرء أن يتجنب مبادئ الشر، فلا توجد أية وسيلة أخرى غير الضمير. إنه يُحَكِّمنا للخير ويجعلنا بسطاء للشر. المسيحي الذي يعمل بحسب ضميره، سيتحفظ من ألف شرَك لم يكُن يعلم بها. </w:t>
+      </w:r>
+      <w:r>
+        <w:rPr>
+          <w:rFonts w:ascii="Sakkal Majalla" w:hAnsi="Sakkal Majalla" w:cs="Sakkal Majalla"/>
+          <w:sz w:val="28"/>
+          <w:szCs w:val="28"/>
+          <w:rtl/>
+        </w:rPr>
+        <w:t>–</w:t>
+      </w:r>
+      <w:r>
+        <w:rPr>
+          <w:rFonts w:ascii="Sakkal Majalla" w:hAnsi="Sakkal Majalla" w:cs="Sakkal Majalla" w:hint="cs"/>
+          <w:sz w:val="28"/>
+          <w:szCs w:val="28"/>
+          <w:rtl/>
+        </w:rPr>
+        <w:t xml:space="preserve"> إن بابل هذه، التي رأينا تعظمها وافتخارها، ستكون موضوع دينونة الله. متى ما حدث هذا لن يكون جميع الأعداء قد أبيدوا. فالذي يتبقى هو الرأس الثامن من الوحش. الله دائمًا يتأنى على أولاده. </w:t>
+      </w:r>
+      <w:r>
+        <w:rPr>
+          <w:rFonts w:ascii="Sakkal Majalla" w:hAnsi="Sakkal Majalla" w:cs="Sakkal Majalla"/>
+          <w:sz w:val="28"/>
+          <w:szCs w:val="28"/>
+          <w:rtl/>
+        </w:rPr>
+        <w:t>–</w:t>
+      </w:r>
+    </w:p>
+    <w:p>
+      <w:pPr>
+        <w:jc w:val="both"/>
+        <w:rPr>
+          <w:rFonts w:ascii="Sakkal Majalla" w:hAnsi="Sakkal Majalla" w:cs="Sakkal Majalla"/>
+          <w:sz w:val="28"/>
+          <w:szCs w:val="28"/>
+          <w:rtl/>
+        </w:rPr>
+      </w:pPr>
+      <w:r>
+        <w:rPr>
+          <w:rFonts w:ascii="Sakkal Majalla" w:hAnsi="Sakkal Majalla" w:cs="Sakkal Majalla"/>
+          <w:sz w:val="28"/>
+          <w:szCs w:val="28"/>
+          <w:rtl/>
+        </w:rPr>
+        <w:t xml:space="preserve">بابل </w:t>
+      </w:r>
+      <w:r>
+        <w:rPr>
+          <w:rFonts w:ascii="Sakkal Majalla" w:hAnsi="Sakkal Majalla" w:cs="Sakkal Majalla" w:hint="cs"/>
+          <w:sz w:val="28"/>
+          <w:szCs w:val="28"/>
+          <w:rtl/>
+        </w:rPr>
+        <w:t>زانية وليست خائنة. إ</w:t>
+      </w:r>
+      <w:r>
+        <w:rPr>
+          <w:rFonts w:ascii="Sakkal Majalla" w:hAnsi="Sakkal Majalla" w:cs="Sakkal Majalla" w:hint="cs"/>
+          <w:sz w:val="28"/>
+          <w:szCs w:val="28"/>
+          <w:rtl/>
+        </w:rPr>
+        <w:t>سرائيل كان خائنًا في عدم أمانته؛ أما الكنيسة الفاسدة فهي زانية، لأن عرس الحمل لم يحضر بعد. يهوه الرب هو بعل إسرائيل. محضره كان هناك ومن عليائه فاضت البركة الأرضية إلى أسفل. بغض النظر عن ذلك أودت جهالة الناس</w:t>
+      </w:r>
+      <w:r>
+        <w:rPr>
+          <w:rFonts w:ascii="Sakkal Majalla" w:hAnsi="Sakkal Majalla" w:cs="Sakkal Majalla" w:hint="cs"/>
+          <w:sz w:val="28"/>
+          <w:szCs w:val="28"/>
+          <w:rtl/>
+        </w:rPr>
+        <w:t xml:space="preserve"> بهم</w:t>
+      </w:r>
+      <w:r>
+        <w:rPr>
+          <w:rFonts w:ascii="Sakkal Majalla" w:hAnsi="Sakkal Majalla" w:cs="Sakkal Majalla" w:hint="cs"/>
+          <w:sz w:val="28"/>
+          <w:szCs w:val="28"/>
+          <w:rtl/>
+        </w:rPr>
+        <w:t xml:space="preserve"> إلى الوثنية. </w:t>
+      </w:r>
+      <w:r>
+        <w:rPr>
+          <w:rFonts w:ascii="Sakkal Majalla" w:hAnsi="Sakkal Majalla" w:cs="Sakkal Majalla"/>
+          <w:sz w:val="28"/>
+          <w:szCs w:val="28"/>
+          <w:rtl/>
+        </w:rPr>
+        <w:t>–</w:t>
+      </w:r>
+      <w:r>
+        <w:rPr>
+          <w:rFonts w:ascii="Sakkal Majalla" w:hAnsi="Sakkal Majalla" w:cs="Sakkal Majalla" w:hint="cs"/>
+          <w:sz w:val="28"/>
+          <w:szCs w:val="28"/>
+          <w:rtl/>
+        </w:rPr>
+        <w:t xml:space="preserve"> عروس الحمل لم تكن مشَكَّلة بعد. </w:t>
+      </w:r>
+      <w:r>
+        <w:rPr>
+          <w:rFonts w:ascii="Sakkal Majalla" w:hAnsi="Sakkal Majalla" w:cs="Sakkal Majalla" w:hint="cs"/>
+          <w:sz w:val="28"/>
+          <w:szCs w:val="28"/>
+          <w:rtl/>
+        </w:rPr>
+        <w:t xml:space="preserve">كما وعلى الكنيسة أن تواصل انتظارها. وإذ ليس من المريح الانتظار من دون الامتلاك، ارادت الكنيسة مثل اليهودية بأن يكون لها مُتَع على الأرض. كلما كان هناك روح أكثر كانت أكثر معاناة وكلما كان تقهقر في المحاربة. الكنيسة، من بعدما أن توقفت عن انتظارها للعريس، ارادت أن يكون لها مُتَع في العالم، وفسُدت. لأن نظام البركة الأرضي في إسرائيل فشل، أُدخلت الكنيسة. الكنيسة </w:t>
+      </w:r>
+      <w:r>
+        <w:rPr>
+          <w:rFonts w:ascii="Sakkal Majalla" w:hAnsi="Sakkal Majalla" w:cs="Sakkal Majalla"/>
+          <w:sz w:val="28"/>
+          <w:szCs w:val="28"/>
+          <w:rtl/>
+        </w:rPr>
+        <w:t>لا يوجد</w:t>
+      </w:r>
+      <w:r>
+        <w:rPr>
+          <w:rFonts w:ascii="Sakkal Majalla" w:hAnsi="Sakkal Majalla" w:cs="Sakkal Majalla" w:hint="cs"/>
+          <w:sz w:val="28"/>
+          <w:szCs w:val="28"/>
+          <w:rtl/>
+        </w:rPr>
+        <w:t xml:space="preserve"> لها</w:t>
+      </w:r>
+      <w:r>
+        <w:rPr>
+          <w:rFonts w:ascii="Sakkal Majalla" w:hAnsi="Sakkal Majalla" w:cs="Sakkal Majalla"/>
+          <w:sz w:val="28"/>
+          <w:szCs w:val="28"/>
+          <w:rtl/>
+        </w:rPr>
+        <w:t xml:space="preserve"> سوى إيداع ممتلكاتها المستقبلية.</w:t>
+      </w:r>
+      <w:r>
+        <w:rPr>
+          <w:rFonts w:ascii="Sakkal Majalla" w:hAnsi="Sakkal Majalla" w:cs="Sakkal Majalla" w:hint="cs"/>
+          <w:sz w:val="28"/>
+          <w:szCs w:val="28"/>
+          <w:rtl/>
+        </w:rPr>
+        <w:t xml:space="preserve"> إن موقفها هو فقط الانتظار. إبليس جعل من كل هذا مهزلة، وحطّ من فكرة التضحية في الكنيسة. لم يقُل أحدٌ في البداية أن بعض ما كان يملكه كان له شخصيًا. </w:t>
+      </w:r>
+      <w:r>
+        <w:rPr>
+          <w:rFonts w:ascii="Sakkal Majalla" w:hAnsi="Sakkal Majalla" w:cs="Sakkal Majalla" w:hint="cs"/>
+          <w:sz w:val="28"/>
+          <w:szCs w:val="28"/>
+          <w:rtl/>
+        </w:rPr>
+        <w:t xml:space="preserve">لاحقًا نرى الرسائل تنذر الأغنياء، (1. تيموثاوس 6: 17 </w:t>
+      </w:r>
+      <w:r>
+        <w:rPr>
+          <w:rFonts w:ascii="Sakkal Majalla" w:hAnsi="Sakkal Majalla" w:cs="Sakkal Majalla"/>
+          <w:sz w:val="28"/>
+          <w:szCs w:val="28"/>
+          <w:rtl/>
+        </w:rPr>
+        <w:t>–</w:t>
+      </w:r>
+      <w:r>
+        <w:rPr>
+          <w:rFonts w:ascii="Sakkal Majalla" w:hAnsi="Sakkal Majalla" w:cs="Sakkal Majalla" w:hint="cs"/>
+          <w:sz w:val="28"/>
+          <w:szCs w:val="28"/>
+          <w:rtl/>
+        </w:rPr>
+        <w:t xml:space="preserve"> 19) ومن ثم ارادت الكنيسة بان تكون غنية. العذارى الحكيمات نمن. إبليس دخل خلسة ورئيس هذا العالم أصبح الرئيس في الكنيسة. ويكاد يكون أعضاؤها الحقيقيون هالكين في الفساد. وفي هذه الكنيسة الفاسدة هو المكان حيث يتواجد إبليس، وحتى</w:t>
+      </w:r>
+      <w:r>
+        <w:rPr>
+          <w:rFonts w:ascii="Sakkal Majalla" w:hAnsi="Sakkal Majalla" w:cs="Sakkal Majalla" w:hint="cs"/>
+          <w:sz w:val="28"/>
+          <w:szCs w:val="28"/>
+          <w:rtl/>
+        </w:rPr>
+        <w:t xml:space="preserve"> هو المكان</w:t>
+      </w:r>
+      <w:r>
+        <w:rPr>
+          <w:rFonts w:ascii="Sakkal Majalla" w:hAnsi="Sakkal Majalla" w:cs="Sakkal Majalla" w:hint="cs"/>
+          <w:sz w:val="28"/>
+          <w:szCs w:val="28"/>
+          <w:rtl/>
+        </w:rPr>
+        <w:t xml:space="preserve"> حيث ب</w:t>
+      </w:r>
+      <w:r>
+        <w:rPr>
+          <w:rFonts w:ascii="Sakkal Majalla" w:hAnsi="Sakkal Majalla" w:cs="Sakkal Majalla" w:hint="cs"/>
+          <w:sz w:val="28"/>
+          <w:szCs w:val="28"/>
+          <w:rtl/>
+        </w:rPr>
+        <w:t>تم بيع</w:t>
+      </w:r>
+      <w:r>
+        <w:rPr>
+          <w:rFonts w:ascii="Sakkal Majalla" w:hAnsi="Sakkal Majalla" w:cs="Sakkal Majalla" w:hint="cs"/>
+          <w:sz w:val="28"/>
+          <w:szCs w:val="28"/>
+          <w:rtl/>
+        </w:rPr>
+        <w:t xml:space="preserve"> نفوس الناس. الملوك لم </w:t>
+      </w:r>
+      <w:r>
+        <w:rPr>
+          <w:rFonts w:ascii="Sakkal Majalla" w:hAnsi="Sakkal Majalla" w:cs="Sakkal Majalla" w:hint="cs"/>
+          <w:sz w:val="28"/>
+          <w:szCs w:val="28"/>
+          <w:rtl/>
+        </w:rPr>
+        <w:t>تعُد تريد</w:t>
+      </w:r>
+      <w:r>
+        <w:rPr>
+          <w:rFonts w:ascii="Sakkal Majalla" w:hAnsi="Sakkal Majalla" w:cs="Sakkal Majalla" w:hint="cs"/>
+          <w:sz w:val="28"/>
+          <w:szCs w:val="28"/>
+          <w:rtl/>
+        </w:rPr>
+        <w:t xml:space="preserve"> شيئًا من هذه الزانية.</w:t>
+      </w:r>
+    </w:p>
+    <w:p>
+      <w:pPr>
+        <w:jc w:val="both"/>
+        <w:rPr>
+          <w:rFonts w:ascii="Sakkal Majalla" w:hAnsi="Sakkal Majalla" w:cs="Sakkal Majalla"/>
+          <w:sz w:val="28"/>
+          <w:szCs w:val="28"/>
+          <w:rtl/>
+        </w:rPr>
+        <w:sectPr>
+          <w:pgSz w:w="11906" w:h="16838"/>
+          <w:pgMar w:top="1440" w:right="1800" w:bottom="1440" w:left="1800" w:header="708" w:footer="708" w:gutter="0"/>
+          <w:cols w:space="708"/>
+          <w:bidi/>
+          <w:rtlGutter/>
+          <w:docGrid w:linePitch="360"/>
+        </w:sectPr>
+      </w:pPr>
+      <w:r>
+        <w:rPr>
+          <w:rFonts w:ascii="Sakkal Majalla" w:hAnsi="Sakkal Majalla" w:cs="Sakkal Majalla" w:hint="cs"/>
+          <w:sz w:val="28"/>
+          <w:szCs w:val="28"/>
+          <w:rtl/>
+        </w:rPr>
+        <w:t xml:space="preserve">الوحش بنفسه، من بعدما أن وضع الزانية جانبًا </w:t>
+      </w:r>
+      <w:proofErr w:type="spellStart"/>
+      <w:r>
+        <w:rPr>
+          <w:rFonts w:ascii="Sakkal Majalla" w:hAnsi="Sakkal Majalla" w:cs="Sakkal Majalla" w:hint="cs"/>
+          <w:sz w:val="28"/>
+          <w:szCs w:val="28"/>
+          <w:rtl/>
+        </w:rPr>
+        <w:t>وأُبيدت</w:t>
+      </w:r>
+      <w:proofErr w:type="spellEnd"/>
+      <w:r>
+        <w:rPr>
+          <w:rFonts w:ascii="Sakkal Majalla" w:hAnsi="Sakkal Majalla" w:cs="Sakkal Majalla" w:hint="cs"/>
+          <w:sz w:val="28"/>
+          <w:szCs w:val="28"/>
+          <w:rtl/>
+        </w:rPr>
+        <w:t xml:space="preserve"> الزانية، الوحش، قوة الجبروت، يريد بنفسه أن يدخل في حرب مع الحمل. إنها مملكة روما قامت من جديد. الرأس الثامن في الوحش الذي سيدخل حربًا علانية مع الحمل. إنه لم يعُد ببساطة الفساد؛ إنه الجبروت. </w:t>
+      </w:r>
+      <w:r>
+        <w:rPr>
+          <w:rFonts w:ascii="Sakkal Majalla" w:hAnsi="Sakkal Majalla" w:cs="Sakkal Majalla"/>
+          <w:sz w:val="28"/>
+          <w:szCs w:val="28"/>
+          <w:rtl/>
+        </w:rPr>
+        <w:t>–</w:t>
+      </w:r>
+      <w:r>
+        <w:rPr>
+          <w:rFonts w:ascii="Sakkal Majalla" w:hAnsi="Sakkal Majalla" w:cs="Sakkal Majalla" w:hint="cs"/>
+          <w:sz w:val="28"/>
+          <w:szCs w:val="28"/>
+          <w:rtl/>
+        </w:rPr>
+        <w:t xml:space="preserve"> أشعياء 14: 12 </w:t>
+      </w:r>
+      <w:r>
+        <w:rPr>
+          <w:rFonts w:ascii="Sakkal Majalla" w:hAnsi="Sakkal Majalla" w:cs="Sakkal Majalla"/>
+          <w:sz w:val="28"/>
+          <w:szCs w:val="28"/>
+          <w:rtl/>
+        </w:rPr>
+        <w:t>–</w:t>
+      </w:r>
+      <w:r>
+        <w:rPr>
+          <w:rFonts w:ascii="Sakkal Majalla" w:hAnsi="Sakkal Majalla" w:cs="Sakkal Majalla" w:hint="cs"/>
+          <w:sz w:val="28"/>
+          <w:szCs w:val="28"/>
+          <w:rtl/>
+        </w:rPr>
+        <w:t xml:space="preserve"> 18 يجعلنا نرى ملك بابل الذي يتخذ كل لقب وطابع من المسيح. هو يريد أن يجلس </w:t>
+      </w:r>
+      <w:r>
+        <w:rPr>
+          <w:rFonts w:ascii="Sakkal Majalla" w:hAnsi="Sakkal Majalla" w:cs="Sakkal Majalla" w:hint="cs"/>
+          <w:sz w:val="28"/>
+          <w:szCs w:val="28"/>
+          <w:rtl/>
+        </w:rPr>
+        <w:t>إلى</w:t>
+      </w:r>
+      <w:r>
+        <w:rPr>
+          <w:rFonts w:ascii="Sakkal Majalla" w:hAnsi="Sakkal Majalla" w:cs="Sakkal Majalla" w:hint="cs"/>
+          <w:sz w:val="28"/>
+          <w:szCs w:val="28"/>
+          <w:rtl/>
+        </w:rPr>
+        <w:t xml:space="preserve"> جبل الكنيسة في أورشليم، في قصر الملك العظيم في أقصى الشمال. </w:t>
+      </w:r>
+      <w:r>
+        <w:rPr>
+          <w:rFonts w:ascii="Sakkal Majalla" w:hAnsi="Sakkal Majalla" w:cs="Sakkal Majalla" w:hint="cs"/>
+          <w:sz w:val="28"/>
+          <w:szCs w:val="28"/>
+          <w:rtl/>
+        </w:rPr>
+        <w:lastRenderedPageBreak/>
+        <w:t xml:space="preserve">هو يطالب بكل ما يملكه الملك؛ فهو يريد بأن يكون مثل يسوع. بأن يرفع عرشه فوق النجوم، يعلو فوق السحاب، ويكون مثل الحاكم؛ </w:t>
+      </w:r>
+      <w:r>
+        <w:rPr>
+          <w:rFonts w:ascii="Sakkal Majalla" w:hAnsi="Sakkal Majalla" w:cs="Sakkal Majalla" w:hint="cs"/>
+          <w:sz w:val="28"/>
+          <w:szCs w:val="28"/>
+          <w:rtl/>
+        </w:rPr>
+        <w:t>فهو تعداد مجدد للألقاب</w:t>
+      </w:r>
+      <w:r>
+        <w:rPr>
+          <w:rFonts w:ascii="Sakkal Majalla" w:hAnsi="Sakkal Majalla" w:cs="Sakkal Majalla" w:hint="cs"/>
+          <w:sz w:val="28"/>
+          <w:szCs w:val="28"/>
+          <w:rtl/>
+        </w:rPr>
+        <w:t xml:space="preserve"> ومجد يسوع، وأجرأ شكل للكبرياء على الأرض. في مفهوم ما، من الجيد أن يحدث هذا، لأن الله عندها ينبغي أن يدينه ويفنيه. ولكن قبل ذلك ينبغي أن تكون الكنيسة مرتبطة لكي تدخل في هذا المجد ونحن </w:t>
+      </w:r>
+      <w:proofErr w:type="spellStart"/>
+      <w:r>
+        <w:rPr>
+          <w:rFonts w:ascii="Sakkal Majalla" w:hAnsi="Sakkal Majalla" w:cs="Sakkal Majalla" w:hint="cs"/>
+          <w:sz w:val="28"/>
+          <w:szCs w:val="28"/>
+          <w:rtl/>
+        </w:rPr>
+        <w:t>مُدخلون</w:t>
+      </w:r>
+      <w:proofErr w:type="spellEnd"/>
+      <w:r>
+        <w:rPr>
+          <w:rFonts w:ascii="Sakkal Majalla" w:hAnsi="Sakkal Majalla" w:cs="Sakkal Majalla" w:hint="cs"/>
+          <w:sz w:val="28"/>
+          <w:szCs w:val="28"/>
+          <w:rtl/>
+        </w:rPr>
+        <w:t xml:space="preserve"> إلى عرس الحمل.</w:t>
+      </w:r>
+    </w:p>
+    <w:p>
+      <w:pPr>
+        <w:jc w:val="both"/>
+        <w:rPr>
+          <w:rFonts w:ascii="Sakkal Majalla" w:hAnsi="Sakkal Majalla" w:cs="Sakkal Majalla"/>
+          <w:sz w:val="28"/>
+          <w:szCs w:val="28"/>
+          <w:rtl/>
+        </w:rPr>
+      </w:pPr>
+      <w:hyperlink r:id="rId8" w:history="1">
+        <w:r>
+          <w:rPr>
+            <w:rStyle w:val="Hyperlink"/>
+            <w:rFonts w:ascii="Sakkal Majalla" w:hAnsi="Sakkal Majalla" w:cs="Sakkal Majalla" w:hint="cs"/>
+            <w:sz w:val="28"/>
+            <w:szCs w:val="28"/>
+            <w:rtl/>
+          </w:rPr>
+          <w:t>العالم والكنيسة الجزء 3 من 5</w:t>
+        </w:r>
+      </w:hyperlink>
+    </w:p>
+    <w:p>
+      <w:pPr>
+        <w:jc w:val="both"/>
+        <w:rPr>
+          <w:rFonts w:ascii="Sakkal Majalla" w:hAnsi="Sakkal Majalla" w:cs="Sakkal Majalla"/>
+          <w:sz w:val="28"/>
+          <w:szCs w:val="28"/>
+          <w:rtl/>
+        </w:rPr>
+      </w:pPr>
+      <w:r>
+        <w:rPr>
+          <w:rFonts w:ascii="Sakkal Majalla" w:hAnsi="Sakkal Majalla" w:cs="Sakkal Majalla" w:hint="cs"/>
+          <w:sz w:val="28"/>
+          <w:szCs w:val="28"/>
+          <w:rtl/>
+        </w:rPr>
+        <w:t xml:space="preserve">المجد هو لله ومن ثم أيضًا للحمل. إن كانت الكنيسة تبحث عن فوائدها على الأرض فستقع في بابل. يسوع يريد بأن يكون لها المجد الذي له، وأن تنتظر معه إلى دخوله مجده لتتمتع معه. </w:t>
+      </w:r>
+      <w:r>
+        <w:rPr>
+          <w:rFonts w:ascii="Sakkal Majalla" w:hAnsi="Sakkal Majalla" w:cs="Sakkal Majalla" w:hint="cs"/>
+          <w:sz w:val="28"/>
+          <w:szCs w:val="28"/>
+          <w:rtl/>
+        </w:rPr>
+        <w:t>إ</w:t>
+      </w:r>
+      <w:r>
+        <w:rPr>
+          <w:rFonts w:ascii="Sakkal Majalla" w:hAnsi="Sakkal Majalla" w:cs="Sakkal Majalla" w:hint="cs"/>
+          <w:sz w:val="28"/>
+          <w:szCs w:val="28"/>
+          <w:rtl/>
+        </w:rPr>
+        <w:t>ن بحثت عن مجد أرضي، فهي تعطّل أمانتها نحو عريسها، وهذه أعظم عدم أمانة. يجب علينا أن لا يكون لدينا الأشياء التي يعطيها رئيس هذا العالم، ولكن أن ننال</w:t>
+      </w:r>
+      <w:r>
+        <w:rPr>
+          <w:rFonts w:ascii="Sakkal Majalla" w:hAnsi="Sakkal Majalla" w:cs="Sakkal Majalla" w:hint="cs"/>
+          <w:sz w:val="28"/>
+          <w:szCs w:val="28"/>
+          <w:rtl/>
+        </w:rPr>
+        <w:t xml:space="preserve"> الأمور السماوية من الله ونتوقعها منه هو. على الكنيسة أن تكون المنبأة على الأرض عن كل هذا النزع عن الأرض؛ فعليها أن تكون في استقلال كامل عن كل أمر آخر وفي تعلّق مطلق بالله. إن محك وبرهان الإيمان يكمن في رفض امتلاك الأمور إلى أن يعطيها الله. هذه هي خطية شاول؛ فقد ذبح قرابين قبل أن يصل صموئيل. إنه أفضل جدًا بأن ننتظر لكي نتمتع بكل شيء مع المسيح. الكل لنا، وأما نحن فللمسيح والمسيح لله (1. كورنثوس 3: 22 </w:t>
+      </w:r>
+      <w:r>
+        <w:rPr>
+          <w:rFonts w:ascii="Sakkal Majalla" w:hAnsi="Sakkal Majalla" w:cs="Sakkal Majalla"/>
+          <w:sz w:val="28"/>
+          <w:szCs w:val="28"/>
+          <w:rtl/>
+        </w:rPr>
+        <w:t>–</w:t>
+      </w:r>
+      <w:r>
+        <w:rPr>
+          <w:rFonts w:ascii="Sakkal Majalla" w:hAnsi="Sakkal Majalla" w:cs="Sakkal Majalla" w:hint="cs"/>
+          <w:sz w:val="28"/>
+          <w:szCs w:val="28"/>
+          <w:rtl/>
+        </w:rPr>
+        <w:t xml:space="preserve"> 23). ومتى ما تحطمت هذه السلسلة تتحطم أيضًا رابطة المخلوق بالله. الكنيسة ينبغي عليها أن تنتظر مجدها، إلى أن تتم دينونة الله.</w:t>
+      </w:r>
+    </w:p>
+    <w:p>
+      <w:pPr>
+        <w:jc w:val="both"/>
+        <w:rPr>
+          <w:rFonts w:ascii="Sakkal Majalla" w:hAnsi="Sakkal Majalla" w:cs="Sakkal Majalla"/>
+          <w:sz w:val="28"/>
+          <w:szCs w:val="28"/>
+          <w:rtl/>
+        </w:rPr>
+      </w:pPr>
+      <w:r>
+        <w:rPr>
+          <w:rFonts w:ascii="Sakkal Majalla" w:hAnsi="Sakkal Majalla" w:cs="Sakkal Majalla"/>
+          <w:sz w:val="28"/>
+          <w:szCs w:val="28"/>
+          <w:rtl/>
+        </w:rPr>
+        <w:t xml:space="preserve">العروس </w:t>
+      </w:r>
+      <w:r>
+        <w:rPr>
+          <w:rFonts w:ascii="Sakkal Majalla" w:hAnsi="Sakkal Majalla" w:cs="Sakkal Majalla" w:hint="cs"/>
+          <w:sz w:val="28"/>
+          <w:szCs w:val="28"/>
+          <w:rtl/>
+        </w:rPr>
+        <w:t xml:space="preserve">تكون سعيدة فقط بحضور العريس. </w:t>
+      </w:r>
+      <w:r>
+        <w:rPr>
+          <w:rFonts w:ascii="Sakkal Majalla" w:hAnsi="Sakkal Majalla" w:cs="Sakkal Majalla"/>
+          <w:sz w:val="28"/>
+          <w:szCs w:val="28"/>
+          <w:rtl/>
+        </w:rPr>
+        <w:t>–</w:t>
+      </w:r>
+      <w:r>
+        <w:rPr>
+          <w:rFonts w:ascii="Sakkal Majalla" w:hAnsi="Sakkal Majalla" w:cs="Sakkal Majalla" w:hint="cs"/>
+          <w:sz w:val="28"/>
+          <w:szCs w:val="28"/>
+          <w:rtl/>
+        </w:rPr>
+        <w:t xml:space="preserve"> الله من جانبه لا يريد أن يمارس سلطانه من دون المسيح. </w:t>
+      </w:r>
+      <w:r>
+        <w:rPr>
+          <w:rFonts w:ascii="Sakkal Majalla" w:hAnsi="Sakkal Majalla" w:cs="Sakkal Majalla" w:hint="cs"/>
+          <w:sz w:val="28"/>
+          <w:szCs w:val="28"/>
+          <w:rtl/>
+        </w:rPr>
+        <w:t>المسيحيون الذين يريدون البركة قبل الأقضية</w:t>
+      </w:r>
+      <w:r>
+        <w:rPr>
+          <w:rFonts w:ascii="Sakkal Majalla" w:hAnsi="Sakkal Majalla" w:cs="Sakkal Majalla" w:hint="cs"/>
+          <w:sz w:val="28"/>
+          <w:szCs w:val="28"/>
+          <w:rtl/>
+        </w:rPr>
+        <w:t xml:space="preserve"> </w:t>
+      </w:r>
+      <w:r>
+        <w:rPr>
+          <w:rFonts w:ascii="Sakkal Majalla" w:hAnsi="Sakkal Majalla" w:cs="Sakkal Majalla" w:hint="cs"/>
+          <w:sz w:val="28"/>
+          <w:szCs w:val="28"/>
+          <w:rtl/>
+        </w:rPr>
+        <w:t>دومًا يستندون على الجسد.</w:t>
+      </w:r>
+    </w:p>
+    <w:p>
+      <w:pPr>
+        <w:jc w:val="both"/>
+        <w:rPr>
+          <w:rFonts w:ascii="Sakkal Majalla" w:hAnsi="Sakkal Majalla" w:cs="Sakkal Majalla"/>
+          <w:sz w:val="28"/>
+          <w:szCs w:val="28"/>
+          <w:rtl/>
+        </w:rPr>
+      </w:pPr>
+      <w:r>
+        <w:rPr>
+          <w:rFonts w:ascii="Sakkal Majalla" w:hAnsi="Sakkal Majalla" w:cs="Sakkal Majalla"/>
+          <w:sz w:val="28"/>
+          <w:szCs w:val="28"/>
+          <w:rtl/>
+        </w:rPr>
+        <w:t xml:space="preserve">عدد </w:t>
+      </w:r>
+      <w:r>
+        <w:rPr>
+          <w:rFonts w:ascii="Sakkal Majalla" w:hAnsi="Sakkal Majalla" w:cs="Sakkal Majalla" w:hint="cs"/>
+          <w:sz w:val="28"/>
+          <w:szCs w:val="28"/>
+          <w:rtl/>
+        </w:rPr>
+        <w:t xml:space="preserve">3 </w:t>
+      </w:r>
+      <w:r>
+        <w:rPr>
+          <w:rFonts w:ascii="Sakkal Majalla" w:hAnsi="Sakkal Majalla" w:cs="Sakkal Majalla"/>
+          <w:sz w:val="28"/>
+          <w:szCs w:val="28"/>
+          <w:rtl/>
+        </w:rPr>
+        <w:t>–</w:t>
+      </w:r>
+      <w:r>
+        <w:rPr>
+          <w:rFonts w:ascii="Sakkal Majalla" w:hAnsi="Sakkal Majalla" w:cs="Sakkal Majalla" w:hint="cs"/>
+          <w:sz w:val="28"/>
+          <w:szCs w:val="28"/>
+          <w:rtl/>
+        </w:rPr>
+        <w:t xml:space="preserve"> 4: الكنيسة تسبح الرب على دينونة بابل. الحمل لم يُعلَن بعد. الله يدين الفساد. الحمل يدين الوحش، لأنه تعالى على ملك الملوك.</w:t>
+      </w:r>
+    </w:p>
+    <w:p>
+      <w:pPr>
+        <w:jc w:val="both"/>
+        <w:rPr>
+          <w:rFonts w:ascii="Sakkal Majalla" w:hAnsi="Sakkal Majalla" w:cs="Sakkal Majalla"/>
+          <w:sz w:val="28"/>
+          <w:szCs w:val="28"/>
+          <w:rtl/>
+        </w:rPr>
+      </w:pPr>
+      <w:r>
+        <w:rPr>
+          <w:rFonts w:ascii="Sakkal Majalla" w:hAnsi="Sakkal Majalla" w:cs="Sakkal Majalla"/>
+          <w:sz w:val="28"/>
+          <w:szCs w:val="28"/>
+          <w:rtl/>
+        </w:rPr>
+        <w:t xml:space="preserve">عدد </w:t>
+      </w:r>
+      <w:r>
+        <w:rPr>
+          <w:rFonts w:ascii="Sakkal Majalla" w:hAnsi="Sakkal Majalla" w:cs="Sakkal Majalla" w:hint="cs"/>
+          <w:sz w:val="28"/>
+          <w:szCs w:val="28"/>
+          <w:rtl/>
+        </w:rPr>
+        <w:t xml:space="preserve">5 </w:t>
+      </w:r>
+      <w:r>
+        <w:rPr>
+          <w:rFonts w:ascii="Sakkal Majalla" w:hAnsi="Sakkal Majalla" w:cs="Sakkal Majalla"/>
+          <w:sz w:val="28"/>
+          <w:szCs w:val="28"/>
+          <w:rtl/>
+        </w:rPr>
+        <w:t>–</w:t>
+      </w:r>
+      <w:r>
+        <w:rPr>
+          <w:rFonts w:ascii="Sakkal Majalla" w:hAnsi="Sakkal Majalla" w:cs="Sakkal Majalla" w:hint="cs"/>
+          <w:sz w:val="28"/>
+          <w:szCs w:val="28"/>
+          <w:rtl/>
+        </w:rPr>
+        <w:t xml:space="preserve"> 6: الله يبدأ بتسلّم ملكوته. عندما يعمل الله كملك فإنه يمارس الدينونة. إن عمل الآن كملك، فإنه سيكون قد ألقى بالنفوس بعيدًا؛ لكنه يعمل الآن في تأني ومراحم، أثناء كهنوت يسوع.</w:t>
+      </w:r>
+    </w:p>
+    <w:p>
+      <w:pPr>
+        <w:jc w:val="both"/>
+        <w:rPr>
+          <w:rFonts w:ascii="Sakkal Majalla" w:hAnsi="Sakkal Majalla" w:cs="Sakkal Majalla"/>
+          <w:sz w:val="28"/>
+          <w:szCs w:val="28"/>
+          <w:rtl/>
+        </w:rPr>
+      </w:pPr>
+      <w:r>
+        <w:rPr>
+          <w:rFonts w:ascii="Sakkal Majalla" w:hAnsi="Sakkal Majalla" w:cs="Sakkal Majalla" w:hint="cs"/>
+          <w:sz w:val="28"/>
+          <w:szCs w:val="28"/>
+          <w:rtl/>
+        </w:rPr>
+        <w:t xml:space="preserve">عدد 7 هو تعبير فرحنا. </w:t>
+      </w:r>
+      <w:r>
+        <w:rPr>
+          <w:rFonts w:ascii="Sakkal Majalla" w:hAnsi="Sakkal Majalla" w:cs="Sakkal Majalla" w:hint="cs"/>
+          <w:sz w:val="28"/>
+          <w:szCs w:val="28"/>
+          <w:rtl/>
+        </w:rPr>
+        <w:t xml:space="preserve">من المستحيل بأن يستلم المسيح ملكوته قبل أن تكون الكنيسة مزينة، قبل أن تظهر في المجد، وقبل حدوث إدخال الكنيسة، بالقيامة في المجد إلى عرس الحمل. </w:t>
+      </w:r>
+      <w:r>
+        <w:rPr>
+          <w:rFonts w:ascii="Sakkal Majalla" w:hAnsi="Sakkal Majalla" w:cs="Sakkal Majalla"/>
+          <w:sz w:val="28"/>
+          <w:szCs w:val="28"/>
+          <w:rtl/>
+        </w:rPr>
+        <w:t>–</w:t>
+      </w:r>
+      <w:r>
+        <w:rPr>
+          <w:rFonts w:ascii="Sakkal Majalla" w:hAnsi="Sakkal Majalla" w:cs="Sakkal Majalla" w:hint="cs"/>
+          <w:sz w:val="28"/>
+          <w:szCs w:val="28"/>
+          <w:rtl/>
+        </w:rPr>
+        <w:t xml:space="preserve"> يسوع يريد أن يرانا متحدين معه في المجد. متى ما سيُعلن المسيح مجده، يريد بأن يعلم العالم الذي احتقرنا بأننا محبوبين كما كان المسيح نفسه محبوبًا.</w:t>
+      </w:r>
+    </w:p>
+    <w:p>
+      <w:pPr>
+        <w:jc w:val="both"/>
+        <w:rPr>
+          <w:rFonts w:ascii="Sakkal Majalla" w:hAnsi="Sakkal Majalla" w:cs="Sakkal Majalla"/>
+          <w:sz w:val="28"/>
+          <w:szCs w:val="28"/>
+          <w:rtl/>
+        </w:rPr>
+      </w:pPr>
+      <w:r>
+        <w:rPr>
+          <w:rFonts w:ascii="Sakkal Majalla" w:hAnsi="Sakkal Majalla" w:cs="Sakkal Majalla"/>
+          <w:sz w:val="28"/>
+          <w:szCs w:val="28"/>
+          <w:rtl/>
+        </w:rPr>
+        <w:t xml:space="preserve">إن </w:t>
+      </w:r>
+      <w:r>
+        <w:rPr>
+          <w:rFonts w:ascii="Sakkal Majalla" w:hAnsi="Sakkal Majalla" w:cs="Sakkal Majalla" w:hint="cs"/>
+          <w:sz w:val="28"/>
+          <w:szCs w:val="28"/>
+          <w:rtl/>
+        </w:rPr>
+        <w:t>عرس الحمل سيكون بالنسبة لنا إعلان لهذه المحبة. بابل قد دينت والرب يعطينا عرس الحمل. نحن نرى التناقض ما بين بابل، مجد العالم ومجد الكنيسة التي تألمت مع المسيح التي اضطُهدت في العالم، والتي هي بعد ذلك ممجدة مع يسوع. هنا يرى المرء طابع الكنيسة السماوي الكامل.</w:t>
+      </w:r>
+    </w:p>
+    <w:p>
+      <w:pPr>
+        <w:jc w:val="both"/>
+        <w:rPr>
+          <w:rFonts w:ascii="Sakkal Majalla" w:hAnsi="Sakkal Majalla" w:cs="Sakkal Majalla"/>
+          <w:sz w:val="28"/>
+          <w:szCs w:val="28"/>
+          <w:rtl/>
+        </w:rPr>
+      </w:pPr>
+      <w:r>
+        <w:rPr>
+          <w:rFonts w:ascii="Sakkal Majalla" w:hAnsi="Sakkal Majalla" w:cs="Sakkal Majalla"/>
+          <w:sz w:val="28"/>
+          <w:szCs w:val="28"/>
+          <w:rtl/>
+        </w:rPr>
+        <w:t xml:space="preserve">إن </w:t>
+      </w:r>
+      <w:r>
+        <w:rPr>
+          <w:rFonts w:ascii="Sakkal Majalla" w:hAnsi="Sakkal Majalla" w:cs="Sakkal Majalla" w:hint="cs"/>
+          <w:sz w:val="28"/>
+          <w:szCs w:val="28"/>
+          <w:rtl/>
+        </w:rPr>
+        <w:t xml:space="preserve">آلام الكنيسة ضرورية للغاية لها. من اللحظة التي تتوقف فيها عن التألم تبدأ بفقدان طابعها الحقيقي وإظهار شهادتها في العالم. </w:t>
+      </w:r>
+      <w:r>
+        <w:rPr>
+          <w:rFonts w:ascii="Sakkal Majalla" w:hAnsi="Sakkal Majalla" w:cs="Sakkal Majalla" w:hint="cs"/>
+          <w:sz w:val="28"/>
+          <w:szCs w:val="28"/>
+          <w:rtl/>
+        </w:rPr>
+        <w:t xml:space="preserve">دائمًا ما كانت هناك عوائق واضطهادات في النهضات، لأن إبليس ليس مقيدًا. كل إنسان لا يمكنه أن يستخدم سلاحًا للدفاع عن نفسه لا بد أن يتألم. إنه كذلك من الصعب جدًا ان نحيا مع أناس يحيطون بنا من دون أن يكونوا في شركة معنا ولو في فكرة واحدة؛ وكلما كانت الأشواق الطبيعية حية أكثر كلما ازداد القلب تألمًا. الروح القدس يزيد من حدة الحساسية، لكنه يمنح القوة لتحمل الوجع. الحساسية، وهي أكثر رقة، مجروحة من كل جانب من دون تعاطف معها. الله يريد بأن يمتحن المسيحيين كي يُظهر المسيح فيهم. إن هذا لا يمكنه تغييره قبل تتميمه الدينونة. كلما سلم القلب نفسه للشهادة التي يرسلها الله كلما دام الوقت الذي يسمح </w:t>
+      </w:r>
+      <w:r>
+        <w:rPr>
+          <w:rFonts w:ascii="Sakkal Majalla" w:hAnsi="Sakkal Majalla" w:cs="Sakkal Majalla" w:hint="cs"/>
+          <w:sz w:val="28"/>
+          <w:szCs w:val="28"/>
+          <w:rtl/>
+        </w:rPr>
+        <w:lastRenderedPageBreak/>
+        <w:t>الله فيه لأولاده يتألمون. إن قوة الروح القدس ليست من العالم؛ فهي تأتي إل</w:t>
+      </w:r>
+      <w:r>
+        <w:rPr>
+          <w:rFonts w:ascii="Sakkal Majalla" w:hAnsi="Sakkal Majalla" w:cs="Sakkal Majalla" w:hint="cs"/>
+          <w:sz w:val="28"/>
+          <w:szCs w:val="28"/>
+          <w:rtl/>
+        </w:rPr>
+        <w:t>ى العالم، لكن لا يمكنها الاعتياد على العالم، ولا ان تجد مسرتها فيه. تسعة ينظرون إلى إرسال الروح القدس</w:t>
+      </w:r>
+      <w:r>
+        <w:rPr>
+          <w:rFonts w:ascii="Sakkal Majalla" w:hAnsi="Sakkal Majalla" w:cs="Sakkal Majalla"/>
+          <w:sz w:val="28"/>
+          <w:szCs w:val="28"/>
+          <w:rtl/>
+        </w:rPr>
+        <w:t xml:space="preserve">، </w:t>
+      </w:r>
+      <w:r>
+        <w:rPr>
+          <w:rFonts w:ascii="Sakkal Majalla" w:hAnsi="Sakkal Majalla" w:cs="Sakkal Majalla" w:hint="cs"/>
+          <w:sz w:val="28"/>
+          <w:szCs w:val="28"/>
+          <w:rtl/>
+        </w:rPr>
+        <w:t>إلى مكانة</w:t>
+      </w:r>
+      <w:r>
+        <w:rPr>
+          <w:rFonts w:ascii="Sakkal Majalla" w:hAnsi="Sakkal Majalla" w:cs="Sakkal Majalla"/>
+          <w:sz w:val="28"/>
+          <w:szCs w:val="28"/>
+          <w:rtl/>
+        </w:rPr>
+        <w:t xml:space="preserve"> العريس في السماء، كل شيء يدفعنا إلى المعاناة بحزم مع المسيح، من أجل اسم المسيح.</w:t>
+      </w:r>
+    </w:p>
+    <w:p>
+      <w:pPr>
+        <w:jc w:val="both"/>
+        <w:rPr>
+          <w:rFonts w:ascii="Sakkal Majalla" w:hAnsi="Sakkal Majalla" w:cs="Sakkal Majalla"/>
+          <w:sz w:val="28"/>
+          <w:szCs w:val="28"/>
+          <w:rtl/>
+        </w:rPr>
+      </w:pPr>
+      <w:r>
+        <w:rPr>
+          <w:rFonts w:ascii="Sakkal Majalla" w:hAnsi="Sakkal Majalla" w:cs="Sakkal Majalla"/>
+          <w:sz w:val="28"/>
+          <w:szCs w:val="28"/>
+          <w:rtl/>
+        </w:rPr>
+        <w:t xml:space="preserve">هل </w:t>
+      </w:r>
+      <w:r>
+        <w:rPr>
+          <w:rFonts w:ascii="Sakkal Majalla" w:hAnsi="Sakkal Majalla" w:cs="Sakkal Majalla" w:hint="cs"/>
+          <w:sz w:val="28"/>
+          <w:szCs w:val="28"/>
+          <w:rtl/>
+        </w:rPr>
+        <w:t>هذا أمر غير اعتيادي بأن الروح القدس يربطنا بالسماء ويحررنا من الأرض؟ يسوع لديه مذاق السماء في كل ما فعل، وهذا لا يستطيع العالم أن يحتمله. الكنيسة تربط نفسها بعيدًا عن المسيح بكل</w:t>
+      </w:r>
+      <w:r>
+        <w:rPr>
+          <w:rFonts w:ascii="Sakkal Majalla" w:hAnsi="Sakkal Majalla" w:cs="Sakkal Majalla" w:hint="cs"/>
+          <w:sz w:val="28"/>
+          <w:szCs w:val="28"/>
+          <w:rtl/>
+        </w:rPr>
+        <w:t xml:space="preserve"> شيء وبكل شخص مرتبط بالعالم. يسوع لا يمكنه أن يعترف (يحترم) بأي شيء في العالم؛ لأنه لا يوجد في العالم ما لم يستند إلى قوة لرفضه. من المستحيل أن ترتبط العروس برجلين. ليس ان هذا محرم فقط، وأكثر من ذلك، إنه مستحيل. وهي عروس الكنيسة هي للمسيح؛ ونحن متنا عن كل شيء عدا عن المسيح المقام. المسيح لا يمكنه أن يكون إلا عريسًا سماويًا للكنيسة. في صفته فادي زمني ويهودي من إسرائيل منع يسوع عن خاصته بان يذهبوا في طريق أمم، هو كان يهوديًا ولم يكن بوسعه إلا الاعتراف باليهود فقط. "</w:t>
+      </w:r>
+      <w:r>
+        <w:rPr>
+          <w:rFonts w:ascii="Sakkal Majalla" w:hAnsi="Sakkal Majalla" w:cs="Sakkal Majalla"/>
+          <w:sz w:val="28"/>
+          <w:szCs w:val="28"/>
+          <w:rtl/>
+        </w:rPr>
+        <w:t>«لَمْ أُرْسَلْ إِلاَّ إِلَى خِرَافِ بَيْتِ إِسْرَائِيلَ الضَّالَّةِ».</w:t>
+      </w:r>
+      <w:r>
+        <w:rPr>
+          <w:rFonts w:ascii="Sakkal Majalla" w:hAnsi="Sakkal Majalla" w:cs="Sakkal Majalla" w:hint="cs"/>
+          <w:sz w:val="28"/>
+          <w:szCs w:val="28"/>
+          <w:rtl/>
+        </w:rPr>
+        <w:t xml:space="preserve">" (متى 15: 24). </w:t>
+      </w:r>
+      <w:r>
+        <w:rPr>
+          <w:rFonts w:ascii="Sakkal Majalla" w:hAnsi="Sakkal Majalla" w:cs="Sakkal Majalla"/>
+          <w:sz w:val="28"/>
+          <w:szCs w:val="28"/>
+          <w:rtl/>
+        </w:rPr>
+        <w:t>–</w:t>
+      </w:r>
+      <w:r>
+        <w:rPr>
+          <w:rFonts w:ascii="Sakkal Majalla" w:hAnsi="Sakkal Majalla" w:cs="Sakkal Majalla" w:hint="cs"/>
+          <w:sz w:val="28"/>
+          <w:szCs w:val="28"/>
+          <w:rtl/>
+        </w:rPr>
+        <w:t xml:space="preserve"> لكي يكون للكنيسة مسيح واحد، لا بد أن يكون لديها مسيحًا مقامًا. </w:t>
+      </w:r>
+      <w:r>
+        <w:rPr>
+          <w:rFonts w:ascii="Sakkal Majalla" w:hAnsi="Sakkal Majalla" w:cs="Sakkal Majalla"/>
+          <w:sz w:val="28"/>
+          <w:szCs w:val="28"/>
+          <w:rtl/>
+        </w:rPr>
+        <w:t>–</w:t>
+      </w:r>
+      <w:r>
+        <w:rPr>
+          <w:rFonts w:ascii="Sakkal Majalla" w:hAnsi="Sakkal Majalla" w:cs="Sakkal Majalla" w:hint="cs"/>
+          <w:sz w:val="28"/>
+          <w:szCs w:val="28"/>
+          <w:rtl/>
+        </w:rPr>
+        <w:t xml:space="preserve"> إذ العالم رفض المسيح</w:t>
+      </w:r>
+      <w:r>
+        <w:rPr>
+          <w:rFonts w:ascii="Sakkal Majalla" w:hAnsi="Sakkal Majalla" w:cs="Sakkal Majalla" w:hint="cs"/>
+          <w:sz w:val="28"/>
+          <w:szCs w:val="28"/>
+          <w:rtl/>
+        </w:rPr>
+        <w:t xml:space="preserve"> لا يريد المسيح شيئًا من العالم. الصليب صنع حدًا أبديًا بين العالم ويسوع. "</w:t>
+      </w:r>
+      <w:r>
+        <w:rPr>
+          <w:rtl/>
+        </w:rPr>
+        <w:t xml:space="preserve"> </w:t>
+      </w:r>
+      <w:r>
+        <w:rPr>
+          <w:rFonts w:ascii="Sakkal Majalla" w:hAnsi="Sakkal Majalla" w:cs="Sakkal Majalla"/>
+          <w:sz w:val="28"/>
+          <w:szCs w:val="28"/>
+          <w:rtl/>
+        </w:rPr>
+        <w:t>بَعْدَ قَلِيل لاَ يَرَانِي الْعَالَمُ أَيْضًا</w:t>
+      </w:r>
+      <w:r>
+        <w:rPr>
+          <w:rFonts w:ascii="Sakkal Majalla" w:hAnsi="Sakkal Majalla" w:cs="Sakkal Majalla" w:hint="cs"/>
+          <w:sz w:val="28"/>
+          <w:szCs w:val="28"/>
+          <w:rtl/>
+        </w:rPr>
+        <w:t xml:space="preserve">" (يوحنا 14: 19) إلا كديان. يسوع يخلص نفسًا بفصلها عن العالم ويمنحها حياة تتمتع بالعالم العتيد حيث يسوع ممجد ومحبوب. إن الشهادة المقدمة عن يسوع ستعمل فقط إن اجتُذبت النفس من العالم وضُمّت إلى </w:t>
+      </w:r>
+      <w:proofErr w:type="spellStart"/>
+      <w:r>
+        <w:rPr>
+          <w:rFonts w:ascii="Sakkal Majalla" w:hAnsi="Sakkal Majalla" w:cs="Sakkal Majalla" w:hint="cs"/>
+          <w:sz w:val="28"/>
+          <w:szCs w:val="28"/>
+          <w:rtl/>
+        </w:rPr>
+        <w:t>الكنيسة.هل</w:t>
+      </w:r>
+      <w:proofErr w:type="spellEnd"/>
+      <w:r>
+        <w:rPr>
+          <w:rFonts w:ascii="Sakkal Majalla" w:hAnsi="Sakkal Majalla" w:cs="Sakkal Majalla" w:hint="cs"/>
+          <w:sz w:val="28"/>
+          <w:szCs w:val="28"/>
+          <w:rtl/>
+        </w:rPr>
+        <w:t xml:space="preserve"> من الممكن أن يكون لدينا عريسًا مقامًا وعروسًا على الأرض؟  إن هذا ليس ممكنًا. بأن تكون حياة المسيح في جسد لا زال من العالم، يقود إلى تألم المسيحي ويرى نفسه مكبوتًا في جسد الموت هذا. المسيح وحده هو المسيح المقام، المسيح الممجد، الذي هو عريس الكنيسة؛ ومن المستحيل ان تكون الكنيسة من العالم، ديانة من العالم. لتخليص الكنيسة، كان ينبغي أن يموت المسيح. والكنيسة لا يمكن</w:t>
+      </w:r>
+      <w:r>
+        <w:rPr>
+          <w:rFonts w:ascii="Sakkal Majalla" w:hAnsi="Sakkal Majalla" w:cs="Sakkal Majalla" w:hint="cs"/>
+          <w:sz w:val="28"/>
+          <w:szCs w:val="28"/>
+          <w:rtl/>
+        </w:rPr>
+        <w:t xml:space="preserve"> ان يكون لها مسيح حي، إلا غن كان المقام. نحن نتألم هنا لأن لدينا هنا نفس قامت في جسم ليس كذلك وهو في العالم الذي هو في عداوة لله. إن إعداد الكنيسة على الأرض لمجيء المسيح، لا يعني بأن نفهم لا المسيح ولا الكنيسة. متى ما دخل الله، الرب القدير إلى مُلكه، متى ما حان موعد عرس الحمل، ستعرف الكنيسة الفرح، وستكون العروس مزينة. </w:t>
+      </w:r>
+      <w:r>
+        <w:rPr>
+          <w:rFonts w:ascii="Sakkal Majalla" w:hAnsi="Sakkal Majalla" w:cs="Sakkal Majalla" w:hint="cs"/>
+          <w:sz w:val="28"/>
+          <w:szCs w:val="28"/>
+          <w:rtl/>
+        </w:rPr>
+        <w:t>أن نقول، بأن الرب يهوه يحكم الآن، إن ذلك في مفهوم ما نوعٌ من التجديف على الله. الله لا يمارس سلطانه في حُكم مباشر. هل تعتقدون أنه يسمح بأن الخطية تزدهر، بأن عدم الإيمان يرفع جبهته، وبأن تمارس الحرب خرابها؟ ألا يبرهن كل هذا، بأن إبليس هو رئيس هذا العالم؟ إن الرب دخل في حكمه فقط عند سقوط بابل. بأن نطبّق المزامير على زمننا الحالي، عندما يقول: "الرب يهوه يسود"، لا يصنع إلا ارتباكًا. المرء يحارب في هذه المزامير العدل و</w:t>
+      </w:r>
+      <w:r>
+        <w:rPr>
+          <w:rFonts w:ascii="Sakkal Majalla" w:hAnsi="Sakkal Majalla" w:cs="Sakkal Majalla"/>
+          <w:sz w:val="28"/>
+          <w:szCs w:val="28"/>
+          <w:rtl/>
+        </w:rPr>
+        <w:t>الرغبة في غمر أقدامه في دم العدو.</w:t>
+      </w:r>
+      <w:r>
+        <w:rPr>
+          <w:rFonts w:ascii="Sakkal Majalla" w:hAnsi="Sakkal Majalla" w:cs="Sakkal Majalla" w:hint="cs"/>
+          <w:sz w:val="28"/>
+          <w:szCs w:val="28"/>
+          <w:rtl/>
+        </w:rPr>
+        <w:t xml:space="preserve"> اي توافق هنا مع روح المسي</w:t>
+      </w:r>
+      <w:r>
+        <w:rPr>
+          <w:rFonts w:ascii="Sakkal Majalla" w:hAnsi="Sakkal Majalla" w:cs="Sakkal Majalla" w:hint="cs"/>
+          <w:sz w:val="28"/>
+          <w:szCs w:val="28"/>
+          <w:rtl/>
+        </w:rPr>
+        <w:t>ح</w:t>
+      </w:r>
+      <w:r>
+        <w:rPr>
+          <w:rFonts w:ascii="Sakkal Majalla" w:hAnsi="Sakkal Majalla" w:cs="Sakkal Majalla" w:hint="cs"/>
+          <w:sz w:val="28"/>
+          <w:szCs w:val="28"/>
+          <w:rtl/>
+        </w:rPr>
+        <w:t>؟ إن هذا يُشير إلى تدبير في القضاء والبرّ وليس إلى</w:t>
+      </w:r>
+      <w:r>
+        <w:rPr>
+          <w:rFonts w:ascii="Sakkal Majalla" w:hAnsi="Sakkal Majalla" w:cs="Sakkal Majalla" w:hint="cs"/>
+          <w:sz w:val="28"/>
+          <w:szCs w:val="28"/>
+          <w:rtl/>
+        </w:rPr>
+        <w:t xml:space="preserve"> تدبير الكنيسة. الآن النعمة هي التي تعمل، لتربط القلب بالأمور السماوية. في مُلك المسيح سيملك الله في البر؛</w:t>
+      </w:r>
+      <w:r>
+        <w:rPr>
+          <w:rFonts w:ascii="Sakkal Majalla" w:hAnsi="Sakkal Majalla" w:cs="Sakkal Majalla" w:hint="cs"/>
+          <w:sz w:val="28"/>
+          <w:szCs w:val="28"/>
+          <w:rtl/>
+        </w:rPr>
+        <w:t xml:space="preserve"> وفي ال</w:t>
+      </w:r>
+      <w:r>
+        <w:rPr>
+          <w:rFonts w:ascii="Sakkal Majalla" w:hAnsi="Sakkal Majalla" w:cs="Sakkal Majalla" w:hint="cs"/>
+          <w:sz w:val="28"/>
+          <w:szCs w:val="28"/>
+          <w:rtl/>
+        </w:rPr>
+        <w:t>م</w:t>
+      </w:r>
+      <w:r>
+        <w:rPr>
+          <w:rFonts w:ascii="Sakkal Majalla" w:hAnsi="Sakkal Majalla" w:cs="Sakkal Majalla" w:hint="cs"/>
+          <w:sz w:val="28"/>
+          <w:szCs w:val="28"/>
+          <w:rtl/>
+        </w:rPr>
+        <w:t>زامير</w:t>
+      </w:r>
+      <w:r>
+        <w:rPr>
+          <w:rFonts w:ascii="Sakkal Majalla" w:hAnsi="Sakkal Majalla" w:cs="Sakkal Majalla" w:hint="cs"/>
+          <w:sz w:val="28"/>
+          <w:szCs w:val="28"/>
+          <w:rtl/>
+        </w:rPr>
+        <w:t xml:space="preserve"> يطالب روح المسيح بالبر في زمن حكمه. فمبادئ ارتباط الله بالناس يكون مختلفًا تمامًا. إن مُلك المسيح على الأرض سيكون فترة من الفرح؛ فهذا الفرح سيأتي من محضر البر العامل على الأرض (مزمور 95: 98 </w:t>
+      </w:r>
+      <w:r>
+        <w:rPr>
+          <w:rFonts w:ascii="Sakkal Majalla" w:hAnsi="Sakkal Majalla" w:cs="Sakkal Majalla"/>
+          <w:sz w:val="28"/>
+          <w:szCs w:val="28"/>
+          <w:rtl/>
+        </w:rPr>
+        <w:t>–</w:t>
+      </w:r>
+      <w:r>
+        <w:rPr>
+          <w:rFonts w:ascii="Sakkal Majalla" w:hAnsi="Sakkal Majalla" w:cs="Sakkal Majalla" w:hint="cs"/>
+          <w:sz w:val="28"/>
+          <w:szCs w:val="28"/>
+          <w:rtl/>
+        </w:rPr>
+        <w:t xml:space="preserve"> 99). عندما سيدخل الرب يهوه ملكوته سيمارس بره والدينونة على الأرض. أتعتقدون، إن كان سيمارس الدينونة الآن فالأمور ستجري على العالم كما هي فيه؟ الآن الرب يهوه يمارس النعمة، ومتى ما سيمارس البر، </w:t>
+      </w:r>
+      <w:proofErr w:type="spellStart"/>
+      <w:r>
+        <w:rPr>
+          <w:rFonts w:ascii="Sakkal Majalla" w:hAnsi="Sakkal Majalla" w:cs="Sakkal Majalla" w:hint="cs"/>
+          <w:sz w:val="28"/>
+          <w:szCs w:val="28"/>
+          <w:rtl/>
+        </w:rPr>
+        <w:t>فسيُقتصى</w:t>
+      </w:r>
+      <w:proofErr w:type="spellEnd"/>
+      <w:r>
+        <w:rPr>
+          <w:rFonts w:ascii="Sakkal Majalla" w:hAnsi="Sakkal Majalla" w:cs="Sakkal Majalla" w:hint="cs"/>
+          <w:sz w:val="28"/>
+          <w:szCs w:val="28"/>
+          <w:rtl/>
+        </w:rPr>
+        <w:t xml:space="preserve"> الشرير والبار سيحيا في سلام؛ فهو سيكون مدعومًا وفرحًا.</w:t>
+      </w:r>
+    </w:p>
+    <w:p>
+      <w:pPr>
+        <w:jc w:val="both"/>
+        <w:rPr>
+          <w:rFonts w:ascii="Sakkal Majalla" w:hAnsi="Sakkal Majalla" w:cs="Sakkal Majalla"/>
+          <w:sz w:val="28"/>
+          <w:szCs w:val="28"/>
+          <w:rtl/>
+        </w:rPr>
+      </w:pPr>
+      <w:r>
+        <w:rPr>
+          <w:rFonts w:ascii="Sakkal Majalla" w:hAnsi="Sakkal Majalla" w:cs="Sakkal Majalla"/>
+          <w:sz w:val="28"/>
+          <w:szCs w:val="28"/>
+          <w:rtl/>
+        </w:rPr>
+        <w:lastRenderedPageBreak/>
+        <w:t xml:space="preserve">حينما </w:t>
+      </w:r>
+      <w:r>
+        <w:rPr>
+          <w:rFonts w:ascii="Sakkal Majalla" w:hAnsi="Sakkal Majalla" w:cs="Sakkal Majalla" w:hint="cs"/>
+          <w:sz w:val="28"/>
+          <w:szCs w:val="28"/>
+          <w:rtl/>
+        </w:rPr>
+        <w:t>أرادوا الترنم بالمزامير، وهم ضمن الكنيسة، خلطوا روابط الرب يهوه مع إسرائيل وتلك التي للآب مع الكنيسة، وأغرقوا الكنيسة في ظلمة العالمية. وعند حدوث هذا الخلط سيوجد الرب يهوه غير عادل، والآب لا يقدس شعبه. في سفر الرؤيا نحن لا نجد روابط الكنيسة مع الآب. طالما أن الكنيسة موجودة هنا في الأسفل، الرب يهوه لن يكون قد دخل في ملكوته.</w:t>
+      </w:r>
+    </w:p>
+    <w:p>
+      <w:pPr>
+        <w:jc w:val="both"/>
+        <w:rPr>
+          <w:rFonts w:ascii="Sakkal Majalla" w:hAnsi="Sakkal Majalla" w:cs="Sakkal Majalla"/>
+          <w:sz w:val="28"/>
+          <w:szCs w:val="28"/>
+          <w:rtl/>
+        </w:rPr>
+      </w:pPr>
+      <w:r>
+        <w:rPr>
+          <w:rFonts w:ascii="Sakkal Majalla" w:hAnsi="Sakkal Majalla" w:cs="Sakkal Majalla"/>
+          <w:sz w:val="28"/>
+          <w:szCs w:val="28"/>
+          <w:rtl/>
+        </w:rPr>
+        <w:t xml:space="preserve">عدد </w:t>
+      </w:r>
+      <w:r>
+        <w:rPr>
+          <w:rFonts w:ascii="Sakkal Majalla" w:hAnsi="Sakkal Majalla" w:cs="Sakkal Majalla" w:hint="cs"/>
+          <w:sz w:val="28"/>
+          <w:szCs w:val="28"/>
+          <w:rtl/>
+        </w:rPr>
+        <w:t>7. أول موضوع لمحبة الله هو توحيد الكنيسة مع المسيح. إن هذا ينبغي حدوثه لكي يظهر المسيح في المجد ويدين الوحش. إنها لا زالت ليست الزوجة، إنها فقط خطيبة المسيح.</w:t>
+      </w:r>
+    </w:p>
+    <w:p>
+      <w:pPr>
+        <w:jc w:val="both"/>
+        <w:rPr>
+          <w:rFonts w:ascii="Sakkal Majalla" w:hAnsi="Sakkal Majalla" w:cs="Sakkal Majalla"/>
+          <w:sz w:val="28"/>
+          <w:szCs w:val="28"/>
+          <w:rtl/>
+        </w:rPr>
+      </w:pPr>
+      <w:r>
+        <w:rPr>
+          <w:rFonts w:ascii="Sakkal Majalla" w:hAnsi="Sakkal Majalla" w:cs="Sakkal Majalla" w:hint="cs"/>
+          <w:sz w:val="28"/>
+          <w:szCs w:val="28"/>
+          <w:rtl/>
+        </w:rPr>
+        <w:t>في الجنة، حينما بنى الله المرأة، قدّمها لآدم؛ ذات الأمر سيُرى مع الكنيسة (أفسس 5: 27). إن محبة يسوع للكنيسة هي</w:t>
+      </w:r>
+      <w:r>
+        <w:rPr>
+          <w:rFonts w:ascii="Sakkal Majalla" w:hAnsi="Sakkal Majalla" w:cs="Sakkal Majalla" w:hint="cs"/>
+          <w:sz w:val="28"/>
+          <w:szCs w:val="28"/>
+          <w:rtl/>
+        </w:rPr>
+        <w:t xml:space="preserve"> أمر في غاية التميز وحميمة أكثر من محبة الله للعالم. هو أسلم نفسه لأجلها </w:t>
+      </w:r>
+      <w:proofErr w:type="spellStart"/>
+      <w:r>
+        <w:rPr>
+          <w:rFonts w:ascii="Sakkal Majalla" w:hAnsi="Sakkal Majalla" w:cs="Sakkal Majalla" w:hint="cs"/>
+          <w:sz w:val="28"/>
+          <w:szCs w:val="28"/>
+          <w:rtl/>
+        </w:rPr>
+        <w:t>ويغشلها</w:t>
+      </w:r>
+      <w:proofErr w:type="spellEnd"/>
+      <w:r>
+        <w:rPr>
+          <w:rFonts w:ascii="Sakkal Majalla" w:hAnsi="Sakkal Majalla" w:cs="Sakkal Majalla" w:hint="cs"/>
+          <w:sz w:val="28"/>
+          <w:szCs w:val="28"/>
+          <w:rtl/>
+        </w:rPr>
+        <w:t xml:space="preserve"> بكلمته، هو سيقدمها لنفسه مجيدة في ذات المجد، المُقام </w:t>
+      </w:r>
+      <w:proofErr w:type="spellStart"/>
+      <w:r>
+        <w:rPr>
+          <w:rFonts w:ascii="Sakkal Majalla" w:hAnsi="Sakkal Majalla" w:cs="Sakkal Majalla" w:hint="cs"/>
+          <w:sz w:val="28"/>
+          <w:szCs w:val="28"/>
+          <w:rtl/>
+        </w:rPr>
+        <w:t>والمتمجد</w:t>
+      </w:r>
+      <w:proofErr w:type="spellEnd"/>
+      <w:r>
+        <w:rPr>
+          <w:rFonts w:ascii="Sakkal Majalla" w:hAnsi="Sakkal Majalla" w:cs="Sakkal Majalla" w:hint="cs"/>
+          <w:sz w:val="28"/>
+          <w:szCs w:val="28"/>
+          <w:rtl/>
+        </w:rPr>
+        <w:t xml:space="preserve"> هو فيه. إن هذا سيكون عرس الحمل. الكنيسة هي العروس، مرتبطة مع يسوع في المجد. هي مبررة، مطهّرة، ممجّدة. عروسٌ في جسم من جنس اقل لا يتناسب لعريس في جسم ممجد.</w:t>
+      </w:r>
+    </w:p>
+    <w:p>
+      <w:pPr>
+        <w:jc w:val="both"/>
+        <w:rPr>
+          <w:rFonts w:ascii="Sakkal Majalla" w:hAnsi="Sakkal Majalla" w:cs="Sakkal Majalla"/>
+          <w:sz w:val="28"/>
+          <w:szCs w:val="28"/>
+          <w:rtl/>
+        </w:rPr>
+      </w:pPr>
+      <w:r>
+        <w:rPr>
+          <w:rFonts w:ascii="Sakkal Majalla" w:hAnsi="Sakkal Majalla" w:cs="Sakkal Majalla"/>
+          <w:sz w:val="28"/>
+          <w:szCs w:val="28"/>
+          <w:rtl/>
+        </w:rPr>
+        <w:t>ب</w:t>
+      </w:r>
+      <w:r>
+        <w:rPr>
+          <w:rFonts w:ascii="Sakkal Majalla" w:hAnsi="Sakkal Majalla" w:cs="Sakkal Majalla" w:hint="cs"/>
+          <w:sz w:val="28"/>
+          <w:szCs w:val="28"/>
+          <w:rtl/>
+        </w:rPr>
+        <w:t>أ</w:t>
+      </w:r>
+      <w:r>
+        <w:rPr>
+          <w:rFonts w:ascii="Sakkal Majalla" w:hAnsi="Sakkal Majalla" w:cs="Sakkal Majalla"/>
+          <w:sz w:val="28"/>
+          <w:szCs w:val="28"/>
+          <w:rtl/>
+        </w:rPr>
+        <w:t xml:space="preserve">ن </w:t>
+      </w:r>
+      <w:r>
+        <w:rPr>
+          <w:rFonts w:ascii="Sakkal Majalla" w:hAnsi="Sakkal Majalla" w:cs="Sakkal Majalla" w:hint="cs"/>
+          <w:sz w:val="28"/>
+          <w:szCs w:val="28"/>
+          <w:rtl/>
+        </w:rPr>
+        <w:t>القدير سيدخل ملكوته، هو أمر مستقبلي. الآن يحكم الله فقط بعنايته الخفية. في ملكوته سيوضع كل شيء في ترتيبه؛ لكنه لا يستطيع أن يُسعد الأرض والخليقة، إلا إذا تمتّع معه بأغلى ما للمسيح</w:t>
+      </w:r>
+      <w:r>
+        <w:rPr>
+          <w:rFonts w:ascii="Sakkal Majalla" w:hAnsi="Sakkal Majalla" w:cs="Sakkal Majalla" w:hint="cs"/>
+          <w:sz w:val="28"/>
+          <w:szCs w:val="28"/>
+          <w:rtl/>
+        </w:rPr>
+        <w:t>.</w:t>
+      </w:r>
+    </w:p>
+    <w:p>
+      <w:pPr>
+        <w:jc w:val="both"/>
+        <w:rPr>
+          <w:rFonts w:ascii="Sakkal Majalla" w:hAnsi="Sakkal Majalla" w:cs="Sakkal Majalla"/>
+          <w:sz w:val="28"/>
+          <w:szCs w:val="28"/>
+          <w:rtl/>
+        </w:rPr>
+      </w:pPr>
+      <w:r>
+        <w:rPr>
+          <w:rFonts w:ascii="Sakkal Majalla" w:hAnsi="Sakkal Majalla" w:cs="Sakkal Majalla" w:hint="cs"/>
+          <w:sz w:val="28"/>
+          <w:szCs w:val="28"/>
+          <w:rtl/>
+        </w:rPr>
+        <w:t>إن أول أمر في تحقيق مشورات الآب ومحبة يسوع، هو إقامة الكنيسة وعرس الحمل. نصيبنا سيكون بأن نكون مع المسيح وأن نتمتع معه بكل ما يرثه، وبكل ما يتمتع هو به. إن مبدأ أمانة الكنيسة هو عدم الاعتراف بشيء ولا يكون لها شيء قبل إتيان العريس. هي عليها أن تحيا كعروس تنتظر عريسها، وتحفظ نفسها في غيابه من كل ما لا يليق به.</w:t>
+      </w:r>
+    </w:p>
+    <w:p>
+      <w:pPr>
+        <w:jc w:val="both"/>
+        <w:rPr>
+          <w:rFonts w:ascii="Sakkal Majalla" w:hAnsi="Sakkal Majalla" w:cs="Sakkal Majalla"/>
+          <w:sz w:val="28"/>
+          <w:szCs w:val="28"/>
+          <w:rtl/>
+          <w:lang w:bidi="ar-AE"/>
+        </w:rPr>
+      </w:pPr>
+      <w:r>
+        <w:rPr>
+          <w:rFonts w:ascii="Sakkal Majalla" w:hAnsi="Sakkal Majalla" w:cs="Sakkal Majalla" w:hint="cs"/>
+          <w:sz w:val="28"/>
+          <w:szCs w:val="28"/>
+          <w:rtl/>
+        </w:rPr>
+        <w:t xml:space="preserve">إصحاح 19: 11 </w:t>
+      </w:r>
+      <w:r>
+        <w:rPr>
+          <w:rFonts w:ascii="Sakkal Majalla" w:hAnsi="Sakkal Majalla" w:cs="Sakkal Majalla"/>
+          <w:sz w:val="28"/>
+          <w:szCs w:val="28"/>
+          <w:rtl/>
+        </w:rPr>
+        <w:t>–</w:t>
+      </w:r>
+      <w:r>
+        <w:rPr>
+          <w:rFonts w:ascii="Sakkal Majalla" w:hAnsi="Sakkal Majalla" w:cs="Sakkal Majalla" w:hint="cs"/>
+          <w:sz w:val="28"/>
+          <w:szCs w:val="28"/>
+          <w:rtl/>
+        </w:rPr>
+        <w:t xml:space="preserve"> 21. في عرس الحمل نرى، ماذا يكون المسيح لكنيسته؛ وعند دينونة الوحش، ما يكونه المسيح كديان. الجبروت المتعالي على سلطان الحمل هو موضوع الدينونة. قبل ذلك يأتي مجد يسوع مع الكنيسة، عرس الحمل.</w:t>
+      </w:r>
+    </w:p>
+    <w:p>
+      <w:pPr>
+        <w:jc w:val="both"/>
+        <w:rPr>
+          <w:rFonts w:ascii="Sakkal Majalla" w:hAnsi="Sakkal Majalla" w:cs="Sakkal Majalla"/>
+          <w:sz w:val="28"/>
+          <w:szCs w:val="28"/>
+          <w:rtl/>
+          <w:lang w:bidi="ar-AE"/>
+        </w:rPr>
+      </w:pPr>
+      <w:r>
+        <w:rPr>
+          <w:rFonts w:ascii="Sakkal Majalla" w:hAnsi="Sakkal Majalla" w:cs="Sakkal Majalla" w:hint="cs"/>
+          <w:sz w:val="28"/>
+          <w:szCs w:val="28"/>
+          <w:rtl/>
+          <w:lang w:bidi="ar-AE"/>
+        </w:rPr>
+        <w:t>"</w:t>
+      </w:r>
+      <w:r>
+        <w:rPr>
+          <w:rFonts w:ascii="Sakkal Majalla" w:hAnsi="Sakkal Majalla" w:cs="Sakkal Majalla" w:hint="cs"/>
+          <w:sz w:val="28"/>
+          <w:szCs w:val="28"/>
+          <w:rtl/>
+          <w:lang w:bidi="ar-AE"/>
+        </w:rPr>
+        <w:t>الْكُلُّ</w:t>
+      </w:r>
+      <w:r>
+        <w:rPr>
+          <w:rFonts w:ascii="Sakkal Majalla" w:hAnsi="Sakkal Majalla" w:cs="Sakkal Majalla"/>
+          <w:sz w:val="28"/>
+          <w:szCs w:val="28"/>
+          <w:rtl/>
+          <w:lang w:bidi="ar-AE"/>
+        </w:rPr>
+        <w:t xml:space="preserve"> </w:t>
+      </w:r>
+      <w:r>
+        <w:rPr>
+          <w:rFonts w:ascii="Sakkal Majalla" w:hAnsi="Sakkal Majalla" w:cs="Sakkal Majalla" w:hint="cs"/>
+          <w:sz w:val="28"/>
+          <w:szCs w:val="28"/>
+          <w:rtl/>
+          <w:lang w:bidi="ar-AE"/>
+        </w:rPr>
+        <w:t>بِهِ</w:t>
+      </w:r>
+      <w:r>
+        <w:rPr>
+          <w:rFonts w:ascii="Sakkal Majalla" w:hAnsi="Sakkal Majalla" w:cs="Sakkal Majalla"/>
+          <w:sz w:val="28"/>
+          <w:szCs w:val="28"/>
+          <w:rtl/>
+          <w:lang w:bidi="ar-AE"/>
+        </w:rPr>
+        <w:t xml:space="preserve"> </w:t>
+      </w:r>
+      <w:r>
+        <w:rPr>
+          <w:rFonts w:ascii="Sakkal Majalla" w:hAnsi="Sakkal Majalla" w:cs="Sakkal Majalla" w:hint="cs"/>
+          <w:sz w:val="28"/>
+          <w:szCs w:val="28"/>
+          <w:rtl/>
+          <w:lang w:bidi="ar-AE"/>
+        </w:rPr>
+        <w:t>وَلَهُ</w:t>
+      </w:r>
+      <w:r>
+        <w:rPr>
+          <w:rFonts w:ascii="Sakkal Majalla" w:hAnsi="Sakkal Majalla" w:cs="Sakkal Majalla"/>
+          <w:sz w:val="28"/>
+          <w:szCs w:val="28"/>
+          <w:rtl/>
+          <w:lang w:bidi="ar-AE"/>
+        </w:rPr>
+        <w:t xml:space="preserve"> </w:t>
+      </w:r>
+      <w:r>
+        <w:rPr>
+          <w:rFonts w:ascii="Sakkal Majalla" w:hAnsi="Sakkal Majalla" w:cs="Sakkal Majalla" w:hint="cs"/>
+          <w:sz w:val="28"/>
+          <w:szCs w:val="28"/>
+          <w:rtl/>
+          <w:lang w:bidi="ar-AE"/>
+        </w:rPr>
+        <w:t>قَدْ</w:t>
+      </w:r>
+      <w:r>
+        <w:rPr>
+          <w:rFonts w:ascii="Sakkal Majalla" w:hAnsi="Sakkal Majalla" w:cs="Sakkal Majalla"/>
+          <w:sz w:val="28"/>
+          <w:szCs w:val="28"/>
+          <w:rtl/>
+          <w:lang w:bidi="ar-AE"/>
+        </w:rPr>
+        <w:t xml:space="preserve"> </w:t>
+      </w:r>
+      <w:r>
+        <w:rPr>
+          <w:rFonts w:ascii="Sakkal Majalla" w:hAnsi="Sakkal Majalla" w:cs="Sakkal Majalla" w:hint="cs"/>
+          <w:sz w:val="28"/>
+          <w:szCs w:val="28"/>
+          <w:rtl/>
+          <w:lang w:bidi="ar-AE"/>
+        </w:rPr>
+        <w:t>خُلِقَ</w:t>
+      </w:r>
+      <w:r>
+        <w:rPr>
+          <w:rFonts w:ascii="Sakkal Majalla" w:hAnsi="Sakkal Majalla" w:cs="Sakkal Majalla"/>
+          <w:sz w:val="28"/>
+          <w:szCs w:val="28"/>
+          <w:rtl/>
+          <w:lang w:bidi="ar-AE"/>
+        </w:rPr>
+        <w:t>.</w:t>
+      </w:r>
+      <w:r>
+        <w:rPr>
+          <w:rFonts w:ascii="Sakkal Majalla" w:hAnsi="Sakkal Majalla" w:cs="Sakkal Majalla" w:hint="cs"/>
+          <w:sz w:val="28"/>
+          <w:szCs w:val="28"/>
+          <w:rtl/>
+          <w:lang w:bidi="ar-AE"/>
+        </w:rPr>
+        <w:t xml:space="preserve">" (كولوسي 1: 16). الكل خُلق لفخره واناس العالم لا يفكرون بذلك. كل ركبة ستنحني أمامه؛ إن هذا محور جميع أفكار الله وكل برّه. يسوع تواضع؛ ويسوع سيتمجد. الإنسان يستخدم تواضع يسوع ليحتقره، لكن الله سيمجّده بالذات حيث تواضع، وفي الشكل الذي تواضع فيه؛ وهو سيمجّده بواسطة الذين تواضع من أجلهم. </w:t>
+      </w:r>
+      <w:r>
+        <w:rPr>
+          <w:rFonts w:ascii="Sakkal Majalla" w:hAnsi="Sakkal Majalla" w:cs="Sakkal Majalla"/>
+          <w:sz w:val="28"/>
+          <w:szCs w:val="28"/>
+          <w:rtl/>
+          <w:lang w:bidi="ar-AE"/>
+        </w:rPr>
+        <w:t>–</w:t>
+      </w:r>
+    </w:p>
+    <w:p>
+      <w:pPr>
+        <w:jc w:val="both"/>
+        <w:rPr>
+          <w:rFonts w:ascii="Sakkal Majalla" w:hAnsi="Sakkal Majalla" w:cs="Sakkal Majalla"/>
+          <w:sz w:val="28"/>
+          <w:szCs w:val="28"/>
+          <w:rtl/>
+          <w:lang w:bidi="ar-AE"/>
+        </w:rPr>
+      </w:pPr>
+      <w:r>
+        <w:rPr>
+          <w:rFonts w:ascii="Sakkal Majalla" w:hAnsi="Sakkal Majalla" w:cs="Sakkal Majalla" w:hint="cs"/>
+          <w:sz w:val="28"/>
+          <w:szCs w:val="28"/>
+          <w:rtl/>
+          <w:lang w:bidi="ar-AE"/>
+        </w:rPr>
+        <w:t>إن الفلسفة تستخدم الله فقط كوسيلة لتعظيم الإنسان ولتمجيد الإنسان؛ لكن الله أراد أن يُوضِع من حكمة وعقل الإنسان، في أنه خلّص بجهالة الكرازة جميع مَن آمنوا. وحيثما تواضع ابن الإنسان</w:t>
+      </w:r>
+      <w:r>
+        <w:rPr>
+          <w:rFonts w:ascii="Sakkal Majalla" w:hAnsi="Sakkal Majalla" w:cs="Sakkal Majalla" w:hint="cs"/>
+          <w:sz w:val="28"/>
+          <w:szCs w:val="28"/>
+          <w:rtl/>
+          <w:lang w:bidi="ar-AE"/>
+        </w:rPr>
+        <w:t xml:space="preserve"> هناك سيتمجد أيضًا؛ وينبغي على الإنسان أن يُحني ركبتيه أمام آدم الثاني. الله يريد الرب يسوع كرب المجد؛ وهو يريد بأن يكون ممجدًا في يسوع، بخضوع الناس للرب يسوع. يسوع ينبغي أن يُعرف كما قدّمه الله، بحسب جهالة الكرازة، أو بأن يُعرَف بلا رحمة متى ما ظهر مجده. إن لم يُرد المرء فاديًا فسيحصل على ديان. لن يكون إنسان لن يحني ركبتيه أمام يسوع. إن لم يفعل المرء ذلك الآن فإنه جحود وجُبن.</w:t>
+      </w:r>
+    </w:p>
+    <w:p>
+      <w:pPr>
+        <w:jc w:val="both"/>
+        <w:rPr>
+          <w:rFonts w:ascii="Sakkal Majalla" w:hAnsi="Sakkal Majalla" w:cs="Sakkal Majalla"/>
+          <w:sz w:val="28"/>
+          <w:szCs w:val="28"/>
+          <w:rtl/>
+          <w:lang w:bidi="ar-AE"/>
+        </w:rPr>
+      </w:pPr>
+      <w:r>
+        <w:rPr>
+          <w:rFonts w:ascii="Sakkal Majalla" w:hAnsi="Sakkal Majalla" w:cs="Sakkal Majalla" w:hint="cs"/>
+          <w:sz w:val="28"/>
+          <w:szCs w:val="28"/>
+          <w:rtl/>
+          <w:lang w:bidi="ar-AE"/>
+        </w:rPr>
+        <w:lastRenderedPageBreak/>
+        <w:t xml:space="preserve">فكرة الله الثانية في مشوراته هي الكنيسة. كما قدّم حواء لآدم هكذا قدم الكنيسة للمسيح. نحن تكلمنا عن عرس الحمل والكنيسة المقامة والممجدة. إن هذا أمرٌ يختلف تمامًا عن </w:t>
+      </w:r>
+      <w:r>
+        <w:rPr>
+          <w:rFonts w:ascii="Sakkal Majalla" w:hAnsi="Sakkal Majalla" w:cs="Sakkal Majalla" w:hint="cs"/>
+          <w:sz w:val="28"/>
+          <w:szCs w:val="28"/>
+          <w:rtl/>
+          <w:lang w:bidi="ar-AE"/>
+        </w:rPr>
+        <w:t>عطاء</w:t>
+      </w:r>
+      <w:r>
+        <w:rPr>
+          <w:rFonts w:ascii="Sakkal Majalla" w:hAnsi="Sakkal Majalla" w:cs="Sakkal Majalla"/>
+          <w:sz w:val="28"/>
+          <w:szCs w:val="28"/>
+          <w:rtl/>
+          <w:lang w:bidi="ar-AE"/>
+        </w:rPr>
+        <w:t xml:space="preserve"> </w:t>
+      </w:r>
+      <w:r>
+        <w:rPr>
+          <w:rFonts w:ascii="Sakkal Majalla" w:hAnsi="Sakkal Majalla" w:cs="Sakkal Majalla" w:hint="cs"/>
+          <w:sz w:val="28"/>
+          <w:szCs w:val="28"/>
+          <w:rtl/>
+          <w:lang w:bidi="ar-AE"/>
+        </w:rPr>
+        <w:t>الله</w:t>
+      </w:r>
+      <w:r>
+        <w:rPr>
+          <w:rFonts w:ascii="Sakkal Majalla" w:hAnsi="Sakkal Majalla" w:cs="Sakkal Majalla"/>
+          <w:sz w:val="28"/>
+          <w:szCs w:val="28"/>
+          <w:rtl/>
+          <w:lang w:bidi="ar-AE"/>
+        </w:rPr>
+        <w:t xml:space="preserve"> </w:t>
+      </w:r>
+      <w:r>
+        <w:rPr>
+          <w:rFonts w:ascii="Sakkal Majalla" w:hAnsi="Sakkal Majalla" w:cs="Sakkal Majalla" w:hint="cs"/>
+          <w:sz w:val="28"/>
+          <w:szCs w:val="28"/>
+          <w:rtl/>
+          <w:lang w:bidi="ar-AE"/>
+        </w:rPr>
+        <w:t>تجاه</w:t>
+      </w:r>
+      <w:r>
+        <w:rPr>
+          <w:rFonts w:ascii="Sakkal Majalla" w:hAnsi="Sakkal Majalla" w:cs="Sakkal Majalla"/>
+          <w:sz w:val="28"/>
+          <w:szCs w:val="28"/>
+          <w:rtl/>
+          <w:lang w:bidi="ar-AE"/>
+        </w:rPr>
+        <w:t xml:space="preserve"> </w:t>
+      </w:r>
+      <w:r>
+        <w:rPr>
+          <w:rFonts w:ascii="Sakkal Majalla" w:hAnsi="Sakkal Majalla" w:cs="Sakkal Majalla" w:hint="cs"/>
+          <w:sz w:val="28"/>
+          <w:szCs w:val="28"/>
+          <w:rtl/>
+          <w:lang w:bidi="ar-AE"/>
+        </w:rPr>
+        <w:t>مخلوقاته</w:t>
+      </w:r>
+      <w:r>
+        <w:rPr>
+          <w:rFonts w:ascii="Sakkal Majalla" w:hAnsi="Sakkal Majalla" w:cs="Sakkal Majalla" w:hint="cs"/>
+          <w:sz w:val="28"/>
+          <w:szCs w:val="28"/>
+          <w:rtl/>
+          <w:lang w:bidi="ar-AE"/>
+        </w:rPr>
+        <w:t xml:space="preserve">. إنها علاقة حميمة بين الأولاد وأبيهم، بين العريس والعروس. الكنيسة تُعتبر ليست من العالم، وإنما من السماء. </w:t>
+      </w:r>
+      <w:r>
+        <w:rPr>
+          <w:rFonts w:ascii="Sakkal Majalla" w:hAnsi="Sakkal Majalla" w:cs="Sakkal Majalla" w:hint="cs"/>
+          <w:sz w:val="28"/>
+          <w:szCs w:val="28"/>
+          <w:rtl/>
+          <w:lang w:bidi="ar-AE"/>
+        </w:rPr>
+        <w:t>هي خرجت من فوق. عدا عن ذلك هنالك ارتباطات الله بالعالم، حُكم الله. الإنسان لا يريد بأن المسيح يحكم العالم؛ فهو يريد بأن يحكمه بنفسه ويفصل الله عن العالم. "</w:t>
+      </w:r>
+      <w:r>
+        <w:rPr>
+          <w:rFonts w:ascii="Sakkal Majalla" w:hAnsi="Sakkal Majalla" w:cs="Sakkal Majalla" w:hint="cs"/>
+          <w:sz w:val="28"/>
+          <w:szCs w:val="28"/>
+          <w:rtl/>
+          <w:lang w:bidi="ar-AE"/>
+        </w:rPr>
+        <w:t>هذَا</w:t>
+      </w:r>
+      <w:r>
+        <w:rPr>
+          <w:rFonts w:ascii="Sakkal Majalla" w:hAnsi="Sakkal Majalla" w:cs="Sakkal Majalla"/>
+          <w:sz w:val="28"/>
+          <w:szCs w:val="28"/>
+          <w:rtl/>
+          <w:lang w:bidi="ar-AE"/>
+        </w:rPr>
+        <w:t xml:space="preserve"> </w:t>
+      </w:r>
+      <w:r>
+        <w:rPr>
+          <w:rFonts w:ascii="Sakkal Majalla" w:hAnsi="Sakkal Majalla" w:cs="Sakkal Majalla" w:hint="cs"/>
+          <w:sz w:val="28"/>
+          <w:szCs w:val="28"/>
+          <w:rtl/>
+          <w:lang w:bidi="ar-AE"/>
+        </w:rPr>
+        <w:t>هُوَ</w:t>
+      </w:r>
+      <w:r>
+        <w:rPr>
+          <w:rFonts w:ascii="Sakkal Majalla" w:hAnsi="Sakkal Majalla" w:cs="Sakkal Majalla"/>
+          <w:sz w:val="28"/>
+          <w:szCs w:val="28"/>
+          <w:rtl/>
+          <w:lang w:bidi="ar-AE"/>
+        </w:rPr>
+        <w:t xml:space="preserve"> </w:t>
+      </w:r>
+      <w:r>
+        <w:rPr>
+          <w:rFonts w:ascii="Sakkal Majalla" w:hAnsi="Sakkal Majalla" w:cs="Sakkal Majalla" w:hint="cs"/>
+          <w:sz w:val="28"/>
+          <w:szCs w:val="28"/>
+          <w:rtl/>
+          <w:lang w:bidi="ar-AE"/>
+        </w:rPr>
+        <w:t>الْوَارِثُ</w:t>
+      </w:r>
+      <w:r>
+        <w:rPr>
+          <w:rFonts w:ascii="Sakkal Majalla" w:hAnsi="Sakkal Majalla" w:cs="Sakkal Majalla"/>
+          <w:sz w:val="28"/>
+          <w:szCs w:val="28"/>
+          <w:rtl/>
+          <w:lang w:bidi="ar-AE"/>
+        </w:rPr>
+        <w:t xml:space="preserve">! </w:t>
+      </w:r>
+      <w:r>
+        <w:rPr>
+          <w:rFonts w:ascii="Sakkal Majalla" w:hAnsi="Sakkal Majalla" w:cs="Sakkal Majalla" w:hint="cs"/>
+          <w:sz w:val="28"/>
+          <w:szCs w:val="28"/>
+          <w:rtl/>
+          <w:lang w:bidi="ar-AE"/>
+        </w:rPr>
+        <w:t>هَلُمُّوا</w:t>
+      </w:r>
+      <w:r>
+        <w:rPr>
+          <w:rFonts w:ascii="Sakkal Majalla" w:hAnsi="Sakkal Majalla" w:cs="Sakkal Majalla"/>
+          <w:sz w:val="28"/>
+          <w:szCs w:val="28"/>
+          <w:rtl/>
+          <w:lang w:bidi="ar-AE"/>
+        </w:rPr>
+        <w:t xml:space="preserve"> </w:t>
+      </w:r>
+      <w:r>
+        <w:rPr>
+          <w:rFonts w:ascii="Sakkal Majalla" w:hAnsi="Sakkal Majalla" w:cs="Sakkal Majalla" w:hint="cs"/>
+          <w:sz w:val="28"/>
+          <w:szCs w:val="28"/>
+          <w:rtl/>
+          <w:lang w:bidi="ar-AE"/>
+        </w:rPr>
+        <w:t>نَقْتُلْهُ</w:t>
+      </w:r>
+      <w:r>
+        <w:rPr>
+          <w:rFonts w:ascii="Sakkal Majalla" w:hAnsi="Sakkal Majalla" w:cs="Sakkal Majalla"/>
+          <w:sz w:val="28"/>
+          <w:szCs w:val="28"/>
+          <w:rtl/>
+          <w:lang w:bidi="ar-AE"/>
+        </w:rPr>
+        <w:t xml:space="preserve"> </w:t>
+      </w:r>
+      <w:r>
+        <w:rPr>
+          <w:rFonts w:ascii="Sakkal Majalla" w:hAnsi="Sakkal Majalla" w:cs="Sakkal Majalla" w:hint="cs"/>
+          <w:sz w:val="28"/>
+          <w:szCs w:val="28"/>
+          <w:rtl/>
+          <w:lang w:bidi="ar-AE"/>
+        </w:rPr>
+        <w:t>وَنَأْخُذْ</w:t>
+      </w:r>
+      <w:r>
+        <w:rPr>
+          <w:rFonts w:ascii="Sakkal Majalla" w:hAnsi="Sakkal Majalla" w:cs="Sakkal Majalla"/>
+          <w:sz w:val="28"/>
+          <w:szCs w:val="28"/>
+          <w:rtl/>
+          <w:lang w:bidi="ar-AE"/>
+        </w:rPr>
+        <w:t xml:space="preserve"> </w:t>
+      </w:r>
+      <w:r>
+        <w:rPr>
+          <w:rFonts w:ascii="Sakkal Majalla" w:hAnsi="Sakkal Majalla" w:cs="Sakkal Majalla" w:hint="cs"/>
+          <w:sz w:val="28"/>
+          <w:szCs w:val="28"/>
+          <w:rtl/>
+          <w:lang w:bidi="ar-AE"/>
+        </w:rPr>
+        <w:t>مِيرَاثَهُ</w:t>
+      </w:r>
+      <w:r>
+        <w:rPr>
+          <w:rFonts w:ascii="Sakkal Majalla" w:hAnsi="Sakkal Majalla" w:cs="Sakkal Majalla"/>
+          <w:sz w:val="28"/>
+          <w:szCs w:val="28"/>
+          <w:rtl/>
+          <w:lang w:bidi="ar-AE"/>
+        </w:rPr>
+        <w:t>!</w:t>
+      </w:r>
+      <w:r>
+        <w:rPr>
+          <w:rFonts w:ascii="Sakkal Majalla" w:hAnsi="Sakkal Majalla" w:cs="Sakkal Majalla" w:hint="cs"/>
+          <w:sz w:val="28"/>
+          <w:szCs w:val="28"/>
+          <w:rtl/>
+          <w:lang w:bidi="ar-AE"/>
+        </w:rPr>
+        <w:t>" (متى 21: 38). كلما طال الوقت المريح، وقت الخلاص، يعتمد الإنسان على الاثم بكل قواه. هو يريد إرادته، بغض النظر عن الله، هو يريد أن يكون مثل الله. في هذا الفكر كل إنسان لديه روح ضد المسيح، الذي يُشير إليه الروح القدس بالكلمات: "</w:t>
+      </w:r>
+      <w:r>
+        <w:rPr>
+          <w:rFonts w:ascii="Sakkal Majalla" w:hAnsi="Sakkal Majalla" w:cs="Sakkal Majalla" w:hint="cs"/>
+          <w:sz w:val="28"/>
+          <w:szCs w:val="28"/>
+          <w:rtl/>
+          <w:lang w:bidi="ar-AE"/>
+        </w:rPr>
+        <w:t>وَيَفْعَلُ</w:t>
+      </w:r>
+      <w:r>
+        <w:rPr>
+          <w:rFonts w:ascii="Sakkal Majalla" w:hAnsi="Sakkal Majalla" w:cs="Sakkal Majalla"/>
+          <w:sz w:val="28"/>
+          <w:szCs w:val="28"/>
+          <w:rtl/>
+          <w:lang w:bidi="ar-AE"/>
+        </w:rPr>
+        <w:t xml:space="preserve"> </w:t>
+      </w:r>
+      <w:r>
+        <w:rPr>
+          <w:rFonts w:ascii="Sakkal Majalla" w:hAnsi="Sakkal Majalla" w:cs="Sakkal Majalla" w:hint="cs"/>
+          <w:sz w:val="28"/>
+          <w:szCs w:val="28"/>
+          <w:rtl/>
+          <w:lang w:bidi="ar-AE"/>
+        </w:rPr>
+        <w:t>الْمَلِكُ</w:t>
+      </w:r>
+      <w:r>
+        <w:rPr>
+          <w:rFonts w:ascii="Sakkal Majalla" w:hAnsi="Sakkal Majalla" w:cs="Sakkal Majalla"/>
+          <w:sz w:val="28"/>
+          <w:szCs w:val="28"/>
+          <w:rtl/>
+          <w:lang w:bidi="ar-AE"/>
+        </w:rPr>
+        <w:t xml:space="preserve"> </w:t>
+      </w:r>
+      <w:r>
+        <w:rPr>
+          <w:rFonts w:ascii="Sakkal Majalla" w:hAnsi="Sakkal Majalla" w:cs="Sakkal Majalla" w:hint="cs"/>
+          <w:sz w:val="28"/>
+          <w:szCs w:val="28"/>
+          <w:rtl/>
+          <w:lang w:bidi="ar-AE"/>
+        </w:rPr>
+        <w:t>كَإِرَادَتِهِ</w:t>
+      </w:r>
+      <w:r>
+        <w:rPr>
+          <w:rFonts w:ascii="Sakkal Majalla" w:hAnsi="Sakkal Majalla" w:cs="Sakkal Majalla" w:hint="cs"/>
+          <w:sz w:val="28"/>
+          <w:szCs w:val="28"/>
+          <w:rtl/>
+          <w:lang w:bidi="ar-AE"/>
+        </w:rPr>
+        <w:t>" (دانيال 11: 36). إن هذا لا يمكن أن يطول. في النهاية لا بد أن يُدان الإنسان بمَن رفضه. هل ستسود السماءُ الأرضَ؟ نعم، لكن الإنسان يقول: أنا هو الذي سيحكم، وليس الله.</w:t>
+      </w:r>
+    </w:p>
+    <w:p>
+      <w:pPr>
+        <w:jc w:val="both"/>
+        <w:rPr>
+          <w:rFonts w:ascii="Sakkal Majalla" w:hAnsi="Sakkal Majalla" w:cs="Sakkal Majalla"/>
+          <w:sz w:val="28"/>
+          <w:szCs w:val="28"/>
+          <w:rtl/>
+          <w:lang w:bidi="ar-AE"/>
+        </w:rPr>
+      </w:pPr>
+      <w:r>
+        <w:rPr>
+          <w:rFonts w:ascii="Sakkal Majalla" w:hAnsi="Sakkal Majalla" w:cs="Sakkal Majalla" w:hint="cs"/>
+          <w:sz w:val="28"/>
+          <w:szCs w:val="28"/>
+          <w:rtl/>
+          <w:lang w:bidi="ar-AE"/>
+        </w:rPr>
+        <w:t>في أربع مناسبات كان لله حديث رسمي مع الإنسان؛ في المرة الأولى كلم الله الإنسان في جنة عدن. كل الروابط بالله كانت قد تحطمت. المرة الثانية</w:t>
+      </w:r>
+      <w:r>
+        <w:rPr>
+          <w:rFonts w:ascii="Sakkal Majalla" w:hAnsi="Sakkal Majalla" w:cs="Sakkal Majalla" w:hint="cs"/>
+          <w:sz w:val="28"/>
+          <w:szCs w:val="28"/>
+          <w:rtl/>
+          <w:lang w:bidi="ar-AE"/>
+        </w:rPr>
+        <w:t xml:space="preserve"> كانت عند جبل سيناء. قال إسرائيل مرتعبًا: "</w:t>
+      </w:r>
+      <w:r>
+        <w:rPr>
+          <w:rFonts w:ascii="Sakkal Majalla" w:hAnsi="Sakkal Majalla" w:cs="Sakkal Majalla" w:hint="cs"/>
+          <w:sz w:val="28"/>
+          <w:szCs w:val="28"/>
+          <w:rtl/>
+          <w:lang w:bidi="ar-AE"/>
+        </w:rPr>
+        <w:t>وَلاَ</w:t>
+      </w:r>
+      <w:r>
+        <w:rPr>
+          <w:rFonts w:ascii="Sakkal Majalla" w:hAnsi="Sakkal Majalla" w:cs="Sakkal Majalla"/>
+          <w:sz w:val="28"/>
+          <w:szCs w:val="28"/>
+          <w:rtl/>
+          <w:lang w:bidi="ar-AE"/>
+        </w:rPr>
+        <w:t xml:space="preserve"> </w:t>
+      </w:r>
+      <w:r>
+        <w:rPr>
+          <w:rFonts w:ascii="Sakkal Majalla" w:hAnsi="Sakkal Majalla" w:cs="Sakkal Majalla" w:hint="cs"/>
+          <w:sz w:val="28"/>
+          <w:szCs w:val="28"/>
+          <w:rtl/>
+          <w:lang w:bidi="ar-AE"/>
+        </w:rPr>
+        <w:t>يَتَكَلَّمْ</w:t>
+      </w:r>
+      <w:r>
+        <w:rPr>
+          <w:rFonts w:ascii="Sakkal Majalla" w:hAnsi="Sakkal Majalla" w:cs="Sakkal Majalla"/>
+          <w:sz w:val="28"/>
+          <w:szCs w:val="28"/>
+          <w:rtl/>
+          <w:lang w:bidi="ar-AE"/>
+        </w:rPr>
+        <w:t xml:space="preserve"> </w:t>
+      </w:r>
+      <w:r>
+        <w:rPr>
+          <w:rFonts w:ascii="Sakkal Majalla" w:hAnsi="Sakkal Majalla" w:cs="Sakkal Majalla" w:hint="cs"/>
+          <w:sz w:val="28"/>
+          <w:szCs w:val="28"/>
+          <w:rtl/>
+          <w:lang w:bidi="ar-AE"/>
+        </w:rPr>
+        <w:t>مَعَنَا</w:t>
+      </w:r>
+      <w:r>
+        <w:rPr>
+          <w:rFonts w:ascii="Sakkal Majalla" w:hAnsi="Sakkal Majalla" w:cs="Sakkal Majalla"/>
+          <w:sz w:val="28"/>
+          <w:szCs w:val="28"/>
+          <w:rtl/>
+          <w:lang w:bidi="ar-AE"/>
+        </w:rPr>
+        <w:t xml:space="preserve"> </w:t>
+      </w:r>
+      <w:r>
+        <w:rPr>
+          <w:rFonts w:ascii="Sakkal Majalla" w:hAnsi="Sakkal Majalla" w:cs="Sakkal Majalla" w:hint="cs"/>
+          <w:sz w:val="28"/>
+          <w:szCs w:val="28"/>
+          <w:rtl/>
+          <w:lang w:bidi="ar-AE"/>
+        </w:rPr>
+        <w:t>اللهُ</w:t>
+      </w:r>
+      <w:r>
+        <w:rPr>
+          <w:rFonts w:ascii="Sakkal Majalla" w:hAnsi="Sakkal Majalla" w:cs="Sakkal Majalla" w:hint="cs"/>
+          <w:sz w:val="28"/>
+          <w:szCs w:val="28"/>
+          <w:rtl/>
+          <w:lang w:bidi="ar-AE"/>
+        </w:rPr>
+        <w:t xml:space="preserve">" (خروج 20: 19). لأن مجد الله يُرعب قلب الإنسان. </w:t>
+      </w:r>
+      <w:r>
+        <w:rPr>
+          <w:rFonts w:ascii="Sakkal Majalla" w:hAnsi="Sakkal Majalla" w:cs="Sakkal Majalla"/>
+          <w:sz w:val="28"/>
+          <w:szCs w:val="28"/>
+          <w:rtl/>
+          <w:lang w:bidi="ar-AE"/>
+        </w:rPr>
+        <w:t>–</w:t>
+      </w:r>
+      <w:r>
+        <w:rPr>
+          <w:rFonts w:ascii="Sakkal Majalla" w:hAnsi="Sakkal Majalla" w:cs="Sakkal Majalla" w:hint="cs"/>
+          <w:sz w:val="28"/>
+          <w:szCs w:val="28"/>
+          <w:rtl/>
+          <w:lang w:bidi="ar-AE"/>
+        </w:rPr>
+        <w:t xml:space="preserve"> المرة الثالثة كانت في يسوع، - الله الظاهر في الجسد؛ لكن الإنسان لم يُرد شيئًا من الله في حِلمه. من تلك اللحظة كان لا بد للمرء إما أن يكون مسيحيًا أو ضد</w:t>
+      </w:r>
+      <w:r>
+        <w:rPr>
+          <w:rFonts w:ascii="Sakkal Majalla" w:hAnsi="Sakkal Majalla" w:cs="Sakkal Majalla" w:hint="cs"/>
+          <w:sz w:val="28"/>
+          <w:szCs w:val="28"/>
+          <w:rtl/>
+          <w:lang w:bidi="ar-AE"/>
+        </w:rPr>
+        <w:t>ًا</w:t>
+      </w:r>
+      <w:r>
+        <w:rPr>
+          <w:rFonts w:ascii="Sakkal Majalla" w:hAnsi="Sakkal Majalla" w:cs="Sakkal Majalla" w:hint="cs"/>
+          <w:sz w:val="28"/>
+          <w:szCs w:val="28"/>
+          <w:rtl/>
+          <w:lang w:bidi="ar-AE"/>
+        </w:rPr>
+        <w:t xml:space="preserve"> </w:t>
+      </w:r>
+      <w:r>
+        <w:rPr>
+          <w:rFonts w:ascii="Sakkal Majalla" w:hAnsi="Sakkal Majalla" w:cs="Sakkal Majalla" w:hint="cs"/>
+          <w:sz w:val="28"/>
+          <w:szCs w:val="28"/>
+          <w:rtl/>
+          <w:lang w:bidi="ar-AE"/>
+        </w:rPr>
+        <w:t>ل</w:t>
+      </w:r>
+      <w:r>
+        <w:rPr>
+          <w:rFonts w:ascii="Sakkal Majalla" w:hAnsi="Sakkal Majalla" w:cs="Sakkal Majalla" w:hint="cs"/>
+          <w:sz w:val="28"/>
+          <w:szCs w:val="28"/>
+          <w:rtl/>
+          <w:lang w:bidi="ar-AE"/>
+        </w:rPr>
+        <w:t xml:space="preserve">لمسيح. المرة الرابعة هي متى سيجيء يسوع مجددًا، ويمارس الدينونة على كل الذين لم يخضعوا له. </w:t>
+      </w:r>
+      <w:r>
+        <w:rPr>
+          <w:rFonts w:ascii="Sakkal Majalla" w:hAnsi="Sakkal Majalla" w:cs="Sakkal Majalla" w:hint="cs"/>
+          <w:sz w:val="28"/>
+          <w:szCs w:val="28"/>
+          <w:rtl/>
+          <w:lang w:bidi="ar-AE"/>
+        </w:rPr>
+        <w:t>إما سيكون المرء له أو ضده. جميع الذين لم يقبلوا محبة الحق يُهلكون (يُلعنون).</w:t>
+      </w:r>
+    </w:p>
+    <w:p>
+      <w:pPr>
+        <w:jc w:val="both"/>
+        <w:rPr>
+          <w:rFonts w:ascii="Sakkal Majalla" w:hAnsi="Sakkal Majalla" w:cs="Sakkal Majalla"/>
+          <w:sz w:val="28"/>
+          <w:szCs w:val="28"/>
+          <w:rtl/>
+          <w:lang w:bidi="ar-AE"/>
+        </w:rPr>
+      </w:pPr>
+      <w:r>
+        <w:rPr>
+          <w:rFonts w:ascii="Sakkal Majalla" w:hAnsi="Sakkal Majalla" w:cs="Sakkal Majalla" w:hint="cs"/>
+          <w:sz w:val="28"/>
+          <w:szCs w:val="28"/>
+          <w:rtl/>
+          <w:lang w:bidi="ar-AE"/>
+        </w:rPr>
+        <w:t xml:space="preserve">المسيح والكنيسة يظهران في المجد، ويظهران فقط عند الدينونة. السماء تنفتح لظهورهما المجيد. </w:t>
+      </w:r>
+      <w:r>
+        <w:rPr>
+          <w:rFonts w:ascii="Sakkal Majalla" w:hAnsi="Sakkal Majalla" w:cs="Sakkal Majalla"/>
+          <w:sz w:val="28"/>
+          <w:szCs w:val="28"/>
+          <w:rtl/>
+          <w:lang w:bidi="ar-AE"/>
+        </w:rPr>
+        <w:t>–</w:t>
+      </w:r>
+    </w:p>
+    <w:p>
+      <w:pPr>
+        <w:jc w:val="both"/>
+        <w:rPr>
+          <w:rFonts w:ascii="Sakkal Majalla" w:hAnsi="Sakkal Majalla" w:cs="Sakkal Majalla"/>
+          <w:sz w:val="28"/>
+          <w:szCs w:val="28"/>
+          <w:rtl/>
+          <w:lang w:bidi="ar-AE"/>
+        </w:rPr>
+      </w:pPr>
+      <w:r>
+        <w:rPr>
+          <w:rFonts w:ascii="Sakkal Majalla" w:hAnsi="Sakkal Majalla" w:cs="Sakkal Majalla" w:hint="cs"/>
+          <w:sz w:val="28"/>
+          <w:szCs w:val="28"/>
+          <w:rtl/>
+          <w:lang w:bidi="ar-AE"/>
+        </w:rPr>
+        <w:t xml:space="preserve">السماء لم يكن بالإمكان أن تنفتح على الإنسان إذ لأن الإنسان خاطئ. حينما جاء يسوع إلى الأرض انفتحت السماء. وتم الاعتراف بيسوع بأنه ابن الله، والروح القدس حطّ عليه. بالروح القدس رأى </w:t>
+      </w:r>
+      <w:proofErr w:type="spellStart"/>
+      <w:r>
+        <w:rPr>
+          <w:rFonts w:ascii="Sakkal Majalla" w:hAnsi="Sakkal Majalla" w:cs="Sakkal Majalla" w:hint="cs"/>
+          <w:sz w:val="28"/>
+          <w:szCs w:val="28"/>
+          <w:rtl/>
+          <w:lang w:bidi="ar-AE"/>
+        </w:rPr>
+        <w:t>استيفانوس</w:t>
+      </w:r>
+      <w:proofErr w:type="spellEnd"/>
+      <w:r>
+        <w:rPr>
+          <w:rFonts w:ascii="Sakkal Majalla" w:hAnsi="Sakkal Majalla" w:cs="Sakkal Majalla" w:hint="cs"/>
+          <w:sz w:val="28"/>
+          <w:szCs w:val="28"/>
+          <w:rtl/>
+          <w:lang w:bidi="ar-AE"/>
+        </w:rPr>
+        <w:t xml:space="preserve"> السماء مفتوحة (</w:t>
+      </w:r>
+      <w:r>
+        <w:rPr>
+          <w:rFonts w:ascii="Sakkal Majalla" w:hAnsi="Sakkal Majalla" w:cs="Sakkal Majalla" w:hint="cs"/>
+          <w:sz w:val="28"/>
+          <w:szCs w:val="28"/>
+          <w:rtl/>
+          <w:lang w:bidi="ar-AE"/>
+        </w:rPr>
+        <w:t>أعمال الرسل 7: 55) فيها رأى نصيبه مع يسوع، مرفوضًا مثله على الأرض، ولكن واحدًا معه في المجد. إن هذا أيضًا وضع كل الكنيسة. في النهاية تنفتح السماء، لتُعلن عن ابن الإنسان، ومتى ما انفتحت هكذا فإنه لكي يأتي الرب يسوع بنفسه ثانية ويمارس الدينونة على الأرض. فقط عندما سيُجبر الشر الله بأن يُلفت انتباهه إليه، يضربه الله. إلى أن يصل الاثم ذروته (تكوين 15: 16) يكون صبر الله قد طالت أناته.</w:t>
+      </w:r>
+    </w:p>
+    <w:p>
+      <w:pPr>
+        <w:jc w:val="both"/>
+        <w:rPr>
+          <w:rFonts w:ascii="Sakkal Majalla" w:hAnsi="Sakkal Majalla" w:cs="Sakkal Majalla"/>
+          <w:sz w:val="28"/>
+          <w:szCs w:val="28"/>
+          <w:rtl/>
+          <w:lang w:bidi="ar-AE"/>
+        </w:rPr>
+      </w:pPr>
+      <w:r>
+        <w:rPr>
+          <w:rFonts w:ascii="Sakkal Majalla" w:hAnsi="Sakkal Majalla" w:cs="Sakkal Majalla" w:hint="cs"/>
+          <w:sz w:val="28"/>
+          <w:szCs w:val="28"/>
+          <w:rtl/>
+          <w:lang w:bidi="ar-AE"/>
+        </w:rPr>
+        <w:t xml:space="preserve">الوحش الأخير، المملكة الرومانية المقامة تصعد من الهاوية وتمضي نحو الهلاك. إن هذا الحدث نجده هنا. شهوات الإنسان يُثيرها إبليس وتكون </w:t>
+      </w:r>
+      <w:r>
+        <w:rPr>
+          <w:rFonts w:ascii="Sakkal Majalla" w:hAnsi="Sakkal Majalla" w:cs="Sakkal Majalla" w:hint="cs"/>
+          <w:sz w:val="28"/>
+          <w:szCs w:val="28"/>
+          <w:rtl/>
+          <w:lang w:bidi="ar-AE"/>
+        </w:rPr>
+        <w:t>حماسية</w:t>
+      </w:r>
+      <w:r>
+        <w:rPr>
+          <w:rFonts w:ascii="Sakkal Majalla" w:hAnsi="Sakkal Majalla" w:cs="Sakkal Majalla" w:hint="cs"/>
+          <w:sz w:val="28"/>
+          <w:szCs w:val="28"/>
+          <w:rtl/>
+          <w:lang w:bidi="ar-AE"/>
         </w:rPr>
         <w:t xml:space="preserve">. </w:t>
       </w:r>
       <w:r>
         <w:rPr>
-          <w:rFonts w:ascii="Sakkal Majalla" w:hAnsi="Sakkal Majalla" w:cs="Sakkal Majalla"/>
-          <w:sz w:val="28"/>
-          <w:szCs w:val="28"/>
-          <w:rtl/>
-        </w:rPr>
-        <w:t>لطالما وجدت روما السلاح الأكثر حدة فيها لتشويه كلمة الله البسيطة وقمعها</w:t>
-      </w:r>
-      <w:r>
-        <w:rPr>
-          <w:rFonts w:ascii="Sakkal Majalla" w:hAnsi="Sakkal Majalla" w:cs="Sakkal Majalla" w:hint="cs"/>
-          <w:sz w:val="28"/>
-          <w:szCs w:val="28"/>
-          <w:rtl/>
-        </w:rPr>
-        <w:t xml:space="preserve">؛ </w:t>
-      </w:r>
-      <w:r>
-        <w:rPr>
-          <w:rFonts w:ascii="Sakkal Majalla" w:hAnsi="Sakkal Majalla" w:cs="Sakkal Majalla"/>
-          <w:sz w:val="28"/>
-          <w:szCs w:val="28"/>
-          <w:rtl/>
-        </w:rPr>
-        <w:t>والبروتستانتية، على الرغم من انفصاله</w:t>
-      </w:r>
-      <w:r>
-        <w:rPr>
-          <w:rFonts w:ascii="Sakkal Majalla" w:hAnsi="Sakkal Majalla" w:cs="Sakkal Majalla"/>
-          <w:sz w:val="28"/>
-          <w:szCs w:val="28"/>
-          <w:rtl/>
-        </w:rPr>
-        <w:t>ا عن روما</w:t>
-      </w:r>
-      <w:r>
-        <w:rPr>
-          <w:rFonts w:ascii="Sakkal Majalla" w:hAnsi="Sakkal Majalla" w:cs="Sakkal Majalla"/>
-          <w:sz w:val="28"/>
-          <w:szCs w:val="28"/>
-          <w:rtl/>
-        </w:rPr>
-        <w:t>، لم ترفض كل ما جاء من خلال الإصلاح.</w:t>
-      </w:r>
-      <w:r>
-        <w:rPr>
-          <w:rFonts w:ascii="Sakkal Majalla" w:hAnsi="Sakkal Majalla" w:cs="Sakkal Majalla" w:hint="cs"/>
-          <w:sz w:val="28"/>
-          <w:szCs w:val="28"/>
-          <w:rtl/>
+          <w:rFonts w:ascii="Sakkal Majalla" w:hAnsi="Sakkal Majalla" w:cs="Sakkal Majalla" w:hint="cs"/>
+          <w:sz w:val="28"/>
+          <w:szCs w:val="28"/>
+          <w:rtl/>
+          <w:lang w:bidi="ar-AE"/>
+        </w:rPr>
+        <w:t>مستقبل الشرير (الكافر) سيكون "</w:t>
+      </w:r>
+      <w:r>
+        <w:rPr>
+          <w:rFonts w:ascii="Sakkal Majalla" w:hAnsi="Sakkal Majalla" w:cs="Sakkal Majalla" w:hint="cs"/>
+          <w:sz w:val="28"/>
+          <w:szCs w:val="28"/>
+          <w:rtl/>
+          <w:lang w:bidi="ar-AE"/>
+        </w:rPr>
+        <w:t>بِعَمَلِ</w:t>
+      </w:r>
+      <w:r>
+        <w:rPr>
+          <w:rFonts w:ascii="Sakkal Majalla" w:hAnsi="Sakkal Majalla" w:cs="Sakkal Majalla"/>
+          <w:sz w:val="28"/>
+          <w:szCs w:val="28"/>
+          <w:rtl/>
+          <w:lang w:bidi="ar-AE"/>
         </w:rPr>
         <w:t xml:space="preserve"> </w:t>
       </w:r>
       <w:r>
         <w:rPr>
-          <w:rFonts w:ascii="Sakkal Majalla" w:hAnsi="Sakkal Majalla" w:cs="Sakkal Majalla"/>
-          <w:sz w:val="28"/>
-          <w:szCs w:val="28"/>
-          <w:rtl/>
-        </w:rPr>
-        <w:t>بدلا من ذلك ، تم الإبقاء على الكثير من المبادئ والعادات والصيغ والأقوال ، والتي ليست سوى مهر من البابوية.</w:t>
-      </w:r>
-      <w:r>
-        <w:rPr>
-          <w:rtl/>
+          <w:rFonts w:ascii="Sakkal Majalla" w:hAnsi="Sakkal Majalla" w:cs="Sakkal Majalla" w:hint="cs"/>
+          <w:sz w:val="28"/>
+          <w:szCs w:val="28"/>
+          <w:rtl/>
+          <w:lang w:bidi="ar-AE"/>
+        </w:rPr>
+        <w:t>الشَّيْطَانِ</w:t>
+      </w:r>
+      <w:r>
+        <w:rPr>
+          <w:rFonts w:ascii="Sakkal Majalla" w:hAnsi="Sakkal Majalla" w:cs="Sakkal Majalla" w:hint="cs"/>
+          <w:sz w:val="28"/>
+          <w:szCs w:val="28"/>
+          <w:rtl/>
+          <w:lang w:bidi="ar-AE"/>
+        </w:rPr>
+        <w:t xml:space="preserve">" (2. تسالونيكي 2: 9). يهوذا هو مثال على ذلك. فيه نحن لا نرى فقط الشهوة الشريرة، أو مجرد تأثير الشيطان على الشهوة الشريرة؛ وإنما الشيطان الذي يتملك القلب ويُظهر قساوة كل الميول التلميذ الطبيعية ضد يسوع. وهنا كذلك؛ إبليس سيثير قساوة القلوب التي </w:t>
+      </w:r>
+      <w:proofErr w:type="spellStart"/>
+      <w:r>
+        <w:rPr>
+          <w:rFonts w:ascii="Sakkal Majalla" w:hAnsi="Sakkal Majalla" w:cs="Sakkal Majalla" w:hint="cs"/>
+          <w:sz w:val="28"/>
+          <w:szCs w:val="28"/>
+          <w:rtl/>
+          <w:lang w:bidi="ar-AE"/>
+        </w:rPr>
+        <w:t>استأسرها</w:t>
+      </w:r>
+      <w:proofErr w:type="spellEnd"/>
+      <w:r>
+        <w:rPr>
+          <w:rFonts w:ascii="Sakkal Majalla" w:hAnsi="Sakkal Majalla" w:cs="Sakkal Majalla" w:hint="cs"/>
+          <w:sz w:val="28"/>
+          <w:szCs w:val="28"/>
+          <w:rtl/>
+          <w:lang w:bidi="ar-AE"/>
+        </w:rPr>
+        <w:t xml:space="preserve"> حتى نحو إعلان كل مجد ليسوع. بعض الميول الطبيعية قائمة وموجودة في القلب إلى أن </w:t>
+      </w:r>
+      <w:proofErr w:type="spellStart"/>
+      <w:r>
+        <w:rPr>
+          <w:rFonts w:ascii="Sakkal Majalla" w:hAnsi="Sakkal Majalla" w:cs="Sakkal Majalla" w:hint="cs"/>
+          <w:sz w:val="28"/>
+          <w:szCs w:val="28"/>
+          <w:rtl/>
+          <w:lang w:bidi="ar-AE"/>
+        </w:rPr>
+        <w:t>يستأسرها</w:t>
+      </w:r>
+      <w:proofErr w:type="spellEnd"/>
+      <w:r>
+        <w:rPr>
+          <w:rFonts w:ascii="Sakkal Majalla" w:hAnsi="Sakkal Majalla" w:cs="Sakkal Majalla" w:hint="cs"/>
+          <w:sz w:val="28"/>
+          <w:szCs w:val="28"/>
+          <w:rtl/>
+          <w:lang w:bidi="ar-AE"/>
+        </w:rPr>
+        <w:t xml:space="preserve"> الشيطان؛ ولكن من بعدما أن يكون الإنسان </w:t>
+      </w:r>
+      <w:r>
+        <w:rPr>
+          <w:rFonts w:ascii="Sakkal Majalla" w:hAnsi="Sakkal Majalla" w:cs="Sakkal Majalla" w:hint="cs"/>
+          <w:sz w:val="28"/>
+          <w:szCs w:val="28"/>
+          <w:rtl/>
+          <w:lang w:bidi="ar-AE"/>
+        </w:rPr>
+        <w:t xml:space="preserve">قادرًا على كل هذا. هكذا أراد رؤساء الكهنة قتل لعازر، (يوحنا 12: 10) بقدر ما أقامه يسوع، ولأن كثير من اليهود آمنوا به لأجل ذلك، عزموا على قتل يسوع لأنه أقام لعازر (يوحنا 11: 47 </w:t>
+      </w:r>
+      <w:r>
+        <w:rPr>
+          <w:rFonts w:ascii="Sakkal Majalla" w:hAnsi="Sakkal Majalla" w:cs="Sakkal Majalla"/>
+          <w:sz w:val="28"/>
+          <w:szCs w:val="28"/>
+          <w:rtl/>
+          <w:lang w:bidi="ar-AE"/>
+        </w:rPr>
+        <w:t>–</w:t>
+      </w:r>
+      <w:r>
+        <w:rPr>
+          <w:rFonts w:ascii="Sakkal Majalla" w:hAnsi="Sakkal Majalla" w:cs="Sakkal Majalla" w:hint="cs"/>
+          <w:sz w:val="28"/>
+          <w:szCs w:val="28"/>
+          <w:rtl/>
+          <w:lang w:bidi="ar-AE"/>
+        </w:rPr>
+        <w:t xml:space="preserve"> 50).</w:t>
+      </w:r>
+    </w:p>
+    <w:p>
+      <w:pPr>
+        <w:jc w:val="both"/>
+        <w:rPr>
+          <w:rFonts w:ascii="Sakkal Majalla" w:hAnsi="Sakkal Majalla" w:cs="Sakkal Majalla"/>
+          <w:sz w:val="28"/>
+          <w:szCs w:val="28"/>
+          <w:rtl/>
+          <w:lang w:bidi="ar-AE"/>
+        </w:rPr>
+      </w:pPr>
+      <w:r>
+        <w:rPr>
+          <w:rFonts w:ascii="Sakkal Majalla" w:hAnsi="Sakkal Majalla" w:cs="Sakkal Majalla" w:hint="cs"/>
+          <w:sz w:val="28"/>
+          <w:szCs w:val="28"/>
+          <w:rtl/>
+          <w:lang w:bidi="ar-AE"/>
+        </w:rPr>
+        <w:lastRenderedPageBreak/>
+        <w:t xml:space="preserve">إنسان الأرض يرفع رأسه إلى السماء. كآدم، هو يريد أن يكون مثل الله؛ فهو يريد ذلك بطابع المسيح، وهو ضد المسيح. هو يريد امتلاك الأرض ويحارب السماء (أشعياء 14: 13 </w:t>
+      </w:r>
+      <w:r>
+        <w:rPr>
+          <w:rFonts w:ascii="Sakkal Majalla" w:hAnsi="Sakkal Majalla" w:cs="Sakkal Majalla"/>
+          <w:sz w:val="28"/>
+          <w:szCs w:val="28"/>
+          <w:rtl/>
+          <w:lang w:bidi="ar-AE"/>
+        </w:rPr>
+        <w:t>–</w:t>
+      </w:r>
+      <w:r>
+        <w:rPr>
+          <w:rFonts w:ascii="Sakkal Majalla" w:hAnsi="Sakkal Majalla" w:cs="Sakkal Majalla" w:hint="cs"/>
+          <w:sz w:val="28"/>
+          <w:szCs w:val="28"/>
+          <w:rtl/>
+          <w:lang w:bidi="ar-AE"/>
+        </w:rPr>
+        <w:t xml:space="preserve"> 14). وهو ممتلئ بكل سلطان إبليس، ممارسًا كل قدرات الإنسان بسلطان إبليس، يستولي على جميع الناس، </w:t>
+      </w:r>
+      <w:r>
+        <w:rPr>
+          <w:rFonts w:ascii="Sakkal Majalla" w:hAnsi="Sakkal Majalla" w:cs="Sakkal Majalla" w:hint="cs"/>
+          <w:sz w:val="28"/>
+          <w:szCs w:val="28"/>
+          <w:rtl/>
+          <w:lang w:bidi="ar-AE"/>
+        </w:rPr>
+        <w:t>ويريد أن يجلس في أورشليم ملكًا على كل الأرض ويريد أن يرتفع ليكون مثل الذي له السلطان. عندها سيحدث بأن ابن الإنسان الذي اتضع، والذي رفّعه الله، سينزل من السماء، وابن الأرض الذي ارتفع (رفع نفسه)، يُهزم (يُطرح). فالأمر هنا، وهذه هي كل القضية، بأن نعلم، إن كان إنسان الأرض أو إنسان السماء ستكون له السيادة. الوحش الأخير من بعد اجتذابه الأرض وتبعه ملوك الأرض، يدخل مع المسيح</w:t>
+      </w:r>
+      <w:r>
+        <w:rPr>
+          <w:rFonts w:ascii="Sakkal Majalla" w:hAnsi="Sakkal Majalla" w:cs="Sakkal Majalla" w:hint="cs"/>
+          <w:sz w:val="28"/>
+          <w:szCs w:val="28"/>
+          <w:rtl/>
+          <w:lang w:bidi="ar-AE"/>
+        </w:rPr>
+        <w:t xml:space="preserve"> في</w:t>
+      </w:r>
+      <w:r>
+        <w:rPr>
+          <w:rFonts w:ascii="Sakkal Majalla" w:hAnsi="Sakkal Majalla" w:cs="Sakkal Majalla" w:hint="cs"/>
+          <w:sz w:val="28"/>
+          <w:szCs w:val="28"/>
+          <w:rtl/>
+          <w:lang w:bidi="ar-AE"/>
         </w:rPr>
         <w:t xml:space="preserve"> </w:t>
       </w:r>
       <w:r>
         <w:rPr>
-          <w:rFonts w:ascii="Sakkal Majalla" w:hAnsi="Sakkal Majalla" w:cs="Sakkal Majalla"/>
-          <w:sz w:val="28"/>
-          <w:szCs w:val="28"/>
-          <w:rtl/>
-        </w:rPr>
-        <w:t xml:space="preserve">وهنا أيضًا، نجد ما لا يقل </w:t>
-      </w:r>
-      <w:r>
-        <w:rPr>
-          <w:rFonts w:ascii="Sakkal Majalla" w:hAnsi="Sakkal Majalla" w:cs="Sakkal Majalla" w:hint="cs"/>
-          <w:sz w:val="28"/>
-          <w:szCs w:val="28"/>
-          <w:rtl/>
-        </w:rPr>
-        <w:t>م</w:t>
-      </w:r>
-      <w:r>
-        <w:rPr>
-          <w:rFonts w:ascii="Sakkal Majalla" w:hAnsi="Sakkal Majalla" w:cs="Sakkal Majalla"/>
-          <w:sz w:val="28"/>
-          <w:szCs w:val="28"/>
-          <w:rtl/>
-        </w:rPr>
-        <w:t>ن متعصبين لتقاليد آبائهم، دون فحص جدي لما إذا</w:t>
-      </w:r>
-      <w:r>
-        <w:rPr>
-          <w:rFonts w:ascii="Sakkal Majalla" w:hAnsi="Sakkal Majalla" w:cs="Sakkal Majalla"/>
-          <w:sz w:val="28"/>
-          <w:szCs w:val="28"/>
-          <w:rtl/>
-        </w:rPr>
-        <w:t xml:space="preserve"> كان</w:t>
-      </w:r>
-      <w:r>
-        <w:rPr>
-          <w:rFonts w:ascii="Sakkal Majalla" w:hAnsi="Sakkal Majalla" w:cs="Sakkal Majalla" w:hint="cs"/>
-          <w:sz w:val="28"/>
-          <w:szCs w:val="28"/>
-          <w:rtl/>
-        </w:rPr>
-        <w:t xml:space="preserve"> لها أساس </w:t>
-      </w:r>
-      <w:r>
-        <w:rPr>
-          <w:rFonts w:ascii="Sakkal Majalla" w:hAnsi="Sakkal Majalla" w:cs="Sakkal Majalla"/>
-          <w:sz w:val="28"/>
-          <w:szCs w:val="28"/>
-          <w:rtl/>
-        </w:rPr>
-        <w:t>في كلمة الله</w:t>
-      </w:r>
-      <w:r>
-        <w:rPr>
-          <w:rFonts w:ascii="Sakkal Majalla" w:hAnsi="Sakkal Majalla" w:cs="Sakkal Majalla"/>
-          <w:sz w:val="28"/>
-          <w:szCs w:val="28"/>
-          <w:rtl/>
-        </w:rPr>
-        <w:t xml:space="preserve">، </w:t>
-      </w:r>
-      <w:r>
-        <w:rPr>
-          <w:rFonts w:ascii="Sakkal Majalla" w:hAnsi="Sakkal Majalla" w:cs="Sakkal Majalla" w:hint="cs"/>
-          <w:sz w:val="28"/>
-          <w:szCs w:val="28"/>
-          <w:rtl/>
-        </w:rPr>
-        <w:t xml:space="preserve">القاعدة الوحيدة التي لا لبس فيها، </w:t>
-      </w:r>
-      <w:r>
-        <w:rPr>
-          <w:rFonts w:ascii="Sakkal Majalla" w:hAnsi="Sakkal Majalla" w:cs="Sakkal Majalla"/>
-          <w:sz w:val="28"/>
-          <w:szCs w:val="28"/>
-          <w:rtl/>
-        </w:rPr>
-        <w:t>وإلى أي درجة</w:t>
-      </w:r>
-      <w:r>
-        <w:rPr>
-          <w:rFonts w:ascii="Sakkal Majalla" w:hAnsi="Sakkal Majalla" w:cs="Sakkal Majalla" w:hint="cs"/>
-          <w:sz w:val="28"/>
-          <w:szCs w:val="28"/>
-          <w:rtl/>
-        </w:rPr>
-        <w:t xml:space="preserve">. وويل لجميع الذي يشعرون في ضمائرهم بأنها ملزمة </w:t>
-      </w:r>
-      <w:r>
-        <w:rPr>
-          <w:rFonts w:ascii="Sakkal Majalla" w:hAnsi="Sakkal Majalla" w:cs="Sakkal Majalla" w:hint="cs"/>
-          <w:sz w:val="28"/>
-          <w:szCs w:val="28"/>
-          <w:rtl/>
-        </w:rPr>
-        <w:t>بأن تنفض عنها مثل هذا النير البشري، ومجبرة على التمسك بشهادة كلمة الله. ولكن ما يبقى صحيحًا: التقاليد دائمًا ما أضعفت الكلمة المكتوبة وحرمت أولاد الله من امتيازاتها في المسيح؛ وإلى زمننا هذا ينطبق إنذار الرسول: "ا</w:t>
-      </w:r>
-      <w:r>
-        <w:rPr>
-          <w:rFonts w:ascii="Sakkal Majalla" w:hAnsi="Sakkal Majalla" w:cs="Sakkal Majalla"/>
-          <w:sz w:val="28"/>
-          <w:szCs w:val="28"/>
-          <w:rtl/>
-        </w:rPr>
-        <w:t>نْظُرُوا أَنْ لاَ يَكُونَ أَحَدٌ يَسْبِيكُمْ بِالْفَلْسَفَةِ وَبِغُرُورٍ بَاطِل، حَسَبَ تَقْلِيدِ النَّاسِ، حَسَبَ أَرْكَانِ الْعَالَمِ، وَلَيْسَ حَسَبَ الْمَسِيحِ.</w:t>
-      </w:r>
-      <w:r>
-        <w:rPr>
-          <w:rFonts w:ascii="Sakkal Majalla" w:hAnsi="Sakkal Majalla" w:cs="Sakkal Majalla" w:hint="cs"/>
-          <w:sz w:val="28"/>
-          <w:szCs w:val="28"/>
-          <w:rtl/>
-        </w:rPr>
-        <w:t>" (كولوسي 2: 8).</w:t>
+          <w:rFonts w:ascii="Sakkal Majalla" w:hAnsi="Sakkal Majalla" w:cs="Sakkal Majalla" w:hint="cs"/>
+          <w:sz w:val="28"/>
+          <w:szCs w:val="28"/>
+          <w:rtl/>
+          <w:lang w:bidi="ar-AE"/>
+        </w:rPr>
+        <w:t xml:space="preserve">حرب. </w:t>
+      </w:r>
+      <w:r>
+        <w:rPr>
+          <w:rFonts w:ascii="Sakkal Majalla" w:hAnsi="Sakkal Majalla" w:cs="Sakkal Majalla" w:hint="cs"/>
+          <w:sz w:val="28"/>
+          <w:szCs w:val="28"/>
+          <w:rtl/>
+          <w:lang w:bidi="ar-AE"/>
+        </w:rPr>
+        <w:t xml:space="preserve">من الضروري أن نعلم، إن كان الله سيكون الأقوى، ليس في الضمير فقط، وإنما في العالم وفي المجد. أورشليم من الآن تصبح محور أفكار الإنسان على الأرض، لأنه هناك المكان حيث ستُجمع الأمم فيه لتُدان (زكريا 12: 1 </w:t>
+      </w:r>
+      <w:r>
+        <w:rPr>
+          <w:rFonts w:ascii="Sakkal Majalla" w:hAnsi="Sakkal Majalla" w:cs="Sakkal Majalla"/>
+          <w:sz w:val="28"/>
+          <w:szCs w:val="28"/>
+          <w:rtl/>
+          <w:lang w:bidi="ar-AE"/>
+        </w:rPr>
+        <w:t>–</w:t>
+      </w:r>
+      <w:r>
+        <w:rPr>
+          <w:rFonts w:ascii="Sakkal Majalla" w:hAnsi="Sakkal Majalla" w:cs="Sakkal Majalla" w:hint="cs"/>
+          <w:sz w:val="28"/>
+          <w:szCs w:val="28"/>
+          <w:rtl/>
+          <w:lang w:bidi="ar-AE"/>
+        </w:rPr>
+        <w:t xml:space="preserve"> 3). </w:t>
+      </w:r>
+      <w:r>
+        <w:rPr>
+          <w:rFonts w:ascii="Sakkal Majalla" w:hAnsi="Sakkal Majalla" w:cs="Sakkal Majalla" w:hint="cs"/>
+          <w:sz w:val="28"/>
+          <w:szCs w:val="28"/>
+          <w:rtl/>
+          <w:lang w:bidi="ar-AE"/>
+        </w:rPr>
+        <w:t xml:space="preserve">يبدو أن الأمم </w:t>
+      </w:r>
+      <w:proofErr w:type="spellStart"/>
+      <w:r>
+        <w:rPr>
+          <w:rFonts w:ascii="Sakkal Majalla" w:hAnsi="Sakkal Majalla" w:cs="Sakkal Majalla" w:hint="cs"/>
+          <w:sz w:val="28"/>
+          <w:szCs w:val="28"/>
+          <w:rtl/>
+          <w:lang w:bidi="ar-AE"/>
+        </w:rPr>
+        <w:t>سيبتدأون</w:t>
+      </w:r>
+      <w:proofErr w:type="spellEnd"/>
+      <w:r>
+        <w:rPr>
+          <w:rFonts w:ascii="Sakkal Majalla" w:hAnsi="Sakkal Majalla" w:cs="Sakkal Majalla" w:hint="cs"/>
+          <w:sz w:val="28"/>
+          <w:szCs w:val="28"/>
+          <w:rtl/>
+          <w:lang w:bidi="ar-AE"/>
+        </w:rPr>
+        <w:t xml:space="preserve"> </w:t>
+      </w:r>
+      <w:r>
+        <w:rPr>
+          <w:rFonts w:ascii="Sakkal Majalla" w:hAnsi="Sakkal Majalla" w:cs="Sakkal Majalla" w:hint="cs"/>
+          <w:sz w:val="28"/>
+          <w:szCs w:val="28"/>
+          <w:rtl/>
+          <w:lang w:bidi="ar-AE"/>
+        </w:rPr>
+        <w:t>بالانشغال بأورشليم. إنهم سيفعلون ذلك دون الإقرار بحقوق المسيح الشرعية، الذي هو الملك الحقيقي لليهود. الأمم. الأمم تشتغل في نار الغرور الباطل (أشعياء 1: 11) لكي يتمجّد الذي كان قد احتُقر.</w:t>
       </w:r>
     </w:p>
     <w:p>
@@ -244,113 +4171,397 @@
           <w:rFonts w:ascii="Sakkal Majalla" w:hAnsi="Sakkal Majalla" w:cs="Sakkal Majalla"/>
           <w:sz w:val="28"/>
           <w:szCs w:val="28"/>
-        </w:rPr>
-      </w:pPr>
-      <w:r>
-        <w:rPr>
-          <w:rFonts w:ascii="Sakkal Majalla" w:hAnsi="Sakkal Majalla" w:cs="Sakkal Majalla"/>
-          <w:sz w:val="28"/>
-          <w:szCs w:val="28"/>
-          <w:rtl/>
-        </w:rPr>
-        <w:t xml:space="preserve">في </w:t>
-      </w:r>
-      <w:r>
-        <w:rPr>
-          <w:rFonts w:ascii="Sakkal Majalla" w:hAnsi="Sakkal Majalla" w:cs="Sakkal Majalla" w:hint="cs"/>
-          <w:sz w:val="28"/>
-          <w:szCs w:val="28"/>
-          <w:rtl/>
-        </w:rPr>
-        <w:t xml:space="preserve">الواقع يا </w:t>
-      </w:r>
-      <w:r>
-        <w:rPr>
-          <w:rFonts w:ascii="Sakkal Majalla" w:hAnsi="Sakkal Majalla" w:cs="Sakkal Majalla" w:hint="cs"/>
-          <w:sz w:val="28"/>
-          <w:szCs w:val="28"/>
-          <w:rtl/>
-        </w:rPr>
-        <w:t xml:space="preserve">إخوتي الأعزاء، نحن لا يمكننا أن نكون حريصين جدًا لأننا نعيش وسط التقاليد؛ فهي بما معناه، الهواء الذي نتنفسه. هنا بعض الأمثلة. تكاد تكون جميع عبارات الكنيسة فقط تقاليد تتناقض مع الكلمة. أين نقرأ شيئًا عن كنيسة ظاهرة أو غير ظاهرة للعيان، أين عن كنيسة منتصرة؟ أين نجد فيما تُسمى بكنائس شعبية قومية متعلقة بالدولة؟ </w:t>
-      </w:r>
-      <w:r>
-        <w:rPr>
-          <w:rFonts w:ascii="Sakkal Majalla" w:hAnsi="Sakkal Majalla" w:cs="Sakkal Majalla" w:hint="cs"/>
-          <w:sz w:val="28"/>
-          <w:szCs w:val="28"/>
-          <w:rtl/>
-        </w:rPr>
-        <w:t xml:space="preserve">أو كالتي تُدعى بأسماء أشخاصٍ أو نقاط تعليمية معيّنة؟ أين نقرأ عن كنائس بترتيبات بشرية، </w:t>
-      </w:r>
-      <w:r>
-        <w:rPr>
-          <w:rFonts w:ascii="Sakkal Majalla" w:hAnsi="Sakkal Majalla" w:cs="Sakkal Majalla"/>
-          <w:sz w:val="28"/>
-          <w:szCs w:val="28"/>
-          <w:rtl/>
-        </w:rPr>
-        <w:t>حيث يقوم أصدقاء الرسميين بتقسيم رجال الدين والعلمانيين</w:t>
-      </w:r>
-      <w:r>
-        <w:rPr>
-          <w:rFonts w:ascii="Sakkal Majalla" w:hAnsi="Sakkal Majalla" w:cs="Sakkal Majalla" w:hint="cs"/>
-          <w:sz w:val="28"/>
-          <w:szCs w:val="28"/>
-          <w:rtl/>
-        </w:rPr>
-        <w:t>، المدعويين بالخلفاء الرسوليين، وعلى حتمية تبريك أو تعيين الكارز أو الراعي أو المعلم، إن بواسطة حُكومة أو هيئة، أو بواسطة رسامة الكاهن؟ اين نجد</w:t>
-      </w:r>
-      <w:r>
-        <w:rPr>
-          <w:rFonts w:ascii="Sakkal Majalla" w:hAnsi="Sakkal Majalla" w:cs="Sakkal Majalla"/>
-          <w:sz w:val="28"/>
-          <w:szCs w:val="28"/>
-          <w:rtl/>
-        </w:rPr>
-        <w:t xml:space="preserve"> تأكيد </w:t>
-      </w:r>
-      <w:r>
-        <w:rPr>
-          <w:rFonts w:ascii="Sakkal Majalla" w:hAnsi="Sakkal Majalla" w:cs="Sakkal Majalla" w:hint="cs"/>
-          <w:sz w:val="28"/>
-          <w:szCs w:val="28"/>
-          <w:rtl/>
-        </w:rPr>
-        <w:t>الكنيسة</w:t>
-      </w:r>
-      <w:r>
-        <w:rPr>
-          <w:rFonts w:ascii="Sakkal Majalla" w:hAnsi="Sakkal Majalla" w:cs="Sakkal Majalla"/>
-          <w:sz w:val="28"/>
-          <w:szCs w:val="28"/>
-          <w:rtl/>
-        </w:rPr>
-        <w:t xml:space="preserve"> بمباركة الكهنة للزواج؟</w:t>
-      </w:r>
-      <w:r>
-        <w:rPr>
-          <w:rFonts w:ascii="Sakkal Majalla" w:hAnsi="Sakkal Majalla" w:cs="Sakkal Majalla" w:hint="cs"/>
-          <w:sz w:val="28"/>
-          <w:szCs w:val="28"/>
-          <w:rtl/>
+          <w:rtl/>
+          <w:lang w:bidi="ar-AE"/>
+        </w:rPr>
+      </w:pPr>
+      <w:r>
+        <w:rPr>
+          <w:rFonts w:ascii="Sakkal Majalla" w:hAnsi="Sakkal Majalla" w:cs="Sakkal Majalla"/>
+          <w:sz w:val="28"/>
+          <w:szCs w:val="28"/>
+          <w:rtl/>
+          <w:lang w:bidi="ar-AE"/>
+        </w:rPr>
+        <w:t xml:space="preserve">عدد </w:t>
+      </w:r>
+      <w:r>
+        <w:rPr>
+          <w:rFonts w:ascii="Sakkal Majalla" w:hAnsi="Sakkal Majalla" w:cs="Sakkal Majalla" w:hint="cs"/>
+          <w:sz w:val="28"/>
+          <w:szCs w:val="28"/>
+          <w:rtl/>
+          <w:lang w:bidi="ar-AE"/>
+        </w:rPr>
+        <w:t xml:space="preserve">12 </w:t>
+      </w:r>
+      <w:r>
+        <w:rPr>
+          <w:rFonts w:ascii="Sakkal Majalla" w:hAnsi="Sakkal Majalla" w:cs="Sakkal Majalla"/>
+          <w:sz w:val="28"/>
+          <w:szCs w:val="28"/>
+          <w:rtl/>
+          <w:lang w:bidi="ar-AE"/>
+        </w:rPr>
+        <w:t>–</w:t>
+      </w:r>
+      <w:r>
+        <w:rPr>
+          <w:rFonts w:ascii="Sakkal Majalla" w:hAnsi="Sakkal Majalla" w:cs="Sakkal Majalla" w:hint="cs"/>
+          <w:sz w:val="28"/>
+          <w:szCs w:val="28"/>
+          <w:rtl/>
+          <w:lang w:bidi="ar-AE"/>
+        </w:rPr>
+        <w:t xml:space="preserve"> 13. يسوع</w:t>
+      </w:r>
+      <w:r>
+        <w:rPr>
+          <w:rFonts w:ascii="Sakkal Majalla" w:hAnsi="Sakkal Majalla" w:cs="Sakkal Majalla" w:hint="cs"/>
+          <w:sz w:val="28"/>
+          <w:szCs w:val="28"/>
+          <w:rtl/>
+          <w:lang w:bidi="ar-AE"/>
         </w:rPr>
         <w:t xml:space="preserve"> </w:t>
       </w:r>
       <w:r>
         <w:rPr>
-          <w:rFonts w:ascii="Sakkal Majalla" w:hAnsi="Sakkal Majalla" w:cs="Sakkal Majalla"/>
-          <w:sz w:val="28"/>
-          <w:szCs w:val="28"/>
-          <w:rtl/>
-        </w:rPr>
-        <w:t>أليست كلها تقاليد بشرية، والتي لا تزال تشمل تلك المتعلقة بالعبادة، والتي بالنسبة لمعظم المسيحيين في شكل تعسفي؟</w:t>
-      </w:r>
-      <w:r>
-        <w:rPr>
-          <w:rFonts w:ascii="Sakkal Majalla" w:hAnsi="Sakkal Majalla" w:cs="Sakkal Majalla" w:hint="cs"/>
-          <w:sz w:val="28"/>
-          <w:szCs w:val="28"/>
-          <w:rtl/>
+          <w:rFonts w:ascii="Sakkal Majalla" w:hAnsi="Sakkal Majalla" w:cs="Sakkal Majalla" w:hint="cs"/>
+          <w:sz w:val="28"/>
+          <w:szCs w:val="28"/>
+          <w:rtl/>
+          <w:lang w:bidi="ar-AE"/>
+        </w:rPr>
+        <w:t xml:space="preserve">يظهر. هو له كرامة جوهرية، اسمًا </w:t>
+      </w:r>
+      <w:proofErr w:type="spellStart"/>
+      <w:r>
+        <w:rPr>
+          <w:rFonts w:ascii="Sakkal Majalla" w:hAnsi="Sakkal Majalla" w:cs="Sakkal Majalla" w:hint="cs"/>
+          <w:sz w:val="28"/>
+          <w:szCs w:val="28"/>
+          <w:rtl/>
+          <w:lang w:bidi="ar-AE"/>
+        </w:rPr>
+        <w:t>لايعرفه</w:t>
+      </w:r>
+      <w:proofErr w:type="spellEnd"/>
+      <w:r>
+        <w:rPr>
+          <w:rFonts w:ascii="Sakkal Majalla" w:hAnsi="Sakkal Majalla" w:cs="Sakkal Majalla" w:hint="cs"/>
+          <w:sz w:val="28"/>
+          <w:szCs w:val="28"/>
+          <w:rtl/>
+          <w:lang w:bidi="ar-AE"/>
+        </w:rPr>
+        <w:t xml:space="preserve"> غيره. كل ما يفعله هو بلاغ عن ما يعلنه الله. هو سيكون الكلمة في الدينونة، وهو سيكون مُنفذ كلمة الله ضد الخطية. في الحاضر كلمة الله تقضي أدبيًا، وبعدها سيكون عملها في القضاء.</w:t>
+      </w:r>
+    </w:p>
+    <w:p>
+      <w:pPr>
+        <w:jc w:val="both"/>
+        <w:rPr>
+          <w:rFonts w:ascii="Sakkal Majalla" w:hAnsi="Sakkal Majalla" w:cs="Sakkal Majalla"/>
+          <w:sz w:val="28"/>
+          <w:szCs w:val="28"/>
+          <w:rtl/>
+          <w:lang w:bidi="ar-AE"/>
+        </w:rPr>
+      </w:pPr>
+      <w:r>
+        <w:rPr>
+          <w:rFonts w:ascii="Sakkal Majalla" w:hAnsi="Sakkal Majalla" w:cs="Sakkal Majalla"/>
+          <w:sz w:val="28"/>
+          <w:szCs w:val="28"/>
+          <w:rtl/>
+          <w:lang w:bidi="ar-AE"/>
+        </w:rPr>
+        <w:t xml:space="preserve">الجياد </w:t>
+      </w:r>
+      <w:r>
+        <w:rPr>
+          <w:rFonts w:ascii="Sakkal Majalla" w:hAnsi="Sakkal Majalla" w:cs="Sakkal Majalla" w:hint="cs"/>
+          <w:sz w:val="28"/>
+          <w:szCs w:val="28"/>
+          <w:rtl/>
+          <w:lang w:bidi="ar-AE"/>
+        </w:rPr>
+        <w:t>البيضاء هي علامة النصرة. السيف ذي حدّين حاضر رؤيا 1: 16.</w:t>
+      </w:r>
+    </w:p>
+    <w:p>
+      <w:pPr>
+        <w:jc w:val="both"/>
+        <w:rPr>
+          <w:rFonts w:ascii="Sakkal Majalla" w:hAnsi="Sakkal Majalla" w:cs="Sakkal Majalla"/>
+          <w:sz w:val="28"/>
+          <w:szCs w:val="28"/>
+          <w:rtl/>
+          <w:lang w:bidi="ar-AE"/>
+        </w:rPr>
+      </w:pPr>
+      <w:r>
+        <w:rPr>
+          <w:rFonts w:ascii="Sakkal Majalla" w:hAnsi="Sakkal Majalla" w:cs="Sakkal Majalla"/>
+          <w:sz w:val="28"/>
+          <w:szCs w:val="28"/>
+          <w:rtl/>
+          <w:lang w:bidi="ar-AE"/>
+        </w:rPr>
+        <w:t xml:space="preserve">العدد </w:t>
+      </w:r>
+      <w:r>
+        <w:rPr>
+          <w:rFonts w:ascii="Sakkal Majalla" w:hAnsi="Sakkal Majalla" w:cs="Sakkal Majalla" w:hint="cs"/>
+          <w:sz w:val="28"/>
+          <w:szCs w:val="28"/>
+          <w:rtl/>
+          <w:lang w:bidi="ar-AE"/>
+        </w:rPr>
+        <w:t xml:space="preserve">15 يلمّح إلى مزمور 2: 8 </w:t>
+      </w:r>
+      <w:r>
+        <w:rPr>
+          <w:rFonts w:ascii="Sakkal Majalla" w:hAnsi="Sakkal Majalla" w:cs="Sakkal Majalla"/>
+          <w:sz w:val="28"/>
+          <w:szCs w:val="28"/>
+          <w:rtl/>
+          <w:lang w:bidi="ar-AE"/>
+        </w:rPr>
+        <w:t>–</w:t>
+      </w:r>
+      <w:r>
+        <w:rPr>
+          <w:rFonts w:ascii="Sakkal Majalla" w:hAnsi="Sakkal Majalla" w:cs="Sakkal Majalla" w:hint="cs"/>
+          <w:sz w:val="28"/>
+          <w:szCs w:val="28"/>
+          <w:rtl/>
+          <w:lang w:bidi="ar-AE"/>
+        </w:rPr>
+        <w:t xml:space="preserve"> 9. "</w:t>
+      </w:r>
+      <w:r>
+        <w:rPr>
+          <w:rFonts w:ascii="Sakkal Majalla" w:hAnsi="Sakkal Majalla" w:cs="Sakkal Majalla"/>
+          <w:sz w:val="28"/>
+          <w:szCs w:val="28"/>
+          <w:rtl/>
+          <w:lang w:bidi="ar-AE"/>
+        </w:rPr>
+        <w:t>اسْأَلْنِي فَأُعْطِيَكَ الأُمَمَ مِيرَاثًا لَكَ، وَأَقَاصِيَ الأَرْضِ مُلْكًا لَكَ. تُحَطِّمُهُمْ بِقَضِيبٍ مِنْ حَدِيدٍ. مِثْلَ إِنَاءِ خَزَّافٍ تُكَسِّرُهُمْ».</w:t>
+      </w:r>
+      <w:r>
+        <w:rPr>
+          <w:rFonts w:ascii="Sakkal Majalla" w:hAnsi="Sakkal Majalla" w:cs="Sakkal Majalla" w:hint="cs"/>
+          <w:sz w:val="28"/>
+          <w:szCs w:val="28"/>
+          <w:rtl/>
+          <w:lang w:bidi="ar-AE"/>
+        </w:rPr>
+        <w:t xml:space="preserve">" هذا سيتممه يسوع عند ظهوره المجيد، إن تحطيمه الأمم بقضيبه الحديدي، هو أمر مختلف تمامًا عن </w:t>
+      </w:r>
+      <w:proofErr w:type="spellStart"/>
+      <w:r>
+        <w:rPr>
+          <w:rFonts w:ascii="Sakkal Majalla" w:hAnsi="Sakkal Majalla" w:cs="Sakkal Majalla" w:hint="cs"/>
+          <w:sz w:val="28"/>
+          <w:szCs w:val="28"/>
+          <w:rtl/>
+          <w:lang w:bidi="ar-AE"/>
+        </w:rPr>
+        <w:t>الإنحيل</w:t>
+      </w:r>
+      <w:proofErr w:type="spellEnd"/>
+      <w:r>
+        <w:rPr>
+          <w:rFonts w:ascii="Sakkal Majalla" w:hAnsi="Sakkal Majalla" w:cs="Sakkal Majalla" w:hint="cs"/>
+          <w:sz w:val="28"/>
+          <w:szCs w:val="28"/>
+          <w:rtl/>
+          <w:lang w:bidi="ar-AE"/>
+        </w:rPr>
+        <w:t xml:space="preserve">. فالأمم ليسوا هم الآن عروسه وإنما ميراثه. الحجر الصغير (دانيال  2: 34 </w:t>
+      </w:r>
+      <w:r>
+        <w:rPr>
+          <w:rFonts w:ascii="Sakkal Majalla" w:hAnsi="Sakkal Majalla" w:cs="Sakkal Majalla"/>
+          <w:sz w:val="28"/>
+          <w:szCs w:val="28"/>
+          <w:rtl/>
+          <w:lang w:bidi="ar-AE"/>
+        </w:rPr>
+        <w:t>–</w:t>
+      </w:r>
+      <w:r>
+        <w:rPr>
+          <w:rFonts w:ascii="Sakkal Majalla" w:hAnsi="Sakkal Majalla" w:cs="Sakkal Majalla" w:hint="cs"/>
+          <w:sz w:val="28"/>
+          <w:szCs w:val="28"/>
+          <w:rtl/>
+          <w:lang w:bidi="ar-AE"/>
+        </w:rPr>
+        <w:t xml:space="preserve"> 35) يصير جبلاً</w:t>
+      </w:r>
+      <w:r>
+        <w:rPr>
+          <w:rFonts w:ascii="Sakkal Majalla" w:hAnsi="Sakkal Majalla" w:cs="Sakkal Majalla" w:hint="cs"/>
+          <w:sz w:val="28"/>
+          <w:szCs w:val="28"/>
+          <w:rtl/>
+          <w:lang w:bidi="ar-AE"/>
+        </w:rPr>
+        <w:t xml:space="preserve"> يملأ كل الأرض. الكنيسة (رؤيا 2: 26 </w:t>
+      </w:r>
+      <w:r>
+        <w:rPr>
+          <w:rFonts w:ascii="Sakkal Majalla" w:hAnsi="Sakkal Majalla" w:cs="Sakkal Majalla"/>
+          <w:sz w:val="28"/>
+          <w:szCs w:val="28"/>
+          <w:rtl/>
+          <w:lang w:bidi="ar-AE"/>
+        </w:rPr>
+        <w:t>–</w:t>
+      </w:r>
+      <w:r>
+        <w:rPr>
+          <w:rFonts w:ascii="Sakkal Majalla" w:hAnsi="Sakkal Majalla" w:cs="Sakkal Majalla" w:hint="cs"/>
+          <w:sz w:val="28"/>
+          <w:szCs w:val="28"/>
+          <w:rtl/>
+          <w:lang w:bidi="ar-AE"/>
+        </w:rPr>
+        <w:t xml:space="preserve"> 27) تشارك سلطان يسوع على الأمم. يسوع لا يستلم من أبيه فقط ليخلّص الكنيسة ، وإنما ليحطم الأمم أيضًا، والكنيسة ستكون معه. يسوع لم يُطالب بعد بميراث الأمم، وإنما هو يطلب بأن تُحفظ خاصته. هو رئيس كهنة، ليس للعالم وإنما للكنيسة: "</w:t>
+      </w:r>
+      <w:r>
+        <w:rPr>
+          <w:rFonts w:ascii="Sakkal Majalla" w:hAnsi="Sakkal Majalla" w:cs="Sakkal Majalla"/>
+          <w:sz w:val="28"/>
+          <w:szCs w:val="28"/>
+          <w:rtl/>
+          <w:lang w:bidi="ar-AE"/>
+        </w:rPr>
+        <w:t xml:space="preserve"> لَنَا رَئِيسُ كَهَنَةٍ</w:t>
+      </w:r>
+      <w:r>
+        <w:rPr>
+          <w:rFonts w:ascii="Sakkal Majalla" w:hAnsi="Sakkal Majalla" w:cs="Sakkal Majalla" w:hint="cs"/>
+          <w:sz w:val="28"/>
+          <w:szCs w:val="28"/>
+          <w:rtl/>
+          <w:lang w:bidi="ar-AE"/>
+        </w:rPr>
+        <w:t xml:space="preserve">"، (عبرانيين 4: 14 </w:t>
+      </w:r>
+      <w:r>
+        <w:rPr>
+          <w:rFonts w:ascii="Sakkal Majalla" w:hAnsi="Sakkal Majalla" w:cs="Sakkal Majalla"/>
+          <w:sz w:val="28"/>
+          <w:szCs w:val="28"/>
+          <w:rtl/>
+          <w:lang w:bidi="ar-AE"/>
+        </w:rPr>
+        <w:t>–</w:t>
+      </w:r>
+      <w:r>
+        <w:rPr>
+          <w:rFonts w:ascii="Sakkal Majalla" w:hAnsi="Sakkal Majalla" w:cs="Sakkal Majalla" w:hint="cs"/>
+          <w:sz w:val="28"/>
+          <w:szCs w:val="28"/>
+          <w:rtl/>
+          <w:lang w:bidi="ar-AE"/>
+        </w:rPr>
+        <w:t xml:space="preserve"> 15؛ 8: 1) اليهود المعاندون سيُدانون. دينونة يسوع على العالم هو وظيفة</w:t>
+      </w:r>
+      <w:r>
+        <w:rPr>
+          <w:rFonts w:ascii="Sakkal Majalla" w:hAnsi="Sakkal Majalla" w:cs="Sakkal Majalla" w:hint="cs"/>
+          <w:sz w:val="28"/>
+          <w:szCs w:val="28"/>
+          <w:rtl/>
+          <w:lang w:bidi="ar-AE"/>
+        </w:rPr>
+        <w:t xml:space="preserve"> (خدمة) قضيبه الحديدي.</w:t>
+      </w:r>
+    </w:p>
+    <w:p>
+      <w:pPr>
+        <w:jc w:val="both"/>
+        <w:rPr>
+          <w:rFonts w:ascii="Sakkal Majalla" w:hAnsi="Sakkal Majalla" w:cs="Sakkal Majalla"/>
+          <w:sz w:val="28"/>
+          <w:szCs w:val="28"/>
+          <w:rtl/>
+          <w:lang w:bidi="ar-AE"/>
+        </w:rPr>
+      </w:pPr>
+      <w:r>
+        <w:rPr>
+          <w:rFonts w:ascii="Sakkal Majalla" w:hAnsi="Sakkal Majalla" w:cs="Sakkal Majalla" w:hint="cs"/>
+          <w:sz w:val="28"/>
+          <w:szCs w:val="28"/>
+          <w:rtl/>
+          <w:lang w:bidi="ar-AE"/>
+        </w:rPr>
+        <w:t xml:space="preserve">من المهم أن نميّز ميراث الأمم وحال الكنيسة. في أشعياء 63: 1 </w:t>
+      </w:r>
+      <w:r>
+        <w:rPr>
+          <w:rFonts w:ascii="Sakkal Majalla" w:hAnsi="Sakkal Majalla" w:cs="Sakkal Majalla"/>
+          <w:sz w:val="28"/>
+          <w:szCs w:val="28"/>
+          <w:rtl/>
+          <w:lang w:bidi="ar-AE"/>
+        </w:rPr>
+        <w:t>–</w:t>
+      </w:r>
+      <w:r>
+        <w:rPr>
+          <w:rFonts w:ascii="Sakkal Majalla" w:hAnsi="Sakkal Majalla" w:cs="Sakkal Majalla" w:hint="cs"/>
+          <w:sz w:val="28"/>
+          <w:szCs w:val="28"/>
+          <w:rtl/>
+          <w:lang w:bidi="ar-AE"/>
+        </w:rPr>
+        <w:t xml:space="preserve"> 6 مُعلنٌ لنا المسيح وهو يدوس معصرة غضب الله، والدم فائض (رؤيا 14: 18 </w:t>
+      </w:r>
+      <w:r>
+        <w:rPr>
+          <w:rFonts w:ascii="Sakkal Majalla" w:hAnsi="Sakkal Majalla" w:cs="Sakkal Majalla"/>
+          <w:sz w:val="28"/>
+          <w:szCs w:val="28"/>
+          <w:rtl/>
+          <w:lang w:bidi="ar-AE"/>
+        </w:rPr>
+        <w:t>–</w:t>
+      </w:r>
+      <w:r>
+        <w:rPr>
+          <w:rFonts w:ascii="Sakkal Majalla" w:hAnsi="Sakkal Majalla" w:cs="Sakkal Majalla" w:hint="cs"/>
+          <w:sz w:val="28"/>
+          <w:szCs w:val="28"/>
+          <w:rtl/>
+          <w:lang w:bidi="ar-AE"/>
+        </w:rPr>
+        <w:t xml:space="preserve"> 20) </w:t>
+      </w:r>
+      <w:r>
+        <w:rPr>
+          <w:rFonts w:ascii="Sakkal Majalla" w:hAnsi="Sakkal Majalla" w:cs="Sakkal Majalla" w:hint="cs"/>
+          <w:sz w:val="28"/>
+          <w:szCs w:val="28"/>
+          <w:rtl/>
+          <w:lang w:bidi="ar-AE"/>
+        </w:rPr>
+        <w:t>حَتَّى</w:t>
+      </w:r>
+      <w:r>
+        <w:rPr>
+          <w:rFonts w:ascii="Sakkal Majalla" w:hAnsi="Sakkal Majalla" w:cs="Sakkal Majalla"/>
+          <w:sz w:val="28"/>
+          <w:szCs w:val="28"/>
+          <w:rtl/>
+          <w:lang w:bidi="ar-AE"/>
         </w:rPr>
         <w:t xml:space="preserve"> </w:t>
       </w:r>
@@ -360,20 +4571,2147 @@
           <w:sz w:val="28"/>
           <w:szCs w:val="28"/>
           <w:rtl/>
-        </w:rPr>
-        <w:t>وأين أخيرًا تطالب كلمة الله بطلب انسكاب الروح القدس على الكنيسة كما لو لم تحصل الكنيسة عليه بعد وكما لو كان هناك عيد خمسين جديد؟ حيث تكون الكنيسة هناك</w:t>
+          <w:lang w:bidi="ar-AE"/>
+        </w:rPr>
+        <w:t>إِلَى</w:t>
+      </w:r>
+      <w:r>
+        <w:rPr>
+          <w:rFonts w:ascii="Sakkal Majalla" w:hAnsi="Sakkal Majalla" w:cs="Sakkal Majalla"/>
+          <w:sz w:val="28"/>
+          <w:szCs w:val="28"/>
+          <w:rtl/>
+          <w:lang w:bidi="ar-AE"/>
+        </w:rPr>
+        <w:t xml:space="preserve"> </w:t>
+      </w:r>
+      <w:r>
+        <w:rPr>
+          <w:rFonts w:ascii="Sakkal Majalla" w:hAnsi="Sakkal Majalla" w:cs="Sakkal Majalla" w:hint="cs"/>
+          <w:sz w:val="28"/>
+          <w:szCs w:val="28"/>
+          <w:rtl/>
+          <w:lang w:bidi="ar-AE"/>
+        </w:rPr>
+        <w:t>لُجُمِ</w:t>
+      </w:r>
+      <w:r>
+        <w:rPr>
+          <w:rFonts w:ascii="Sakkal Majalla" w:hAnsi="Sakkal Majalla" w:cs="Sakkal Majalla"/>
+          <w:sz w:val="28"/>
+          <w:szCs w:val="28"/>
+          <w:rtl/>
+          <w:lang w:bidi="ar-AE"/>
+        </w:rPr>
+        <w:t xml:space="preserve"> </w:t>
+      </w:r>
+      <w:r>
+        <w:rPr>
+          <w:rFonts w:ascii="Sakkal Majalla" w:hAnsi="Sakkal Majalla" w:cs="Sakkal Majalla" w:hint="cs"/>
+          <w:sz w:val="28"/>
+          <w:szCs w:val="28"/>
+          <w:rtl/>
+          <w:lang w:bidi="ar-AE"/>
+        </w:rPr>
+        <w:t>الْخَيْلِ</w:t>
+      </w:r>
+      <w:r>
+        <w:rPr>
+          <w:rFonts w:ascii="Sakkal Majalla" w:hAnsi="Sakkal Majalla" w:cs="Sakkal Majalla" w:hint="cs"/>
+          <w:sz w:val="28"/>
+          <w:szCs w:val="28"/>
+          <w:rtl/>
+          <w:lang w:bidi="ar-AE"/>
+        </w:rPr>
+        <w:t>. هكذا موصوفة لنا دينونة الله الرهيبة.</w:t>
+      </w:r>
+    </w:p>
+    <w:p>
+      <w:pPr>
+        <w:jc w:val="both"/>
+        <w:rPr>
+          <w:rFonts w:ascii="Sakkal Majalla" w:hAnsi="Sakkal Majalla" w:cs="Sakkal Majalla"/>
+          <w:sz w:val="28"/>
+          <w:szCs w:val="28"/>
+          <w:rtl/>
+          <w:lang w:bidi="ar-AE"/>
+        </w:rPr>
+      </w:pPr>
+      <w:r>
+        <w:rPr>
+          <w:rFonts w:ascii="Sakkal Majalla" w:hAnsi="Sakkal Majalla" w:cs="Sakkal Majalla" w:hint="cs"/>
+          <w:sz w:val="28"/>
+          <w:szCs w:val="28"/>
+          <w:rtl/>
+          <w:lang w:bidi="ar-AE"/>
+        </w:rPr>
+        <w:t xml:space="preserve">العدد الـ 16. يعلمنا بأن يسوع سيتخذ لقبه كملك الملوك فقط عند صوت البوق السابع. ممالك هذه الأرض ستكون ممالك الرب يهوه ومسيحه. عندما يتجه الانتباه السياسي إلى أورشليم، عندما تستعد الأمور سريعًا لدينونة المسيح على الأرض، عندما تصبح الدينونة على الأبواب، عندها سيكون وقت رفض الأمم للمسيح </w:t>
+      </w:r>
+      <w:proofErr w:type="spellStart"/>
+      <w:r>
+        <w:rPr>
+          <w:rFonts w:ascii="Sakkal Majalla" w:hAnsi="Sakkal Majalla" w:cs="Sakkal Majalla" w:hint="cs"/>
+          <w:sz w:val="28"/>
+          <w:szCs w:val="28"/>
+          <w:rtl/>
+          <w:lang w:bidi="ar-AE"/>
+        </w:rPr>
+        <w:t>وتقسيهم</w:t>
+      </w:r>
+      <w:proofErr w:type="spellEnd"/>
+      <w:r>
+        <w:rPr>
+          <w:rFonts w:ascii="Sakkal Majalla" w:hAnsi="Sakkal Majalla" w:cs="Sakkal Majalla" w:hint="cs"/>
+          <w:sz w:val="28"/>
+          <w:szCs w:val="28"/>
+          <w:rtl/>
+          <w:lang w:bidi="ar-AE"/>
+        </w:rPr>
+        <w:t>.</w:t>
+      </w:r>
+    </w:p>
+    <w:p>
+      <w:pPr>
+        <w:jc w:val="both"/>
+        <w:rPr>
+          <w:rFonts w:ascii="Sakkal Majalla" w:hAnsi="Sakkal Majalla" w:cs="Sakkal Majalla"/>
+          <w:sz w:val="28"/>
+          <w:szCs w:val="28"/>
+          <w:rtl/>
+          <w:lang w:bidi="ar-AE"/>
+        </w:rPr>
+      </w:pPr>
+      <w:r>
+        <w:rPr>
+          <w:rFonts w:ascii="Sakkal Majalla" w:hAnsi="Sakkal Majalla" w:cs="Sakkal Majalla" w:hint="cs"/>
+          <w:sz w:val="28"/>
+          <w:szCs w:val="28"/>
+          <w:rtl/>
+          <w:lang w:bidi="ar-AE"/>
+        </w:rPr>
+        <w:t>يسوع سيظهر كالأمين، الحقيقي، ملك الملوك، رب الأرباب، ويكون قد صار عريس العروس الممجدة.</w:t>
+      </w:r>
+    </w:p>
+    <w:p>
+      <w:pPr>
+        <w:jc w:val="both"/>
+        <w:rPr>
+          <w:rFonts w:ascii="Sakkal Majalla" w:hAnsi="Sakkal Majalla" w:cs="Sakkal Majalla"/>
+          <w:sz w:val="28"/>
+          <w:szCs w:val="28"/>
+          <w:rtl/>
+          <w:lang w:bidi="ar-AE"/>
+        </w:rPr>
+      </w:pPr>
+      <w:r>
+        <w:rPr>
+          <w:rFonts w:ascii="Sakkal Majalla" w:hAnsi="Sakkal Majalla" w:cs="Sakkal Majalla" w:hint="cs"/>
+          <w:sz w:val="28"/>
+          <w:szCs w:val="28"/>
+          <w:rtl/>
+          <w:lang w:bidi="ar-AE"/>
+        </w:rPr>
+        <w:lastRenderedPageBreak/>
+        <w:t>من بعد ذلك يكون وقوع دينونة الوحش. هذا الوحش هو الأثيم، المُخبَر به عند أهل تسالونيكي، ضد المسيح في دانيال. النبي الكذاب يجد نفسه هنا في اتحاد مع الحيوان الثاني. الفارق ما بين الكنيسة الممجدة والعالم المُدان هو واضح جدًا في إصحاحنا. ضد المسيح يتفاخر والمسيح يأتي فقط ليدينه. الأمور التي سيفصل الله فيما بينها في الدينونة، قد تم الفصل بها في مشورته وهي كذلك على هذا الحال عندما ستُرى في أتون النار، والأخرى في السماء. إن الدينونة تُظهر ذلك للعالم فقط.</w:t>
+      </w:r>
+    </w:p>
+    <w:p>
+      <w:pPr>
+        <w:jc w:val="both"/>
+        <w:rPr>
+          <w:rFonts w:ascii="Sakkal Majalla" w:hAnsi="Sakkal Majalla" w:cs="Sakkal Majalla"/>
+          <w:sz w:val="28"/>
+          <w:szCs w:val="28"/>
+          <w:rtl/>
+          <w:lang w:bidi="ar-AE"/>
+        </w:rPr>
+      </w:pPr>
+      <w:r>
+        <w:rPr>
+          <w:rFonts w:ascii="Sakkal Majalla" w:hAnsi="Sakkal Majalla" w:cs="Sakkal Majalla" w:hint="cs"/>
+          <w:sz w:val="28"/>
+          <w:szCs w:val="28"/>
+          <w:rtl/>
+          <w:lang w:bidi="ar-AE"/>
+        </w:rPr>
+        <w:t>هي ثلاث صفات للوحش ولسلطان إبليس.</w:t>
+      </w:r>
+    </w:p>
+    <w:p>
+      <w:pPr>
+        <w:jc w:val="both"/>
+        <w:rPr>
+          <w:rFonts w:ascii="Sakkal Majalla" w:hAnsi="Sakkal Majalla" w:cs="Sakkal Majalla"/>
+          <w:sz w:val="28"/>
+          <w:szCs w:val="28"/>
+          <w:rtl/>
+          <w:lang w:bidi="ar-AE"/>
+        </w:rPr>
+      </w:pPr>
+      <w:r>
+        <w:rPr>
+          <w:rFonts w:ascii="Sakkal Majalla" w:hAnsi="Sakkal Majalla" w:cs="Sakkal Majalla" w:hint="cs"/>
+          <w:sz w:val="28"/>
+          <w:szCs w:val="28"/>
+          <w:rtl/>
+          <w:lang w:bidi="ar-AE"/>
+        </w:rPr>
+        <w:t>1. المملكة الرومانية في رأسه الثامن، الرئيس الأعلى للصورة الأخيرة في الوحش في أزمنة الأمم.</w:t>
+      </w:r>
+    </w:p>
+    <w:p>
+      <w:pPr>
+        <w:jc w:val="both"/>
+        <w:rPr>
+          <w:rFonts w:ascii="Sakkal Majalla" w:hAnsi="Sakkal Majalla" w:cs="Sakkal Majalla"/>
+          <w:sz w:val="28"/>
+          <w:szCs w:val="28"/>
+          <w:rtl/>
+          <w:lang w:bidi="ar-AE"/>
+        </w:rPr>
+      </w:pPr>
+      <w:r>
+        <w:rPr>
+          <w:rFonts w:ascii="Sakkal Majalla" w:hAnsi="Sakkal Majalla" w:cs="Sakkal Majalla" w:hint="cs"/>
+          <w:sz w:val="28"/>
+          <w:szCs w:val="28"/>
+          <w:rtl/>
+          <w:lang w:bidi="ar-AE"/>
+        </w:rPr>
+        <w:t>2. هذا الرئيس الأعلى يفعل إرادته، ويريد تثبيت عرشه في أورشليم.</w:t>
+      </w:r>
+    </w:p>
+    <w:p>
+      <w:pPr>
+        <w:jc w:val="both"/>
+        <w:rPr>
+          <w:rFonts w:ascii="Sakkal Majalla" w:hAnsi="Sakkal Majalla" w:cs="Sakkal Majalla"/>
+          <w:sz w:val="28"/>
+          <w:szCs w:val="28"/>
+          <w:rtl/>
+          <w:lang w:bidi="ar-AE"/>
+        </w:rPr>
+      </w:pPr>
+      <w:r>
+        <w:rPr>
+          <w:rFonts w:ascii="Sakkal Majalla" w:hAnsi="Sakkal Majalla" w:cs="Sakkal Majalla" w:hint="cs"/>
+          <w:sz w:val="28"/>
+          <w:szCs w:val="28"/>
+          <w:rtl/>
+          <w:lang w:bidi="ar-AE"/>
+        </w:rPr>
+        <w:t>3. هو الشرير، الاثم في أعلى مستوى فيها.</w:t>
+      </w:r>
+    </w:p>
+    <w:p>
+      <w:pPr>
+        <w:jc w:val="both"/>
+        <w:rPr>
+          <w:rFonts w:ascii="Sakkal Majalla" w:hAnsi="Sakkal Majalla" w:cs="Sakkal Majalla"/>
+          <w:sz w:val="28"/>
+          <w:szCs w:val="28"/>
+          <w:rtl/>
+          <w:lang w:bidi="ar-AE"/>
+        </w:rPr>
+      </w:pPr>
+      <w:r>
+        <w:rPr>
+          <w:rFonts w:ascii="Sakkal Majalla" w:hAnsi="Sakkal Majalla" w:cs="Sakkal Majalla" w:hint="cs"/>
+          <w:sz w:val="28"/>
+          <w:szCs w:val="28"/>
+          <w:rtl/>
+          <w:lang w:bidi="ar-AE"/>
+        </w:rPr>
+        <w:t>النبي الكذاب هو الحيوان الثاني في إصحاح 13، كان له قرنان مثل الحمل، وتكلم مثل التنين. بابل اختفت من المشهد.</w:t>
+      </w:r>
+    </w:p>
+    <w:p>
+      <w:pPr>
+        <w:jc w:val="both"/>
+        <w:rPr>
+          <w:rFonts w:ascii="Sakkal Majalla" w:hAnsi="Sakkal Majalla" w:cs="Sakkal Majalla"/>
+          <w:sz w:val="28"/>
+          <w:szCs w:val="28"/>
+          <w:rtl/>
+          <w:lang w:bidi="ar-AE"/>
+        </w:rPr>
+      </w:pPr>
+      <w:r>
+        <w:rPr>
+          <w:rFonts w:ascii="Sakkal Majalla" w:hAnsi="Sakkal Majalla" w:cs="Sakkal Majalla" w:hint="cs"/>
+          <w:sz w:val="28"/>
+          <w:szCs w:val="28"/>
+          <w:rtl/>
+          <w:lang w:bidi="ar-AE"/>
+        </w:rPr>
+        <w:t>عدد 17 مأدبة الله العظيم هي مثال قوي جدًا لتحطيم الملوك، الأعلى والأكثر جبروتًا، الخيول والراكبون عليها، الأحرار، العبيد، صغارًا وكبارًا، جميع الذين، وبكلمة واحدة، المسلّمة أجسامهم للطيور المفترسة. الملاك الجالس في الشمس هو في قوة حُكم الله ورياسته العليا، في دينونته ضد المتمرد عليه.</w:t>
+      </w:r>
+    </w:p>
+    <w:p>
+      <w:pPr>
+        <w:jc w:val="both"/>
+        <w:rPr>
+          <w:rFonts w:ascii="Sakkal Majalla" w:hAnsi="Sakkal Majalla" w:cs="Sakkal Majalla"/>
+          <w:sz w:val="28"/>
+          <w:szCs w:val="28"/>
+          <w:rtl/>
+          <w:lang w:bidi="ar-AE"/>
+        </w:rPr>
+      </w:pPr>
+      <w:r>
+        <w:rPr>
+          <w:rFonts w:ascii="Sakkal Majalla" w:hAnsi="Sakkal Majalla" w:cs="Sakkal Majalla" w:hint="cs"/>
+          <w:sz w:val="28"/>
+          <w:szCs w:val="28"/>
+          <w:rtl/>
+          <w:lang w:bidi="ar-AE"/>
+        </w:rPr>
+        <w:t xml:space="preserve">دانيال 8: 7 </w:t>
+      </w:r>
+      <w:r>
+        <w:rPr>
+          <w:rFonts w:ascii="Sakkal Majalla" w:hAnsi="Sakkal Majalla" w:cs="Sakkal Majalla"/>
+          <w:sz w:val="28"/>
+          <w:szCs w:val="28"/>
+          <w:rtl/>
+          <w:lang w:bidi="ar-AE"/>
+        </w:rPr>
+        <w:t>–</w:t>
+      </w:r>
+      <w:r>
+        <w:rPr>
+          <w:rFonts w:ascii="Sakkal Majalla" w:hAnsi="Sakkal Majalla" w:cs="Sakkal Majalla" w:hint="cs"/>
+          <w:sz w:val="28"/>
+          <w:szCs w:val="28"/>
+          <w:rtl/>
+          <w:lang w:bidi="ar-AE"/>
+        </w:rPr>
+        <w:t xml:space="preserve"> 8 يرينا الحيوان الرابع، الأسطورة الرابعة كسلطة تهزأ بالله يدينها الله ويحطمها بالكامل (عدد 11). إن تفاصيل هذا الخراب معطاة لنا في سفر الرؤيا.</w:t>
+      </w:r>
+    </w:p>
+    <w:p>
+      <w:pPr>
+        <w:jc w:val="both"/>
+        <w:rPr>
+          <w:rFonts w:ascii="Sakkal Majalla" w:hAnsi="Sakkal Majalla" w:cs="Sakkal Majalla"/>
+          <w:sz w:val="28"/>
+          <w:szCs w:val="28"/>
+          <w:rtl/>
+          <w:lang w:bidi="ar-AE"/>
+        </w:rPr>
+      </w:pPr>
+      <w:r>
+        <w:rPr>
+          <w:rFonts w:ascii="Sakkal Majalla" w:hAnsi="Sakkal Majalla" w:cs="Sakkal Majalla" w:hint="cs"/>
+          <w:sz w:val="28"/>
+          <w:szCs w:val="28"/>
+          <w:rtl/>
+          <w:lang w:bidi="ar-AE"/>
+        </w:rPr>
+        <w:t>دانيال 7</w:t>
+      </w:r>
+      <w:r>
+        <w:rPr>
+          <w:rFonts w:ascii="Sakkal Majalla" w:hAnsi="Sakkal Majalla" w:cs="Sakkal Majalla" w:hint="cs"/>
+          <w:sz w:val="28"/>
+          <w:szCs w:val="28"/>
+          <w:rtl/>
+          <w:lang w:bidi="ar-AE"/>
+        </w:rPr>
+        <w:t xml:space="preserve">: 17 </w:t>
+      </w:r>
+      <w:r>
+        <w:rPr>
+          <w:rFonts w:ascii="Sakkal Majalla" w:hAnsi="Sakkal Majalla" w:cs="Sakkal Majalla"/>
+          <w:sz w:val="28"/>
+          <w:szCs w:val="28"/>
+          <w:rtl/>
+          <w:lang w:bidi="ar-AE"/>
+        </w:rPr>
+        <w:t>–</w:t>
+      </w:r>
+      <w:r>
+        <w:rPr>
+          <w:rFonts w:ascii="Sakkal Majalla" w:hAnsi="Sakkal Majalla" w:cs="Sakkal Majalla" w:hint="cs"/>
+          <w:sz w:val="28"/>
+          <w:szCs w:val="28"/>
+          <w:rtl/>
+          <w:lang w:bidi="ar-AE"/>
+        </w:rPr>
+        <w:t xml:space="preserve"> 18. قديسو العلي ليس لهم في رياستهم الحيوان فقط، المتكلم بكلام مستعلي على الله، وإنما حتى الأربع حيوانات. في العدد 21 يدفع القرن المتكلم بكلام مستعلي، القديسين للحرب؛ لأن المسيح لا يستطيع أن يصنع الحرب إلا في قديسيه. لكن إن كان الله يسمح بأن ينتصر الحيوان على القديسين، فهذا يكون فقط إلى مجيء المسيح، القديم الأيام، حتى تُعطى الدينونة لقديسي العلي، ويستلم القديسون الملكوت. إن الذي يضع نهايةً لمملكة الوحش، هو وصول القديم الأيام، وليس كرازة الإنجيل. هذا هو طابع الوحش ونهايته.</w:t>
+      </w:r>
+    </w:p>
+    <w:p>
+      <w:pPr>
+        <w:jc w:val="both"/>
+        <w:rPr>
+          <w:rFonts w:ascii="Sakkal Majalla" w:hAnsi="Sakkal Majalla" w:cs="Sakkal Majalla"/>
+          <w:sz w:val="28"/>
+          <w:szCs w:val="28"/>
+          <w:rtl/>
+          <w:lang w:bidi="ar-AE"/>
+        </w:rPr>
+      </w:pPr>
+      <w:r>
+        <w:rPr>
+          <w:rFonts w:ascii="Sakkal Majalla" w:hAnsi="Sakkal Majalla" w:cs="Sakkal Majalla" w:hint="cs"/>
+          <w:sz w:val="28"/>
+          <w:szCs w:val="28"/>
+          <w:rtl/>
+          <w:lang w:bidi="ar-AE"/>
+        </w:rPr>
+        <w:t>في سفر الرؤيا، كما في دانيال، هي عشر ممالك. الوحش لديه جرح مميت؛ لكنه يصعد من الهاوية. الملوك العشرة، كما والتنين، يعطونه سلطانهم ويمضي إلى الهلاك. الملوك تتحد به؛ وهذه السلطة الشيطانية، التي تغلبت على القديسين في كل الأزمنة</w:t>
+      </w:r>
+      <w:r>
+        <w:rPr>
+          <w:rFonts w:ascii="Sakkal Majalla" w:hAnsi="Sakkal Majalla" w:cs="Sakkal Majalla" w:hint="cs"/>
+          <w:sz w:val="28"/>
+          <w:szCs w:val="28"/>
+          <w:rtl/>
+          <w:lang w:bidi="ar-AE"/>
+        </w:rPr>
+        <w:t xml:space="preserve">، والتي تعيّنت من جديد، تمضي إلى الهلاك. الرأس الثامن هو الحيوان. كل قوته مجتمعة على الرأس، على الرئيس الأعلى للمملكة الرومانية. إن هذا لم يُستعلن بعد. ضد المسيح، الذي هو الرئيس الأعلى لاثم القلب البشري، يجلب على العلي تمرد الأمم، مَن ائتمنهم الله على السلطة، حينما سحب عرشه من أورشليم، أثناء السبي في بابل. بدلاً من أن يمجّد الله في ملكوته، رفض الإنسان يسوع، وفي النهاية </w:t>
+      </w:r>
+      <w:r>
+        <w:rPr>
+          <w:rFonts w:ascii="Sakkal Majalla" w:hAnsi="Sakkal Majalla" w:cs="Sakkal Majalla" w:hint="cs"/>
+          <w:sz w:val="28"/>
+          <w:szCs w:val="28"/>
+          <w:rtl/>
+          <w:lang w:bidi="ar-AE"/>
+        </w:rPr>
+        <w:t>ت</w:t>
+      </w:r>
+      <w:r>
+        <w:rPr>
+          <w:rFonts w:ascii="Sakkal Majalla" w:hAnsi="Sakkal Majalla" w:cs="Sakkal Majalla" w:hint="cs"/>
+          <w:sz w:val="28"/>
+          <w:szCs w:val="28"/>
+          <w:rtl/>
+          <w:lang w:bidi="ar-AE"/>
+        </w:rPr>
+        <w:t xml:space="preserve">جد، بأن الإنسان </w:t>
+      </w:r>
+      <w:r>
+        <w:rPr>
+          <w:rFonts w:ascii="Sakkal Majalla" w:hAnsi="Sakkal Majalla" w:cs="Sakkal Majalla" w:hint="cs"/>
+          <w:sz w:val="28"/>
+          <w:szCs w:val="28"/>
+          <w:rtl/>
+          <w:lang w:bidi="ar-AE"/>
+        </w:rPr>
+        <w:t>يشن</w:t>
+      </w:r>
+      <w:r>
+        <w:rPr>
+          <w:rFonts w:ascii="Sakkal Majalla" w:hAnsi="Sakkal Majalla" w:cs="Sakkal Majalla" w:hint="cs"/>
+          <w:sz w:val="28"/>
+          <w:szCs w:val="28"/>
+          <w:rtl/>
+          <w:lang w:bidi="ar-AE"/>
+        </w:rPr>
+        <w:t xml:space="preserve"> حرب</w:t>
+      </w:r>
+      <w:r>
+        <w:rPr>
+          <w:rFonts w:ascii="Sakkal Majalla" w:hAnsi="Sakkal Majalla" w:cs="Sakkal Majalla" w:hint="cs"/>
+          <w:sz w:val="28"/>
+          <w:szCs w:val="28"/>
+          <w:rtl/>
+          <w:lang w:bidi="ar-AE"/>
+        </w:rPr>
+        <w:t>ًا</w:t>
+      </w:r>
+      <w:r>
+        <w:rPr>
+          <w:rFonts w:ascii="Sakkal Majalla" w:hAnsi="Sakkal Majalla" w:cs="Sakkal Majalla" w:hint="cs"/>
+          <w:sz w:val="28"/>
+          <w:szCs w:val="28"/>
+          <w:rtl/>
+          <w:lang w:bidi="ar-AE"/>
+        </w:rPr>
+        <w:t xml:space="preserve"> ع</w:t>
+      </w:r>
+      <w:r>
+        <w:rPr>
+          <w:rFonts w:ascii="Sakkal Majalla" w:hAnsi="Sakkal Majalla" w:cs="Sakkal Majalla" w:hint="cs"/>
+          <w:sz w:val="28"/>
+          <w:szCs w:val="28"/>
+          <w:rtl/>
+          <w:lang w:bidi="ar-AE"/>
+        </w:rPr>
+        <w:t>لى</w:t>
+      </w:r>
+      <w:r>
+        <w:rPr>
+          <w:rFonts w:ascii="Sakkal Majalla" w:hAnsi="Sakkal Majalla" w:cs="Sakkal Majalla" w:hint="cs"/>
+          <w:sz w:val="28"/>
+          <w:szCs w:val="28"/>
+          <w:rtl/>
+          <w:lang w:bidi="ar-AE"/>
+        </w:rPr>
+        <w:t xml:space="preserve"> يسوع. </w:t>
+      </w:r>
+    </w:p>
+    <w:p>
+      <w:pPr>
+        <w:jc w:val="both"/>
+        <w:rPr>
+          <w:rFonts w:ascii="Sakkal Majalla" w:hAnsi="Sakkal Majalla" w:cs="Sakkal Majalla"/>
+          <w:sz w:val="28"/>
+          <w:szCs w:val="28"/>
+          <w:rtl/>
+          <w:lang w:bidi="ar-AE"/>
+        </w:rPr>
+      </w:pPr>
+      <w:r>
+        <w:rPr>
+          <w:rFonts w:ascii="Sakkal Majalla" w:hAnsi="Sakkal Majalla" w:cs="Sakkal Majalla" w:hint="cs"/>
+          <w:sz w:val="28"/>
+          <w:szCs w:val="28"/>
+          <w:rtl/>
+          <w:lang w:bidi="ar-AE"/>
+        </w:rPr>
+        <w:lastRenderedPageBreak/>
+        <w:t xml:space="preserve">2. تسالونيكي 2: 1 </w:t>
+      </w:r>
+      <w:r>
+        <w:rPr>
+          <w:rFonts w:ascii="Sakkal Majalla" w:hAnsi="Sakkal Majalla" w:cs="Sakkal Majalla"/>
+          <w:sz w:val="28"/>
+          <w:szCs w:val="28"/>
+          <w:rtl/>
+          <w:lang w:bidi="ar-AE"/>
+        </w:rPr>
+        <w:t>–</w:t>
+      </w:r>
+      <w:r>
+        <w:rPr>
+          <w:rFonts w:ascii="Sakkal Majalla" w:hAnsi="Sakkal Majalla" w:cs="Sakkal Majalla" w:hint="cs"/>
+          <w:sz w:val="28"/>
+          <w:szCs w:val="28"/>
+          <w:rtl/>
+          <w:lang w:bidi="ar-AE"/>
+        </w:rPr>
+        <w:t xml:space="preserve"> 12 ضد المسيح في العدد الـ 3. هو ابن الهلاك. هو يمضي إلى الهلاك. ضد المسيح، الأثيم، هو قمة شر الإنسان. أن يُخطئ المرء إلى الله، ويتعدى الناموس، ويرفض يسوع، ليست هي أعلى درجة في الخطية. سر الخطية، هو الشر الذي يعمل في حضن الكنيسة بالخفية، كالبذرة المُعدّة بأن تنمو حتى التعالي، وستعلو لتتعالى على المسيح وهو ظاهر في المجد. الله لا يدين ما لا يزال في حالة السر. فقط </w:t>
+      </w:r>
+      <w:proofErr w:type="spellStart"/>
+      <w:r>
+        <w:rPr>
+          <w:rFonts w:ascii="Sakkal Majalla" w:hAnsi="Sakkal Majalla" w:cs="Sakkal Majalla" w:hint="cs"/>
+          <w:sz w:val="28"/>
+          <w:szCs w:val="28"/>
+          <w:rtl/>
+          <w:lang w:bidi="ar-AE"/>
+        </w:rPr>
+        <w:t>باستعلانه</w:t>
+      </w:r>
+      <w:proofErr w:type="spellEnd"/>
+      <w:r>
+        <w:rPr>
+          <w:rFonts w:ascii="Sakkal Majalla" w:hAnsi="Sakkal Majalla" w:cs="Sakkal Majalla" w:hint="cs"/>
+          <w:sz w:val="28"/>
+          <w:szCs w:val="28"/>
+          <w:rtl/>
+          <w:lang w:bidi="ar-AE"/>
+        </w:rPr>
+        <w:t xml:space="preserve"> يُكشف عن السر، من دونه ستبقى كل معرفة بشرية مخفاة. هكذا الأمر أيضًا مع سر التقوى، الله الظاهر في الجسد، </w:t>
+      </w:r>
+      <w:r>
+        <w:rPr>
+          <w:rFonts w:ascii="Sakkal Majalla" w:hAnsi="Sakkal Majalla" w:cs="Sakkal Majalla" w:hint="cs"/>
+          <w:sz w:val="28"/>
+          <w:szCs w:val="28"/>
+          <w:rtl/>
+          <w:lang w:bidi="ar-AE"/>
+        </w:rPr>
+        <w:t>ومع سر اتحاد المسيح مع الكنيسة. وما هو الآن سر الاثم هو أن الكنيسة كان عشًا فقّس فيه الشيطان، واستخرج منها أعلى مستوى من اثم الإنسان. يهوذا يريد أن يكتب عن الخلاص المشترك فيما بينهم، لكنه لا يستطيع. لقد ابتدأ الشر، وهو يدفعهم بأن يحاربوا من أجل ما قد حصلوا عليهم. هو يطالبهم بأن يحترسوا. "</w:t>
+      </w:r>
+      <w:r>
+        <w:rPr>
+          <w:rFonts w:ascii="Sakkal Majalla" w:hAnsi="Sakkal Majalla" w:cs="Sakkal Majalla" w:hint="cs"/>
+          <w:sz w:val="28"/>
+          <w:szCs w:val="28"/>
+          <w:rtl/>
+          <w:lang w:bidi="ar-AE"/>
+        </w:rPr>
+        <w:t>لأَنَّهُ</w:t>
+      </w:r>
+      <w:r>
+        <w:rPr>
+          <w:rFonts w:ascii="Sakkal Majalla" w:hAnsi="Sakkal Majalla" w:cs="Sakkal Majalla"/>
+          <w:sz w:val="28"/>
+          <w:szCs w:val="28"/>
+          <w:rtl/>
+          <w:lang w:bidi="ar-AE"/>
+        </w:rPr>
+        <w:t xml:space="preserve"> </w:t>
+      </w:r>
+      <w:r>
+        <w:rPr>
+          <w:rFonts w:ascii="Sakkal Majalla" w:hAnsi="Sakkal Majalla" w:cs="Sakkal Majalla" w:hint="cs"/>
+          <w:sz w:val="28"/>
+          <w:szCs w:val="28"/>
+          <w:rtl/>
+          <w:lang w:bidi="ar-AE"/>
+        </w:rPr>
+        <w:t>دَخَلَ</w:t>
+      </w:r>
+      <w:r>
+        <w:rPr>
+          <w:rFonts w:ascii="Sakkal Majalla" w:hAnsi="Sakkal Majalla" w:cs="Sakkal Majalla"/>
+          <w:sz w:val="28"/>
+          <w:szCs w:val="28"/>
+          <w:rtl/>
+          <w:lang w:bidi="ar-AE"/>
+        </w:rPr>
+        <w:t xml:space="preserve"> </w:t>
+      </w:r>
+      <w:r>
+        <w:rPr>
+          <w:rFonts w:ascii="Sakkal Majalla" w:hAnsi="Sakkal Majalla" w:cs="Sakkal Majalla" w:hint="cs"/>
+          <w:sz w:val="28"/>
+          <w:szCs w:val="28"/>
+          <w:rtl/>
+          <w:lang w:bidi="ar-AE"/>
+        </w:rPr>
+        <w:t>خُلْسَةً</w:t>
+      </w:r>
+      <w:r>
+        <w:rPr>
+          <w:rFonts w:ascii="Sakkal Majalla" w:hAnsi="Sakkal Majalla" w:cs="Sakkal Majalla"/>
+          <w:sz w:val="28"/>
+          <w:szCs w:val="28"/>
+          <w:rtl/>
+          <w:lang w:bidi="ar-AE"/>
+        </w:rPr>
+        <w:t xml:space="preserve"> </w:t>
+      </w:r>
+      <w:r>
+        <w:rPr>
+          <w:rFonts w:ascii="Sakkal Majalla" w:hAnsi="Sakkal Majalla" w:cs="Sakkal Majalla" w:hint="cs"/>
+          <w:sz w:val="28"/>
+          <w:szCs w:val="28"/>
+          <w:rtl/>
+          <w:lang w:bidi="ar-AE"/>
+        </w:rPr>
+        <w:t>أُنَاسٌ</w:t>
+      </w:r>
+      <w:r>
+        <w:rPr>
+          <w:rFonts w:ascii="Sakkal Majalla" w:hAnsi="Sakkal Majalla" w:cs="Sakkal Majalla"/>
+          <w:sz w:val="28"/>
+          <w:szCs w:val="28"/>
+          <w:rtl/>
+          <w:lang w:bidi="ar-AE"/>
+        </w:rPr>
+        <w:t xml:space="preserve"> </w:t>
+      </w:r>
+      <w:r>
+        <w:rPr>
+          <w:rFonts w:ascii="Sakkal Majalla" w:hAnsi="Sakkal Majalla" w:cs="Sakkal Majalla" w:hint="cs"/>
+          <w:sz w:val="28"/>
+          <w:szCs w:val="28"/>
+          <w:rtl/>
+          <w:lang w:bidi="ar-AE"/>
+        </w:rPr>
+        <w:t>قَدْ</w:t>
+      </w:r>
+      <w:r>
+        <w:rPr>
+          <w:rFonts w:ascii="Sakkal Majalla" w:hAnsi="Sakkal Majalla" w:cs="Sakkal Majalla"/>
+          <w:sz w:val="28"/>
+          <w:szCs w:val="28"/>
+          <w:rtl/>
+          <w:lang w:bidi="ar-AE"/>
+        </w:rPr>
+        <w:t xml:space="preserve"> </w:t>
+      </w:r>
+      <w:r>
+        <w:rPr>
+          <w:rFonts w:ascii="Sakkal Majalla" w:hAnsi="Sakkal Majalla" w:cs="Sakkal Majalla" w:hint="cs"/>
+          <w:sz w:val="28"/>
+          <w:szCs w:val="28"/>
+          <w:rtl/>
+          <w:lang w:bidi="ar-AE"/>
+        </w:rPr>
+        <w:t>كُتِبُوا</w:t>
+      </w:r>
+      <w:r>
+        <w:rPr>
+          <w:rFonts w:ascii="Sakkal Majalla" w:hAnsi="Sakkal Majalla" w:cs="Sakkal Majalla"/>
+          <w:sz w:val="28"/>
+          <w:szCs w:val="28"/>
+          <w:rtl/>
+          <w:lang w:bidi="ar-AE"/>
+        </w:rPr>
+        <w:t xml:space="preserve"> </w:t>
+      </w:r>
+      <w:r>
+        <w:rPr>
+          <w:rFonts w:ascii="Sakkal Majalla" w:hAnsi="Sakkal Majalla" w:cs="Sakkal Majalla" w:hint="cs"/>
+          <w:sz w:val="28"/>
+          <w:szCs w:val="28"/>
+          <w:rtl/>
+          <w:lang w:bidi="ar-AE"/>
+        </w:rPr>
+        <w:t>مُنْذُ</w:t>
+      </w:r>
+      <w:r>
+        <w:rPr>
+          <w:rFonts w:ascii="Sakkal Majalla" w:hAnsi="Sakkal Majalla" w:cs="Sakkal Majalla"/>
+          <w:sz w:val="28"/>
+          <w:szCs w:val="28"/>
+          <w:rtl/>
+          <w:lang w:bidi="ar-AE"/>
+        </w:rPr>
+        <w:t xml:space="preserve"> </w:t>
+      </w:r>
+      <w:r>
+        <w:rPr>
+          <w:rFonts w:ascii="Sakkal Majalla" w:hAnsi="Sakkal Majalla" w:cs="Sakkal Majalla" w:hint="cs"/>
+          <w:sz w:val="28"/>
+          <w:szCs w:val="28"/>
+          <w:rtl/>
+          <w:lang w:bidi="ar-AE"/>
+        </w:rPr>
+        <w:t>الْقَدِيمِ</w:t>
+      </w:r>
+      <w:r>
+        <w:rPr>
+          <w:rFonts w:ascii="Sakkal Majalla" w:hAnsi="Sakkal Majalla" w:cs="Sakkal Majalla"/>
+          <w:sz w:val="28"/>
+          <w:szCs w:val="28"/>
+          <w:rtl/>
+          <w:lang w:bidi="ar-AE"/>
+        </w:rPr>
+        <w:t xml:space="preserve"> </w:t>
+      </w:r>
+      <w:r>
+        <w:rPr>
+          <w:rFonts w:ascii="Sakkal Majalla" w:hAnsi="Sakkal Majalla" w:cs="Sakkal Majalla" w:hint="cs"/>
+          <w:sz w:val="28"/>
+          <w:szCs w:val="28"/>
+          <w:rtl/>
+          <w:lang w:bidi="ar-AE"/>
+        </w:rPr>
+        <w:t>لِهذِهِ</w:t>
+      </w:r>
+      <w:r>
+        <w:rPr>
+          <w:rFonts w:ascii="Sakkal Majalla" w:hAnsi="Sakkal Majalla" w:cs="Sakkal Majalla"/>
+          <w:sz w:val="28"/>
+          <w:szCs w:val="28"/>
+          <w:rtl/>
+          <w:lang w:bidi="ar-AE"/>
+        </w:rPr>
+        <w:t xml:space="preserve"> </w:t>
+      </w:r>
+      <w:r>
+        <w:rPr>
+          <w:rFonts w:ascii="Sakkal Majalla" w:hAnsi="Sakkal Majalla" w:cs="Sakkal Majalla" w:hint="cs"/>
+          <w:sz w:val="28"/>
+          <w:szCs w:val="28"/>
+          <w:rtl/>
+          <w:lang w:bidi="ar-AE"/>
+        </w:rPr>
+        <w:t>الدَّيْنُونَةِ،</w:t>
+      </w:r>
+      <w:r>
+        <w:rPr>
+          <w:rFonts w:ascii="Sakkal Majalla" w:hAnsi="Sakkal Majalla" w:cs="Sakkal Majalla"/>
+          <w:sz w:val="28"/>
+          <w:szCs w:val="28"/>
+          <w:rtl/>
+          <w:lang w:bidi="ar-AE"/>
+        </w:rPr>
+        <w:t xml:space="preserve"> </w:t>
+      </w:r>
+      <w:r>
+        <w:rPr>
+          <w:rFonts w:ascii="Sakkal Majalla" w:hAnsi="Sakkal Majalla" w:cs="Sakkal Majalla" w:hint="cs"/>
+          <w:sz w:val="28"/>
+          <w:szCs w:val="28"/>
+          <w:rtl/>
+          <w:lang w:bidi="ar-AE"/>
+        </w:rPr>
+        <w:t>فُجَّارٌ،</w:t>
+      </w:r>
+      <w:r>
+        <w:rPr>
+          <w:rFonts w:ascii="Sakkal Majalla" w:hAnsi="Sakkal Majalla" w:cs="Sakkal Majalla"/>
+          <w:sz w:val="28"/>
+          <w:szCs w:val="28"/>
+          <w:rtl/>
+          <w:lang w:bidi="ar-AE"/>
+        </w:rPr>
+        <w:t xml:space="preserve"> </w:t>
+      </w:r>
+      <w:r>
+        <w:rPr>
+          <w:rFonts w:ascii="Sakkal Majalla" w:hAnsi="Sakkal Majalla" w:cs="Sakkal Majalla" w:hint="cs"/>
+          <w:sz w:val="28"/>
+          <w:szCs w:val="28"/>
+          <w:rtl/>
+          <w:lang w:bidi="ar-AE"/>
+        </w:rPr>
+        <w:t>يُحَوِّلُونَ</w:t>
+      </w:r>
+      <w:r>
+        <w:rPr>
+          <w:rFonts w:ascii="Sakkal Majalla" w:hAnsi="Sakkal Majalla" w:cs="Sakkal Majalla"/>
+          <w:sz w:val="28"/>
+          <w:szCs w:val="28"/>
+          <w:rtl/>
+          <w:lang w:bidi="ar-AE"/>
+        </w:rPr>
+        <w:t xml:space="preserve"> </w:t>
+      </w:r>
+      <w:r>
+        <w:rPr>
+          <w:rFonts w:ascii="Sakkal Majalla" w:hAnsi="Sakkal Majalla" w:cs="Sakkal Majalla" w:hint="cs"/>
+          <w:sz w:val="28"/>
+          <w:szCs w:val="28"/>
+          <w:rtl/>
+          <w:lang w:bidi="ar-AE"/>
+        </w:rPr>
+        <w:t>نِعْمَةَ</w:t>
+      </w:r>
+      <w:r>
+        <w:rPr>
+          <w:rFonts w:ascii="Sakkal Majalla" w:hAnsi="Sakkal Majalla" w:cs="Sakkal Majalla"/>
+          <w:sz w:val="28"/>
+          <w:szCs w:val="28"/>
+          <w:rtl/>
+          <w:lang w:bidi="ar-AE"/>
+        </w:rPr>
+        <w:t xml:space="preserve"> </w:t>
+      </w:r>
+      <w:r>
+        <w:rPr>
+          <w:rFonts w:ascii="Sakkal Majalla" w:hAnsi="Sakkal Majalla" w:cs="Sakkal Majalla" w:hint="cs"/>
+          <w:sz w:val="28"/>
+          <w:szCs w:val="28"/>
+          <w:rtl/>
+          <w:lang w:bidi="ar-AE"/>
+        </w:rPr>
+        <w:t>إِلهِنَا</w:t>
+      </w:r>
+      <w:r>
+        <w:rPr>
+          <w:rFonts w:ascii="Sakkal Majalla" w:hAnsi="Sakkal Majalla" w:cs="Sakkal Majalla"/>
+          <w:sz w:val="28"/>
+          <w:szCs w:val="28"/>
+          <w:rtl/>
+          <w:lang w:bidi="ar-AE"/>
+        </w:rPr>
+        <w:t xml:space="preserve"> </w:t>
+      </w:r>
+      <w:r>
+        <w:rPr>
+          <w:rFonts w:ascii="Sakkal Majalla" w:hAnsi="Sakkal Majalla" w:cs="Sakkal Majalla" w:hint="cs"/>
+          <w:sz w:val="28"/>
+          <w:szCs w:val="28"/>
+          <w:rtl/>
+          <w:lang w:bidi="ar-AE"/>
+        </w:rPr>
+        <w:t>إِلَى</w:t>
+      </w:r>
+      <w:r>
+        <w:rPr>
+          <w:rFonts w:ascii="Sakkal Majalla" w:hAnsi="Sakkal Majalla" w:cs="Sakkal Majalla"/>
+          <w:sz w:val="28"/>
+          <w:szCs w:val="28"/>
+          <w:rtl/>
+          <w:lang w:bidi="ar-AE"/>
+        </w:rPr>
+        <w:t xml:space="preserve"> </w:t>
+      </w:r>
+      <w:r>
+        <w:rPr>
+          <w:rFonts w:ascii="Sakkal Majalla" w:hAnsi="Sakkal Majalla" w:cs="Sakkal Majalla" w:hint="cs"/>
+          <w:sz w:val="28"/>
+          <w:szCs w:val="28"/>
+          <w:rtl/>
+          <w:lang w:bidi="ar-AE"/>
+        </w:rPr>
+        <w:t>الدَّعَارَةِ،</w:t>
+      </w:r>
+      <w:r>
+        <w:rPr>
+          <w:rFonts w:ascii="Sakkal Majalla" w:hAnsi="Sakkal Majalla" w:cs="Sakkal Majalla"/>
+          <w:sz w:val="28"/>
+          <w:szCs w:val="28"/>
+          <w:rtl/>
+          <w:lang w:bidi="ar-AE"/>
+        </w:rPr>
+        <w:t xml:space="preserve"> </w:t>
+      </w:r>
+      <w:r>
+        <w:rPr>
+          <w:rFonts w:ascii="Sakkal Majalla" w:hAnsi="Sakkal Majalla" w:cs="Sakkal Majalla" w:hint="cs"/>
+          <w:sz w:val="28"/>
+          <w:szCs w:val="28"/>
+          <w:rtl/>
+          <w:lang w:bidi="ar-AE"/>
+        </w:rPr>
+        <w:t>وَيُنْكِرُونَ</w:t>
+      </w:r>
+      <w:r>
+        <w:rPr>
+          <w:rFonts w:ascii="Sakkal Majalla" w:hAnsi="Sakkal Majalla" w:cs="Sakkal Majalla"/>
+          <w:sz w:val="28"/>
+          <w:szCs w:val="28"/>
+          <w:rtl/>
+          <w:lang w:bidi="ar-AE"/>
+        </w:rPr>
+        <w:t xml:space="preserve"> </w:t>
+      </w:r>
+      <w:r>
+        <w:rPr>
+          <w:rFonts w:ascii="Sakkal Majalla" w:hAnsi="Sakkal Majalla" w:cs="Sakkal Majalla" w:hint="cs"/>
+          <w:sz w:val="28"/>
+          <w:szCs w:val="28"/>
+          <w:rtl/>
+          <w:lang w:bidi="ar-AE"/>
+        </w:rPr>
+        <w:t>السَّيِّدَ</w:t>
+      </w:r>
+      <w:r>
+        <w:rPr>
+          <w:rFonts w:ascii="Sakkal Majalla" w:hAnsi="Sakkal Majalla" w:cs="Sakkal Majalla"/>
+          <w:sz w:val="28"/>
+          <w:szCs w:val="28"/>
+          <w:rtl/>
+          <w:lang w:bidi="ar-AE"/>
+        </w:rPr>
+        <w:t xml:space="preserve"> </w:t>
+      </w:r>
+      <w:r>
+        <w:rPr>
+          <w:rFonts w:ascii="Sakkal Majalla" w:hAnsi="Sakkal Majalla" w:cs="Sakkal Majalla" w:hint="cs"/>
+          <w:sz w:val="28"/>
+          <w:szCs w:val="28"/>
+          <w:rtl/>
+          <w:lang w:bidi="ar-AE"/>
+        </w:rPr>
+        <w:t>الْوَحِيدَ</w:t>
+      </w:r>
+      <w:r>
+        <w:rPr>
+          <w:rFonts w:ascii="Sakkal Majalla" w:hAnsi="Sakkal Majalla" w:cs="Sakkal Majalla"/>
+          <w:sz w:val="28"/>
+          <w:szCs w:val="28"/>
+          <w:rtl/>
+          <w:lang w:bidi="ar-AE"/>
+        </w:rPr>
+        <w:t xml:space="preserve">: </w:t>
+      </w:r>
+      <w:r>
+        <w:rPr>
+          <w:rFonts w:ascii="Sakkal Majalla" w:hAnsi="Sakkal Majalla" w:cs="Sakkal Majalla" w:hint="cs"/>
+          <w:sz w:val="28"/>
+          <w:szCs w:val="28"/>
+          <w:rtl/>
+          <w:lang w:bidi="ar-AE"/>
+        </w:rPr>
+        <w:t>اللهَ</w:t>
+      </w:r>
+      <w:r>
+        <w:rPr>
+          <w:rFonts w:ascii="Sakkal Majalla" w:hAnsi="Sakkal Majalla" w:cs="Sakkal Majalla"/>
+          <w:sz w:val="28"/>
+          <w:szCs w:val="28"/>
+          <w:rtl/>
+          <w:lang w:bidi="ar-AE"/>
+        </w:rPr>
+        <w:t xml:space="preserve"> </w:t>
+      </w:r>
+      <w:r>
+        <w:rPr>
+          <w:rFonts w:ascii="Sakkal Majalla" w:hAnsi="Sakkal Majalla" w:cs="Sakkal Majalla" w:hint="cs"/>
+          <w:sz w:val="28"/>
+          <w:szCs w:val="28"/>
+          <w:rtl/>
+          <w:lang w:bidi="ar-AE"/>
+        </w:rPr>
+        <w:t>وَرَبَّنَا</w:t>
+      </w:r>
+      <w:r>
+        <w:rPr>
+          <w:rFonts w:ascii="Sakkal Majalla" w:hAnsi="Sakkal Majalla" w:cs="Sakkal Majalla"/>
+          <w:sz w:val="28"/>
+          <w:szCs w:val="28"/>
+          <w:rtl/>
+          <w:lang w:bidi="ar-AE"/>
+        </w:rPr>
+        <w:t xml:space="preserve"> </w:t>
+      </w:r>
+      <w:r>
+        <w:rPr>
+          <w:rFonts w:ascii="Sakkal Majalla" w:hAnsi="Sakkal Majalla" w:cs="Sakkal Majalla" w:hint="cs"/>
+          <w:sz w:val="28"/>
+          <w:szCs w:val="28"/>
+          <w:rtl/>
+          <w:lang w:bidi="ar-AE"/>
+        </w:rPr>
+        <w:t>يَسُوعَ</w:t>
+      </w:r>
+      <w:r>
+        <w:rPr>
+          <w:rFonts w:ascii="Sakkal Majalla" w:hAnsi="Sakkal Majalla" w:cs="Sakkal Majalla"/>
+          <w:sz w:val="28"/>
+          <w:szCs w:val="28"/>
+          <w:rtl/>
+          <w:lang w:bidi="ar-AE"/>
+        </w:rPr>
+        <w:t xml:space="preserve"> </w:t>
+      </w:r>
+      <w:r>
+        <w:rPr>
+          <w:rFonts w:ascii="Sakkal Majalla" w:hAnsi="Sakkal Majalla" w:cs="Sakkal Majalla" w:hint="cs"/>
+          <w:sz w:val="28"/>
+          <w:szCs w:val="28"/>
+          <w:rtl/>
+          <w:lang w:bidi="ar-AE"/>
+        </w:rPr>
+        <w:t>الْمَسِيحَ</w:t>
+      </w:r>
+      <w:r>
+        <w:rPr>
+          <w:rFonts w:ascii="Sakkal Majalla" w:hAnsi="Sakkal Majalla" w:cs="Sakkal Majalla"/>
+          <w:sz w:val="28"/>
+          <w:szCs w:val="28"/>
+          <w:rtl/>
+          <w:lang w:bidi="ar-AE"/>
+        </w:rPr>
+        <w:t>.</w:t>
+      </w:r>
+      <w:r>
+        <w:rPr>
+          <w:rFonts w:ascii="Sakkal Majalla" w:hAnsi="Sakkal Majalla" w:cs="Sakkal Majalla" w:hint="cs"/>
+          <w:sz w:val="28"/>
+          <w:szCs w:val="28"/>
+          <w:rtl/>
+          <w:lang w:bidi="ar-AE"/>
+        </w:rPr>
+        <w:t>" لقد كانوا ذات الأشخاص الذين تنبأ عنهم أخنوخ. بأن ينكروا الفادي ويتمردوا عليه، هذا هو أعلى مستوى؛ من بعد ذلك تأتي الدينونة.</w:t>
+      </w:r>
+    </w:p>
+    <w:p>
+      <w:pPr>
+        <w:jc w:val="both"/>
+        <w:rPr>
+          <w:rFonts w:ascii="Sakkal Majalla" w:hAnsi="Sakkal Majalla" w:cs="Sakkal Majalla"/>
+          <w:sz w:val="28"/>
+          <w:szCs w:val="28"/>
+          <w:rtl/>
+          <w:lang w:bidi="ar-AE"/>
+        </w:rPr>
+      </w:pPr>
+      <w:r>
+        <w:rPr>
+          <w:rFonts w:ascii="Sakkal Majalla" w:hAnsi="Sakkal Majalla" w:cs="Sakkal Majalla" w:hint="cs"/>
+          <w:sz w:val="28"/>
+          <w:szCs w:val="28"/>
+          <w:rtl/>
+          <w:lang w:bidi="ar-AE"/>
+        </w:rPr>
+        <w:t xml:space="preserve">بولس يوضّح لأهل تسالونيكي تقدّم الشر الخفي، بينما </w:t>
+      </w:r>
+      <w:r>
+        <w:rPr>
+          <w:rFonts w:ascii="Sakkal Majalla" w:hAnsi="Sakkal Majalla" w:cs="Sakkal Majalla" w:hint="cs"/>
+          <w:sz w:val="28"/>
+          <w:szCs w:val="28"/>
+          <w:rtl/>
+          <w:lang w:bidi="ar-AE"/>
+        </w:rPr>
+        <w:t>لا يزال ما يمنعهم قائمًا. ومتى ما سيزُاح من الطريق، سيُعلن عندها الأثيم. إنه نائب الشر، وسيُعلن متى ما سيُنزع ما يلجم الخطية. إن طابعه هو، أن لا يكون هناك ناموس، وأن يفعل ما تريده إرادة الإنسان. الكلمة التي تُرجمت بـ "أثيم" تعني ذاك الذي بلا ناموس. المسيح، إنسان الله يقول: "...</w:t>
+      </w:r>
+      <w:r>
+        <w:rPr>
+          <w:rFonts w:ascii="Sakkal Majalla" w:hAnsi="Sakkal Majalla" w:cs="Sakkal Majalla"/>
+          <w:sz w:val="28"/>
+          <w:szCs w:val="28"/>
+          <w:rtl/>
+          <w:lang w:bidi="ar-AE"/>
+        </w:rPr>
+        <w:t xml:space="preserve"> </w:t>
+      </w:r>
+      <w:r>
+        <w:rPr>
+          <w:rFonts w:ascii="Sakkal Majalla" w:hAnsi="Sakkal Majalla" w:cs="Sakkal Majalla" w:hint="cs"/>
+          <w:sz w:val="28"/>
+          <w:szCs w:val="28"/>
+          <w:rtl/>
+          <w:lang w:bidi="ar-AE"/>
+        </w:rPr>
+        <w:t>لأَفْعَلَ</w:t>
+      </w:r>
+      <w:r>
+        <w:rPr>
+          <w:rFonts w:ascii="Sakkal Majalla" w:hAnsi="Sakkal Majalla" w:cs="Sakkal Majalla"/>
+          <w:sz w:val="28"/>
+          <w:szCs w:val="28"/>
+          <w:rtl/>
+          <w:lang w:bidi="ar-AE"/>
+        </w:rPr>
+        <w:t xml:space="preserve"> </w:t>
+      </w:r>
+      <w:r>
+        <w:rPr>
+          <w:rFonts w:ascii="Sakkal Majalla" w:hAnsi="Sakkal Majalla" w:cs="Sakkal Majalla" w:hint="cs"/>
+          <w:sz w:val="28"/>
+          <w:szCs w:val="28"/>
+          <w:rtl/>
+          <w:lang w:bidi="ar-AE"/>
+        </w:rPr>
+        <w:t>مَشِيئَتَكَ</w:t>
+      </w:r>
+      <w:r>
+        <w:rPr>
+          <w:rFonts w:ascii="Sakkal Majalla" w:hAnsi="Sakkal Majalla" w:cs="Sakkal Majalla"/>
+          <w:sz w:val="28"/>
+          <w:szCs w:val="28"/>
+          <w:rtl/>
+          <w:lang w:bidi="ar-AE"/>
+        </w:rPr>
+        <w:t xml:space="preserve"> </w:t>
+      </w:r>
+      <w:r>
+        <w:rPr>
+          <w:rFonts w:ascii="Sakkal Majalla" w:hAnsi="Sakkal Majalla" w:cs="Sakkal Majalla" w:hint="cs"/>
+          <w:sz w:val="28"/>
+          <w:szCs w:val="28"/>
+          <w:rtl/>
+          <w:lang w:bidi="ar-AE"/>
+        </w:rPr>
+        <w:t>يَا</w:t>
+      </w:r>
+      <w:r>
+        <w:rPr>
+          <w:rFonts w:ascii="Sakkal Majalla" w:hAnsi="Sakkal Majalla" w:cs="Sakkal Majalla"/>
+          <w:sz w:val="28"/>
+          <w:szCs w:val="28"/>
+          <w:rtl/>
+          <w:lang w:bidi="ar-AE"/>
+        </w:rPr>
+        <w:t xml:space="preserve"> </w:t>
+      </w:r>
+      <w:r>
+        <w:rPr>
+          <w:rFonts w:ascii="Sakkal Majalla" w:hAnsi="Sakkal Majalla" w:cs="Sakkal Majalla" w:hint="cs"/>
+          <w:sz w:val="28"/>
+          <w:szCs w:val="28"/>
+          <w:rtl/>
+          <w:lang w:bidi="ar-AE"/>
+        </w:rPr>
+        <w:t>أَللهُ</w:t>
+      </w:r>
+      <w:r>
+        <w:rPr>
+          <w:rFonts w:ascii="Sakkal Majalla" w:hAnsi="Sakkal Majalla" w:cs="Sakkal Majalla" w:hint="eastAsia"/>
+          <w:sz w:val="28"/>
+          <w:szCs w:val="28"/>
+          <w:rtl/>
+          <w:lang w:bidi="ar-AE"/>
+        </w:rPr>
+        <w:t>»</w:t>
+      </w:r>
+      <w:r>
+        <w:rPr>
+          <w:rFonts w:ascii="Sakkal Majalla" w:hAnsi="Sakkal Majalla" w:cs="Sakkal Majalla" w:hint="cs"/>
+          <w:sz w:val="28"/>
+          <w:szCs w:val="28"/>
+          <w:rtl/>
+          <w:lang w:bidi="ar-AE"/>
+        </w:rPr>
+        <w:t>" (مزمور 40: 78؛ عبرانيين 10). هو كان خادمًا في كل شيء. هو يعطي الملكوت للذين عيّنهم الآب له. مشيئته الوحيدة كانت أن يفعل مشيئة الله. "...</w:t>
+      </w:r>
+      <w:r>
+        <w:rPr>
+          <w:rFonts w:ascii="Sakkal Majalla" w:hAnsi="Sakkal Majalla" w:cs="Sakkal Majalla"/>
+          <w:sz w:val="28"/>
+          <w:szCs w:val="28"/>
+          <w:rtl/>
+          <w:lang w:bidi="ar-AE"/>
+        </w:rPr>
+        <w:t xml:space="preserve"> </w:t>
+      </w:r>
+      <w:r>
+        <w:rPr>
+          <w:rFonts w:ascii="Sakkal Majalla" w:hAnsi="Sakkal Majalla" w:cs="Sakkal Majalla" w:hint="cs"/>
+          <w:sz w:val="28"/>
+          <w:szCs w:val="28"/>
+          <w:rtl/>
+          <w:lang w:bidi="ar-AE"/>
+        </w:rPr>
+        <w:t>بِإِطَاعَةِ</w:t>
+      </w:r>
+      <w:r>
+        <w:rPr>
+          <w:rFonts w:ascii="Sakkal Majalla" w:hAnsi="Sakkal Majalla" w:cs="Sakkal Majalla"/>
+          <w:sz w:val="28"/>
+          <w:szCs w:val="28"/>
+          <w:rtl/>
+          <w:lang w:bidi="ar-AE"/>
+        </w:rPr>
+        <w:t xml:space="preserve"> </w:t>
+      </w:r>
+      <w:r>
+        <w:rPr>
+          <w:rFonts w:ascii="Sakkal Majalla" w:hAnsi="Sakkal Majalla" w:cs="Sakkal Majalla" w:hint="cs"/>
+          <w:sz w:val="28"/>
+          <w:szCs w:val="28"/>
+          <w:rtl/>
+          <w:lang w:bidi="ar-AE"/>
+        </w:rPr>
+        <w:t>الْوَاحِدِ</w:t>
+      </w:r>
+      <w:r>
+        <w:rPr>
+          <w:rFonts w:ascii="Sakkal Majalla" w:hAnsi="Sakkal Majalla" w:cs="Sakkal Majalla"/>
+          <w:sz w:val="28"/>
+          <w:szCs w:val="28"/>
+          <w:rtl/>
+          <w:lang w:bidi="ar-AE"/>
+        </w:rPr>
+        <w:t xml:space="preserve"> </w:t>
+      </w:r>
+      <w:r>
+        <w:rPr>
+          <w:rFonts w:ascii="Sakkal Majalla" w:hAnsi="Sakkal Majalla" w:cs="Sakkal Majalla" w:hint="cs"/>
+          <w:sz w:val="28"/>
+          <w:szCs w:val="28"/>
+          <w:rtl/>
+          <w:lang w:bidi="ar-AE"/>
+        </w:rPr>
+        <w:t>سَيُجْعَلُ</w:t>
+      </w:r>
+      <w:r>
+        <w:rPr>
+          <w:rFonts w:ascii="Sakkal Majalla" w:hAnsi="Sakkal Majalla" w:cs="Sakkal Majalla"/>
+          <w:sz w:val="28"/>
+          <w:szCs w:val="28"/>
+          <w:rtl/>
+          <w:lang w:bidi="ar-AE"/>
+        </w:rPr>
+        <w:t xml:space="preserve"> </w:t>
+      </w:r>
+      <w:r>
+        <w:rPr>
+          <w:rFonts w:ascii="Sakkal Majalla" w:hAnsi="Sakkal Majalla" w:cs="Sakkal Majalla" w:hint="cs"/>
+          <w:sz w:val="28"/>
+          <w:szCs w:val="28"/>
+          <w:rtl/>
+          <w:lang w:bidi="ar-AE"/>
+        </w:rPr>
+        <w:t>الْكَثِيرُونَ</w:t>
+      </w:r>
+      <w:r>
+        <w:rPr>
+          <w:rFonts w:ascii="Sakkal Majalla" w:hAnsi="Sakkal Majalla" w:cs="Sakkal Majalla"/>
+          <w:sz w:val="28"/>
+          <w:szCs w:val="28"/>
+          <w:rtl/>
+          <w:lang w:bidi="ar-AE"/>
+        </w:rPr>
+        <w:t xml:space="preserve"> </w:t>
+      </w:r>
+      <w:r>
+        <w:rPr>
+          <w:rFonts w:ascii="Sakkal Majalla" w:hAnsi="Sakkal Majalla" w:cs="Sakkal Majalla" w:hint="cs"/>
+          <w:sz w:val="28"/>
+          <w:szCs w:val="28"/>
+          <w:rtl/>
+          <w:lang w:bidi="ar-AE"/>
+        </w:rPr>
+        <w:t>أَبْرَارًا</w:t>
+      </w:r>
+      <w:r>
+        <w:rPr>
+          <w:rFonts w:ascii="Sakkal Majalla" w:hAnsi="Sakkal Majalla" w:cs="Sakkal Majalla"/>
+          <w:sz w:val="28"/>
+          <w:szCs w:val="28"/>
+          <w:rtl/>
+          <w:lang w:bidi="ar-AE"/>
+        </w:rPr>
+        <w:t>.</w:t>
+      </w:r>
+      <w:r>
+        <w:rPr>
+          <w:rFonts w:ascii="Sakkal Majalla" w:hAnsi="Sakkal Majalla" w:cs="Sakkal Majalla" w:hint="cs"/>
+          <w:sz w:val="28"/>
+          <w:szCs w:val="28"/>
+          <w:rtl/>
+          <w:lang w:bidi="ar-AE"/>
+        </w:rPr>
+        <w:t>" (رومية 5: 19). هو لم يفعل شيئًا بغير مشيئته.</w:t>
+      </w:r>
+    </w:p>
+    <w:p>
+      <w:pPr>
+        <w:jc w:val="both"/>
+        <w:rPr>
+          <w:rFonts w:ascii="Sakkal Majalla" w:hAnsi="Sakkal Majalla" w:cs="Sakkal Majalla"/>
+          <w:sz w:val="28"/>
+          <w:szCs w:val="28"/>
+          <w:rtl/>
+          <w:lang w:bidi="ar-AE"/>
+        </w:rPr>
+      </w:pPr>
+      <w:r>
+        <w:rPr>
+          <w:rFonts w:ascii="Sakkal Majalla" w:hAnsi="Sakkal Majalla" w:cs="Sakkal Majalla" w:hint="cs"/>
+          <w:sz w:val="28"/>
+          <w:szCs w:val="28"/>
+          <w:rtl/>
+          <w:lang w:bidi="ar-AE"/>
+        </w:rPr>
+        <w:t xml:space="preserve">إن ما يميّز هذا العالم ويفتخر به هذا العالم، هو </w:t>
+      </w:r>
+      <w:r>
+        <w:rPr>
+          <w:rFonts w:ascii="Sakkal Majalla" w:hAnsi="Sakkal Majalla" w:cs="Sakkal Majalla" w:hint="cs"/>
+          <w:sz w:val="28"/>
+          <w:szCs w:val="28"/>
+          <w:rtl/>
+          <w:lang w:bidi="ar-AE"/>
+        </w:rPr>
+        <w:t>حقه</w:t>
+      </w:r>
+      <w:r>
+        <w:rPr>
+          <w:rFonts w:ascii="Sakkal Majalla" w:hAnsi="Sakkal Majalla" w:cs="Sakkal Majalla" w:hint="cs"/>
+          <w:sz w:val="28"/>
+          <w:szCs w:val="28"/>
+          <w:rtl/>
+          <w:lang w:bidi="ar-AE"/>
+        </w:rPr>
+        <w:t>، ب</w:t>
+      </w:r>
+      <w:r>
+        <w:rPr>
+          <w:rFonts w:ascii="Sakkal Majalla" w:hAnsi="Sakkal Majalla" w:cs="Sakkal Majalla" w:hint="cs"/>
+          <w:sz w:val="28"/>
+          <w:szCs w:val="28"/>
+          <w:rtl/>
+          <w:lang w:bidi="ar-AE"/>
+        </w:rPr>
+        <w:t>أن يفعل إرادته. هذا هو أيضًا ما يميز خطية آدم، قبل أن تصدر الشهوات الشريرة في العالم. إن طابع المسيح، الحقيقي، الملك الذي اختاره الله هي الطاعة. "</w:t>
+      </w:r>
+      <w:r>
+        <w:rPr>
+          <w:rFonts w:ascii="Sakkal Majalla" w:hAnsi="Sakkal Majalla" w:cs="Sakkal Majalla" w:hint="cs"/>
+          <w:sz w:val="28"/>
+          <w:szCs w:val="28"/>
+          <w:rtl/>
+          <w:lang w:bidi="ar-AE"/>
+        </w:rPr>
+        <w:t>وَلكِنْ</w:t>
+      </w:r>
+      <w:r>
+        <w:rPr>
+          <w:rFonts w:ascii="Sakkal Majalla" w:hAnsi="Sakkal Majalla" w:cs="Sakkal Majalla"/>
+          <w:sz w:val="28"/>
+          <w:szCs w:val="28"/>
+          <w:rtl/>
+          <w:lang w:bidi="ar-AE"/>
+        </w:rPr>
+        <w:t xml:space="preserve"> </w:t>
+      </w:r>
+      <w:r>
+        <w:rPr>
+          <w:rFonts w:ascii="Sakkal Majalla" w:hAnsi="Sakkal Majalla" w:cs="Sakkal Majalla" w:hint="cs"/>
+          <w:sz w:val="28"/>
+          <w:szCs w:val="28"/>
+          <w:rtl/>
+          <w:lang w:bidi="ar-AE"/>
+        </w:rPr>
+        <w:t>لِيَفْهَمَ</w:t>
+      </w:r>
+      <w:r>
+        <w:rPr>
+          <w:rFonts w:ascii="Sakkal Majalla" w:hAnsi="Sakkal Majalla" w:cs="Sakkal Majalla"/>
+          <w:sz w:val="28"/>
+          <w:szCs w:val="28"/>
+          <w:rtl/>
+          <w:lang w:bidi="ar-AE"/>
+        </w:rPr>
+        <w:t xml:space="preserve"> </w:t>
+      </w:r>
+      <w:r>
+        <w:rPr>
+          <w:rFonts w:ascii="Sakkal Majalla" w:hAnsi="Sakkal Majalla" w:cs="Sakkal Majalla" w:hint="cs"/>
+          <w:sz w:val="28"/>
+          <w:szCs w:val="28"/>
+          <w:rtl/>
+          <w:lang w:bidi="ar-AE"/>
+        </w:rPr>
+        <w:t>الْعَالَمُ</w:t>
+      </w:r>
+      <w:r>
+        <w:rPr>
+          <w:rFonts w:ascii="Sakkal Majalla" w:hAnsi="Sakkal Majalla" w:cs="Sakkal Majalla"/>
+          <w:sz w:val="28"/>
+          <w:szCs w:val="28"/>
+          <w:rtl/>
+          <w:lang w:bidi="ar-AE"/>
+        </w:rPr>
+        <w:t xml:space="preserve"> </w:t>
+      </w:r>
+      <w:r>
+        <w:rPr>
+          <w:rFonts w:ascii="Sakkal Majalla" w:hAnsi="Sakkal Majalla" w:cs="Sakkal Majalla" w:hint="cs"/>
+          <w:sz w:val="28"/>
+          <w:szCs w:val="28"/>
+          <w:rtl/>
+          <w:lang w:bidi="ar-AE"/>
+        </w:rPr>
+        <w:t>أَنِّي</w:t>
+      </w:r>
+      <w:r>
+        <w:rPr>
+          <w:rFonts w:ascii="Sakkal Majalla" w:hAnsi="Sakkal Majalla" w:cs="Sakkal Majalla"/>
+          <w:sz w:val="28"/>
+          <w:szCs w:val="28"/>
+          <w:rtl/>
+          <w:lang w:bidi="ar-AE"/>
+        </w:rPr>
+        <w:t xml:space="preserve"> </w:t>
+      </w:r>
+      <w:r>
+        <w:rPr>
+          <w:rFonts w:ascii="Sakkal Majalla" w:hAnsi="Sakkal Majalla" w:cs="Sakkal Majalla" w:hint="cs"/>
+          <w:sz w:val="28"/>
+          <w:szCs w:val="28"/>
+          <w:rtl/>
+          <w:lang w:bidi="ar-AE"/>
+        </w:rPr>
+        <w:t>أُحِبُّ</w:t>
+      </w:r>
+      <w:r>
+        <w:rPr>
+          <w:rFonts w:ascii="Sakkal Majalla" w:hAnsi="Sakkal Majalla" w:cs="Sakkal Majalla"/>
+          <w:sz w:val="28"/>
+          <w:szCs w:val="28"/>
+          <w:rtl/>
+          <w:lang w:bidi="ar-AE"/>
+        </w:rPr>
+        <w:t xml:space="preserve"> </w:t>
+      </w:r>
+      <w:r>
+        <w:rPr>
+          <w:rFonts w:ascii="Sakkal Majalla" w:hAnsi="Sakkal Majalla" w:cs="Sakkal Majalla" w:hint="cs"/>
+          <w:sz w:val="28"/>
+          <w:szCs w:val="28"/>
+          <w:rtl/>
+          <w:lang w:bidi="ar-AE"/>
+        </w:rPr>
+        <w:t>الآبَ،</w:t>
+      </w:r>
+      <w:r>
+        <w:rPr>
+          <w:rFonts w:ascii="Sakkal Majalla" w:hAnsi="Sakkal Majalla" w:cs="Sakkal Majalla"/>
+          <w:sz w:val="28"/>
+          <w:szCs w:val="28"/>
+          <w:rtl/>
+          <w:lang w:bidi="ar-AE"/>
+        </w:rPr>
+        <w:t xml:space="preserve"> </w:t>
+      </w:r>
+      <w:r>
+        <w:rPr>
+          <w:rFonts w:ascii="Sakkal Majalla" w:hAnsi="Sakkal Majalla" w:cs="Sakkal Majalla" w:hint="cs"/>
+          <w:sz w:val="28"/>
+          <w:szCs w:val="28"/>
+          <w:rtl/>
+          <w:lang w:bidi="ar-AE"/>
+        </w:rPr>
+        <w:t>وَكَمَا</w:t>
+      </w:r>
+      <w:r>
+        <w:rPr>
+          <w:rFonts w:ascii="Sakkal Majalla" w:hAnsi="Sakkal Majalla" w:cs="Sakkal Majalla"/>
+          <w:sz w:val="28"/>
+          <w:szCs w:val="28"/>
+          <w:rtl/>
+          <w:lang w:bidi="ar-AE"/>
+        </w:rPr>
+        <w:t xml:space="preserve"> </w:t>
+      </w:r>
+      <w:r>
+        <w:rPr>
+          <w:rFonts w:ascii="Sakkal Majalla" w:hAnsi="Sakkal Majalla" w:cs="Sakkal Majalla" w:hint="cs"/>
+          <w:sz w:val="28"/>
+          <w:szCs w:val="28"/>
+          <w:rtl/>
+          <w:lang w:bidi="ar-AE"/>
+        </w:rPr>
+        <w:t>أَوْصَانِي</w:t>
+      </w:r>
+      <w:r>
+        <w:rPr>
+          <w:rFonts w:ascii="Sakkal Majalla" w:hAnsi="Sakkal Majalla" w:cs="Sakkal Majalla"/>
+          <w:sz w:val="28"/>
+          <w:szCs w:val="28"/>
+          <w:rtl/>
+          <w:lang w:bidi="ar-AE"/>
+        </w:rPr>
+        <w:t xml:space="preserve"> </w:t>
+      </w:r>
+      <w:r>
+        <w:rPr>
+          <w:rFonts w:ascii="Sakkal Majalla" w:hAnsi="Sakkal Majalla" w:cs="Sakkal Majalla" w:hint="cs"/>
+          <w:sz w:val="28"/>
+          <w:szCs w:val="28"/>
+          <w:rtl/>
+          <w:lang w:bidi="ar-AE"/>
+        </w:rPr>
+        <w:t>الآبُ</w:t>
+      </w:r>
+      <w:r>
+        <w:rPr>
+          <w:rFonts w:ascii="Sakkal Majalla" w:hAnsi="Sakkal Majalla" w:cs="Sakkal Majalla"/>
+          <w:sz w:val="28"/>
+          <w:szCs w:val="28"/>
+          <w:rtl/>
+          <w:lang w:bidi="ar-AE"/>
+        </w:rPr>
+        <w:t xml:space="preserve"> </w:t>
+      </w:r>
+      <w:r>
+        <w:rPr>
+          <w:rFonts w:ascii="Sakkal Majalla" w:hAnsi="Sakkal Majalla" w:cs="Sakkal Majalla" w:hint="cs"/>
+          <w:sz w:val="28"/>
+          <w:szCs w:val="28"/>
+          <w:rtl/>
+          <w:lang w:bidi="ar-AE"/>
+        </w:rPr>
+        <w:t>هكَذَا</w:t>
+      </w:r>
+      <w:r>
+        <w:rPr>
+          <w:rFonts w:ascii="Sakkal Majalla" w:hAnsi="Sakkal Majalla" w:cs="Sakkal Majalla"/>
+          <w:sz w:val="28"/>
+          <w:szCs w:val="28"/>
+          <w:rtl/>
+          <w:lang w:bidi="ar-AE"/>
+        </w:rPr>
+        <w:t xml:space="preserve"> </w:t>
+      </w:r>
+      <w:r>
+        <w:rPr>
+          <w:rFonts w:ascii="Sakkal Majalla" w:hAnsi="Sakkal Majalla" w:cs="Sakkal Majalla" w:hint="cs"/>
+          <w:sz w:val="28"/>
+          <w:szCs w:val="28"/>
+          <w:rtl/>
+          <w:lang w:bidi="ar-AE"/>
+        </w:rPr>
+        <w:t>أَفْعَلُ</w:t>
+      </w:r>
+      <w:r>
+        <w:rPr>
+          <w:rFonts w:ascii="Sakkal Majalla" w:hAnsi="Sakkal Majalla" w:cs="Sakkal Majalla"/>
+          <w:sz w:val="28"/>
+          <w:szCs w:val="28"/>
+          <w:rtl/>
+          <w:lang w:bidi="ar-AE"/>
+        </w:rPr>
+        <w:t xml:space="preserve">. </w:t>
+      </w:r>
+      <w:r>
+        <w:rPr>
+          <w:rFonts w:ascii="Sakkal Majalla" w:hAnsi="Sakkal Majalla" w:cs="Sakkal Majalla" w:hint="cs"/>
+          <w:sz w:val="28"/>
+          <w:szCs w:val="28"/>
+          <w:rtl/>
+          <w:lang w:bidi="ar-AE"/>
+        </w:rPr>
+        <w:t xml:space="preserve">" (يوحنا 14: 31). يسوع مطيعًا حتى الموت. سلطان الله يعمل فيه، ليجعله، بغض النظر عن كل الصعوبات، مطيعًا أمام الله حتى الإبادة، وأن يفعل كل شيء لله. إن طابع الشرير هو بأن يكون بلا ناموس وأن يفعل إرادته الذاتية. إن مبدأ الشر هو فعل إرادته الذاتية. الصراع هو في أن نعلم مَن سينتصر، إنسان الله، أو إنسان الأرض الذي يريد ان يفعل إرادته الذاتية. </w:t>
+      </w:r>
+      <w:r>
+        <w:rPr>
+          <w:rFonts w:ascii="Sakkal Majalla" w:hAnsi="Sakkal Majalla" w:cs="Sakkal Majalla" w:hint="cs"/>
+          <w:sz w:val="28"/>
+          <w:szCs w:val="28"/>
+          <w:rtl/>
+          <w:lang w:bidi="ar-AE"/>
+        </w:rPr>
+        <w:t>لفترة</w:t>
+      </w:r>
+      <w:r>
+        <w:rPr>
+          <w:rFonts w:ascii="Sakkal Majalla" w:hAnsi="Sakkal Majalla" w:cs="Sakkal Majalla"/>
+          <w:sz w:val="28"/>
+          <w:szCs w:val="28"/>
+          <w:rtl/>
+          <w:lang w:bidi="ar-AE"/>
+        </w:rPr>
+        <w:t xml:space="preserve"> </w:t>
+      </w:r>
+      <w:r>
+        <w:rPr>
+          <w:rFonts w:ascii="Sakkal Majalla" w:hAnsi="Sakkal Majalla" w:cs="Sakkal Majalla" w:hint="cs"/>
+          <w:sz w:val="28"/>
+          <w:szCs w:val="28"/>
+          <w:rtl/>
+          <w:lang w:bidi="ar-AE"/>
+        </w:rPr>
+        <w:t>طويلة،</w:t>
+      </w:r>
+      <w:r>
+        <w:rPr>
+          <w:rFonts w:ascii="Sakkal Majalla" w:hAnsi="Sakkal Majalla" w:cs="Sakkal Majalla"/>
+          <w:sz w:val="28"/>
+          <w:szCs w:val="28"/>
+          <w:rtl/>
+          <w:lang w:bidi="ar-AE"/>
+        </w:rPr>
+        <w:t xml:space="preserve"> </w:t>
+      </w:r>
+      <w:r>
+        <w:rPr>
+          <w:rFonts w:ascii="Sakkal Majalla" w:hAnsi="Sakkal Majalla" w:cs="Sakkal Majalla" w:hint="cs"/>
+          <w:sz w:val="28"/>
+          <w:szCs w:val="28"/>
+          <w:rtl/>
+          <w:lang w:bidi="ar-AE"/>
+        </w:rPr>
+        <w:t>قام</w:t>
+      </w:r>
+      <w:r>
+        <w:rPr>
+          <w:rFonts w:ascii="Sakkal Majalla" w:hAnsi="Sakkal Majalla" w:cs="Sakkal Majalla"/>
+          <w:sz w:val="28"/>
+          <w:szCs w:val="28"/>
+          <w:rtl/>
+          <w:lang w:bidi="ar-AE"/>
+        </w:rPr>
+        <w:t xml:space="preserve"> </w:t>
+      </w:r>
+      <w:r>
+        <w:rPr>
+          <w:rFonts w:ascii="Sakkal Majalla" w:hAnsi="Sakkal Majalla" w:cs="Sakkal Majalla" w:hint="cs"/>
+          <w:sz w:val="28"/>
+          <w:szCs w:val="28"/>
+          <w:rtl/>
+          <w:lang w:bidi="ar-AE"/>
+        </w:rPr>
+        <w:t>الله</w:t>
+      </w:r>
+      <w:r>
+        <w:rPr>
+          <w:rFonts w:ascii="Sakkal Majalla" w:hAnsi="Sakkal Majalla" w:cs="Sakkal Majalla"/>
+          <w:sz w:val="28"/>
+          <w:szCs w:val="28"/>
+          <w:rtl/>
+          <w:lang w:bidi="ar-AE"/>
+        </w:rPr>
+        <w:t xml:space="preserve"> </w:t>
+      </w:r>
+      <w:r>
+        <w:rPr>
+          <w:rFonts w:ascii="Sakkal Majalla" w:hAnsi="Sakkal Majalla" w:cs="Sakkal Majalla" w:hint="cs"/>
+          <w:sz w:val="28"/>
+          <w:szCs w:val="28"/>
+          <w:rtl/>
+          <w:lang w:bidi="ar-AE"/>
+        </w:rPr>
+        <w:t>بضبطه</w:t>
+      </w:r>
+      <w:r>
+        <w:rPr>
+          <w:rFonts w:ascii="Sakkal Majalla" w:hAnsi="Sakkal Majalla" w:cs="Sakkal Majalla" w:hint="cs"/>
+          <w:sz w:val="28"/>
+          <w:szCs w:val="28"/>
+          <w:rtl/>
+          <w:lang w:bidi="ar-AE"/>
+        </w:rPr>
+        <w:t>ا</w:t>
+      </w:r>
+      <w:r>
+        <w:rPr>
+          <w:rFonts w:ascii="Sakkal Majalla" w:hAnsi="Sakkal Majalla" w:cs="Sakkal Majalla"/>
+          <w:sz w:val="28"/>
+          <w:szCs w:val="28"/>
+          <w:rtl/>
+          <w:lang w:bidi="ar-AE"/>
+        </w:rPr>
+        <w:t xml:space="preserve"> </w:t>
+      </w:r>
+      <w:r>
+        <w:rPr>
+          <w:rFonts w:ascii="Sakkal Majalla" w:hAnsi="Sakkal Majalla" w:cs="Sakkal Majalla" w:hint="cs"/>
+          <w:sz w:val="28"/>
+          <w:szCs w:val="28"/>
+          <w:rtl/>
+          <w:lang w:bidi="ar-AE"/>
+        </w:rPr>
+        <w:t>وترويضه</w:t>
+      </w:r>
+      <w:r>
+        <w:rPr>
+          <w:rFonts w:ascii="Sakkal Majalla" w:hAnsi="Sakkal Majalla" w:cs="Sakkal Majalla" w:hint="cs"/>
+          <w:sz w:val="28"/>
+          <w:szCs w:val="28"/>
+          <w:rtl/>
+          <w:lang w:bidi="ar-AE"/>
+        </w:rPr>
+        <w:t>ا</w:t>
+      </w:r>
+      <w:r>
+        <w:rPr>
+          <w:rFonts w:ascii="Sakkal Majalla" w:hAnsi="Sakkal Majalla" w:cs="Sakkal Majalla"/>
+          <w:sz w:val="28"/>
+          <w:szCs w:val="28"/>
+          <w:rtl/>
+          <w:lang w:bidi="ar-AE"/>
+        </w:rPr>
+        <w:t>.</w:t>
+      </w:r>
+      <w:r>
+        <w:rPr>
+          <w:rFonts w:ascii="Sakkal Majalla" w:hAnsi="Sakkal Majalla" w:cs="Sakkal Majalla" w:hint="cs"/>
+          <w:sz w:val="28"/>
+          <w:szCs w:val="28"/>
+          <w:rtl/>
+          <w:lang w:bidi="ar-AE"/>
+        </w:rPr>
+        <w:t xml:space="preserve"> متى ما سينزع ما يعيق عندها سيُستعلن الأثيم الذي يفعل إرادته</w:t>
+      </w:r>
+      <w:r>
+        <w:rPr>
+          <w:rFonts w:ascii="Sakkal Majalla" w:hAnsi="Sakkal Majalla" w:cs="Sakkal Majalla" w:hint="cs"/>
+          <w:sz w:val="28"/>
+          <w:szCs w:val="28"/>
+          <w:rtl/>
+          <w:lang w:bidi="ar-AE"/>
+        </w:rPr>
+        <w:t xml:space="preserve"> وحتى أنه يتمرد</w:t>
+      </w:r>
+      <w:r>
+        <w:rPr>
+          <w:rFonts w:ascii="Sakkal Majalla" w:hAnsi="Sakkal Majalla" w:cs="Sakkal Majalla" w:hint="cs"/>
+          <w:sz w:val="28"/>
+          <w:szCs w:val="28"/>
+          <w:rtl/>
+          <w:lang w:bidi="ar-AE"/>
+        </w:rPr>
+        <w:t xml:space="preserve"> على إعلان المجد كما كان قد تمرد على إعلان النعمة. لا يوجد للإنسان استقلالية؛ إما أن يكون خاضعًا لله أو لإبليس. الوحيد الذي يمكنه أن يحفظ نفسه من الموت، هو المستقل. الله يسمح بأن يعمل الشيطان بقوة. هم يريدون فعل إرادتهم. هم يعملون آيات، عجائب وأكاذيب.</w:t>
+      </w:r>
+      <w:r>
+        <w:rPr>
+          <w:rFonts w:ascii="Sakkal Majalla" w:hAnsi="Sakkal Majalla" w:cs="Sakkal Majalla" w:hint="cs"/>
+          <w:sz w:val="28"/>
+          <w:szCs w:val="28"/>
+          <w:rtl/>
+          <w:lang w:bidi="ar-AE"/>
+        </w:rPr>
+        <w:t xml:space="preserve"> الأثيم سيكون تعبير شر ظُلم الإنسان من دون الناموس. هو سيخضع لتأثير وعبودية إبليس الذي يمنحه كل قوته. إنه مبدأ والطابع الأساسي لآدم الأول، في كل قوته، ولكن بإرادة عازمة، تعلم به وتريده.</w:t>
+      </w:r>
+    </w:p>
+    <w:p>
+      <w:pPr>
+        <w:jc w:val="both"/>
+        <w:rPr>
+          <w:rFonts w:ascii="Sakkal Majalla" w:hAnsi="Sakkal Majalla" w:cs="Sakkal Majalla"/>
+          <w:sz w:val="28"/>
+          <w:szCs w:val="28"/>
+          <w:rtl/>
+          <w:lang w:bidi="ar-AE"/>
+        </w:rPr>
+      </w:pPr>
+      <w:r>
+        <w:rPr>
+          <w:rFonts w:ascii="Sakkal Majalla" w:hAnsi="Sakkal Majalla" w:cs="Sakkal Majalla" w:hint="cs"/>
+          <w:sz w:val="28"/>
+          <w:szCs w:val="28"/>
+          <w:rtl/>
+          <w:lang w:bidi="ar-AE"/>
+        </w:rPr>
+        <w:t xml:space="preserve">دانيال 11: 36 </w:t>
+      </w:r>
+      <w:r>
+        <w:rPr>
+          <w:rFonts w:ascii="Sakkal Majalla" w:hAnsi="Sakkal Majalla" w:cs="Sakkal Majalla"/>
+          <w:sz w:val="28"/>
+          <w:szCs w:val="28"/>
+          <w:rtl/>
+          <w:lang w:bidi="ar-AE"/>
+        </w:rPr>
+        <w:t>–</w:t>
+      </w:r>
+      <w:r>
+        <w:rPr>
+          <w:rFonts w:ascii="Sakkal Majalla" w:hAnsi="Sakkal Majalla" w:cs="Sakkal Majalla" w:hint="cs"/>
+          <w:sz w:val="28"/>
+          <w:szCs w:val="28"/>
+          <w:rtl/>
+          <w:lang w:bidi="ar-AE"/>
+        </w:rPr>
+        <w:t xml:space="preserve"> 45 يرينا، بأن ضد المسيح، الملك سيتصرف بإرادته الذاتية. كملك هو يريد أن يحكم اليهود في أورشليم. "سيتعظم على كل ألوهية؛ سيتكلم بفظائع، وينجح إلى أن يعبر الغضب." هو يريد أن يكون ملكًا في أورشليم، رئيس الحيوانات أو رأسها، وهو أعلى مستوى في الخطية. </w:t>
+      </w:r>
+      <w:r>
+        <w:rPr>
+          <w:rFonts w:ascii="Sakkal Majalla" w:hAnsi="Sakkal Majalla" w:cs="Sakkal Majalla" w:hint="cs"/>
+          <w:sz w:val="28"/>
+          <w:szCs w:val="28"/>
+          <w:rtl/>
+          <w:lang w:bidi="ar-AE"/>
+        </w:rPr>
+        <w:t>من بعدها سيُباد. هذه هي نهاية أزمنة الأمم.</w:t>
+      </w:r>
+    </w:p>
+    <w:p>
+      <w:pPr>
+        <w:jc w:val="both"/>
+        <w:rPr>
+          <w:rFonts w:ascii="Sakkal Majalla" w:hAnsi="Sakkal Majalla" w:cs="Sakkal Majalla"/>
+          <w:sz w:val="28"/>
+          <w:szCs w:val="28"/>
+          <w:rtl/>
+          <w:lang w:bidi="ar-AE"/>
+        </w:rPr>
+      </w:pPr>
+      <w:r>
+        <w:rPr>
+          <w:rFonts w:ascii="Sakkal Majalla" w:hAnsi="Sakkal Majalla" w:cs="Sakkal Majalla" w:hint="cs"/>
+          <w:sz w:val="28"/>
+          <w:szCs w:val="28"/>
+          <w:rtl/>
+          <w:lang w:bidi="ar-AE"/>
+        </w:rPr>
+        <w:lastRenderedPageBreak/>
+        <w:t>الوحش والنبي الكذاب يُلقيان أمام الجميع في أتون بحيرة النار المحترقة بالكبريت. هذا هو الموت الأول، وما هو على الأقل يتعلق به، دينونة الأحياء.</w:t>
+      </w:r>
+    </w:p>
+    <w:p>
+      <w:pPr>
+        <w:jc w:val="both"/>
+        <w:rPr>
+          <w:rFonts w:ascii="Sakkal Majalla" w:hAnsi="Sakkal Majalla" w:cs="Sakkal Majalla"/>
+          <w:sz w:val="28"/>
+          <w:szCs w:val="28"/>
+          <w:rtl/>
+          <w:lang w:bidi="ar-AE"/>
+        </w:rPr>
+      </w:pPr>
+      <w:r>
+        <w:rPr>
+          <w:rFonts w:ascii="Sakkal Majalla" w:hAnsi="Sakkal Majalla" w:cs="Sakkal Majalla" w:hint="cs"/>
+          <w:sz w:val="28"/>
+          <w:szCs w:val="28"/>
+          <w:rtl/>
+          <w:lang w:bidi="ar-AE"/>
+        </w:rPr>
+        <w:t>الوحش وضد المسيح ينكران الآب والابن، (1. يوحنا 2: 22) هو ينكر يسوع المسيح في الجسد، وهو ينكر بأن المسيح هو المسيا. بواسطة هذه الوسيلة الأخيرة سيجتذب اليهود الغير مؤمنين. هو ينكر المسيح أنه أتى في الجسد، وهو نفسه يقدّم نفسه كالمسيح.</w:t>
+      </w:r>
+    </w:p>
+    <w:p>
+      <w:pPr>
+        <w:jc w:val="both"/>
+        <w:rPr>
+          <w:rFonts w:ascii="Sakkal Majalla" w:hAnsi="Sakkal Majalla" w:cs="Sakkal Majalla"/>
+          <w:sz w:val="28"/>
+          <w:szCs w:val="28"/>
+          <w:rtl/>
+          <w:lang w:bidi="ar-AE"/>
+        </w:rPr>
+        <w:sectPr>
+          <w:pgSz w:w="11906" w:h="16838"/>
+          <w:pgMar w:top="1440" w:right="1800" w:bottom="1440" w:left="1800" w:header="708" w:footer="708" w:gutter="0"/>
+          <w:cols w:space="708"/>
+          <w:bidi/>
+          <w:rtlGutter/>
+          <w:docGrid w:linePitch="360"/>
+        </w:sectPr>
+      </w:pPr>
+      <w:r>
+        <w:rPr>
+          <w:rFonts w:ascii="Sakkal Majalla" w:hAnsi="Sakkal Majalla" w:cs="Sakkal Majalla" w:hint="cs"/>
+          <w:sz w:val="28"/>
+          <w:szCs w:val="28"/>
+          <w:rtl/>
+          <w:lang w:bidi="ar-AE"/>
+        </w:rPr>
+        <w:t xml:space="preserve">النبي الكذاب (عدد 20) هو هنا الوحش الثاني </w:t>
+      </w:r>
+      <w:r>
+        <w:rPr>
+          <w:rFonts w:ascii="Sakkal Majalla" w:hAnsi="Sakkal Majalla" w:cs="Sakkal Majalla" w:hint="cs"/>
+          <w:sz w:val="28"/>
+          <w:szCs w:val="28"/>
+          <w:rtl/>
+          <w:lang w:bidi="ar-AE"/>
+        </w:rPr>
+        <w:t xml:space="preserve">من </w:t>
+      </w:r>
+      <w:r>
+        <w:rPr>
+          <w:rFonts w:ascii="Sakkal Majalla" w:hAnsi="Sakkal Majalla" w:cs="Sakkal Majalla" w:hint="cs"/>
+          <w:sz w:val="28"/>
+          <w:szCs w:val="28"/>
+          <w:rtl/>
+          <w:lang w:bidi="ar-AE"/>
+        </w:rPr>
+        <w:t xml:space="preserve">إصحاح 13: 11 هو له صورة المسيحية وصوت إبليس. هو يصنع عجائب. </w:t>
+      </w:r>
+      <w:r>
+        <w:rPr>
+          <w:rFonts w:ascii="Sakkal Majalla" w:hAnsi="Sakkal Majalla" w:cs="Sakkal Majalla" w:hint="cs"/>
+          <w:sz w:val="28"/>
+          <w:szCs w:val="28"/>
+          <w:rtl/>
+          <w:lang w:bidi="ar-AE"/>
+        </w:rPr>
+        <w:t>ق</w:t>
+      </w:r>
+      <w:r>
+        <w:rPr>
+          <w:rFonts w:ascii="Sakkal Majalla" w:hAnsi="Sakkal Majalla" w:cs="Sakkal Majalla" w:hint="cs"/>
+          <w:sz w:val="28"/>
+          <w:szCs w:val="28"/>
+          <w:rtl/>
+          <w:lang w:bidi="ar-AE"/>
+        </w:rPr>
+        <w:t xml:space="preserve">ارن 19: 20 مع 13: 12 </w:t>
+      </w:r>
+      <w:r>
+        <w:rPr>
+          <w:rFonts w:ascii="Sakkal Majalla" w:hAnsi="Sakkal Majalla" w:cs="Sakkal Majalla"/>
+          <w:sz w:val="28"/>
+          <w:szCs w:val="28"/>
+          <w:rtl/>
+          <w:lang w:bidi="ar-AE"/>
+        </w:rPr>
+        <w:t>–</w:t>
+      </w:r>
+      <w:r>
+        <w:rPr>
+          <w:rFonts w:ascii="Sakkal Majalla" w:hAnsi="Sakkal Majalla" w:cs="Sakkal Majalla" w:hint="cs"/>
+          <w:sz w:val="28"/>
+          <w:szCs w:val="28"/>
+          <w:rtl/>
+          <w:lang w:bidi="ar-AE"/>
+        </w:rPr>
+        <w:t xml:space="preserve"> 14. هذه المواضع تُري بأن الوحش الثاني هو متّحد بالنبي الكذاب. إن طابع الوحش هذا هي تلك المملكة. وبفقدان الوحش طابعه كوحش سيتوقف عن أن يكون سلطة عالمية، وفقط في تعليمه يكون سلطة. </w:t>
+      </w:r>
+      <w:r>
+        <w:rPr>
+          <w:rFonts w:ascii="Sakkal Majalla" w:hAnsi="Sakkal Majalla" w:cs="Sakkal Majalla" w:hint="cs"/>
+          <w:sz w:val="28"/>
+          <w:szCs w:val="28"/>
+          <w:rtl/>
+          <w:lang w:bidi="ar-AE"/>
+        </w:rPr>
+        <w:t xml:space="preserve">إنه </w:t>
+      </w:r>
+      <w:r>
+        <w:rPr>
+          <w:rFonts w:ascii="Sakkal Majalla" w:hAnsi="Sakkal Majalla" w:cs="Sakkal Majalla" w:hint="cs"/>
+          <w:sz w:val="28"/>
+          <w:szCs w:val="28"/>
+          <w:rtl/>
+          <w:lang w:bidi="ar-AE"/>
+        </w:rPr>
+        <w:t xml:space="preserve">يمارس سلطة الوحش حتى يسجدون له. هو مُدان كنبي كذاب. في ذلك نرى المسيحية الكاذبة، التي، ومن بعد فقدانها ملكوتها العالمي والأرضي احتفظت بسلطة تأثير تعليمها. السلطة البابوية العالمية، أو بالحري </w:t>
+      </w:r>
+      <w:r>
+        <w:rPr>
+          <w:rFonts w:ascii="Sakkal Majalla" w:hAnsi="Sakkal Majalla" w:cs="Sakkal Majalla" w:hint="cs"/>
+          <w:sz w:val="28"/>
+          <w:szCs w:val="28"/>
+          <w:rtl/>
+          <w:lang w:bidi="ar-AE"/>
+        </w:rPr>
+        <w:t>التسلسل الهرمي الذي يشمل البابا، مهدوم إلى حد معيّن؛ لكنها قائمة كنبي كذاب، و سيستمر ذلك على نحو مرئي أكثر وبتأثير أكبر.</w:t>
+      </w:r>
+    </w:p>
+    <w:p>
+      <w:pPr>
+        <w:jc w:val="both"/>
+        <w:rPr>
+          <w:rFonts w:ascii="Sakkal Majalla" w:hAnsi="Sakkal Majalla" w:cs="Sakkal Majalla"/>
+          <w:sz w:val="28"/>
+          <w:szCs w:val="28"/>
+          <w:rtl/>
+          <w:lang w:bidi="ar-AE"/>
+        </w:rPr>
+      </w:pPr>
+      <w:hyperlink r:id="rId9" w:history="1">
+        <w:r>
+          <w:rPr>
+            <w:rStyle w:val="Hyperlink"/>
+            <w:rFonts w:ascii="Sakkal Majalla" w:hAnsi="Sakkal Majalla" w:cs="Sakkal Majalla" w:hint="cs"/>
+            <w:sz w:val="28"/>
+            <w:szCs w:val="28"/>
+            <w:rtl/>
+            <w:lang w:bidi="ar-AE"/>
+          </w:rPr>
+          <w:t>العالم وال</w:t>
+        </w:r>
+        <w:r>
+          <w:rPr>
+            <w:rStyle w:val="Hyperlink"/>
+            <w:rFonts w:ascii="Sakkal Majalla" w:hAnsi="Sakkal Majalla" w:cs="Sakkal Majalla" w:hint="cs"/>
+            <w:sz w:val="28"/>
+            <w:szCs w:val="28"/>
+            <w:rtl/>
+            <w:lang w:bidi="ar-AE"/>
+          </w:rPr>
+          <w:t>ك</w:t>
+        </w:r>
+        <w:r>
+          <w:rPr>
+            <w:rStyle w:val="Hyperlink"/>
+            <w:rFonts w:ascii="Sakkal Majalla" w:hAnsi="Sakkal Majalla" w:cs="Sakkal Majalla" w:hint="cs"/>
+            <w:sz w:val="28"/>
+            <w:szCs w:val="28"/>
+            <w:rtl/>
+            <w:lang w:bidi="ar-AE"/>
+          </w:rPr>
+          <w:t>نيسة الجزء 4 من 5</w:t>
+        </w:r>
+      </w:hyperlink>
+    </w:p>
+    <w:p>
+      <w:pPr>
+        <w:jc w:val="both"/>
+        <w:rPr>
+          <w:rFonts w:ascii="Sakkal Majalla" w:hAnsi="Sakkal Majalla" w:cs="Sakkal Majalla"/>
+          <w:sz w:val="28"/>
+          <w:szCs w:val="28"/>
+          <w:rtl/>
+          <w:lang w:bidi="ar-AE"/>
+        </w:rPr>
+      </w:pPr>
+      <w:r>
+        <w:rPr>
+          <w:rFonts w:ascii="Sakkal Majalla" w:hAnsi="Sakkal Majalla" w:cs="Sakkal Majalla" w:hint="cs"/>
+          <w:sz w:val="28"/>
+          <w:szCs w:val="28"/>
+          <w:rtl/>
+          <w:lang w:bidi="ar-AE"/>
+        </w:rPr>
+        <w:t xml:space="preserve">العدد 1 </w:t>
+      </w:r>
+      <w:r>
+        <w:rPr>
+          <w:rFonts w:ascii="Sakkal Majalla" w:hAnsi="Sakkal Majalla" w:cs="Sakkal Majalla"/>
+          <w:sz w:val="28"/>
+          <w:szCs w:val="28"/>
+          <w:rtl/>
+          <w:lang w:bidi="ar-AE"/>
+        </w:rPr>
+        <w:t>–</w:t>
+      </w:r>
+      <w:r>
+        <w:rPr>
+          <w:rFonts w:ascii="Sakkal Majalla" w:hAnsi="Sakkal Majalla" w:cs="Sakkal Majalla" w:hint="cs"/>
+          <w:sz w:val="28"/>
+          <w:szCs w:val="28"/>
+          <w:rtl/>
+          <w:lang w:bidi="ar-AE"/>
+        </w:rPr>
+        <w:t xml:space="preserve"> 6. لقد رأينا دينونة بابل من جانب الله، ودينونة الوحش والنبي الكذاب، من جانب يسوع. الآن نحن نجد الدينونة التي تقع على إبليس، الذي هو منبع، وسيادة وقوة كل هذه الخطية. قلب </w:t>
+      </w:r>
+      <w:r>
+        <w:rPr>
+          <w:rFonts w:ascii="Sakkal Majalla" w:hAnsi="Sakkal Majalla" w:cs="Sakkal Majalla" w:hint="cs"/>
+          <w:sz w:val="28"/>
+          <w:szCs w:val="28"/>
+          <w:rtl/>
+          <w:lang w:bidi="ar-AE"/>
+        </w:rPr>
+        <w:t>ا</w:t>
+      </w:r>
+      <w:r>
+        <w:rPr>
+          <w:rFonts w:ascii="Sakkal Majalla" w:hAnsi="Sakkal Majalla" w:cs="Sakkal Majalla" w:hint="cs"/>
+          <w:sz w:val="28"/>
+          <w:szCs w:val="28"/>
+          <w:rtl/>
+          <w:lang w:bidi="ar-AE"/>
+        </w:rPr>
+        <w:t>لإنسان كان المُلك الأرضي، الذي عليه زُرع كل هذا. غير أن إبليس فقد كان المصدر الأساسي لهذا كله.</w:t>
+      </w:r>
+    </w:p>
+    <w:p>
+      <w:pPr>
+        <w:jc w:val="both"/>
+        <w:rPr>
+          <w:rFonts w:ascii="Sakkal Majalla" w:hAnsi="Sakkal Majalla" w:cs="Sakkal Majalla"/>
+          <w:sz w:val="28"/>
+          <w:szCs w:val="28"/>
+          <w:rtl/>
+          <w:lang w:bidi="ar-AE"/>
+        </w:rPr>
+      </w:pPr>
+      <w:r>
+        <w:rPr>
+          <w:rFonts w:ascii="Sakkal Majalla" w:hAnsi="Sakkal Majalla" w:cs="Sakkal Majalla" w:hint="cs"/>
+          <w:sz w:val="28"/>
+          <w:szCs w:val="28"/>
+          <w:rtl/>
+          <w:lang w:bidi="ar-AE"/>
+        </w:rPr>
+        <w:t xml:space="preserve">العدد 1 </w:t>
+      </w:r>
+      <w:r>
+        <w:rPr>
+          <w:rFonts w:ascii="Sakkal Majalla" w:hAnsi="Sakkal Majalla" w:cs="Sakkal Majalla"/>
+          <w:sz w:val="28"/>
+          <w:szCs w:val="28"/>
+          <w:rtl/>
+          <w:lang w:bidi="ar-AE"/>
+        </w:rPr>
+        <w:t>–</w:t>
+      </w:r>
+      <w:r>
+        <w:rPr>
+          <w:rFonts w:ascii="Sakkal Majalla" w:hAnsi="Sakkal Majalla" w:cs="Sakkal Majalla" w:hint="cs"/>
+          <w:sz w:val="28"/>
+          <w:szCs w:val="28"/>
+          <w:rtl/>
+          <w:lang w:bidi="ar-AE"/>
+        </w:rPr>
+        <w:t xml:space="preserve"> 3. إن الحقيقة بأن إبليس سيُربط هو في غاية الأهمية. لا يمكن للمرء أن يتصوّر الفارق الذي سيحدث للعالم جراء ذلك؛ إننا لدينا تصور ضئيل عن فساد القلب المخادع والشرير في الإنسان وعن سيادة إبليس. إحدى الصفات الأساسية للتدبير في المستقبل هو بأن إبليس سيكون مربوطًا؛ فهي حالة جديدة كليًا بالنسبة للعالم. بصفته المُضِل اللعين إبليس هو الحية؛ وكصاحب السيادة هو التنين؛ وكالمقاوم له اسم إبليس؛ كالمشتكي هو الشيطان. إبليس انتزع من آدم كل الخليقة، وبالتالي أيضًا من الله. آدم، بصفته صورة الآتي كان يملك كل الأرض. </w:t>
+      </w:r>
+      <w:r>
+        <w:rPr>
+          <w:rFonts w:ascii="Sakkal Majalla" w:hAnsi="Sakkal Majalla" w:cs="Sakkal Majalla" w:hint="cs"/>
+          <w:sz w:val="28"/>
+          <w:szCs w:val="28"/>
+          <w:rtl/>
+          <w:lang w:bidi="ar-AE"/>
+        </w:rPr>
+        <w:t>إبليس أغواه. حواء وآدم سقطا، وسقطت معهما كل الخليقة. آدم كان حلقة الوصل التي ربطت الله بالخليقة. فبانكسار الحلقة سقط كل شيء وتدمر كل ما عملته وانفصل عن الله، وأصبح إبليس رئيسًا لهذا العالم. الله تدخل في مختلف الطرق ومن بينها الطوفان؛ وبلامبالاته غرق عندها العالم في الأوثان وبالتالي سقط أكثر من ذي قبل في قبضة إبليس. لأنه في الكتاب لم يُذكر شيء عن عبادة الأوثان قبل الطوفان. الإنسان بصفته الإنسان عبد الشيطان وسجد له في الكثير من المواضع. الفلاسفة القدماء عبدوه ليس أقل من عبدة الأوثان في أيامنا. في حكمة الله تبرهن بأن الإنسان لا يعرف الله بحكمته، وهذا ما قادته إليه حكمته (1. كورنثوس 1: 21).</w:t>
+      </w:r>
+    </w:p>
+    <w:p>
+      <w:pPr>
+        <w:jc w:val="both"/>
+        <w:rPr>
+          <w:rFonts w:ascii="Sakkal Majalla" w:hAnsi="Sakkal Majalla" w:cs="Sakkal Majalla"/>
+          <w:sz w:val="28"/>
+          <w:szCs w:val="28"/>
+          <w:rtl/>
+          <w:lang w:val="de-DE" w:bidi="ar-AE"/>
+        </w:rPr>
+      </w:pPr>
+      <w:r>
+        <w:rPr>
+          <w:rFonts w:ascii="Sakkal Majalla" w:hAnsi="Sakkal Majalla" w:cs="Sakkal Majalla"/>
+          <w:sz w:val="28"/>
+          <w:szCs w:val="28"/>
+          <w:lang w:val="de-DE" w:bidi="ar-AE"/>
+        </w:rPr>
+        <w:t>Um jegliche Abgötterei zu vertreiben, hat Gott eine Nation ausgeschieden</w:t>
       </w:r>
       <w:bookmarkStart w:id="0" w:name="_GoBack"/>
       <w:bookmarkEnd w:id="0"/>
-      <w:r>
-        <w:rPr>
-          <w:rFonts w:ascii="Sakkal Majalla" w:hAnsi="Sakkal Majalla" w:cs="Sakkal Majalla" w:hint="cs"/>
-          <w:sz w:val="28"/>
-          <w:szCs w:val="28"/>
-          <w:rtl/>
-        </w:rPr>
-        <w:t xml:space="preserve"> يكون الروح القدس؛ وحيث لا يكون، لا يكون هنالك كنيسة.</w:t>
-      </w:r>
     </w:p>
     <w:sectPr>
       <w:pgSz w:w="11906" w:h="16838"/>
@@ -385,6 +6723,586 @@
     </w:sectPr>
   </w:body>
 </w:document>
+</file>
+
+<file path=word/endnotes.xml><?xml version="1.0" encoding="utf-8"?>
+<w:endnotes xmlns:wpc="http://schemas.microsoft.com/office/word/2010/wordprocessingCanvas" xmlns:cx="http://schemas.microsoft.com/office/drawing/2014/chartex" xmlns:cx1="http://schemas.microsoft.com/office/drawing/2015/9/8/chartex" xmlns:cx2="http://schemas.microsoft.com/office/drawing/2015/10/21/chartex" xmlns:cx3="http://schemas.microsoft.com/office/drawing/2016/5/9/chartex" xmlns:cx4="http://schemas.microsoft.com/office/drawing/2016/5/10/chartex" xmlns:cx5="http://schemas.microsoft.com/office/drawing/2016/5/11/chartex" xmlns:cx6="http://schemas.microsoft.com/office/drawing/2016/5/12/chartex" xmlns:cx7="http://schemas.microsoft.com/office/drawing/2016/5/13/chartex" xmlns:cx8="http://schemas.microsoft.com/office/drawing/2016/5/14/chartex" xmlns:mc="http://schemas.openxmlformats.org/markup-compatibility/2006" xmlns:aink="http://schemas.microsoft.com/office/drawing/2016/ink" xmlns:am3d="http://schemas.microsoft.com/office/drawing/2017/model3d" xmlns:o="urn:schemas-microsoft-com:office:office" xmlns:r="http://schemas.openxmlformats.org/officeDocument/2006/relationships" xmlns:m="http://schemas.openxmlformats.org/officeDocument/2006/math" xmlns:v="urn:schemas-microsoft-com:vml" xmlns:wp14="http://schemas.microsoft.com/office/word/2010/wordprocessingDrawing" xmlns:wp="http://schemas.openxmlformats.org/drawingml/2006/wordprocessingDrawing" xmlns:w10="urn:schemas-microsoft-com:office:word" xmlns:w="http://schemas.openxmlformats.org/wordprocessingml/2006/main" xmlns:w14="http://schemas.microsoft.com/office/word/2010/wordml" xmlns:w15="http://schemas.microsoft.com/office/word/2012/wordml" xmlns:w16cid="http://schemas.microsoft.com/office/word/2016/wordml/cid" xmlns:w16se="http://schemas.microsoft.com/office/word/2015/wordml/symex" xmlns:wpg="http://schemas.microsoft.com/office/word/2010/wordprocessingGroup" xmlns:wpi="http://schemas.microsoft.com/office/word/2010/wordprocessingInk" xmlns:wne="http://schemas.microsoft.com/office/word/2006/wordml" xmlns:wps="http://schemas.microsoft.com/office/word/2010/wordprocessingShape" mc:Ignorable="w14 w15 w16se w16cid wp14">
+  <w:endnote w:type="separator" w:id="-1">
+    <w:p>
+      <w:pPr>
+        <w:spacing w:after="0" w:line="240" w:lineRule="auto"/>
+      </w:pPr>
+      <w:r>
+        <w:separator/>
+      </w:r>
+    </w:p>
+  </w:endnote>
+  <w:endnote w:type="continuationSeparator" w:id="0">
+    <w:p>
+      <w:pPr>
+        <w:spacing w:after="0" w:line="240" w:lineRule="auto"/>
+      </w:pPr>
+      <w:r>
+        <w:continuationSeparator/>
+      </w:r>
+    </w:p>
+  </w:endnote>
+</w:endnotes>
+</file>
+
+<file path=word/footnotes.xml><?xml version="1.0" encoding="utf-8"?>
+<w:footnotes xmlns:wpc="http://schemas.microsoft.com/office/word/2010/wordprocessingCanvas" xmlns:cx="http://schemas.microsoft.com/office/drawing/2014/chartex" xmlns:cx1="http://schemas.microsoft.com/office/drawing/2015/9/8/chartex" xmlns:cx2="http://schemas.microsoft.com/office/drawing/2015/10/21/chartex" xmlns:cx3="http://schemas.microsoft.com/office/drawing/2016/5/9/chartex" xmlns:cx4="http://schemas.microsoft.com/office/drawing/2016/5/10/chartex" xmlns:cx5="http://schemas.microsoft.com/office/drawing/2016/5/11/chartex" xmlns:cx6="http://schemas.microsoft.com/office/drawing/2016/5/12/chartex" xmlns:cx7="http://schemas.microsoft.com/office/drawing/2016/5/13/chartex" xmlns:cx8="http://schemas.microsoft.com/office/drawing/2016/5/14/chartex" xmlns:mc="http://schemas.openxmlformats.org/markup-compatibility/2006" xmlns:aink="http://schemas.microsoft.com/office/drawing/2016/ink" xmlns:am3d="http://schemas.microsoft.com/office/drawing/2017/model3d" xmlns:o="urn:schemas-microsoft-com:office:office" xmlns:r="http://schemas.openxmlformats.org/officeDocument/2006/relationships" xmlns:m="http://schemas.openxmlformats.org/officeDocument/2006/math" xmlns:v="urn:schemas-microsoft-com:vml" xmlns:wp14="http://schemas.microsoft.com/office/word/2010/wordprocessingDrawing" xmlns:wp="http://schemas.openxmlformats.org/drawingml/2006/wordprocessingDrawing" xmlns:w10="urn:schemas-microsoft-com:office:word" xmlns:w="http://schemas.openxmlformats.org/wordprocessingml/2006/main" xmlns:w14="http://schemas.microsoft.com/office/word/2010/wordml" xmlns:w15="http://schemas.microsoft.com/office/word/2012/wordml" xmlns:w16cid="http://schemas.microsoft.com/office/word/2016/wordml/cid" xmlns:w16se="http://schemas.microsoft.com/office/word/2015/wordml/symex" xmlns:wpg="http://schemas.microsoft.com/office/word/2010/wordprocessingGroup" xmlns:wpi="http://schemas.microsoft.com/office/word/2010/wordprocessingInk" xmlns:wne="http://schemas.microsoft.com/office/word/2006/wordml" xmlns:wps="http://schemas.microsoft.com/office/word/2010/wordprocessingShape" mc:Ignorable="w14 w15 w16se w16cid wp14">
+  <w:footnote w:type="separator" w:id="-1">
+    <w:p>
+      <w:pPr>
+        <w:spacing w:after="0" w:line="240" w:lineRule="auto"/>
+      </w:pPr>
+      <w:r>
+        <w:separator/>
+      </w:r>
+    </w:p>
+  </w:footnote>
+  <w:footnote w:type="continuationSeparator" w:id="0">
+    <w:p>
+      <w:pPr>
+        <w:spacing w:after="0" w:line="240" w:lineRule="auto"/>
+      </w:pPr>
+      <w:r>
+        <w:continuationSeparator/>
+      </w:r>
+    </w:p>
+  </w:footnote>
+  <w:footnote w:id="1">
+    <w:p>
+      <w:pPr>
+        <w:pStyle w:val="FootnoteText"/>
+        <w:jc w:val="both"/>
+        <w:rPr>
+          <w:rFonts w:ascii="Sakkal Majalla" w:hAnsi="Sakkal Majalla" w:cs="Sakkal Majalla"/>
+          <w:b/>
+          <w:bCs/>
+          <w:sz w:val="26"/>
+          <w:szCs w:val="26"/>
+          <w:rtl/>
+        </w:rPr>
+      </w:pPr>
+      <w:r>
+        <w:rPr>
+          <w:rFonts w:ascii="Sakkal Majalla" w:hAnsi="Sakkal Majalla" w:cs="Sakkal Majalla"/>
+          <w:b/>
+          <w:bCs/>
+          <w:sz w:val="26"/>
+          <w:szCs w:val="26"/>
+        </w:rPr>
+        <w:footnoteRef/>
+      </w:r>
+      <w:r>
+        <w:rPr>
+          <w:rFonts w:ascii="Sakkal Majalla" w:hAnsi="Sakkal Majalla" w:cs="Sakkal Majalla"/>
+          <w:b/>
+          <w:bCs/>
+          <w:sz w:val="26"/>
+          <w:szCs w:val="26"/>
+          <w:rtl/>
+        </w:rPr>
+        <w:t xml:space="preserve"> </w:t>
+      </w:r>
+      <w:r>
+        <w:rPr>
+          <w:rFonts w:ascii="Sakkal Majalla" w:hAnsi="Sakkal Majalla" w:cs="Sakkal Majalla" w:hint="cs"/>
+          <w:b/>
+          <w:bCs/>
+          <w:sz w:val="26"/>
+          <w:szCs w:val="26"/>
+          <w:rtl/>
+        </w:rPr>
+        <w:t>في بداية نبوة حزقيال نرى الكروبيم والهيكل والمقام متروك</w:t>
+      </w:r>
+      <w:r>
+        <w:rPr>
+          <w:rFonts w:ascii="Sakkal Majalla" w:hAnsi="Sakkal Majalla" w:cs="Sakkal Majalla" w:hint="cs"/>
+          <w:b/>
+          <w:bCs/>
+          <w:sz w:val="26"/>
+          <w:szCs w:val="26"/>
+          <w:rtl/>
+        </w:rPr>
+        <w:t>ين</w:t>
+      </w:r>
+      <w:r>
+        <w:rPr>
+          <w:rFonts w:ascii="Sakkal Majalla" w:hAnsi="Sakkal Majalla" w:cs="Sakkal Majalla" w:hint="cs"/>
+          <w:b/>
+          <w:bCs/>
+          <w:sz w:val="26"/>
+          <w:szCs w:val="26"/>
+          <w:rtl/>
+        </w:rPr>
+        <w:t xml:space="preserve"> (حزقيال 10: 18؛ 11: 23)</w:t>
+      </w:r>
+    </w:p>
+  </w:footnote>
+  <w:footnote w:id="2">
+    <w:p>
+      <w:pPr>
+        <w:pStyle w:val="FootnoteText"/>
+        <w:jc w:val="both"/>
+        <w:rPr>
+          <w:rFonts w:ascii="Sakkal Majalla" w:hAnsi="Sakkal Majalla" w:cs="Sakkal Majalla"/>
+          <w:b/>
+          <w:bCs/>
+          <w:sz w:val="26"/>
+          <w:szCs w:val="26"/>
+          <w:rtl/>
+        </w:rPr>
+      </w:pPr>
+      <w:r>
+        <w:rPr>
+          <w:rFonts w:ascii="Sakkal Majalla" w:hAnsi="Sakkal Majalla" w:cs="Sakkal Majalla"/>
+          <w:b/>
+          <w:bCs/>
+          <w:sz w:val="26"/>
+          <w:szCs w:val="26"/>
+        </w:rPr>
+        <w:footnoteRef/>
+      </w:r>
+      <w:r>
+        <w:rPr>
+          <w:rFonts w:ascii="Sakkal Majalla" w:hAnsi="Sakkal Majalla" w:cs="Sakkal Majalla"/>
+          <w:b/>
+          <w:bCs/>
+          <w:sz w:val="26"/>
+          <w:szCs w:val="26"/>
+          <w:rtl/>
+        </w:rPr>
+        <w:t xml:space="preserve"> </w:t>
+      </w:r>
+      <w:r>
+        <w:rPr>
+          <w:rFonts w:ascii="Sakkal Majalla" w:hAnsi="Sakkal Majalla" w:cs="Sakkal Majalla" w:hint="cs"/>
+          <w:b/>
+          <w:bCs/>
+          <w:sz w:val="26"/>
+          <w:szCs w:val="26"/>
+          <w:rtl/>
+        </w:rPr>
+        <w:t xml:space="preserve">إن عودة الله ليستلم حُكمه على العالم يحدث قبل تعيين الابن على الأرض. إصحاح 6 من سفر الرؤيا يُري ماذا سيأتي أولاً قبل أن يتملّك يسوع الأرض. الحمل يفتح الختوم. هو يُري بأنه لا يزال غير منفتح، </w:t>
+      </w:r>
+      <w:r>
+        <w:rPr>
+          <w:rFonts w:ascii="Sakkal Majalla" w:hAnsi="Sakkal Majalla" w:cs="Sakkal Majalla" w:hint="cs"/>
+          <w:b/>
+          <w:bCs/>
+          <w:sz w:val="26"/>
+          <w:szCs w:val="26"/>
+          <w:rtl/>
+        </w:rPr>
+        <w:t>ليأخذ الميراث وليتمم الدينونة، كما وهو ليس الحمل في وسط العرش، في السماء، في وقت تسلّم الله الحكم من دون أن يكون قد سلّم العرش للابن.</w:t>
+      </w:r>
+    </w:p>
+  </w:footnote>
+  <w:footnote w:id="3">
+    <w:p>
+      <w:pPr>
+        <w:pStyle w:val="FootnoteText"/>
+        <w:jc w:val="both"/>
+        <w:rPr>
+          <w:rFonts w:ascii="Sakkal Majalla" w:hAnsi="Sakkal Majalla" w:cs="Sakkal Majalla"/>
+          <w:b/>
+          <w:bCs/>
+          <w:sz w:val="26"/>
+          <w:szCs w:val="26"/>
+          <w:rtl/>
+        </w:rPr>
+      </w:pPr>
+      <w:r>
+        <w:rPr>
+          <w:rFonts w:ascii="Sakkal Majalla" w:hAnsi="Sakkal Majalla" w:cs="Sakkal Majalla"/>
+          <w:b/>
+          <w:bCs/>
+          <w:sz w:val="26"/>
+          <w:szCs w:val="26"/>
+        </w:rPr>
+        <w:footnoteRef/>
+      </w:r>
+      <w:r>
+        <w:rPr>
+          <w:rFonts w:ascii="Sakkal Majalla" w:hAnsi="Sakkal Majalla" w:cs="Sakkal Majalla"/>
+          <w:b/>
+          <w:bCs/>
+          <w:sz w:val="26"/>
+          <w:szCs w:val="26"/>
+          <w:rtl/>
+        </w:rPr>
+        <w:t xml:space="preserve"> </w:t>
+      </w:r>
+      <w:r>
+        <w:rPr>
+          <w:rFonts w:ascii="Sakkal Majalla" w:hAnsi="Sakkal Majalla" w:cs="Sakkal Majalla" w:hint="cs"/>
+          <w:b/>
+          <w:bCs/>
+          <w:sz w:val="26"/>
+          <w:szCs w:val="26"/>
+          <w:rtl/>
+        </w:rPr>
+        <w:t xml:space="preserve"> في رؤيا يوحنا لا يُقدّم الله أبدًا كالآب. كذلك ليس هنالك ذكر للكنيسة، وإنما عن العالم وعلاقته بالله </w:t>
+      </w:r>
+      <w:r>
+        <w:rPr>
+          <w:rFonts w:ascii="Sakkal Majalla" w:hAnsi="Sakkal Majalla" w:cs="Sakkal Majalla" w:hint="cs"/>
+          <w:b/>
+          <w:bCs/>
+          <w:sz w:val="26"/>
+          <w:szCs w:val="26"/>
+          <w:rtl/>
+        </w:rPr>
+        <w:t>كحاكم للعالم. إن هذا يمنح السفر طابعه. التحية (إصحاح 1: 4) تتفق مع هذا الطابع. الله يقدّم ذاته كالذي يحكم هناك. في إصحاح 4: 8 نجد كل أسماء الله، عدا الذي يتعلق بالكنيسة: الآب. هو الله، الرب، القدير، يهوه. في هذه الأسماء يُظهر الله ذاته في كل تدبير. مع الكنيسة هو يُدعى بالآب: وهذا لا نجده هنا.</w:t>
+      </w:r>
+    </w:p>
+  </w:footnote>
+  <w:footnote w:id="4">
+    <w:p>
+      <w:pPr>
+        <w:pStyle w:val="FootnoteText"/>
+        <w:rPr>
+          <w:rFonts w:ascii="Sakkal Majalla" w:hAnsi="Sakkal Majalla" w:cs="Sakkal Majalla"/>
+          <w:b/>
+          <w:bCs/>
+          <w:sz w:val="26"/>
+          <w:szCs w:val="26"/>
+          <w:rtl/>
+        </w:rPr>
+      </w:pPr>
+      <w:r>
+        <w:rPr>
+          <w:rFonts w:ascii="Sakkal Majalla" w:hAnsi="Sakkal Majalla" w:cs="Sakkal Majalla"/>
+          <w:b/>
+          <w:bCs/>
+          <w:sz w:val="26"/>
+          <w:szCs w:val="26"/>
+        </w:rPr>
+        <w:footnoteRef/>
+      </w:r>
+      <w:r>
+        <w:rPr>
+          <w:rFonts w:ascii="Sakkal Majalla" w:hAnsi="Sakkal Majalla" w:cs="Sakkal Majalla"/>
+          <w:b/>
+          <w:bCs/>
+          <w:sz w:val="26"/>
+          <w:szCs w:val="26"/>
+          <w:rtl/>
+        </w:rPr>
+        <w:t xml:space="preserve"> </w:t>
+      </w:r>
+      <w:r>
+        <w:rPr>
+          <w:rFonts w:ascii="Sakkal Majalla" w:hAnsi="Sakkal Majalla" w:cs="Sakkal Majalla" w:hint="cs"/>
+          <w:b/>
+          <w:bCs/>
+          <w:sz w:val="26"/>
+          <w:szCs w:val="26"/>
+          <w:rtl/>
+        </w:rPr>
+        <w:t>إنه من المهم جدًا أن ننتبه، بأن غاية السفر العامة، رؤيا يسوع كوارث للعالم، بأنه في صفته الحمل المستحق له الحق الشرعي، بأن يفتح سفر  عقد الميراث المختوم، الذي سيقع عليه النصيب، وأن يُحرّك القضية. إن هذا يُلقي الكثير من الضوء على لنفهم رؤيا يوحنا.</w:t>
+      </w:r>
+    </w:p>
+  </w:footnote>
+  <w:footnote w:id="5">
+    <w:p>
+      <w:pPr>
+        <w:pStyle w:val="FootnoteText"/>
+        <w:jc w:val="both"/>
+        <w:rPr>
+          <w:rFonts w:ascii="Sakkal Majalla" w:hAnsi="Sakkal Majalla" w:cs="Sakkal Majalla"/>
+          <w:b/>
+          <w:bCs/>
+          <w:sz w:val="26"/>
+          <w:szCs w:val="26"/>
+          <w:rtl/>
+        </w:rPr>
+      </w:pPr>
+      <w:r>
+        <w:rPr>
+          <w:rFonts w:ascii="Sakkal Majalla" w:hAnsi="Sakkal Majalla" w:cs="Sakkal Majalla"/>
+          <w:b/>
+          <w:bCs/>
+          <w:sz w:val="26"/>
+          <w:szCs w:val="26"/>
+        </w:rPr>
+        <w:footnoteRef/>
+      </w:r>
+      <w:r>
+        <w:rPr>
+          <w:rFonts w:ascii="Sakkal Majalla" w:hAnsi="Sakkal Majalla" w:cs="Sakkal Majalla"/>
+          <w:b/>
+          <w:bCs/>
+          <w:sz w:val="26"/>
+          <w:szCs w:val="26"/>
+          <w:rtl/>
+        </w:rPr>
+        <w:t xml:space="preserve"> </w:t>
+      </w:r>
+      <w:r>
+        <w:rPr>
+          <w:rFonts w:ascii="Sakkal Majalla" w:hAnsi="Sakkal Majalla" w:cs="Sakkal Majalla" w:hint="cs"/>
+          <w:b/>
+          <w:bCs/>
+          <w:sz w:val="26"/>
+          <w:szCs w:val="26"/>
+          <w:rtl/>
+        </w:rPr>
+        <w:t xml:space="preserve">إن الخطية أفسدت كل شيء، وقطعت الرابطة التي كانت في عدن بين السماء والأرض. يسوع أتى وكان على الأرض رابطة بين السماء والأرض؛ فنزل عليه الروح القدس؛ فانفتحت السماء، لأن يسوع، الذي أقرّت به السماء، كان على الأرض. يوحنا 1: 52 الملائكة نزلت عليه، كمَن هو ابن الإنسان، ما هو في الواقع سيتم فقط في مجد يسوع في المُلك الألفي بشكل كامل. </w:t>
+      </w:r>
+      <w:proofErr w:type="spellStart"/>
+      <w:r>
+        <w:rPr>
+          <w:rFonts w:ascii="Sakkal Majalla" w:hAnsi="Sakkal Majalla" w:cs="Sakkal Majalla" w:hint="cs"/>
+          <w:b/>
+          <w:bCs/>
+          <w:sz w:val="26"/>
+          <w:szCs w:val="26"/>
+          <w:rtl/>
+        </w:rPr>
+        <w:t>استفانوس</w:t>
+      </w:r>
+      <w:proofErr w:type="spellEnd"/>
+      <w:r>
+        <w:rPr>
+          <w:rFonts w:ascii="Sakkal Majalla" w:hAnsi="Sakkal Majalla" w:cs="Sakkal Majalla" w:hint="cs"/>
+          <w:b/>
+          <w:bCs/>
+          <w:sz w:val="26"/>
+          <w:szCs w:val="26"/>
+          <w:rtl/>
+        </w:rPr>
+        <w:t xml:space="preserve"> من جانبٍ رأى السماء مفتوحة،  لكن يسوع، موضوع مسرة الله كان عندها في السماء، حيث قد دخلت البشرية في المسيح، وحيث يجد الإنسان مكانًا مع المسيح. إنها بالتالي لم تكن أية رابطة فيما بعد. وإذ الإنجيل سيُرفض، انفتحت السماء، لكي تنظر الكنيسة، الممتلئة بالروح القدس، مثل </w:t>
+      </w:r>
+      <w:proofErr w:type="spellStart"/>
+      <w:r>
+        <w:rPr>
+          <w:rFonts w:ascii="Sakkal Majalla" w:hAnsi="Sakkal Majalla" w:cs="Sakkal Majalla" w:hint="cs"/>
+          <w:b/>
+          <w:bCs/>
+          <w:sz w:val="26"/>
+          <w:szCs w:val="26"/>
+          <w:rtl/>
+        </w:rPr>
+        <w:t>استفانوس</w:t>
+      </w:r>
+      <w:proofErr w:type="spellEnd"/>
+      <w:r>
+        <w:rPr>
+          <w:rFonts w:ascii="Sakkal Majalla" w:hAnsi="Sakkal Majalla" w:cs="Sakkal Majalla" w:hint="cs"/>
+          <w:b/>
+          <w:bCs/>
+          <w:sz w:val="26"/>
+          <w:szCs w:val="26"/>
+          <w:rtl/>
+        </w:rPr>
+        <w:t>، مجد الله في السماء.</w:t>
+      </w:r>
+      <w:r>
+        <w:rPr>
+          <w:rFonts w:ascii="Sakkal Majalla" w:hAnsi="Sakkal Majalla" w:cs="Sakkal Majalla" w:hint="cs"/>
+          <w:b/>
+          <w:bCs/>
+          <w:sz w:val="26"/>
+          <w:szCs w:val="26"/>
+          <w:rtl/>
+        </w:rPr>
+        <w:t xml:space="preserve"> حينما كان يسوع على الأرض</w:t>
+      </w:r>
+      <w:r>
+        <w:rPr>
+          <w:rFonts w:ascii="Sakkal Majalla" w:hAnsi="Sakkal Majalla" w:cs="Sakkal Majalla" w:hint="cs"/>
+          <w:b/>
+          <w:bCs/>
+          <w:sz w:val="26"/>
+          <w:szCs w:val="26"/>
+          <w:rtl/>
+        </w:rPr>
+        <w:t xml:space="preserve"> نظرت السماء إلى الأرض؛ ولكن إذ أن يسوع في السماء، تنظر الكنيسة من الأرض إلى العلاء. ويا لها من تعزية أننا باستطاعتنا أن نرفرف عاليًا فوق كل شيء. ونرى السماء مفتوحة. كل ما هو جسدي يقع تحت دينونة الله، ومن هناك تمضي أيضًا كل آمال الناس. إن كل مبادئ فساد الأرض جميعها عاملة في نشاط الآن؛ فالأمانة تكمن في الهروب من هذه المبادئ، التي ثمارها هي عنب لخِمارة الأرض ولمعصرة غضب الله القدير.</w:t>
+      </w:r>
+    </w:p>
+  </w:footnote>
+  <w:footnote w:id="6">
+    <w:p>
+      <w:pPr>
+        <w:pStyle w:val="FootnoteText"/>
+        <w:jc w:val="both"/>
+        <w:rPr>
+          <w:rFonts w:ascii="Sakkal Majalla" w:hAnsi="Sakkal Majalla" w:cs="Sakkal Majalla"/>
+          <w:b/>
+          <w:bCs/>
+          <w:sz w:val="26"/>
+          <w:szCs w:val="26"/>
+          <w:rtl/>
+        </w:rPr>
+      </w:pPr>
+      <w:r>
+        <w:rPr>
+          <w:rFonts w:ascii="Sakkal Majalla" w:hAnsi="Sakkal Majalla" w:cs="Sakkal Majalla"/>
+          <w:b/>
+          <w:bCs/>
+          <w:sz w:val="26"/>
+          <w:szCs w:val="26"/>
+        </w:rPr>
+        <w:footnoteRef/>
+      </w:r>
+      <w:r>
+        <w:rPr>
+          <w:rFonts w:ascii="Sakkal Majalla" w:hAnsi="Sakkal Majalla" w:cs="Sakkal Majalla"/>
+          <w:b/>
+          <w:bCs/>
+          <w:sz w:val="26"/>
+          <w:szCs w:val="26"/>
+          <w:rtl/>
+        </w:rPr>
+        <w:t xml:space="preserve"> </w:t>
+      </w:r>
+      <w:r>
+        <w:rPr>
+          <w:rFonts w:ascii="Sakkal Majalla" w:hAnsi="Sakkal Majalla" w:cs="Sakkal Majalla" w:hint="cs"/>
+          <w:b/>
+          <w:bCs/>
+          <w:sz w:val="26"/>
+          <w:szCs w:val="26"/>
+          <w:rtl/>
+        </w:rPr>
+        <w:t xml:space="preserve"> عندما نتكلم عن المملكة الرومانية، نقول بأنها لم تعُد موجودة، وهو صحيح جزئيًا، لأن البابوية ليست هي المملكة الرومانية القيصرية، وحش دانيال الرابع؛ لكنه سيخرج من</w:t>
+      </w:r>
+      <w:r>
+        <w:rPr>
+          <w:rFonts w:ascii="Sakkal Majalla" w:hAnsi="Sakkal Majalla" w:cs="Sakkal Majalla" w:hint="cs"/>
+          <w:b/>
+          <w:bCs/>
+          <w:sz w:val="26"/>
+          <w:szCs w:val="26"/>
+          <w:rtl/>
+        </w:rPr>
+        <w:t xml:space="preserve"> الظلمة. سكان الأرض سيندهشون من هذه الصورة لقيام المملكة الرومانية، ومن ثم سيتبع كل العالم الوحش (إصحاح 13: 3). العالم سيُغوى عندما سيكون للوحش طابع قيام المملكة الرومانية التي كانت خربة منذ قرون من السنين. المرأة جالسة على الوحش وتتحكم به إلى ان تظهر الملوك العشرة ضد هذه الزانية، ويبغضونها ويُخربوها. إنها السلطة الروحية، ديانة العالم، التي إلى الآن تسلطت على السلطة المدنية، على السلطة العالمية، ومن ثم ستحكم ولفترة ما، لكن (إصحاح 17: 16) القرون سينفضون هذه الهيئة الظاهرة من المسيحية الفاسدة، لا لكي تخضع للرب، وإنما لتسلّم سلطتها لسُلطة الوحش المسيطرة ومن ثم لتحارب الحمل.</w:t>
+      </w:r>
+    </w:p>
+  </w:footnote>
+  <w:footnote w:id="7">
+    <w:p>
+      <w:pPr>
+        <w:pStyle w:val="FootnoteText"/>
+        <w:jc w:val="both"/>
+        <w:rPr>
+          <w:rFonts w:ascii="Sakkal Majalla" w:hAnsi="Sakkal Majalla" w:cs="Sakkal Majalla"/>
+          <w:b/>
+          <w:bCs/>
+          <w:sz w:val="26"/>
+          <w:szCs w:val="26"/>
+          <w:rtl/>
+        </w:rPr>
+      </w:pPr>
+      <w:r>
+        <w:rPr>
+          <w:rFonts w:ascii="Sakkal Majalla" w:hAnsi="Sakkal Majalla" w:cs="Sakkal Majalla"/>
+          <w:b/>
+          <w:bCs/>
+          <w:sz w:val="26"/>
+          <w:szCs w:val="26"/>
+        </w:rPr>
+        <w:footnoteRef/>
+      </w:r>
+      <w:r>
+        <w:rPr>
+          <w:rFonts w:ascii="Sakkal Majalla" w:hAnsi="Sakkal Majalla" w:cs="Sakkal Majalla"/>
+          <w:b/>
+          <w:bCs/>
+          <w:sz w:val="26"/>
+          <w:szCs w:val="26"/>
+          <w:rtl/>
+        </w:rPr>
+        <w:t xml:space="preserve"> </w:t>
+      </w:r>
+      <w:r>
+        <w:rPr>
+          <w:rFonts w:ascii="Sakkal Majalla" w:hAnsi="Sakkal Majalla" w:cs="Sakkal Majalla" w:hint="cs"/>
+          <w:b/>
+          <w:bCs/>
+          <w:sz w:val="26"/>
+          <w:szCs w:val="26"/>
+          <w:rtl/>
+        </w:rPr>
+        <w:t>وهذا بواسطة الأمور التي لها رنين في العالم والذي هو  بالمناسبة دائمًا هو الحال عندما يريد المرء بأن يتفاخر</w:t>
+      </w:r>
+      <w:r>
+        <w:rPr>
+          <w:rFonts w:ascii="Sakkal Majalla" w:hAnsi="Sakkal Majalla" w:cs="Sakkal Majalla" w:hint="cs"/>
+          <w:b/>
+          <w:bCs/>
+          <w:sz w:val="26"/>
+          <w:szCs w:val="26"/>
+          <w:rtl/>
+        </w:rPr>
+        <w:t xml:space="preserve"> في ظهوره</w:t>
+      </w:r>
+      <w:r>
+        <w:rPr>
+          <w:rFonts w:ascii="Sakkal Majalla" w:hAnsi="Sakkal Majalla" w:cs="Sakkal Majalla" w:hint="cs"/>
+          <w:b/>
+          <w:bCs/>
+          <w:sz w:val="26"/>
+          <w:szCs w:val="26"/>
+          <w:rtl/>
+        </w:rPr>
+        <w:t>.</w:t>
+      </w:r>
+    </w:p>
+  </w:footnote>
+  <w:footnote w:id="8">
+    <w:p>
+      <w:pPr>
+        <w:pStyle w:val="FootnoteText"/>
+        <w:jc w:val="both"/>
+        <w:rPr>
+          <w:rFonts w:ascii="Sakkal Majalla" w:hAnsi="Sakkal Majalla" w:cs="Sakkal Majalla"/>
+          <w:b/>
+          <w:bCs/>
+          <w:sz w:val="26"/>
+          <w:szCs w:val="26"/>
+          <w:rtl/>
+        </w:rPr>
+      </w:pPr>
+      <w:r>
+        <w:rPr>
+          <w:rFonts w:ascii="Sakkal Majalla" w:hAnsi="Sakkal Majalla" w:cs="Sakkal Majalla"/>
+          <w:b/>
+          <w:bCs/>
+          <w:sz w:val="26"/>
+          <w:szCs w:val="26"/>
+        </w:rPr>
+        <w:footnoteRef/>
+      </w:r>
+      <w:r>
+        <w:rPr>
+          <w:rFonts w:ascii="Sakkal Majalla" w:hAnsi="Sakkal Majalla" w:cs="Sakkal Majalla"/>
+          <w:b/>
+          <w:bCs/>
+          <w:sz w:val="26"/>
+          <w:szCs w:val="26"/>
+          <w:rtl/>
+        </w:rPr>
+        <w:t xml:space="preserve"> </w:t>
+      </w:r>
+      <w:r>
+        <w:rPr>
+          <w:rFonts w:ascii="Sakkal Majalla" w:hAnsi="Sakkal Majalla" w:cs="Sakkal Majalla" w:hint="cs"/>
+          <w:b/>
+          <w:bCs/>
+          <w:sz w:val="26"/>
+          <w:szCs w:val="26"/>
+          <w:rtl/>
+        </w:rPr>
+        <w:t>تكوين 10: 10؛ شنعار هي الأرض التي بُنيت عليها بابل، والاثم يعود إلى هناك. زكريا 5: 11؛ هناك مقرها (انظر أيضًا دانيال 1 و 2)</w:t>
+      </w:r>
+    </w:p>
+  </w:footnote>
+</w:footnotes>
 </file>
 
 <file path=word/styles.xml><?xml version="1.0" encoding="utf-8"?>
@@ -404,7 +7322,7 @@
       </w:pPr>
     </w:pPrDefault>
   </w:docDefaults>
-  <w:latentStyles w:defLockedState="0" w:defUIPriority="99" w:defSemiHidden="0" w:defUnhideWhenUsed="0" w:defQFormat="0" w:count="375">
+  <w:latentStyles w:defLockedState="0" w:defUIPriority="99" w:defSemiHidden="0" w:defUnhideWhenUsed="0" w:defQFormat="0" w:count="376">
     <w:lsdException w:name="Normal" w:uiPriority="0" w:qFormat="1"/>
     <w:lsdException w:name="heading 1" w:uiPriority="9" w:qFormat="1"/>
     <w:lsdException w:name="heading 2" w:semiHidden="1" w:uiPriority="9" w:unhideWhenUsed="1" w:qFormat="1"/>
@@ -780,6 +7698,7 @@
     <w:lsdException w:name="Smart Hyperlink" w:semiHidden="1" w:unhideWhenUsed="1"/>
     <w:lsdException w:name="Hashtag" w:semiHidden="1" w:unhideWhenUsed="1"/>
     <w:lsdException w:name="Unresolved Mention" w:semiHidden="1" w:unhideWhenUsed="1"/>
+    <w:lsdException w:name="Smart Link" w:semiHidden="1" w:unhideWhenUsed="1"/>
   </w:latentStyles>
   <w:style w:type="paragraph" w:default="1" w:styleId="Normal">
     <w:name w:val="Normal"/>
@@ -817,6 +7736,81 @@
     <w:uiPriority w:val="99"/>
     <w:semiHidden/>
     <w:unhideWhenUsed/>
+  </w:style>
+  <w:style w:type="paragraph" w:styleId="FootnoteText">
+    <w:name w:val="footnote text"/>
+    <w:basedOn w:val="Normal"/>
+    <w:link w:val="FootnoteTextChar"/>
+    <w:uiPriority w:val="99"/>
+    <w:semiHidden/>
+    <w:unhideWhenUsed/>
+    <w:rsid w:val="007529F6"/>
+    <w:pPr>
+      <w:spacing w:after="0" w:line="240" w:lineRule="auto"/>
+    </w:pPr>
+    <w:rPr>
+      <w:sz w:val="20"/>
+      <w:szCs w:val="20"/>
+    </w:rPr>
+  </w:style>
+  <w:style w:type="character" w:customStyle="1" w:styleId="FootnoteTextChar">
+    <w:name w:val="Footnote Text Char"/>
+    <w:basedOn w:val="DefaultParagraphFont"/>
+    <w:link w:val="FootnoteText"/>
+    <w:uiPriority w:val="99"/>
+    <w:semiHidden/>
+    <w:rsid w:val="007529F6"/>
+    <w:rPr>
+      <w:sz w:val="20"/>
+      <w:szCs w:val="20"/>
+      <w:lang w:bidi="ar-EG"/>
+    </w:rPr>
+  </w:style>
+  <w:style w:type="character" w:styleId="FootnoteReference">
+    <w:name w:val="footnote reference"/>
+    <w:basedOn w:val="DefaultParagraphFont"/>
+    <w:uiPriority w:val="99"/>
+    <w:semiHidden/>
+    <w:unhideWhenUsed/>
+    <w:rsid w:val="007529F6"/>
+    <w:rPr>
+      <w:vertAlign w:val="superscript"/>
+    </w:rPr>
+  </w:style>
+  <w:style w:type="character" w:styleId="Hyperlink">
+    <w:name w:val="Hyperlink"/>
+    <w:basedOn w:val="DefaultParagraphFont"/>
+    <w:uiPriority w:val="99"/>
+    <w:unhideWhenUsed/>
+    <w:rsid w:val="002F414A"/>
+    <w:rPr>
+      <w:color w:val="0563C1" w:themeColor="hyperlink"/>
+      <w:u w:val="single"/>
+    </w:rPr>
+  </w:style>
+  <w:style w:type="character" w:styleId="UnresolvedMention">
+    <w:name w:val="Unresolved Mention"/>
+    <w:basedOn w:val="DefaultParagraphFont"/>
+    <w:uiPriority w:val="99"/>
+    <w:semiHidden/>
+    <w:unhideWhenUsed/>
+    <w:rsid w:val="002F414A"/>
+    <w:rPr>
+      <w:color w:val="605E5C"/>
+      <w:shd w:val="clear" w:color="auto" w:fill="E1DFDD"/>
+    </w:rPr>
+  </w:style>
+  <w:style w:type="character" w:styleId="FollowedHyperlink">
+    <w:name w:val="FollowedHyperlink"/>
+    <w:basedOn w:val="DefaultParagraphFont"/>
+    <w:uiPriority w:val="99"/>
+    <w:semiHidden/>
+    <w:unhideWhenUsed/>
+    <w:rsid w:val="00A92079"/>
+    <w:rPr>
+      <w:color w:val="954F72" w:themeColor="followedHyperlink"/>
+      <w:u w:val="single"/>
+    </w:rPr>
   </w:style>
 </w:styles>
 </file>
@@ -1114,4 +8108,16 @@
     </a:ext>
   </a:extLst>
 </a:theme>
+</file>
+
+<file path=customXml/item1.xml><?xml version="1.0" encoding="utf-8"?>
+<b:Sources xmlns:b="http://schemas.openxmlformats.org/officeDocument/2006/bibliography" xmlns="http://schemas.openxmlformats.org/officeDocument/2006/bibliography" SelectedStyle="\APASixthEditionOfficeOnline.xsl" StyleName="APA" Version="6"/>
+</file>
+
+<file path=customXml/itemProps1.xml><?xml version="1.0" encoding="utf-8"?>
+<ds:datastoreItem xmlns:ds="http://schemas.openxmlformats.org/officeDocument/2006/customXml" ds:itemID="{9680CE9A-9069-4AE9-A0B9-5B2BE77A4C91}">
+  <ds:schemaRefs>
+    <ds:schemaRef ds:uri="http://schemas.openxmlformats.org/officeDocument/2006/bibliography"/>
+  </ds:schemaRefs>
+</ds:datastoreItem>
 </file>